--- a/course-work/docs/report/course-work.docx
+++ b/course-work/docs/report/course-work.docx
@@ -1508,7 +1508,7 @@
               <w:sz w:val="24"/>
               <w:szCs w:val="24"/>
               <w:bdr w:val="none" w:sz="0" w:space="0" w:color="auto"/>
-              <w:lang w:val="en-UA" w:eastAsia="en-US"/>
+              <w:lang w:val="en-UA" w:eastAsia="en-GB"/>
             </w:rPr>
           </w:pPr>
           <w:r>
@@ -1529,11 +1529,10 @@
             </w:rPr>
             <w:fldChar w:fldCharType="separate"/>
           </w:r>
-          <w:hyperlink w:anchor="_Toc158713962" w:history="1">
+          <w:hyperlink w:anchor="_Toc224694562" w:history="1">
             <w:r>
               <w:rPr>
                 <w:rStyle w:val="Hyperlink"/>
-                <w:b/>
               </w:rPr>
               <w:t>ВСТУП</w:t>
             </w:r>
@@ -1553,7 +1552,7 @@
               <w:rPr>
                 <w:webHidden/>
               </w:rPr>
-              <w:instrText xml:space="preserve"> PAGEREF _Toc158713962 \h </w:instrText>
+              <w:instrText xml:space="preserve"> PAGEREF _Toc224694562 \h </w:instrText>
             </w:r>
             <w:r>
               <w:rPr>
@@ -1570,7 +1569,7 @@
               <w:rPr>
                 <w:webHidden/>
               </w:rPr>
-              <w:t>5</w:t>
+              <w:t>6</w:t>
             </w:r>
             <w:r>
               <w:rPr>
@@ -1589,14 +1588,13 @@
               <w:sz w:val="24"/>
               <w:szCs w:val="24"/>
               <w:bdr w:val="none" w:sz="0" w:space="0" w:color="auto"/>
-              <w:lang w:val="en-UA" w:eastAsia="en-US"/>
+              <w:lang w:val="en-UA" w:eastAsia="en-GB"/>
             </w:rPr>
           </w:pPr>
-          <w:hyperlink w:anchor="_Toc158713963" w:history="1">
+          <w:hyperlink w:anchor="_Toc224694563" w:history="1">
             <w:r>
               <w:rPr>
                 <w:rStyle w:val="Hyperlink"/>
-                <w:b/>
               </w:rPr>
               <w:t>1 ОПИС АЛГОРИТМУ ТА ЙОГО ВІДОМИХ ПАРАЛЕЛЬНИХ РЕАЛІЗАЦІЙ</w:t>
             </w:r>
@@ -1616,7 +1614,7 @@
               <w:rPr>
                 <w:webHidden/>
               </w:rPr>
-              <w:instrText xml:space="preserve"> PAGEREF _Toc158713963 \h </w:instrText>
+              <w:instrText xml:space="preserve"> PAGEREF _Toc224694563 \h </w:instrText>
             </w:r>
             <w:r>
               <w:rPr>
@@ -1633,7 +1631,7 @@
               <w:rPr>
                 <w:webHidden/>
               </w:rPr>
-              <w:t>6</w:t>
+              <w:t>8</w:t>
             </w:r>
             <w:r>
               <w:rPr>
@@ -1654,21 +1652,35 @@
               <w:noProof/>
               <w:sz w:val="24"/>
               <w:szCs w:val="24"/>
-              <w:lang w:val="en-UA"/>
+              <w:lang w:val="en-UA" w:eastAsia="en-GB"/>
             </w:rPr>
           </w:pPr>
-          <w:hyperlink w:anchor="_Toc158713964" w:history="1">
+          <w:hyperlink w:anchor="_Toc224694564" w:history="1">
             <w:r>
               <w:rPr>
                 <w:rStyle w:val="Hyperlink"/>
-                <w:rFonts w:eastAsia="Arial Unicode MS" w:cs="Times New Roman"/>
-                <w:b/>
-                <w:bCs/>
+                <w:rFonts w:eastAsia="Arial Unicode MS"/>
                 <w:noProof/>
                 <w:bdr w:val="nil"/>
                 <w:lang w:val="uk-UA" w:eastAsia="ru-RU"/>
               </w:rPr>
-              <w:t>1.1 Назва підрозділу</w:t>
+              <w:t>1</w:t>
+            </w:r>
+            <w:r>
+              <w:rPr>
+                <w:rStyle w:val="Hyperlink"/>
+                <w:noProof/>
+              </w:rPr>
+              <w:t xml:space="preserve">.1 </w:t>
+            </w:r>
+            <w:r>
+              <w:rPr>
+                <w:rStyle w:val="Hyperlink"/>
+                <w:bCs/>
+                <w:noProof/>
+                <w:lang w:val="en-UA"/>
+              </w:rPr>
+              <w:t>Загальна характеристика алгоритму бітонічного сортування</w:t>
             </w:r>
             <w:r>
               <w:rPr>
@@ -1689,7 +1701,7 @@
                 <w:noProof/>
                 <w:webHidden/>
               </w:rPr>
-              <w:instrText xml:space="preserve"> PAGEREF _Toc158713964 \h </w:instrText>
+              <w:instrText xml:space="preserve"> PAGEREF _Toc224694564 \h </w:instrText>
             </w:r>
             <w:r>
               <w:rPr>
@@ -1709,7 +1721,7 @@
                 <w:noProof/>
                 <w:webHidden/>
               </w:rPr>
-              <w:t>6</w:t>
+              <w:t>8</w:t>
             </w:r>
             <w:r>
               <w:rPr>
@@ -1731,21 +1743,24 @@
               <w:noProof/>
               <w:sz w:val="24"/>
               <w:szCs w:val="24"/>
-              <w:lang w:val="en-UA"/>
+              <w:lang w:val="en-UA" w:eastAsia="en-GB"/>
             </w:rPr>
           </w:pPr>
-          <w:hyperlink w:anchor="_Toc158713965" w:history="1">
+          <w:hyperlink w:anchor="_Toc224694565" w:history="1">
             <w:r>
               <w:rPr>
                 <w:rStyle w:val="Hyperlink"/>
-                <w:rFonts w:eastAsia="Arial Unicode MS" w:cs="Times New Roman"/>
-                <w:b/>
-                <w:bCs/>
                 <w:noProof/>
-                <w:bdr w:val="nil"/>
-                <w:lang w:val="uk-UA" w:eastAsia="ru-RU"/>
-              </w:rPr>
-              <w:t>1.2 Назва підрозділу</w:t>
+              </w:rPr>
+              <w:t xml:space="preserve">1.2 </w:t>
+            </w:r>
+            <w:r>
+              <w:rPr>
+                <w:rStyle w:val="Hyperlink"/>
+                <w:noProof/>
+                <w:lang w:val="uk-UA"/>
+              </w:rPr>
+              <w:t>Псевдокод алгоритму</w:t>
             </w:r>
             <w:r>
               <w:rPr>
@@ -1766,7 +1781,7 @@
                 <w:noProof/>
                 <w:webHidden/>
               </w:rPr>
-              <w:instrText xml:space="preserve"> PAGEREF _Toc158713965 \h </w:instrText>
+              <w:instrText xml:space="preserve"> PAGEREF _Toc224694565 \h </w:instrText>
             </w:r>
             <w:r>
               <w:rPr>
@@ -1786,452 +1801,11 @@
                 <w:noProof/>
                 <w:webHidden/>
               </w:rPr>
-              <w:t>6</w:t>
+              <w:t>10</w:t>
             </w:r>
             <w:r>
               <w:rPr>
                 <w:noProof/>
-                <w:webHidden/>
-              </w:rPr>
-              <w:fldChar w:fldCharType="end"/>
-            </w:r>
-          </w:hyperlink>
-        </w:p>
-        <w:p>
-          <w:pPr>
-            <w:pStyle w:val="TOC1"/>
-            <w:rPr>
-              <w:rFonts w:asciiTheme="minorHAnsi" w:eastAsiaTheme="minorEastAsia" w:hAnsiTheme="minorHAnsi" w:cstheme="minorBidi"/>
-              <w:bCs w:val="0"/>
-              <w:sz w:val="24"/>
-              <w:szCs w:val="24"/>
-              <w:bdr w:val="none" w:sz="0" w:space="0" w:color="auto"/>
-              <w:lang w:val="en-UA" w:eastAsia="en-US"/>
-            </w:rPr>
-          </w:pPr>
-          <w:hyperlink w:anchor="_Toc158713966" w:history="1">
-            <w:r>
-              <w:rPr>
-                <w:rStyle w:val="Hyperlink"/>
-                <w:b/>
-              </w:rPr>
-              <w:t>2 РОЗРОБКА ПОСЛІДОВНОГО АЛГОРИТМУ ТА АНАЛІЗ ЙОГО ШВИДКОДІЇ</w:t>
-            </w:r>
-            <w:r>
-              <w:rPr>
-                <w:webHidden/>
-              </w:rPr>
-              <w:tab/>
-            </w:r>
-            <w:r>
-              <w:rPr>
-                <w:webHidden/>
-              </w:rPr>
-              <w:fldChar w:fldCharType="begin"/>
-            </w:r>
-            <w:r>
-              <w:rPr>
-                <w:webHidden/>
-              </w:rPr>
-              <w:instrText xml:space="preserve"> PAGEREF _Toc158713966 \h </w:instrText>
-            </w:r>
-            <w:r>
-              <w:rPr>
-                <w:webHidden/>
-              </w:rPr>
-            </w:r>
-            <w:r>
-              <w:rPr>
-                <w:webHidden/>
-              </w:rPr>
-              <w:fldChar w:fldCharType="separate"/>
-            </w:r>
-            <w:r>
-              <w:rPr>
-                <w:webHidden/>
-              </w:rPr>
-              <w:t>7</w:t>
-            </w:r>
-            <w:r>
-              <w:rPr>
-                <w:webHidden/>
-              </w:rPr>
-              <w:fldChar w:fldCharType="end"/>
-            </w:r>
-          </w:hyperlink>
-        </w:p>
-        <w:p>
-          <w:pPr>
-            <w:pStyle w:val="TOC1"/>
-            <w:rPr>
-              <w:rFonts w:asciiTheme="minorHAnsi" w:eastAsiaTheme="minorEastAsia" w:hAnsiTheme="minorHAnsi" w:cstheme="minorBidi"/>
-              <w:bCs w:val="0"/>
-              <w:sz w:val="24"/>
-              <w:szCs w:val="24"/>
-              <w:bdr w:val="none" w:sz="0" w:space="0" w:color="auto"/>
-              <w:lang w:val="en-UA" w:eastAsia="en-US"/>
-            </w:rPr>
-          </w:pPr>
-          <w:hyperlink w:anchor="_Toc158713967" w:history="1">
-            <w:r>
-              <w:rPr>
-                <w:rStyle w:val="Hyperlink"/>
-                <w:b/>
-              </w:rPr>
-              <w:t>3 ВИБІР ПРОГРАМНОГО ЗАБЕЗПЕЧЕННЯ ДЛЯ РОЗРОБКИ ПАРАЛЕЛЬНИХ ОБЧИСЛЕНЬ ТА ЙОГО КОРОТКИЙ ОПИС</w:t>
-            </w:r>
-            <w:r>
-              <w:rPr>
-                <w:webHidden/>
-              </w:rPr>
-              <w:tab/>
-            </w:r>
-            <w:r>
-              <w:rPr>
-                <w:webHidden/>
-              </w:rPr>
-              <w:fldChar w:fldCharType="begin"/>
-            </w:r>
-            <w:r>
-              <w:rPr>
-                <w:webHidden/>
-              </w:rPr>
-              <w:instrText xml:space="preserve"> PAGEREF _Toc158713967 \h </w:instrText>
-            </w:r>
-            <w:r>
-              <w:rPr>
-                <w:webHidden/>
-              </w:rPr>
-            </w:r>
-            <w:r>
-              <w:rPr>
-                <w:webHidden/>
-              </w:rPr>
-              <w:fldChar w:fldCharType="separate"/>
-            </w:r>
-            <w:r>
-              <w:rPr>
-                <w:webHidden/>
-              </w:rPr>
-              <w:t>8</w:t>
-            </w:r>
-            <w:r>
-              <w:rPr>
-                <w:webHidden/>
-              </w:rPr>
-              <w:fldChar w:fldCharType="end"/>
-            </w:r>
-          </w:hyperlink>
-        </w:p>
-        <w:p>
-          <w:pPr>
-            <w:pStyle w:val="TOC1"/>
-            <w:rPr>
-              <w:rFonts w:asciiTheme="minorHAnsi" w:eastAsiaTheme="minorEastAsia" w:hAnsiTheme="minorHAnsi" w:cstheme="minorBidi"/>
-              <w:bCs w:val="0"/>
-              <w:sz w:val="24"/>
-              <w:szCs w:val="24"/>
-              <w:bdr w:val="none" w:sz="0" w:space="0" w:color="auto"/>
-              <w:lang w:val="en-UA" w:eastAsia="en-US"/>
-            </w:rPr>
-          </w:pPr>
-          <w:hyperlink w:anchor="_Toc158713968" w:history="1">
-            <w:r>
-              <w:rPr>
-                <w:rStyle w:val="Hyperlink"/>
-                <w:b/>
-              </w:rPr>
-              <w:t>4 РОЗРОБКА ПАРАЛЕЛЬНОГО АЛГОРИТМУ З ВИКОРИСТАННЯМ ОБРАНОГО ПРОГРАМНОГО ЗАБЕЗПЕЧЕННЯ: ПРОЕКТУВАННЯ, РЕАЛІЗАЦІЯ, ТЕСТУВАННЯ</w:t>
-            </w:r>
-            <w:r>
-              <w:rPr>
-                <w:webHidden/>
-              </w:rPr>
-              <w:tab/>
-            </w:r>
-            <w:r>
-              <w:rPr>
-                <w:webHidden/>
-              </w:rPr>
-              <w:fldChar w:fldCharType="begin"/>
-            </w:r>
-            <w:r>
-              <w:rPr>
-                <w:webHidden/>
-              </w:rPr>
-              <w:instrText xml:space="preserve"> PAGEREF _Toc158713968 \h </w:instrText>
-            </w:r>
-            <w:r>
-              <w:rPr>
-                <w:webHidden/>
-              </w:rPr>
-            </w:r>
-            <w:r>
-              <w:rPr>
-                <w:webHidden/>
-              </w:rPr>
-              <w:fldChar w:fldCharType="separate"/>
-            </w:r>
-            <w:r>
-              <w:rPr>
-                <w:webHidden/>
-              </w:rPr>
-              <w:t>9</w:t>
-            </w:r>
-            <w:r>
-              <w:rPr>
-                <w:webHidden/>
-              </w:rPr>
-              <w:fldChar w:fldCharType="end"/>
-            </w:r>
-          </w:hyperlink>
-        </w:p>
-        <w:p>
-          <w:pPr>
-            <w:pStyle w:val="TOC1"/>
-            <w:rPr>
-              <w:rFonts w:asciiTheme="minorHAnsi" w:eastAsiaTheme="minorEastAsia" w:hAnsiTheme="minorHAnsi" w:cstheme="minorBidi"/>
-              <w:bCs w:val="0"/>
-              <w:sz w:val="24"/>
-              <w:szCs w:val="24"/>
-              <w:bdr w:val="none" w:sz="0" w:space="0" w:color="auto"/>
-              <w:lang w:val="en-UA" w:eastAsia="en-US"/>
-            </w:rPr>
-          </w:pPr>
-          <w:hyperlink w:anchor="_Toc158713969" w:history="1">
-            <w:r>
-              <w:rPr>
-                <w:rStyle w:val="Hyperlink"/>
-                <w:b/>
-              </w:rPr>
-              <w:t>5 ДОСЛІДЖЕННЯ ЕФЕКТИВНОСТІ ПАРАЛЕЛЬНИХ ОБЧИСЛЕНЬ АЛГОРИТМУ</w:t>
-            </w:r>
-            <w:r>
-              <w:rPr>
-                <w:webHidden/>
-              </w:rPr>
-              <w:tab/>
-            </w:r>
-            <w:r>
-              <w:rPr>
-                <w:webHidden/>
-              </w:rPr>
-              <w:fldChar w:fldCharType="begin"/>
-            </w:r>
-            <w:r>
-              <w:rPr>
-                <w:webHidden/>
-              </w:rPr>
-              <w:instrText xml:space="preserve"> PAGEREF _Toc158713969 \h </w:instrText>
-            </w:r>
-            <w:r>
-              <w:rPr>
-                <w:webHidden/>
-              </w:rPr>
-            </w:r>
-            <w:r>
-              <w:rPr>
-                <w:webHidden/>
-              </w:rPr>
-              <w:fldChar w:fldCharType="separate"/>
-            </w:r>
-            <w:r>
-              <w:rPr>
-                <w:webHidden/>
-              </w:rPr>
-              <w:t>10</w:t>
-            </w:r>
-            <w:r>
-              <w:rPr>
-                <w:webHidden/>
-              </w:rPr>
-              <w:fldChar w:fldCharType="end"/>
-            </w:r>
-          </w:hyperlink>
-        </w:p>
-        <w:p>
-          <w:pPr>
-            <w:pStyle w:val="TOC1"/>
-            <w:rPr>
-              <w:rFonts w:asciiTheme="minorHAnsi" w:eastAsiaTheme="minorEastAsia" w:hAnsiTheme="minorHAnsi" w:cstheme="minorBidi"/>
-              <w:bCs w:val="0"/>
-              <w:sz w:val="24"/>
-              <w:szCs w:val="24"/>
-              <w:bdr w:val="none" w:sz="0" w:space="0" w:color="auto"/>
-              <w:lang w:val="en-UA" w:eastAsia="en-US"/>
-            </w:rPr>
-          </w:pPr>
-          <w:hyperlink w:anchor="_Toc158713970" w:history="1">
-            <w:r>
-              <w:rPr>
-                <w:rStyle w:val="Hyperlink"/>
-                <w:b/>
-              </w:rPr>
-              <w:t>ВИСНОВКИ</w:t>
-            </w:r>
-            <w:r>
-              <w:rPr>
-                <w:webHidden/>
-              </w:rPr>
-              <w:tab/>
-            </w:r>
-            <w:r>
-              <w:rPr>
-                <w:webHidden/>
-              </w:rPr>
-              <w:fldChar w:fldCharType="begin"/>
-            </w:r>
-            <w:r>
-              <w:rPr>
-                <w:webHidden/>
-              </w:rPr>
-              <w:instrText xml:space="preserve"> PAGEREF _Toc158713970 \h </w:instrText>
-            </w:r>
-            <w:r>
-              <w:rPr>
-                <w:webHidden/>
-              </w:rPr>
-            </w:r>
-            <w:r>
-              <w:rPr>
-                <w:webHidden/>
-              </w:rPr>
-              <w:fldChar w:fldCharType="separate"/>
-            </w:r>
-            <w:r>
-              <w:rPr>
-                <w:webHidden/>
-              </w:rPr>
-              <w:t>11</w:t>
-            </w:r>
-            <w:r>
-              <w:rPr>
-                <w:webHidden/>
-              </w:rPr>
-              <w:fldChar w:fldCharType="end"/>
-            </w:r>
-          </w:hyperlink>
-        </w:p>
-        <w:p>
-          <w:pPr>
-            <w:pStyle w:val="TOC1"/>
-            <w:rPr>
-              <w:rFonts w:asciiTheme="minorHAnsi" w:eastAsiaTheme="minorEastAsia" w:hAnsiTheme="minorHAnsi" w:cstheme="minorBidi"/>
-              <w:bCs w:val="0"/>
-              <w:sz w:val="24"/>
-              <w:szCs w:val="24"/>
-              <w:bdr w:val="none" w:sz="0" w:space="0" w:color="auto"/>
-              <w:lang w:val="en-UA" w:eastAsia="en-US"/>
-            </w:rPr>
-          </w:pPr>
-          <w:hyperlink w:anchor="_Toc158713971" w:history="1">
-            <w:r>
-              <w:rPr>
-                <w:rStyle w:val="Hyperlink"/>
-                <w:b/>
-              </w:rPr>
-              <w:t>СПИСОК ВИКОРИСТАНИХ ДЖЕРЕЛ</w:t>
-            </w:r>
-            <w:r>
-              <w:rPr>
-                <w:webHidden/>
-              </w:rPr>
-              <w:tab/>
-            </w:r>
-            <w:r>
-              <w:rPr>
-                <w:webHidden/>
-              </w:rPr>
-              <w:fldChar w:fldCharType="begin"/>
-            </w:r>
-            <w:r>
-              <w:rPr>
-                <w:webHidden/>
-              </w:rPr>
-              <w:instrText xml:space="preserve"> PAGEREF _Toc158713971 \h </w:instrText>
-            </w:r>
-            <w:r>
-              <w:rPr>
-                <w:webHidden/>
-              </w:rPr>
-            </w:r>
-            <w:r>
-              <w:rPr>
-                <w:webHidden/>
-              </w:rPr>
-              <w:fldChar w:fldCharType="separate"/>
-            </w:r>
-            <w:r>
-              <w:rPr>
-                <w:webHidden/>
-              </w:rPr>
-              <w:t>12</w:t>
-            </w:r>
-            <w:r>
-              <w:rPr>
-                <w:webHidden/>
-              </w:rPr>
-              <w:fldChar w:fldCharType="end"/>
-            </w:r>
-          </w:hyperlink>
-        </w:p>
-        <w:p>
-          <w:pPr>
-            <w:pStyle w:val="TOC1"/>
-            <w:rPr>
-              <w:rFonts w:asciiTheme="minorHAnsi" w:eastAsiaTheme="minorEastAsia" w:hAnsiTheme="minorHAnsi" w:cstheme="minorBidi"/>
-              <w:bCs w:val="0"/>
-              <w:sz w:val="24"/>
-              <w:szCs w:val="24"/>
-              <w:bdr w:val="none" w:sz="0" w:space="0" w:color="auto"/>
-              <w:lang w:val="en-UA" w:eastAsia="en-US"/>
-            </w:rPr>
-          </w:pPr>
-          <w:hyperlink w:anchor="_Toc158713972" w:history="1">
-            <w:r>
-              <w:rPr>
-                <w:rStyle w:val="Hyperlink"/>
-                <w:b/>
-              </w:rPr>
-              <w:t>ДОДАТКИ</w:t>
-            </w:r>
-            <w:r>
-              <w:rPr>
-                <w:webHidden/>
-              </w:rPr>
-              <w:tab/>
-            </w:r>
-            <w:r>
-              <w:rPr>
-                <w:webHidden/>
-              </w:rPr>
-              <w:fldChar w:fldCharType="begin"/>
-            </w:r>
-            <w:r>
-              <w:rPr>
-                <w:webHidden/>
-              </w:rPr>
-              <w:instrText xml:space="preserve"> PAGEREF _Toc158713972 \h </w:instrText>
-            </w:r>
-            <w:r>
-              <w:rPr>
-                <w:webHidden/>
-              </w:rPr>
-            </w:r>
-            <w:r>
-              <w:rPr>
-                <w:webHidden/>
-              </w:rPr>
-              <w:fldChar w:fldCharType="separate"/>
-            </w:r>
-            <w:r>
-              <w:rPr>
-                <w:webHidden/>
-              </w:rPr>
-              <w:t>13</w:t>
-            </w:r>
-            <w:r>
-              <w:rPr>
                 <w:webHidden/>
               </w:rPr>
               <w:fldChar w:fldCharType="end"/>
@@ -2249,21 +1823,39 @@
               <w:noProof/>
               <w:sz w:val="24"/>
               <w:szCs w:val="24"/>
-              <w:lang w:val="en-UA"/>
+              <w:lang w:val="en-UA" w:eastAsia="en-GB"/>
             </w:rPr>
           </w:pPr>
-          <w:hyperlink w:anchor="_Toc158713973" w:history="1">
+          <w:hyperlink w:anchor="_Toc224694566" w:history="1">
             <w:r>
               <w:rPr>
                 <w:rStyle w:val="Hyperlink"/>
-                <w:rFonts w:eastAsia="Arial Unicode MS" w:cs="Times New Roman"/>
-                <w:b/>
-                <w:bCs/>
                 <w:noProof/>
-                <w:bdr w:val="nil"/>
-                <w:lang w:val="uk-UA" w:eastAsia="ru-RU"/>
-              </w:rPr>
-              <w:t>Додаток А. Нзава додатку</w:t>
+              </w:rPr>
+              <w:t>1.</w:t>
+            </w:r>
+            <w:r>
+              <w:rPr>
+                <w:rStyle w:val="Hyperlink"/>
+                <w:noProof/>
+                <w:lang w:val="en-US"/>
+              </w:rPr>
+              <w:t>3</w:t>
+            </w:r>
+            <w:r>
+              <w:rPr>
+                <w:rStyle w:val="Hyperlink"/>
+                <w:noProof/>
+              </w:rPr>
+              <w:t xml:space="preserve"> </w:t>
+            </w:r>
+            <w:r>
+              <w:rPr>
+                <w:rStyle w:val="Hyperlink"/>
+                <w:noProof/>
+                <w:lang w:val="uk-UA"/>
+              </w:rPr>
+              <w:t>Відомі паралельні реалізації алгоритму</w:t>
             </w:r>
             <w:r>
               <w:rPr>
@@ -2284,7 +1876,7 @@
                 <w:noProof/>
                 <w:webHidden/>
               </w:rPr>
-              <w:instrText xml:space="preserve"> PAGEREF _Toc158713973 \h </w:instrText>
+              <w:instrText xml:space="preserve"> PAGEREF _Toc224694566 \h </w:instrText>
             </w:r>
             <w:r>
               <w:rPr>
@@ -2304,7 +1896,7 @@
                 <w:noProof/>
                 <w:webHidden/>
               </w:rPr>
-              <w:t>13</w:t>
+              <w:t>10</w:t>
             </w:r>
             <w:r>
               <w:rPr>
@@ -2326,21 +1918,39 @@
               <w:noProof/>
               <w:sz w:val="24"/>
               <w:szCs w:val="24"/>
-              <w:lang w:val="en-UA"/>
+              <w:lang w:val="en-UA" w:eastAsia="en-GB"/>
             </w:rPr>
           </w:pPr>
-          <w:hyperlink w:anchor="_Toc158713974" w:history="1">
+          <w:hyperlink w:anchor="_Toc224694567" w:history="1">
             <w:r>
               <w:rPr>
                 <w:rStyle w:val="Hyperlink"/>
-                <w:rFonts w:eastAsia="Arial Unicode MS" w:cs="Times New Roman"/>
-                <w:b/>
-                <w:bCs/>
                 <w:noProof/>
-                <w:bdr w:val="nil"/>
-                <w:lang w:val="uk-UA" w:eastAsia="ru-RU"/>
-              </w:rPr>
-              <w:t>Додаток Б. Назва додатку</w:t>
+              </w:rPr>
+              <w:t>1.</w:t>
+            </w:r>
+            <w:r>
+              <w:rPr>
+                <w:rStyle w:val="Hyperlink"/>
+                <w:noProof/>
+                <w:lang w:val="uk-UA"/>
+              </w:rPr>
+              <w:t>4</w:t>
+            </w:r>
+            <w:r>
+              <w:rPr>
+                <w:rStyle w:val="Hyperlink"/>
+                <w:noProof/>
+              </w:rPr>
+              <w:t xml:space="preserve"> </w:t>
+            </w:r>
+            <w:r>
+              <w:rPr>
+                <w:rStyle w:val="Hyperlink"/>
+                <w:noProof/>
+                <w:lang w:val="uk-UA"/>
+              </w:rPr>
+              <w:t>Висновки до розділу</w:t>
             </w:r>
             <w:r>
               <w:rPr>
@@ -2361,7 +1971,7 @@
                 <w:noProof/>
                 <w:webHidden/>
               </w:rPr>
-              <w:instrText xml:space="preserve"> PAGEREF _Toc158713974 \h </w:instrText>
+              <w:instrText xml:space="preserve"> PAGEREF _Toc224694567 \h </w:instrText>
             </w:r>
             <w:r>
               <w:rPr>
@@ -2381,11 +1991,445 @@
                 <w:noProof/>
                 <w:webHidden/>
               </w:rPr>
+              <w:t>12</w:t>
+            </w:r>
+            <w:r>
+              <w:rPr>
+                <w:noProof/>
+                <w:webHidden/>
+              </w:rPr>
+              <w:fldChar w:fldCharType="end"/>
+            </w:r>
+          </w:hyperlink>
+        </w:p>
+        <w:p>
+          <w:pPr>
+            <w:pStyle w:val="TOC1"/>
+            <w:rPr>
+              <w:rFonts w:asciiTheme="minorHAnsi" w:eastAsiaTheme="minorEastAsia" w:hAnsiTheme="minorHAnsi" w:cstheme="minorBidi"/>
+              <w:bCs w:val="0"/>
+              <w:sz w:val="24"/>
+              <w:szCs w:val="24"/>
+              <w:bdr w:val="none" w:sz="0" w:space="0" w:color="auto"/>
+              <w:lang w:val="en-UA" w:eastAsia="en-GB"/>
+            </w:rPr>
+          </w:pPr>
+          <w:hyperlink w:anchor="_Toc224694568" w:history="1">
+            <w:r>
+              <w:rPr>
+                <w:rStyle w:val="Hyperlink"/>
+              </w:rPr>
+              <w:t>2 РОЗРОБКА ПОСЛІДОВНОГО АЛГОРИТМУ ТА АНАЛІЗ ЙОГО ШВИДКОДІЇ</w:t>
+            </w:r>
+            <w:r>
+              <w:rPr>
+                <w:webHidden/>
+              </w:rPr>
+              <w:tab/>
+            </w:r>
+            <w:r>
+              <w:rPr>
+                <w:webHidden/>
+              </w:rPr>
+              <w:fldChar w:fldCharType="begin"/>
+            </w:r>
+            <w:r>
+              <w:rPr>
+                <w:webHidden/>
+              </w:rPr>
+              <w:instrText xml:space="preserve"> PAGEREF _Toc224694568 \h </w:instrText>
+            </w:r>
+            <w:r>
+              <w:rPr>
+                <w:webHidden/>
+              </w:rPr>
+            </w:r>
+            <w:r>
+              <w:rPr>
+                <w:webHidden/>
+              </w:rPr>
+              <w:fldChar w:fldCharType="separate"/>
+            </w:r>
+            <w:r>
+              <w:rPr>
+                <w:webHidden/>
+              </w:rPr>
+              <w:t>13</w:t>
+            </w:r>
+            <w:r>
+              <w:rPr>
+                <w:webHidden/>
+              </w:rPr>
+              <w:fldChar w:fldCharType="end"/>
+            </w:r>
+          </w:hyperlink>
+        </w:p>
+        <w:p>
+          <w:pPr>
+            <w:pStyle w:val="TOC1"/>
+            <w:rPr>
+              <w:rFonts w:asciiTheme="minorHAnsi" w:eastAsiaTheme="minorEastAsia" w:hAnsiTheme="minorHAnsi" w:cstheme="minorBidi"/>
+              <w:bCs w:val="0"/>
+              <w:sz w:val="24"/>
+              <w:szCs w:val="24"/>
+              <w:bdr w:val="none" w:sz="0" w:space="0" w:color="auto"/>
+              <w:lang w:val="en-UA" w:eastAsia="en-GB"/>
+            </w:rPr>
+          </w:pPr>
+          <w:hyperlink w:anchor="_Toc224694569" w:history="1">
+            <w:r>
+              <w:rPr>
+                <w:rStyle w:val="Hyperlink"/>
+              </w:rPr>
+              <w:t>3 ВИБІР ПРОГРАМНОГО ЗАБЕЗПЕЧЕННЯ ДЛЯ РОЗРОБКИ ПАРАЛЕЛЬНИХ ОБЧИСЛЕНЬ ТА ЙОГО КОРОТКИЙ ОПИС</w:t>
+            </w:r>
+            <w:r>
+              <w:rPr>
+                <w:webHidden/>
+              </w:rPr>
+              <w:tab/>
+            </w:r>
+            <w:r>
+              <w:rPr>
+                <w:webHidden/>
+              </w:rPr>
+              <w:fldChar w:fldCharType="begin"/>
+            </w:r>
+            <w:r>
+              <w:rPr>
+                <w:webHidden/>
+              </w:rPr>
+              <w:instrText xml:space="preserve"> PAGEREF _Toc224694569 \h </w:instrText>
+            </w:r>
+            <w:r>
+              <w:rPr>
+                <w:webHidden/>
+              </w:rPr>
+            </w:r>
+            <w:r>
+              <w:rPr>
+                <w:webHidden/>
+              </w:rPr>
+              <w:fldChar w:fldCharType="separate"/>
+            </w:r>
+            <w:r>
+              <w:rPr>
+                <w:webHidden/>
+              </w:rPr>
               <w:t>14</w:t>
             </w:r>
             <w:r>
               <w:rPr>
-                <w:noProof/>
+                <w:webHidden/>
+              </w:rPr>
+              <w:fldChar w:fldCharType="end"/>
+            </w:r>
+          </w:hyperlink>
+        </w:p>
+        <w:p>
+          <w:pPr>
+            <w:pStyle w:val="TOC1"/>
+            <w:rPr>
+              <w:rFonts w:asciiTheme="minorHAnsi" w:eastAsiaTheme="minorEastAsia" w:hAnsiTheme="minorHAnsi" w:cstheme="minorBidi"/>
+              <w:bCs w:val="0"/>
+              <w:sz w:val="24"/>
+              <w:szCs w:val="24"/>
+              <w:bdr w:val="none" w:sz="0" w:space="0" w:color="auto"/>
+              <w:lang w:val="en-UA" w:eastAsia="en-GB"/>
+            </w:rPr>
+          </w:pPr>
+          <w:hyperlink w:anchor="_Toc224694570" w:history="1">
+            <w:r>
+              <w:rPr>
+                <w:rStyle w:val="Hyperlink"/>
+              </w:rPr>
+              <w:t>4 РОЗРОБКА ПАРАЛЕЛЬНОГО АЛГОРИТМУ З ВИКОРИСТАННЯМ ОБРАНОГО ПРОГРАМНОГО ЗАБЕЗПЕЧЕННЯ: ПРОЄКТУВАННЯ, РЕАЛІЗАЦІЯ, ТЕСТУВАННЯ</w:t>
+            </w:r>
+            <w:r>
+              <w:rPr>
+                <w:webHidden/>
+              </w:rPr>
+              <w:tab/>
+            </w:r>
+            <w:r>
+              <w:rPr>
+                <w:webHidden/>
+              </w:rPr>
+              <w:fldChar w:fldCharType="begin"/>
+            </w:r>
+            <w:r>
+              <w:rPr>
+                <w:webHidden/>
+              </w:rPr>
+              <w:instrText xml:space="preserve"> PAGEREF _Toc224694570 \h </w:instrText>
+            </w:r>
+            <w:r>
+              <w:rPr>
+                <w:webHidden/>
+              </w:rPr>
+            </w:r>
+            <w:r>
+              <w:rPr>
+                <w:webHidden/>
+              </w:rPr>
+              <w:fldChar w:fldCharType="separate"/>
+            </w:r>
+            <w:r>
+              <w:rPr>
+                <w:webHidden/>
+              </w:rPr>
+              <w:t>15</w:t>
+            </w:r>
+            <w:r>
+              <w:rPr>
+                <w:webHidden/>
+              </w:rPr>
+              <w:fldChar w:fldCharType="end"/>
+            </w:r>
+          </w:hyperlink>
+        </w:p>
+        <w:p>
+          <w:pPr>
+            <w:pStyle w:val="TOC1"/>
+            <w:rPr>
+              <w:rFonts w:asciiTheme="minorHAnsi" w:eastAsiaTheme="minorEastAsia" w:hAnsiTheme="minorHAnsi" w:cstheme="minorBidi"/>
+              <w:bCs w:val="0"/>
+              <w:sz w:val="24"/>
+              <w:szCs w:val="24"/>
+              <w:bdr w:val="none" w:sz="0" w:space="0" w:color="auto"/>
+              <w:lang w:val="en-UA" w:eastAsia="en-GB"/>
+            </w:rPr>
+          </w:pPr>
+          <w:hyperlink w:anchor="_Toc224694571" w:history="1">
+            <w:r>
+              <w:rPr>
+                <w:rStyle w:val="Hyperlink"/>
+              </w:rPr>
+              <w:t>5 ДОСЛІДЖЕННЯ ЕФЕКТИВНОСТІ ПАРАЛЕЛЬНИХ ОБЧИСЛЕНЬ АЛГОРИТМУ</w:t>
+            </w:r>
+            <w:r>
+              <w:rPr>
+                <w:webHidden/>
+              </w:rPr>
+              <w:tab/>
+            </w:r>
+            <w:r>
+              <w:rPr>
+                <w:webHidden/>
+              </w:rPr>
+              <w:fldChar w:fldCharType="begin"/>
+            </w:r>
+            <w:r>
+              <w:rPr>
+                <w:webHidden/>
+              </w:rPr>
+              <w:instrText xml:space="preserve"> PAGEREF _Toc224694571 \h </w:instrText>
+            </w:r>
+            <w:r>
+              <w:rPr>
+                <w:webHidden/>
+              </w:rPr>
+            </w:r>
+            <w:r>
+              <w:rPr>
+                <w:webHidden/>
+              </w:rPr>
+              <w:fldChar w:fldCharType="separate"/>
+            </w:r>
+            <w:r>
+              <w:rPr>
+                <w:webHidden/>
+              </w:rPr>
+              <w:t>16</w:t>
+            </w:r>
+            <w:r>
+              <w:rPr>
+                <w:webHidden/>
+              </w:rPr>
+              <w:fldChar w:fldCharType="end"/>
+            </w:r>
+          </w:hyperlink>
+        </w:p>
+        <w:p>
+          <w:pPr>
+            <w:pStyle w:val="TOC1"/>
+            <w:rPr>
+              <w:rFonts w:asciiTheme="minorHAnsi" w:eastAsiaTheme="minorEastAsia" w:hAnsiTheme="minorHAnsi" w:cstheme="minorBidi"/>
+              <w:bCs w:val="0"/>
+              <w:sz w:val="24"/>
+              <w:szCs w:val="24"/>
+              <w:bdr w:val="none" w:sz="0" w:space="0" w:color="auto"/>
+              <w:lang w:val="en-UA" w:eastAsia="en-GB"/>
+            </w:rPr>
+          </w:pPr>
+          <w:hyperlink w:anchor="_Toc224694572" w:history="1">
+            <w:r>
+              <w:rPr>
+                <w:rStyle w:val="Hyperlink"/>
+              </w:rPr>
+              <w:t>ВИСНОВКИ</w:t>
+            </w:r>
+            <w:r>
+              <w:rPr>
+                <w:webHidden/>
+              </w:rPr>
+              <w:tab/>
+            </w:r>
+            <w:r>
+              <w:rPr>
+                <w:webHidden/>
+              </w:rPr>
+              <w:fldChar w:fldCharType="begin"/>
+            </w:r>
+            <w:r>
+              <w:rPr>
+                <w:webHidden/>
+              </w:rPr>
+              <w:instrText xml:space="preserve"> PAGEREF _Toc224694572 \h </w:instrText>
+            </w:r>
+            <w:r>
+              <w:rPr>
+                <w:webHidden/>
+              </w:rPr>
+            </w:r>
+            <w:r>
+              <w:rPr>
+                <w:webHidden/>
+              </w:rPr>
+              <w:fldChar w:fldCharType="separate"/>
+            </w:r>
+            <w:r>
+              <w:rPr>
+                <w:webHidden/>
+              </w:rPr>
+              <w:t>17</w:t>
+            </w:r>
+            <w:r>
+              <w:rPr>
+                <w:webHidden/>
+              </w:rPr>
+              <w:fldChar w:fldCharType="end"/>
+            </w:r>
+          </w:hyperlink>
+        </w:p>
+        <w:p>
+          <w:pPr>
+            <w:pStyle w:val="TOC1"/>
+            <w:rPr>
+              <w:rFonts w:asciiTheme="minorHAnsi" w:eastAsiaTheme="minorEastAsia" w:hAnsiTheme="minorHAnsi" w:cstheme="minorBidi"/>
+              <w:bCs w:val="0"/>
+              <w:sz w:val="24"/>
+              <w:szCs w:val="24"/>
+              <w:bdr w:val="none" w:sz="0" w:space="0" w:color="auto"/>
+              <w:lang w:val="en-UA" w:eastAsia="en-GB"/>
+            </w:rPr>
+          </w:pPr>
+          <w:hyperlink w:anchor="_Toc224694573" w:history="1">
+            <w:r>
+              <w:rPr>
+                <w:rStyle w:val="Hyperlink"/>
+              </w:rPr>
+              <w:t>СПИСОК ВИКОРИСТАНИХ ДЖЕРЕЛ</w:t>
+            </w:r>
+            <w:r>
+              <w:rPr>
+                <w:webHidden/>
+              </w:rPr>
+              <w:tab/>
+            </w:r>
+            <w:r>
+              <w:rPr>
+                <w:webHidden/>
+              </w:rPr>
+              <w:fldChar w:fldCharType="begin"/>
+            </w:r>
+            <w:r>
+              <w:rPr>
+                <w:webHidden/>
+              </w:rPr>
+              <w:instrText xml:space="preserve"> PAGEREF _Toc224694573 \h </w:instrText>
+            </w:r>
+            <w:r>
+              <w:rPr>
+                <w:webHidden/>
+              </w:rPr>
+            </w:r>
+            <w:r>
+              <w:rPr>
+                <w:webHidden/>
+              </w:rPr>
+              <w:fldChar w:fldCharType="separate"/>
+            </w:r>
+            <w:r>
+              <w:rPr>
+                <w:webHidden/>
+              </w:rPr>
+              <w:t>18</w:t>
+            </w:r>
+            <w:r>
+              <w:rPr>
+                <w:webHidden/>
+              </w:rPr>
+              <w:fldChar w:fldCharType="end"/>
+            </w:r>
+          </w:hyperlink>
+        </w:p>
+        <w:p>
+          <w:pPr>
+            <w:pStyle w:val="TOC1"/>
+            <w:rPr>
+              <w:rFonts w:asciiTheme="minorHAnsi" w:eastAsiaTheme="minorEastAsia" w:hAnsiTheme="minorHAnsi" w:cstheme="minorBidi"/>
+              <w:bCs w:val="0"/>
+              <w:sz w:val="24"/>
+              <w:szCs w:val="24"/>
+              <w:bdr w:val="none" w:sz="0" w:space="0" w:color="auto"/>
+              <w:lang w:val="en-UA" w:eastAsia="en-GB"/>
+            </w:rPr>
+          </w:pPr>
+          <w:hyperlink w:anchor="_Toc224694574" w:history="1">
+            <w:r>
+              <w:rPr>
+                <w:rStyle w:val="Hyperlink"/>
+              </w:rPr>
+              <w:t>ДОДАТКИ</w:t>
+            </w:r>
+            <w:r>
+              <w:rPr>
+                <w:webHidden/>
+              </w:rPr>
+              <w:tab/>
+            </w:r>
+            <w:r>
+              <w:rPr>
+                <w:webHidden/>
+              </w:rPr>
+              <w:fldChar w:fldCharType="begin"/>
+            </w:r>
+            <w:r>
+              <w:rPr>
+                <w:webHidden/>
+              </w:rPr>
+              <w:instrText xml:space="preserve"> PAGEREF _Toc224694574 \h </w:instrText>
+            </w:r>
+            <w:r>
+              <w:rPr>
+                <w:webHidden/>
+              </w:rPr>
+            </w:r>
+            <w:r>
+              <w:rPr>
+                <w:webHidden/>
+              </w:rPr>
+              <w:fldChar w:fldCharType="separate"/>
+            </w:r>
+            <w:r>
+              <w:rPr>
+                <w:webHidden/>
+              </w:rPr>
+              <w:t>19</w:t>
+            </w:r>
+            <w:r>
+              <w:rPr>
                 <w:webHidden/>
               </w:rPr>
               <w:fldChar w:fldCharType="end"/>
@@ -2403,21 +2447,32 @@
               <w:noProof/>
               <w:sz w:val="24"/>
               <w:szCs w:val="24"/>
-              <w:lang w:val="en-UA"/>
+              <w:lang w:val="en-UA" w:eastAsia="en-GB"/>
             </w:rPr>
           </w:pPr>
-          <w:hyperlink w:anchor="_Toc158713975" w:history="1">
+          <w:hyperlink w:anchor="_Toc224694575" w:history="1">
             <w:r>
               <w:rPr>
                 <w:rStyle w:val="Hyperlink"/>
                 <w:rFonts w:eastAsia="Arial Unicode MS" w:cs="Times New Roman"/>
-                <w:b/>
                 <w:bCs/>
                 <w:noProof/>
                 <w:bdr w:val="nil"/>
                 <w:lang w:val="uk-UA" w:eastAsia="ru-RU"/>
               </w:rPr>
-              <w:t>Додаток В. Назва додатку</w:t>
+              <w:t xml:space="preserve">Додаток А. </w:t>
+            </w:r>
+            <w:r>
+              <w:rPr>
+                <w:rStyle w:val="Hyperlink"/>
+                <w:rFonts w:eastAsia="Arial Unicode MS" w:cs="Times New Roman"/>
+                <w:bCs/>
+                <w:noProof/>
+                <w:highlight w:val="green"/>
+                <w:bdr w:val="nil"/>
+                <w:lang w:val="uk-UA" w:eastAsia="ru-RU"/>
+              </w:rPr>
+              <w:t>Назва додатку</w:t>
             </w:r>
             <w:r>
               <w:rPr>
@@ -2438,7 +2493,7 @@
                 <w:noProof/>
                 <w:webHidden/>
               </w:rPr>
-              <w:instrText xml:space="preserve"> PAGEREF _Toc158713975 \h </w:instrText>
+              <w:instrText xml:space="preserve"> PAGEREF _Toc224694575 \h </w:instrText>
             </w:r>
             <w:r>
               <w:rPr>
@@ -2458,7 +2513,159 @@
                 <w:noProof/>
                 <w:webHidden/>
               </w:rPr>
-              <w:t>15</w:t>
+              <w:t>19</w:t>
+            </w:r>
+            <w:r>
+              <w:rPr>
+                <w:noProof/>
+                <w:webHidden/>
+              </w:rPr>
+              <w:fldChar w:fldCharType="end"/>
+            </w:r>
+          </w:hyperlink>
+        </w:p>
+        <w:p>
+          <w:pPr>
+            <w:pStyle w:val="TOC2"/>
+            <w:tabs>
+              <w:tab w:val="right" w:leader="dot" w:pos="9628"/>
+            </w:tabs>
+            <w:rPr>
+              <w:rFonts w:asciiTheme="minorHAnsi" w:eastAsiaTheme="minorEastAsia" w:hAnsiTheme="minorHAnsi"/>
+              <w:noProof/>
+              <w:sz w:val="24"/>
+              <w:szCs w:val="24"/>
+              <w:lang w:val="en-UA" w:eastAsia="en-GB"/>
+            </w:rPr>
+          </w:pPr>
+          <w:hyperlink w:anchor="_Toc224694576" w:history="1">
+            <w:r>
+              <w:rPr>
+                <w:rStyle w:val="Hyperlink"/>
+                <w:rFonts w:eastAsia="Arial Unicode MS" w:cs="Times New Roman"/>
+                <w:bCs/>
+                <w:noProof/>
+                <w:bdr w:val="nil"/>
+                <w:lang w:val="uk-UA" w:eastAsia="ru-RU"/>
+              </w:rPr>
+              <w:t>Додаток Б. Назва додатку</w:t>
+            </w:r>
+            <w:r>
+              <w:rPr>
+                <w:noProof/>
+                <w:webHidden/>
+              </w:rPr>
+              <w:tab/>
+            </w:r>
+            <w:r>
+              <w:rPr>
+                <w:noProof/>
+                <w:webHidden/>
+              </w:rPr>
+              <w:fldChar w:fldCharType="begin"/>
+            </w:r>
+            <w:r>
+              <w:rPr>
+                <w:noProof/>
+                <w:webHidden/>
+              </w:rPr>
+              <w:instrText xml:space="preserve"> PAGEREF _Toc224694576 \h </w:instrText>
+            </w:r>
+            <w:r>
+              <w:rPr>
+                <w:noProof/>
+                <w:webHidden/>
+              </w:rPr>
+            </w:r>
+            <w:r>
+              <w:rPr>
+                <w:noProof/>
+                <w:webHidden/>
+              </w:rPr>
+              <w:fldChar w:fldCharType="separate"/>
+            </w:r>
+            <w:r>
+              <w:rPr>
+                <w:noProof/>
+                <w:webHidden/>
+              </w:rPr>
+              <w:t>20</w:t>
+            </w:r>
+            <w:r>
+              <w:rPr>
+                <w:noProof/>
+                <w:webHidden/>
+              </w:rPr>
+              <w:fldChar w:fldCharType="end"/>
+            </w:r>
+          </w:hyperlink>
+        </w:p>
+        <w:p>
+          <w:pPr>
+            <w:pStyle w:val="TOC2"/>
+            <w:tabs>
+              <w:tab w:val="right" w:leader="dot" w:pos="9628"/>
+            </w:tabs>
+            <w:rPr>
+              <w:rFonts w:asciiTheme="minorHAnsi" w:eastAsiaTheme="minorEastAsia" w:hAnsiTheme="minorHAnsi"/>
+              <w:noProof/>
+              <w:sz w:val="24"/>
+              <w:szCs w:val="24"/>
+              <w:lang w:val="en-UA" w:eastAsia="en-GB"/>
+            </w:rPr>
+          </w:pPr>
+          <w:hyperlink w:anchor="_Toc224694577" w:history="1">
+            <w:r>
+              <w:rPr>
+                <w:rStyle w:val="Hyperlink"/>
+                <w:rFonts w:eastAsia="Arial Unicode MS" w:cs="Times New Roman"/>
+                <w:bCs/>
+                <w:noProof/>
+                <w:bdr w:val="nil"/>
+                <w:lang w:val="uk-UA" w:eastAsia="ru-RU"/>
+              </w:rPr>
+              <w:t>Додаток В. Назва додатку</w:t>
+            </w:r>
+            <w:r>
+              <w:rPr>
+                <w:noProof/>
+                <w:webHidden/>
+              </w:rPr>
+              <w:tab/>
+            </w:r>
+            <w:r>
+              <w:rPr>
+                <w:noProof/>
+                <w:webHidden/>
+              </w:rPr>
+              <w:fldChar w:fldCharType="begin"/>
+            </w:r>
+            <w:r>
+              <w:rPr>
+                <w:noProof/>
+                <w:webHidden/>
+              </w:rPr>
+              <w:instrText xml:space="preserve"> PAGEREF _Toc224694577 \h </w:instrText>
+            </w:r>
+            <w:r>
+              <w:rPr>
+                <w:noProof/>
+                <w:webHidden/>
+              </w:rPr>
+            </w:r>
+            <w:r>
+              <w:rPr>
+                <w:noProof/>
+                <w:webHidden/>
+              </w:rPr>
+              <w:fldChar w:fldCharType="separate"/>
+            </w:r>
+            <w:r>
+              <w:rPr>
+                <w:noProof/>
+                <w:webHidden/>
+              </w:rPr>
+              <w:t>21</w:t>
             </w:r>
             <w:r>
               <w:rPr>
@@ -2526,7 +2733,7 @@
           <w:lang w:val="uk-UA" w:eastAsia="ru-RU"/>
         </w:rPr>
       </w:pPr>
-      <w:bookmarkStart w:id="0" w:name="_Toc158713962"/>
+      <w:bookmarkStart w:id="0" w:name="_Toc224694562"/>
       <w:r>
         <w:lastRenderedPageBreak/>
         <w:t>ВСТУП</w:t>
@@ -2994,8 +3201,8 @@
           <w:lang w:val="uk-UA" w:eastAsia="ru-RU"/>
         </w:rPr>
       </w:pPr>
-      <w:bookmarkStart w:id="1" w:name="_Toc158713963"/>
-      <w:bookmarkStart w:id="2" w:name="_Hlk224688962"/>
+      <w:bookmarkStart w:id="1" w:name="_Hlk224688962"/>
+      <w:bookmarkStart w:id="2" w:name="_Toc224694563"/>
       <w:r>
         <w:rPr>
           <w:rFonts w:eastAsia="Arial Unicode MS" w:cs="Times New Roman"/>
@@ -3021,9 +3228,9 @@
         </w:rPr>
         <w:t xml:space="preserve"> ОПИС АЛГОРИТМУ ТА ЙОГО ВІДОМИХ ПАРАЛЕЛЬНИХ РЕАЛІЗАЦІЙ</w:t>
       </w:r>
-      <w:bookmarkEnd w:id="1"/>
-    </w:p>
-    <w:bookmarkEnd w:id="2"/>
+      <w:bookmarkEnd w:id="2"/>
+    </w:p>
+    <w:bookmarkEnd w:id="1"/>
     <w:p>
       <w:pPr>
         <w:rPr>
@@ -3123,7 +3330,7 @@
           <w:lang w:val="en-UA"/>
         </w:rPr>
       </w:pPr>
-      <w:bookmarkStart w:id="3" w:name="_Toc158713964"/>
+      <w:bookmarkStart w:id="3" w:name="_Toc224694564"/>
       <w:r>
         <w:rPr>
           <w:rFonts w:eastAsia="Arial Unicode MS"/>
@@ -3140,14 +3347,14 @@
       <w:r>
         <w:t xml:space="preserve"> </w:t>
       </w:r>
+      <w:r>
+        <w:rPr>
+          <w:bCs/>
+          <w:lang w:val="en-UA"/>
+        </w:rPr>
+        <w:t>Загальна характеристика алгоритму бітонічного сортування</w:t>
+      </w:r>
       <w:bookmarkEnd w:id="3"/>
-      <w:r>
-        <w:rPr>
-          <w:bCs/>
-          <w:lang w:val="en-UA"/>
-        </w:rPr>
-        <w:t>Загальна характеристика алгоритму бітонічного сортування</w:t>
-      </w:r>
     </w:p>
     <w:p>
       <w:pPr>
@@ -7314,19 +7521,19 @@
           <w:lang w:val="uk-UA"/>
         </w:rPr>
       </w:pPr>
-      <w:bookmarkStart w:id="4" w:name="_Toc158713965"/>
-      <w:bookmarkStart w:id="5" w:name="_Hlk224694125"/>
+      <w:bookmarkStart w:id="4" w:name="_Hlk224694125"/>
+      <w:bookmarkStart w:id="5" w:name="_Toc224694565"/>
       <w:r>
         <w:lastRenderedPageBreak/>
         <w:t xml:space="preserve">1.2 </w:t>
       </w:r>
-      <w:bookmarkEnd w:id="4"/>
       <w:r>
         <w:rPr>
           <w:lang w:val="uk-UA"/>
         </w:rPr>
         <w:t>Псевдокод алгоритму</w:t>
       </w:r>
+      <w:bookmarkEnd w:id="5"/>
     </w:p>
     <w:tbl>
       <w:tblPr>
@@ -7351,7 +7558,7 @@
           <w:tcPr>
             <w:tcW w:w="8930" w:type="dxa"/>
           </w:tcPr>
-          <w:bookmarkEnd w:id="5"/>
+          <w:bookmarkEnd w:id="4"/>
           <w:p>
             <w:pPr>
               <w:ind w:firstLine="0"/>
@@ -10270,6 +10477,7 @@
         </w:rPr>
       </w:pPr>
       <w:bookmarkStart w:id="6" w:name="_Hlk224694378"/>
+      <w:bookmarkStart w:id="7" w:name="_Toc224694566"/>
       <w:r>
         <w:t>1.</w:t>
       </w:r>
@@ -10288,6 +10496,7 @@
         </w:rPr>
         <w:t>Відомі паралельні реалізації алгоритму</w:t>
       </w:r>
+      <w:bookmarkEnd w:id="7"/>
     </w:p>
     <w:bookmarkEnd w:id="6"/>
     <w:p>
@@ -10956,6 +11165,8 @@
           <w:lang w:val="uk-UA"/>
         </w:rPr>
       </w:pPr>
+      <w:bookmarkStart w:id="8" w:name="_Toc224694567"/>
+      <w:bookmarkStart w:id="9" w:name="_Hlk224694578"/>
       <w:r>
         <w:lastRenderedPageBreak/>
         <w:t>1.</w:t>
@@ -10975,7 +11186,9 @@
         </w:rPr>
         <w:t>Висновки до розділу</w:t>
       </w:r>
-    </w:p>
+      <w:bookmarkEnd w:id="8"/>
+    </w:p>
+    <w:bookmarkEnd w:id="9"/>
     <w:p>
       <w:pPr>
         <w:rPr>
@@ -11062,7 +11275,8 @@
           <w:lang w:val="uk-UA" w:eastAsia="ru-RU"/>
         </w:rPr>
       </w:pPr>
-      <w:bookmarkStart w:id="7" w:name="_Toc158713966"/>
+      <w:bookmarkStart w:id="10" w:name="_Toc224694568"/>
+      <w:bookmarkStart w:id="11" w:name="_Hlk224694579"/>
       <w:r>
         <w:rPr>
           <w:rFonts w:eastAsia="Arial Unicode MS"/>
@@ -11094,8 +11308,9 @@
       <w:r>
         <w:t>ШВИДКОДІЇ</w:t>
       </w:r>
-      <w:bookmarkEnd w:id="7"/>
-    </w:p>
+      <w:bookmarkEnd w:id="10"/>
+    </w:p>
+    <w:bookmarkEnd w:id="11"/>
     <w:p>
       <w:pPr>
         <w:rPr>
@@ -11103,6 +11318,6230 @@
           <w:lang w:val="uk-UA" w:eastAsia="ru-RU"/>
         </w:rPr>
       </w:pPr>
+      <w:r>
+        <w:rPr>
+          <w:rFonts w:cs="Times New Roman"/>
+          <w:lang w:val="uk-UA" w:eastAsia="ru-RU"/>
+        </w:rPr>
+        <w:t>Послідовна реалізація є базовим варіантом алгоритму, від якого надалі будується паралельна версія. Тому на цьому етапі важливо не лише отримати коректне сортування, а й зберегти таку структуру обчислень, яка надалі дасть змогу справедливо порівнювати послідовний і паралельний варіанти. Для цього реалізація повинна прямо відповідати псевдокоду алгоритму, працювати для масивів довільної довжини, підтримувати перевірку коректності та надавати можливість вимірювати час виконання на наборах даних різного розміру.</w:t>
+      </w:r>
+    </w:p>
+    <w:p>
+      <w:pPr>
+        <w:pStyle w:val="Heading2"/>
+        <w:rPr>
+          <w:lang w:val="uk-UA"/>
+        </w:rPr>
+      </w:pPr>
+      <w:bookmarkStart w:id="12" w:name="_Hlk224695220"/>
+      <w:r>
+        <w:rPr>
+          <w:lang w:val="uk-UA"/>
+        </w:rPr>
+        <w:t>2</w:t>
+      </w:r>
+      <w:r>
+        <w:t>.</w:t>
+      </w:r>
+      <w:r>
+        <w:rPr>
+          <w:lang w:val="uk-UA"/>
+        </w:rPr>
+        <w:t>1</w:t>
+      </w:r>
+      <w:r>
+        <w:t xml:space="preserve"> </w:t>
+      </w:r>
+      <w:proofErr w:type="spellStart"/>
+      <w:r>
+        <w:rPr>
+          <w:lang w:val="uk-UA"/>
+        </w:rPr>
+        <w:t>Проєктування</w:t>
+      </w:r>
+      <w:proofErr w:type="spellEnd"/>
+      <w:r>
+        <w:rPr>
+          <w:lang w:val="uk-UA"/>
+        </w:rPr>
+        <w:t xml:space="preserve"> послідовної реалізації</w:t>
+      </w:r>
+    </w:p>
+    <w:bookmarkEnd w:id="12"/>
+    <w:p>
+      <w:pPr>
+        <w:rPr>
+          <w:lang w:val="uk-UA"/>
+        </w:rPr>
+      </w:pPr>
+      <w:r>
+        <w:rPr>
+          <w:lang w:val="uk-UA"/>
+        </w:rPr>
+        <w:t xml:space="preserve">Для реалізації було обрано ітеративну форму алгоритму </w:t>
+      </w:r>
+      <w:proofErr w:type="spellStart"/>
+      <w:r>
+        <w:rPr>
+          <w:lang w:val="uk-UA"/>
+        </w:rPr>
+        <w:t>бітонічного</w:t>
+      </w:r>
+      <w:proofErr w:type="spellEnd"/>
+      <w:r>
+        <w:rPr>
+          <w:lang w:val="uk-UA"/>
+        </w:rPr>
+        <w:t xml:space="preserve"> сортування. Такий вибір узгоджується з псевдокодом, наведеним у попередньому розділі, і дає змогу безпосередньо відобразити шари сортувальної мережі у вкладені цикли програми. Зовнішній цикл відповідає змінюванню розміру блока k, а внутрішній - змінюванню кроку j, що визначає пари елементів для </w:t>
+      </w:r>
+      <w:proofErr w:type="spellStart"/>
+      <w:r>
+        <w:rPr>
+          <w:lang w:val="uk-UA"/>
+        </w:rPr>
+        <w:t>compare-swap</w:t>
+      </w:r>
+      <w:proofErr w:type="spellEnd"/>
+      <w:r>
+        <w:rPr>
+          <w:lang w:val="uk-UA"/>
+        </w:rPr>
+        <w:t xml:space="preserve"> операцій.</w:t>
+      </w:r>
+    </w:p>
+    <w:p>
+      <w:pPr>
+        <w:rPr>
+          <w:lang w:val="uk-UA"/>
+        </w:rPr>
+      </w:pPr>
+      <w:r>
+        <w:rPr>
+          <w:lang w:val="uk-UA"/>
+        </w:rPr>
+        <w:t xml:space="preserve">Оскільки класичний алгоритм </w:t>
+      </w:r>
+      <w:proofErr w:type="spellStart"/>
+      <w:r>
+        <w:rPr>
+          <w:lang w:val="uk-UA"/>
+        </w:rPr>
+        <w:t>bitonic</w:t>
+      </w:r>
+      <w:proofErr w:type="spellEnd"/>
+      <w:r>
+        <w:rPr>
+          <w:lang w:val="uk-UA"/>
+        </w:rPr>
+        <w:t xml:space="preserve"> </w:t>
+      </w:r>
+      <w:proofErr w:type="spellStart"/>
+      <w:r>
+        <w:rPr>
+          <w:lang w:val="uk-UA"/>
+        </w:rPr>
+        <w:t>sort</w:t>
+      </w:r>
+      <w:proofErr w:type="spellEnd"/>
+      <w:r>
+        <w:rPr>
+          <w:lang w:val="uk-UA"/>
+        </w:rPr>
+        <w:t xml:space="preserve"> природно визначений для масивів розміру 2^k, у реалізації передбачено попередню підготовку вхідних даних. Якщо кількість елементів не є степенем двійки, масив доповнюється до найближчої більшої такої довжини службовими значеннями, більшими за максимум вхідного масиву. Після завершення сортування ці додані елементи відкидаються. Такий підхід дає змогу зберегти правильність роботи алгоритму та водночас підтримати обробку вхідних даних довільної довжини.</w:t>
+      </w:r>
+    </w:p>
+    <w:p>
+      <w:pPr>
+        <w:rPr>
+          <w:lang w:val="uk-UA"/>
+        </w:rPr>
+      </w:pPr>
+      <w:r>
+        <w:rPr>
+          <w:lang w:val="uk-UA"/>
+        </w:rPr>
+        <w:t xml:space="preserve">Для коректного порівняння з майбутньою паралельною реалізацією послідовний алгоритм виконує ті самі базові </w:t>
+      </w:r>
+      <w:proofErr w:type="spellStart"/>
+      <w:r>
+        <w:rPr>
+          <w:lang w:val="uk-UA"/>
+        </w:rPr>
+        <w:t>compare-swap</w:t>
+      </w:r>
+      <w:proofErr w:type="spellEnd"/>
+      <w:r>
+        <w:rPr>
+          <w:lang w:val="uk-UA"/>
+        </w:rPr>
+        <w:t xml:space="preserve"> операції над тими самими індексами, що й паралельний. Різниця між реалізаціями надалі полягатиме лише в способі розподілу цих операцій між виконавцями, а не в математичній суті алгоритму. Саме тому послідовна реалізація виступає не тільки як самостійний програмний модуль, а і як еталон для перевірки коректності та вимірювання прискорення.</w:t>
+      </w:r>
+    </w:p>
+    <w:p>
+      <w:pPr>
+        <w:pStyle w:val="Heading2"/>
+        <w:rPr>
+          <w:lang w:val="uk-UA"/>
+        </w:rPr>
+      </w:pPr>
+      <w:bookmarkStart w:id="13" w:name="_Hlk224696003"/>
+      <w:r>
+        <w:rPr>
+          <w:lang w:val="uk-UA"/>
+        </w:rPr>
+        <w:lastRenderedPageBreak/>
+        <w:t>2</w:t>
+      </w:r>
+      <w:r>
+        <w:t>.</w:t>
+      </w:r>
+      <w:r>
+        <w:rPr>
+          <w:lang w:val="uk-UA"/>
+        </w:rPr>
+        <w:t>2</w:t>
+      </w:r>
+      <w:r>
+        <w:t xml:space="preserve"> </w:t>
+      </w:r>
+      <w:r>
+        <w:rPr>
+          <w:lang w:val="uk-UA"/>
+        </w:rPr>
+        <w:t>Програмна реалізація послідовного алгоритму</w:t>
+      </w:r>
+    </w:p>
+    <w:p>
+      <w:pPr>
+        <w:rPr>
+          <w:lang w:val="uk-UA"/>
+        </w:rPr>
+      </w:pPr>
+      <w:bookmarkStart w:id="14" w:name="_Hlk224695820"/>
+      <w:bookmarkEnd w:id="13"/>
+      <w:r>
+        <w:rPr>
+          <w:lang w:val="uk-UA"/>
+        </w:rPr>
+        <w:t xml:space="preserve">Послідовна реалізація розміщена в модулі </w:t>
+      </w:r>
+      <w:proofErr w:type="spellStart"/>
+      <w:r>
+        <w:rPr>
+          <w:lang w:val="uk-UA"/>
+        </w:rPr>
+        <w:t>SequentialBitonicSorter</w:t>
+      </w:r>
+      <w:proofErr w:type="spellEnd"/>
+      <w:r>
+        <w:rPr>
+          <w:lang w:val="uk-UA"/>
+        </w:rPr>
+        <w:t>. Основна логіка сортування винесена в окрему функцію _</w:t>
+      </w:r>
+      <w:proofErr w:type="spellStart"/>
+      <w:r>
+        <w:rPr>
+          <w:lang w:val="uk-UA"/>
+        </w:rPr>
+        <w:t>bitonic_sort_iterative</w:t>
+      </w:r>
+      <w:proofErr w:type="spellEnd"/>
+      <w:r>
+        <w:rPr>
+          <w:lang w:val="uk-UA"/>
+        </w:rPr>
+        <w:t xml:space="preserve">, яка виконує сортування </w:t>
+      </w:r>
+      <w:proofErr w:type="spellStart"/>
+      <w:r>
+        <w:rPr>
+          <w:lang w:val="uk-UA"/>
+        </w:rPr>
+        <w:t>in-place</w:t>
+      </w:r>
+      <w:proofErr w:type="spellEnd"/>
+      <w:r>
+        <w:rPr>
+          <w:lang w:val="uk-UA"/>
+        </w:rPr>
+        <w:t xml:space="preserve"> над робочим </w:t>
+      </w:r>
+      <w:r>
+        <w:rPr>
+          <w:lang w:val="uk-UA"/>
+        </w:rPr>
+        <w:t>масивом</w:t>
+      </w:r>
+      <w:r>
+        <w:rPr>
+          <w:lang w:val="uk-UA"/>
+        </w:rPr>
+        <w:t>. На рівні класу реалізовано підготовку вхідних даних, запуск сортування, обрізання доповнення та, за потреби, формування результату у спадному порядку.</w:t>
+      </w:r>
+    </w:p>
+    <w:p>
+      <w:pPr>
+        <w:rPr>
+          <w:lang w:val="uk-UA"/>
+        </w:rPr>
+      </w:pPr>
+      <w:r>
+        <w:rPr>
+          <w:lang w:val="uk-UA"/>
+        </w:rPr>
+        <w:t xml:space="preserve">Базовий клас </w:t>
+      </w:r>
+      <w:proofErr w:type="spellStart"/>
+      <w:r>
+        <w:rPr>
+          <w:lang w:val="uk-UA"/>
+        </w:rPr>
+        <w:t>BitonicSorter</w:t>
+      </w:r>
+      <w:proofErr w:type="spellEnd"/>
+      <w:r>
+        <w:rPr>
+          <w:lang w:val="uk-UA"/>
+        </w:rPr>
+        <w:t xml:space="preserve"> містить допоміжні методи для обчислення найближчого степеня двійки, доповнення масиву та вимірювання часу виконання. Такий поділ спрощує структуру коду і дає змогу використовувати однакові підготовчі дії як для послідовної, так і для паралельної реалізацій.</w:t>
+      </w:r>
+    </w:p>
+    <w:p>
+      <w:pPr>
+        <w:rPr>
+          <w:lang w:val="uk-UA"/>
+        </w:rPr>
+      </w:pPr>
+      <w:r>
+        <w:rPr>
+          <w:lang w:val="uk-UA"/>
+        </w:rPr>
+        <w:t xml:space="preserve">У послідовній версії використано </w:t>
+      </w:r>
+      <w:proofErr w:type="spellStart"/>
+      <w:r>
+        <w:rPr>
+          <w:lang w:val="uk-UA"/>
+        </w:rPr>
+        <w:t>array.array</w:t>
+      </w:r>
+      <w:proofErr w:type="spellEnd"/>
+      <w:r>
+        <w:rPr>
+          <w:lang w:val="uk-UA"/>
+        </w:rPr>
+        <w:t xml:space="preserve">('q'), тобто компактне зберігання 64-бітних цілих чисел. Це рішення зменшує накладні витрати пам’яті порівняно зі звичайним списком </w:t>
+      </w:r>
+      <w:proofErr w:type="spellStart"/>
+      <w:r>
+        <w:rPr>
+          <w:lang w:val="uk-UA"/>
+        </w:rPr>
+        <w:t>Python</w:t>
+      </w:r>
+      <w:proofErr w:type="spellEnd"/>
+      <w:r>
+        <w:rPr>
+          <w:lang w:val="uk-UA"/>
+        </w:rPr>
+        <w:t xml:space="preserve"> і покращує локальність доступу до даних. Додатково в середині внутрішнього циклу використовується локальне посилання на </w:t>
+      </w:r>
+      <w:r>
+        <w:rPr>
+          <w:lang w:val="uk-UA"/>
+        </w:rPr>
+        <w:t>масив</w:t>
+      </w:r>
+      <w:r>
+        <w:rPr>
+          <w:lang w:val="uk-UA"/>
+        </w:rPr>
+        <w:t>, щоб зменшити кількість зайвих звернень до атрибутів і трохи скоротити накладні витрати інтерпретатора.</w:t>
+      </w:r>
+    </w:p>
+    <w:p>
+      <w:pPr>
+        <w:rPr>
+          <w:lang w:val="uk-UA"/>
+        </w:rPr>
+      </w:pPr>
+      <w:r>
+        <w:rPr>
+          <w:lang w:val="uk-UA"/>
+        </w:rPr>
+        <w:t xml:space="preserve">Логіка </w:t>
+      </w:r>
+      <w:proofErr w:type="spellStart"/>
+      <w:r>
+        <w:rPr>
+          <w:lang w:val="uk-UA"/>
+        </w:rPr>
+        <w:t>compare-swap</w:t>
+      </w:r>
+      <w:proofErr w:type="spellEnd"/>
+      <w:r>
+        <w:rPr>
+          <w:lang w:val="uk-UA"/>
+        </w:rPr>
+        <w:t xml:space="preserve"> операції реалізована так: для кожного індексу i обчислюється партнер </w:t>
+      </w:r>
+      <w:proofErr w:type="spellStart"/>
+      <w:r>
+        <w:rPr>
+          <w:lang w:val="uk-UA"/>
+        </w:rPr>
+        <w:t>partner</w:t>
+      </w:r>
+      <w:proofErr w:type="spellEnd"/>
+      <w:r>
+        <w:rPr>
+          <w:lang w:val="uk-UA"/>
+        </w:rPr>
+        <w:t xml:space="preserve"> = i XOR j. Якщо </w:t>
+      </w:r>
+      <w:proofErr w:type="spellStart"/>
+      <w:r>
+        <w:rPr>
+          <w:lang w:val="uk-UA"/>
+        </w:rPr>
+        <w:t>partner</w:t>
+      </w:r>
+      <w:proofErr w:type="spellEnd"/>
+      <w:r>
+        <w:rPr>
+          <w:lang w:val="uk-UA"/>
+        </w:rPr>
+        <w:t xml:space="preserve"> &lt;= i, пара пропускається, щоб не виконувати одне й те саме порівняння двічі. Далі за допомогою виразу (i &amp; k) == 0 визначається, чи повинна відповідна підпослідовність на поточному етапі впорядковуватися за зростанням чи за спаданням. Якщо порядок порушено, елементи міняються місцями.</w:t>
+      </w:r>
+    </w:p>
+    <w:p>
+      <w:pPr>
+        <w:rPr>
+          <w:lang w:val="uk-UA"/>
+        </w:rPr>
+      </w:pPr>
+      <w:r>
+        <w:rPr>
+          <w:lang w:val="uk-UA"/>
+        </w:rPr>
+        <w:t xml:space="preserve">Такий підхід добре відображає структуру сортувальної мережі: кожний шар мережі відповідає фіксованому значенню j, а повний етап побудови або злиття </w:t>
+      </w:r>
+      <w:proofErr w:type="spellStart"/>
+      <w:r>
+        <w:rPr>
+          <w:lang w:val="uk-UA"/>
+        </w:rPr>
+        <w:t>бітонічної</w:t>
+      </w:r>
+      <w:proofErr w:type="spellEnd"/>
+      <w:r>
+        <w:rPr>
+          <w:lang w:val="uk-UA"/>
+        </w:rPr>
+        <w:t xml:space="preserve"> послідовності - фіксованому значенню k. Отже, програмний код безпосередньо реалізує ту ж саму схему порівнянь, яка була описана в теоретичній частині.</w:t>
+      </w:r>
+      <w:r>
+        <w:rPr>
+          <w:lang w:val="uk-UA"/>
+        </w:rPr>
+        <w:t xml:space="preserve"> </w:t>
+      </w:r>
+      <w:r>
+        <w:rPr>
+          <w:color w:val="FF0000"/>
+          <w:lang w:val="uk-UA"/>
+        </w:rPr>
+        <w:t>Повний код надано у Додатку БУКВА</w:t>
+      </w:r>
+    </w:p>
+    <w:bookmarkEnd w:id="14"/>
+    <w:p>
+      <w:pPr>
+        <w:rPr>
+          <w:lang w:val="uk-UA"/>
+        </w:rPr>
+      </w:pPr>
+    </w:p>
+    <w:p>
+      <w:pPr>
+        <w:rPr>
+          <w:lang w:val="uk-UA"/>
+        </w:rPr>
+      </w:pPr>
+      <w:proofErr w:type="spellStart"/>
+      <w:r>
+        <w:rPr>
+          <w:lang w:val="uk-UA"/>
+        </w:rPr>
+        <w:t>from</w:t>
+      </w:r>
+      <w:proofErr w:type="spellEnd"/>
+      <w:r>
+        <w:rPr>
+          <w:lang w:val="uk-UA"/>
+        </w:rPr>
+        <w:t xml:space="preserve"> __</w:t>
+      </w:r>
+      <w:proofErr w:type="spellStart"/>
+      <w:r>
+        <w:rPr>
+          <w:lang w:val="uk-UA"/>
+        </w:rPr>
+        <w:t>future</w:t>
+      </w:r>
+      <w:proofErr w:type="spellEnd"/>
+      <w:r>
+        <w:rPr>
+          <w:lang w:val="uk-UA"/>
+        </w:rPr>
+        <w:t xml:space="preserve">__ </w:t>
+      </w:r>
+      <w:proofErr w:type="spellStart"/>
+      <w:r>
+        <w:rPr>
+          <w:lang w:val="uk-UA"/>
+        </w:rPr>
+        <w:t>import</w:t>
+      </w:r>
+      <w:proofErr w:type="spellEnd"/>
+      <w:r>
+        <w:rPr>
+          <w:lang w:val="uk-UA"/>
+        </w:rPr>
+        <w:t xml:space="preserve"> </w:t>
+      </w:r>
+      <w:proofErr w:type="spellStart"/>
+      <w:r>
+        <w:rPr>
+          <w:lang w:val="uk-UA"/>
+        </w:rPr>
+        <w:t>annotations</w:t>
+      </w:r>
+      <w:proofErr w:type="spellEnd"/>
+    </w:p>
+    <w:p>
+      <w:pPr>
+        <w:rPr>
+          <w:lang w:val="uk-UA"/>
+        </w:rPr>
+      </w:pPr>
+    </w:p>
+    <w:p>
+      <w:pPr>
+        <w:rPr>
+          <w:lang w:val="uk-UA"/>
+        </w:rPr>
+      </w:pPr>
+      <w:proofErr w:type="spellStart"/>
+      <w:r>
+        <w:rPr>
+          <w:lang w:val="uk-UA"/>
+        </w:rPr>
+        <w:lastRenderedPageBreak/>
+        <w:t>from</w:t>
+      </w:r>
+      <w:proofErr w:type="spellEnd"/>
+      <w:r>
+        <w:rPr>
+          <w:lang w:val="uk-UA"/>
+        </w:rPr>
+        <w:t xml:space="preserve"> </w:t>
+      </w:r>
+      <w:proofErr w:type="spellStart"/>
+      <w:r>
+        <w:rPr>
+          <w:lang w:val="uk-UA"/>
+        </w:rPr>
+        <w:t>array</w:t>
+      </w:r>
+      <w:proofErr w:type="spellEnd"/>
+      <w:r>
+        <w:rPr>
+          <w:lang w:val="uk-UA"/>
+        </w:rPr>
+        <w:t xml:space="preserve"> </w:t>
+      </w:r>
+      <w:proofErr w:type="spellStart"/>
+      <w:r>
+        <w:rPr>
+          <w:lang w:val="uk-UA"/>
+        </w:rPr>
+        <w:t>import</w:t>
+      </w:r>
+      <w:proofErr w:type="spellEnd"/>
+      <w:r>
+        <w:rPr>
+          <w:lang w:val="uk-UA"/>
+        </w:rPr>
+        <w:t xml:space="preserve"> </w:t>
+      </w:r>
+      <w:proofErr w:type="spellStart"/>
+      <w:r>
+        <w:rPr>
+          <w:lang w:val="uk-UA"/>
+        </w:rPr>
+        <w:t>array</w:t>
+      </w:r>
+      <w:proofErr w:type="spellEnd"/>
+    </w:p>
+    <w:p>
+      <w:pPr>
+        <w:rPr>
+          <w:lang w:val="uk-UA"/>
+        </w:rPr>
+      </w:pPr>
+      <w:proofErr w:type="spellStart"/>
+      <w:r>
+        <w:rPr>
+          <w:lang w:val="uk-UA"/>
+        </w:rPr>
+        <w:t>from</w:t>
+      </w:r>
+      <w:proofErr w:type="spellEnd"/>
+      <w:r>
+        <w:rPr>
+          <w:lang w:val="uk-UA"/>
+        </w:rPr>
+        <w:t xml:space="preserve"> </w:t>
+      </w:r>
+      <w:proofErr w:type="spellStart"/>
+      <w:r>
+        <w:rPr>
+          <w:lang w:val="uk-UA"/>
+        </w:rPr>
+        <w:t>collections.abc</w:t>
+      </w:r>
+      <w:proofErr w:type="spellEnd"/>
+      <w:r>
+        <w:rPr>
+          <w:lang w:val="uk-UA"/>
+        </w:rPr>
+        <w:t xml:space="preserve"> </w:t>
+      </w:r>
+      <w:proofErr w:type="spellStart"/>
+      <w:r>
+        <w:rPr>
+          <w:lang w:val="uk-UA"/>
+        </w:rPr>
+        <w:t>import</w:t>
+      </w:r>
+      <w:proofErr w:type="spellEnd"/>
+      <w:r>
+        <w:rPr>
+          <w:lang w:val="uk-UA"/>
+        </w:rPr>
+        <w:t xml:space="preserve"> </w:t>
+      </w:r>
+      <w:proofErr w:type="spellStart"/>
+      <w:r>
+        <w:rPr>
+          <w:lang w:val="uk-UA"/>
+        </w:rPr>
+        <w:t>Sequence</w:t>
+      </w:r>
+      <w:proofErr w:type="spellEnd"/>
+    </w:p>
+    <w:p>
+      <w:pPr>
+        <w:rPr>
+          <w:lang w:val="uk-UA"/>
+        </w:rPr>
+      </w:pPr>
+    </w:p>
+    <w:p>
+      <w:pPr>
+        <w:rPr>
+          <w:lang w:val="uk-UA"/>
+        </w:rPr>
+      </w:pPr>
+      <w:proofErr w:type="spellStart"/>
+      <w:r>
+        <w:rPr>
+          <w:lang w:val="uk-UA"/>
+        </w:rPr>
+        <w:t>from</w:t>
+      </w:r>
+      <w:proofErr w:type="spellEnd"/>
+      <w:r>
+        <w:rPr>
+          <w:lang w:val="uk-UA"/>
+        </w:rPr>
+        <w:t xml:space="preserve"> </w:t>
+      </w:r>
+      <w:proofErr w:type="spellStart"/>
+      <w:r>
+        <w:rPr>
+          <w:lang w:val="uk-UA"/>
+        </w:rPr>
+        <w:t>bitonic.base</w:t>
+      </w:r>
+      <w:proofErr w:type="spellEnd"/>
+      <w:r>
+        <w:rPr>
+          <w:lang w:val="uk-UA"/>
+        </w:rPr>
+        <w:t xml:space="preserve"> </w:t>
+      </w:r>
+      <w:proofErr w:type="spellStart"/>
+      <w:r>
+        <w:rPr>
+          <w:lang w:val="uk-UA"/>
+        </w:rPr>
+        <w:t>import</w:t>
+      </w:r>
+      <w:proofErr w:type="spellEnd"/>
+      <w:r>
+        <w:rPr>
+          <w:lang w:val="uk-UA"/>
+        </w:rPr>
+        <w:t xml:space="preserve"> </w:t>
+      </w:r>
+      <w:proofErr w:type="spellStart"/>
+      <w:r>
+        <w:rPr>
+          <w:lang w:val="uk-UA"/>
+        </w:rPr>
+        <w:t>BitonicSorter</w:t>
+      </w:r>
+      <w:proofErr w:type="spellEnd"/>
+    </w:p>
+    <w:p>
+      <w:pPr>
+        <w:rPr>
+          <w:lang w:val="uk-UA"/>
+        </w:rPr>
+      </w:pPr>
+    </w:p>
+    <w:p>
+      <w:pPr>
+        <w:rPr>
+          <w:lang w:val="uk-UA"/>
+        </w:rPr>
+      </w:pPr>
+    </w:p>
+    <w:p>
+      <w:pPr>
+        <w:rPr>
+          <w:lang w:val="uk-UA"/>
+        </w:rPr>
+      </w:pPr>
+      <w:proofErr w:type="spellStart"/>
+      <w:r>
+        <w:rPr>
+          <w:lang w:val="uk-UA"/>
+        </w:rPr>
+        <w:t>def</w:t>
+      </w:r>
+      <w:proofErr w:type="spellEnd"/>
+      <w:r>
+        <w:rPr>
+          <w:lang w:val="uk-UA"/>
+        </w:rPr>
+        <w:t xml:space="preserve"> _</w:t>
+      </w:r>
+      <w:proofErr w:type="spellStart"/>
+      <w:r>
+        <w:rPr>
+          <w:lang w:val="uk-UA"/>
+        </w:rPr>
+        <w:t>bitonic_sort_iterative</w:t>
+      </w:r>
+      <w:proofErr w:type="spellEnd"/>
+      <w:r>
+        <w:rPr>
+          <w:lang w:val="uk-UA"/>
+        </w:rPr>
+        <w:t>(</w:t>
+      </w:r>
+      <w:proofErr w:type="spellStart"/>
+      <w:r>
+        <w:rPr>
+          <w:lang w:val="uk-UA"/>
+        </w:rPr>
+        <w:t>arr</w:t>
+      </w:r>
+      <w:proofErr w:type="spellEnd"/>
+      <w:r>
+        <w:rPr>
+          <w:lang w:val="uk-UA"/>
+        </w:rPr>
+        <w:t xml:space="preserve">: </w:t>
+      </w:r>
+      <w:proofErr w:type="spellStart"/>
+      <w:r>
+        <w:rPr>
+          <w:lang w:val="uk-UA"/>
+        </w:rPr>
+        <w:t>array</w:t>
+      </w:r>
+      <w:proofErr w:type="spellEnd"/>
+      <w:r>
+        <w:rPr>
+          <w:lang w:val="uk-UA"/>
+        </w:rPr>
+        <w:t xml:space="preserve"> | </w:t>
+      </w:r>
+      <w:proofErr w:type="spellStart"/>
+      <w:r>
+        <w:rPr>
+          <w:lang w:val="uk-UA"/>
+        </w:rPr>
+        <w:t>list</w:t>
+      </w:r>
+      <w:proofErr w:type="spellEnd"/>
+      <w:r>
+        <w:rPr>
+          <w:lang w:val="uk-UA"/>
+        </w:rPr>
+        <w:t>[</w:t>
+      </w:r>
+      <w:proofErr w:type="spellStart"/>
+      <w:r>
+        <w:rPr>
+          <w:lang w:val="uk-UA"/>
+        </w:rPr>
+        <w:t>int</w:t>
+      </w:r>
+      <w:proofErr w:type="spellEnd"/>
+      <w:r>
+        <w:rPr>
+          <w:lang w:val="uk-UA"/>
+        </w:rPr>
+        <w:t xml:space="preserve">], n: </w:t>
+      </w:r>
+      <w:proofErr w:type="spellStart"/>
+      <w:r>
+        <w:rPr>
+          <w:lang w:val="uk-UA"/>
+        </w:rPr>
+        <w:t>int</w:t>
+      </w:r>
+      <w:proofErr w:type="spellEnd"/>
+      <w:r>
+        <w:rPr>
+          <w:lang w:val="uk-UA"/>
+        </w:rPr>
+        <w:t xml:space="preserve">) -&gt; </w:t>
+      </w:r>
+      <w:proofErr w:type="spellStart"/>
+      <w:r>
+        <w:rPr>
+          <w:lang w:val="uk-UA"/>
+        </w:rPr>
+        <w:t>None</w:t>
+      </w:r>
+      <w:proofErr w:type="spellEnd"/>
+      <w:r>
+        <w:rPr>
+          <w:lang w:val="uk-UA"/>
+        </w:rPr>
+        <w:t>:</w:t>
+      </w:r>
+    </w:p>
+    <w:p>
+      <w:pPr>
+        <w:rPr>
+          <w:lang w:val="uk-UA"/>
+        </w:rPr>
+      </w:pPr>
+      <w:r>
+        <w:rPr>
+          <w:lang w:val="uk-UA"/>
+        </w:rPr>
+        <w:t xml:space="preserve">    """</w:t>
+      </w:r>
+      <w:proofErr w:type="spellStart"/>
+      <w:r>
+        <w:rPr>
+          <w:lang w:val="uk-UA"/>
+        </w:rPr>
+        <w:t>Sort</w:t>
+      </w:r>
+      <w:proofErr w:type="spellEnd"/>
+      <w:r>
+        <w:rPr>
+          <w:lang w:val="uk-UA"/>
+        </w:rPr>
+        <w:t xml:space="preserve"> </w:t>
+      </w:r>
+      <w:proofErr w:type="spellStart"/>
+      <w:r>
+        <w:rPr>
+          <w:lang w:val="uk-UA"/>
+        </w:rPr>
+        <w:t>arr</w:t>
+      </w:r>
+      <w:proofErr w:type="spellEnd"/>
+      <w:r>
+        <w:rPr>
+          <w:lang w:val="uk-UA"/>
+        </w:rPr>
+        <w:t xml:space="preserve">[0:n] </w:t>
+      </w:r>
+      <w:proofErr w:type="spellStart"/>
+      <w:r>
+        <w:rPr>
+          <w:lang w:val="uk-UA"/>
+        </w:rPr>
+        <w:t>in-place</w:t>
+      </w:r>
+      <w:proofErr w:type="spellEnd"/>
+      <w:r>
+        <w:rPr>
+          <w:lang w:val="uk-UA"/>
+        </w:rPr>
+        <w:t xml:space="preserve"> (</w:t>
+      </w:r>
+      <w:proofErr w:type="spellStart"/>
+      <w:r>
+        <w:rPr>
+          <w:lang w:val="uk-UA"/>
+        </w:rPr>
+        <w:t>ascending</w:t>
+      </w:r>
+      <w:proofErr w:type="spellEnd"/>
+      <w:r>
+        <w:rPr>
+          <w:lang w:val="uk-UA"/>
+        </w:rPr>
+        <w:t xml:space="preserve">). n </w:t>
+      </w:r>
+      <w:proofErr w:type="spellStart"/>
+      <w:r>
+        <w:rPr>
+          <w:lang w:val="uk-UA"/>
+        </w:rPr>
+        <w:t>must</w:t>
+      </w:r>
+      <w:proofErr w:type="spellEnd"/>
+      <w:r>
+        <w:rPr>
+          <w:lang w:val="uk-UA"/>
+        </w:rPr>
+        <w:t xml:space="preserve"> </w:t>
+      </w:r>
+      <w:proofErr w:type="spellStart"/>
+      <w:r>
+        <w:rPr>
+          <w:lang w:val="uk-UA"/>
+        </w:rPr>
+        <w:t>be</w:t>
+      </w:r>
+      <w:proofErr w:type="spellEnd"/>
+      <w:r>
+        <w:rPr>
+          <w:lang w:val="uk-UA"/>
+        </w:rPr>
+        <w:t xml:space="preserve"> a </w:t>
+      </w:r>
+      <w:proofErr w:type="spellStart"/>
+      <w:r>
+        <w:rPr>
+          <w:lang w:val="uk-UA"/>
+        </w:rPr>
+        <w:t>power</w:t>
+      </w:r>
+      <w:proofErr w:type="spellEnd"/>
+      <w:r>
+        <w:rPr>
+          <w:lang w:val="uk-UA"/>
+        </w:rPr>
+        <w:t xml:space="preserve"> </w:t>
+      </w:r>
+      <w:proofErr w:type="spellStart"/>
+      <w:r>
+        <w:rPr>
+          <w:lang w:val="uk-UA"/>
+        </w:rPr>
+        <w:t>of</w:t>
+      </w:r>
+      <w:proofErr w:type="spellEnd"/>
+      <w:r>
+        <w:rPr>
+          <w:lang w:val="uk-UA"/>
+        </w:rPr>
+        <w:t xml:space="preserve"> 2."""</w:t>
+      </w:r>
+    </w:p>
+    <w:p>
+      <w:pPr>
+        <w:rPr>
+          <w:lang w:val="uk-UA"/>
+        </w:rPr>
+      </w:pPr>
+      <w:r>
+        <w:rPr>
+          <w:lang w:val="uk-UA"/>
+        </w:rPr>
+        <w:t xml:space="preserve">    </w:t>
+      </w:r>
+      <w:proofErr w:type="spellStart"/>
+      <w:r>
+        <w:rPr>
+          <w:lang w:val="uk-UA"/>
+        </w:rPr>
+        <w:t>if</w:t>
+      </w:r>
+      <w:proofErr w:type="spellEnd"/>
+      <w:r>
+        <w:rPr>
+          <w:lang w:val="uk-UA"/>
+        </w:rPr>
+        <w:t xml:space="preserve"> n &lt;= 1:</w:t>
+      </w:r>
+    </w:p>
+    <w:p>
+      <w:pPr>
+        <w:rPr>
+          <w:lang w:val="uk-UA"/>
+        </w:rPr>
+      </w:pPr>
+      <w:r>
+        <w:rPr>
+          <w:lang w:val="uk-UA"/>
+        </w:rPr>
+        <w:t xml:space="preserve">        </w:t>
+      </w:r>
+      <w:proofErr w:type="spellStart"/>
+      <w:r>
+        <w:rPr>
+          <w:lang w:val="uk-UA"/>
+        </w:rPr>
+        <w:t>return</w:t>
+      </w:r>
+      <w:proofErr w:type="spellEnd"/>
+    </w:p>
+    <w:p>
+      <w:pPr>
+        <w:rPr>
+          <w:lang w:val="uk-UA"/>
+        </w:rPr>
+      </w:pPr>
+    </w:p>
+    <w:p>
+      <w:pPr>
+        <w:rPr>
+          <w:lang w:val="uk-UA"/>
+        </w:rPr>
+      </w:pPr>
+      <w:r>
+        <w:rPr>
+          <w:lang w:val="uk-UA"/>
+        </w:rPr>
+        <w:t xml:space="preserve">    k = 2</w:t>
+      </w:r>
+    </w:p>
+    <w:p>
+      <w:pPr>
+        <w:rPr>
+          <w:lang w:val="uk-UA"/>
+        </w:rPr>
+      </w:pPr>
+      <w:r>
+        <w:rPr>
+          <w:lang w:val="uk-UA"/>
+        </w:rPr>
+        <w:t xml:space="preserve">    </w:t>
+      </w:r>
+      <w:proofErr w:type="spellStart"/>
+      <w:r>
+        <w:rPr>
+          <w:lang w:val="uk-UA"/>
+        </w:rPr>
+        <w:t>while</w:t>
+      </w:r>
+      <w:proofErr w:type="spellEnd"/>
+      <w:r>
+        <w:rPr>
+          <w:lang w:val="uk-UA"/>
+        </w:rPr>
+        <w:t xml:space="preserve"> k &lt;= n:</w:t>
+      </w:r>
+    </w:p>
+    <w:p>
+      <w:pPr>
+        <w:rPr>
+          <w:lang w:val="uk-UA"/>
+        </w:rPr>
+      </w:pPr>
+      <w:r>
+        <w:rPr>
+          <w:lang w:val="uk-UA"/>
+        </w:rPr>
+        <w:t xml:space="preserve">        j = k &gt;&gt; 1</w:t>
+      </w:r>
+    </w:p>
+    <w:p>
+      <w:pPr>
+        <w:rPr>
+          <w:lang w:val="uk-UA"/>
+        </w:rPr>
+      </w:pPr>
+      <w:r>
+        <w:rPr>
+          <w:lang w:val="uk-UA"/>
+        </w:rPr>
+        <w:t xml:space="preserve">        </w:t>
+      </w:r>
+      <w:proofErr w:type="spellStart"/>
+      <w:r>
+        <w:rPr>
+          <w:lang w:val="uk-UA"/>
+        </w:rPr>
+        <w:t>while</w:t>
+      </w:r>
+      <w:proofErr w:type="spellEnd"/>
+      <w:r>
+        <w:rPr>
+          <w:lang w:val="uk-UA"/>
+        </w:rPr>
+        <w:t xml:space="preserve"> j &gt;= 1:</w:t>
+      </w:r>
+    </w:p>
+    <w:p>
+      <w:pPr>
+        <w:rPr>
+          <w:lang w:val="uk-UA"/>
+        </w:rPr>
+      </w:pPr>
+      <w:r>
+        <w:rPr>
+          <w:lang w:val="uk-UA"/>
+        </w:rPr>
+        <w:t xml:space="preserve">            a = </w:t>
+      </w:r>
+      <w:proofErr w:type="spellStart"/>
+      <w:r>
+        <w:rPr>
+          <w:lang w:val="uk-UA"/>
+        </w:rPr>
+        <w:t>arr</w:t>
+      </w:r>
+      <w:proofErr w:type="spellEnd"/>
+    </w:p>
+    <w:p>
+      <w:pPr>
+        <w:rPr>
+          <w:lang w:val="uk-UA"/>
+        </w:rPr>
+      </w:pPr>
+      <w:r>
+        <w:rPr>
+          <w:lang w:val="uk-UA"/>
+        </w:rPr>
+        <w:t xml:space="preserve">            </w:t>
+      </w:r>
+      <w:proofErr w:type="spellStart"/>
+      <w:r>
+        <w:rPr>
+          <w:lang w:val="uk-UA"/>
+        </w:rPr>
+        <w:t>for</w:t>
+      </w:r>
+      <w:proofErr w:type="spellEnd"/>
+      <w:r>
+        <w:rPr>
+          <w:lang w:val="uk-UA"/>
+        </w:rPr>
+        <w:t xml:space="preserve"> i </w:t>
+      </w:r>
+      <w:proofErr w:type="spellStart"/>
+      <w:r>
+        <w:rPr>
+          <w:lang w:val="uk-UA"/>
+        </w:rPr>
+        <w:t>in</w:t>
+      </w:r>
+      <w:proofErr w:type="spellEnd"/>
+      <w:r>
+        <w:rPr>
+          <w:lang w:val="uk-UA"/>
+        </w:rPr>
+        <w:t xml:space="preserve"> </w:t>
+      </w:r>
+      <w:proofErr w:type="spellStart"/>
+      <w:r>
+        <w:rPr>
+          <w:lang w:val="uk-UA"/>
+        </w:rPr>
+        <w:t>range</w:t>
+      </w:r>
+      <w:proofErr w:type="spellEnd"/>
+      <w:r>
+        <w:rPr>
+          <w:lang w:val="uk-UA"/>
+        </w:rPr>
+        <w:t>(n):</w:t>
+      </w:r>
+    </w:p>
+    <w:p>
+      <w:pPr>
+        <w:rPr>
+          <w:lang w:val="uk-UA"/>
+        </w:rPr>
+      </w:pPr>
+      <w:r>
+        <w:rPr>
+          <w:lang w:val="uk-UA"/>
+        </w:rPr>
+        <w:t xml:space="preserve">                </w:t>
+      </w:r>
+      <w:proofErr w:type="spellStart"/>
+      <w:r>
+        <w:rPr>
+          <w:lang w:val="uk-UA"/>
+        </w:rPr>
+        <w:t>partner</w:t>
+      </w:r>
+      <w:proofErr w:type="spellEnd"/>
+      <w:r>
+        <w:rPr>
+          <w:lang w:val="uk-UA"/>
+        </w:rPr>
+        <w:t xml:space="preserve"> = i ^ j</w:t>
+      </w:r>
+    </w:p>
+    <w:p>
+      <w:pPr>
+        <w:rPr>
+          <w:lang w:val="uk-UA"/>
+        </w:rPr>
+      </w:pPr>
+      <w:r>
+        <w:rPr>
+          <w:lang w:val="uk-UA"/>
+        </w:rPr>
+        <w:t xml:space="preserve">                </w:t>
+      </w:r>
+      <w:proofErr w:type="spellStart"/>
+      <w:r>
+        <w:rPr>
+          <w:lang w:val="uk-UA"/>
+        </w:rPr>
+        <w:t>if</w:t>
+      </w:r>
+      <w:proofErr w:type="spellEnd"/>
+      <w:r>
+        <w:rPr>
+          <w:lang w:val="uk-UA"/>
+        </w:rPr>
+        <w:t xml:space="preserve"> </w:t>
+      </w:r>
+      <w:proofErr w:type="spellStart"/>
+      <w:r>
+        <w:rPr>
+          <w:lang w:val="uk-UA"/>
+        </w:rPr>
+        <w:t>partner</w:t>
+      </w:r>
+      <w:proofErr w:type="spellEnd"/>
+      <w:r>
+        <w:rPr>
+          <w:lang w:val="uk-UA"/>
+        </w:rPr>
+        <w:t xml:space="preserve"> &lt;= i:</w:t>
+      </w:r>
+    </w:p>
+    <w:p>
+      <w:pPr>
+        <w:rPr>
+          <w:lang w:val="uk-UA"/>
+        </w:rPr>
+      </w:pPr>
+      <w:r>
+        <w:rPr>
+          <w:lang w:val="uk-UA"/>
+        </w:rPr>
+        <w:t xml:space="preserve">                    </w:t>
+      </w:r>
+      <w:proofErr w:type="spellStart"/>
+      <w:r>
+        <w:rPr>
+          <w:lang w:val="uk-UA"/>
+        </w:rPr>
+        <w:t>continue</w:t>
+      </w:r>
+      <w:proofErr w:type="spellEnd"/>
+    </w:p>
+    <w:p>
+      <w:pPr>
+        <w:rPr>
+          <w:lang w:val="uk-UA"/>
+        </w:rPr>
+      </w:pPr>
+      <w:r>
+        <w:rPr>
+          <w:lang w:val="uk-UA"/>
+        </w:rPr>
+        <w:t xml:space="preserve">                </w:t>
+      </w:r>
+      <w:proofErr w:type="spellStart"/>
+      <w:r>
+        <w:rPr>
+          <w:lang w:val="uk-UA"/>
+        </w:rPr>
+        <w:t>want_asc</w:t>
+      </w:r>
+      <w:proofErr w:type="spellEnd"/>
+      <w:r>
+        <w:rPr>
+          <w:lang w:val="uk-UA"/>
+        </w:rPr>
+        <w:t xml:space="preserve"> = (i &amp; k) == 0</w:t>
+      </w:r>
+    </w:p>
+    <w:p>
+      <w:pPr>
+        <w:rPr>
+          <w:lang w:val="uk-UA"/>
+        </w:rPr>
+      </w:pPr>
+      <w:r>
+        <w:rPr>
+          <w:lang w:val="uk-UA"/>
+        </w:rPr>
+        <w:t xml:space="preserve">                vi, </w:t>
+      </w:r>
+      <w:proofErr w:type="spellStart"/>
+      <w:r>
+        <w:rPr>
+          <w:lang w:val="uk-UA"/>
+        </w:rPr>
+        <w:t>vp</w:t>
+      </w:r>
+      <w:proofErr w:type="spellEnd"/>
+      <w:r>
+        <w:rPr>
+          <w:lang w:val="uk-UA"/>
+        </w:rPr>
+        <w:t xml:space="preserve"> = a[i], a[</w:t>
+      </w:r>
+      <w:proofErr w:type="spellStart"/>
+      <w:r>
+        <w:rPr>
+          <w:lang w:val="uk-UA"/>
+        </w:rPr>
+        <w:t>partner</w:t>
+      </w:r>
+      <w:proofErr w:type="spellEnd"/>
+      <w:r>
+        <w:rPr>
+          <w:lang w:val="uk-UA"/>
+        </w:rPr>
+        <w:t>]</w:t>
+      </w:r>
+    </w:p>
+    <w:p>
+      <w:pPr>
+        <w:rPr>
+          <w:lang w:val="uk-UA"/>
+        </w:rPr>
+      </w:pPr>
+      <w:r>
+        <w:rPr>
+          <w:lang w:val="uk-UA"/>
+        </w:rPr>
+        <w:t xml:space="preserve">                </w:t>
+      </w:r>
+      <w:proofErr w:type="spellStart"/>
+      <w:r>
+        <w:rPr>
+          <w:lang w:val="uk-UA"/>
+        </w:rPr>
+        <w:t>if</w:t>
+      </w:r>
+      <w:proofErr w:type="spellEnd"/>
+      <w:r>
+        <w:rPr>
+          <w:lang w:val="uk-UA"/>
+        </w:rPr>
+        <w:t xml:space="preserve"> (vi &gt; </w:t>
+      </w:r>
+      <w:proofErr w:type="spellStart"/>
+      <w:r>
+        <w:rPr>
+          <w:lang w:val="uk-UA"/>
+        </w:rPr>
+        <w:t>vp</w:t>
+      </w:r>
+      <w:proofErr w:type="spellEnd"/>
+      <w:r>
+        <w:rPr>
+          <w:lang w:val="uk-UA"/>
+        </w:rPr>
+        <w:t xml:space="preserve">) == </w:t>
+      </w:r>
+      <w:proofErr w:type="spellStart"/>
+      <w:r>
+        <w:rPr>
+          <w:lang w:val="uk-UA"/>
+        </w:rPr>
+        <w:t>want_asc</w:t>
+      </w:r>
+      <w:proofErr w:type="spellEnd"/>
+      <w:r>
+        <w:rPr>
+          <w:lang w:val="uk-UA"/>
+        </w:rPr>
+        <w:t>:</w:t>
+      </w:r>
+    </w:p>
+    <w:p>
+      <w:pPr>
+        <w:rPr>
+          <w:lang w:val="uk-UA"/>
+        </w:rPr>
+      </w:pPr>
+      <w:r>
+        <w:rPr>
+          <w:lang w:val="uk-UA"/>
+        </w:rPr>
+        <w:t xml:space="preserve">                    a[i], a[</w:t>
+      </w:r>
+      <w:proofErr w:type="spellStart"/>
+      <w:r>
+        <w:rPr>
+          <w:lang w:val="uk-UA"/>
+        </w:rPr>
+        <w:t>partner</w:t>
+      </w:r>
+      <w:proofErr w:type="spellEnd"/>
+      <w:r>
+        <w:rPr>
+          <w:lang w:val="uk-UA"/>
+        </w:rPr>
+        <w:t xml:space="preserve">] = </w:t>
+      </w:r>
+      <w:proofErr w:type="spellStart"/>
+      <w:r>
+        <w:rPr>
+          <w:lang w:val="uk-UA"/>
+        </w:rPr>
+        <w:t>vp</w:t>
+      </w:r>
+      <w:proofErr w:type="spellEnd"/>
+      <w:r>
+        <w:rPr>
+          <w:lang w:val="uk-UA"/>
+        </w:rPr>
+        <w:t>, vi</w:t>
+      </w:r>
+    </w:p>
+    <w:p>
+      <w:pPr>
+        <w:rPr>
+          <w:lang w:val="uk-UA"/>
+        </w:rPr>
+      </w:pPr>
+      <w:r>
+        <w:rPr>
+          <w:lang w:val="uk-UA"/>
+        </w:rPr>
+        <w:t xml:space="preserve">            j &gt;&gt;= 1</w:t>
+      </w:r>
+    </w:p>
+    <w:p>
+      <w:pPr>
+        <w:rPr>
+          <w:lang w:val="uk-UA"/>
+        </w:rPr>
+      </w:pPr>
+      <w:r>
+        <w:rPr>
+          <w:lang w:val="uk-UA"/>
+        </w:rPr>
+        <w:t xml:space="preserve">        k &lt;&lt;= 1</w:t>
+      </w:r>
+    </w:p>
+    <w:p>
+      <w:pPr>
+        <w:rPr>
+          <w:lang w:val="uk-UA"/>
+        </w:rPr>
+      </w:pPr>
+    </w:p>
+    <w:p>
+      <w:pPr>
+        <w:rPr>
+          <w:lang w:val="uk-UA"/>
+        </w:rPr>
+      </w:pPr>
+    </w:p>
+    <w:p>
+      <w:pPr>
+        <w:rPr>
+          <w:lang w:val="uk-UA"/>
+        </w:rPr>
+      </w:pPr>
+      <w:proofErr w:type="spellStart"/>
+      <w:r>
+        <w:rPr>
+          <w:lang w:val="uk-UA"/>
+        </w:rPr>
+        <w:t>class</w:t>
+      </w:r>
+      <w:proofErr w:type="spellEnd"/>
+      <w:r>
+        <w:rPr>
+          <w:lang w:val="uk-UA"/>
+        </w:rPr>
+        <w:t xml:space="preserve"> </w:t>
+      </w:r>
+      <w:proofErr w:type="spellStart"/>
+      <w:r>
+        <w:rPr>
+          <w:lang w:val="uk-UA"/>
+        </w:rPr>
+        <w:t>SequentialBitonicSorter</w:t>
+      </w:r>
+      <w:proofErr w:type="spellEnd"/>
+      <w:r>
+        <w:rPr>
+          <w:lang w:val="uk-UA"/>
+        </w:rPr>
+        <w:t>(</w:t>
+      </w:r>
+      <w:proofErr w:type="spellStart"/>
+      <w:r>
+        <w:rPr>
+          <w:lang w:val="uk-UA"/>
+        </w:rPr>
+        <w:t>BitonicSorter</w:t>
+      </w:r>
+      <w:proofErr w:type="spellEnd"/>
+      <w:r>
+        <w:rPr>
+          <w:lang w:val="uk-UA"/>
+        </w:rPr>
+        <w:t>):</w:t>
+      </w:r>
+    </w:p>
+    <w:p>
+      <w:pPr>
+        <w:rPr>
+          <w:lang w:val="uk-UA"/>
+        </w:rPr>
+      </w:pPr>
+      <w:r>
+        <w:rPr>
+          <w:lang w:val="uk-UA"/>
+        </w:rPr>
+        <w:t xml:space="preserve">    """</w:t>
+      </w:r>
+      <w:proofErr w:type="spellStart"/>
+      <w:r>
+        <w:rPr>
+          <w:lang w:val="uk-UA"/>
+        </w:rPr>
+        <w:t>Iterative</w:t>
+      </w:r>
+      <w:proofErr w:type="spellEnd"/>
+      <w:r>
+        <w:rPr>
+          <w:lang w:val="uk-UA"/>
+        </w:rPr>
+        <w:t xml:space="preserve"> </w:t>
+      </w:r>
+      <w:proofErr w:type="spellStart"/>
+      <w:r>
+        <w:rPr>
+          <w:lang w:val="uk-UA"/>
+        </w:rPr>
+        <w:t>bitonic</w:t>
+      </w:r>
+      <w:proofErr w:type="spellEnd"/>
+      <w:r>
+        <w:rPr>
+          <w:lang w:val="uk-UA"/>
+        </w:rPr>
+        <w:t xml:space="preserve"> </w:t>
+      </w:r>
+      <w:proofErr w:type="spellStart"/>
+      <w:r>
+        <w:rPr>
+          <w:lang w:val="uk-UA"/>
+        </w:rPr>
+        <w:t>sort</w:t>
+      </w:r>
+      <w:proofErr w:type="spellEnd"/>
+      <w:r>
+        <w:rPr>
+          <w:lang w:val="uk-UA"/>
+        </w:rPr>
+        <w:t xml:space="preserve"> </w:t>
+      </w:r>
+      <w:proofErr w:type="spellStart"/>
+      <w:r>
+        <w:rPr>
+          <w:lang w:val="uk-UA"/>
+        </w:rPr>
+        <w:t>on</w:t>
+      </w:r>
+      <w:proofErr w:type="spellEnd"/>
+      <w:r>
+        <w:rPr>
+          <w:lang w:val="uk-UA"/>
+        </w:rPr>
+        <w:t xml:space="preserve"> </w:t>
+      </w:r>
+      <w:proofErr w:type="spellStart"/>
+      <w:r>
+        <w:rPr>
+          <w:lang w:val="uk-UA"/>
+        </w:rPr>
+        <w:t>list</w:t>
+      </w:r>
+      <w:proofErr w:type="spellEnd"/>
+      <w:r>
+        <w:rPr>
+          <w:lang w:val="uk-UA"/>
+        </w:rPr>
+        <w:t>[</w:t>
+      </w:r>
+      <w:proofErr w:type="spellStart"/>
+      <w:r>
+        <w:rPr>
+          <w:lang w:val="uk-UA"/>
+        </w:rPr>
+        <w:t>int</w:t>
+      </w:r>
+      <w:proofErr w:type="spellEnd"/>
+      <w:r>
+        <w:rPr>
+          <w:lang w:val="uk-UA"/>
+        </w:rPr>
+        <w:t xml:space="preserve">], </w:t>
+      </w:r>
+      <w:proofErr w:type="spellStart"/>
+      <w:r>
+        <w:rPr>
+          <w:lang w:val="uk-UA"/>
+        </w:rPr>
+        <w:t>single</w:t>
+      </w:r>
+      <w:proofErr w:type="spellEnd"/>
+      <w:r>
+        <w:rPr>
+          <w:lang w:val="uk-UA"/>
+        </w:rPr>
+        <w:t xml:space="preserve"> </w:t>
+      </w:r>
+      <w:proofErr w:type="spellStart"/>
+      <w:r>
+        <w:rPr>
+          <w:lang w:val="uk-UA"/>
+        </w:rPr>
+        <w:t>process</w:t>
+      </w:r>
+      <w:proofErr w:type="spellEnd"/>
+      <w:r>
+        <w:rPr>
+          <w:lang w:val="uk-UA"/>
+        </w:rPr>
+        <w:t>."""</w:t>
+      </w:r>
+    </w:p>
+    <w:p>
+      <w:pPr>
+        <w:rPr>
+          <w:lang w:val="uk-UA"/>
+        </w:rPr>
+      </w:pPr>
+    </w:p>
+    <w:p>
+      <w:pPr>
+        <w:rPr>
+          <w:lang w:val="uk-UA"/>
+        </w:rPr>
+      </w:pPr>
+      <w:r>
+        <w:rPr>
+          <w:lang w:val="uk-UA"/>
+        </w:rPr>
+        <w:t xml:space="preserve">    </w:t>
+      </w:r>
+      <w:proofErr w:type="spellStart"/>
+      <w:r>
+        <w:rPr>
+          <w:lang w:val="uk-UA"/>
+        </w:rPr>
+        <w:t>def</w:t>
+      </w:r>
+      <w:proofErr w:type="spellEnd"/>
+      <w:r>
+        <w:rPr>
+          <w:lang w:val="uk-UA"/>
+        </w:rPr>
+        <w:t xml:space="preserve"> </w:t>
+      </w:r>
+      <w:proofErr w:type="spellStart"/>
+      <w:r>
+        <w:rPr>
+          <w:lang w:val="uk-UA"/>
+        </w:rPr>
+        <w:t>sort</w:t>
+      </w:r>
+      <w:proofErr w:type="spellEnd"/>
+      <w:r>
+        <w:rPr>
+          <w:lang w:val="uk-UA"/>
+        </w:rPr>
+        <w:t>(</w:t>
+      </w:r>
+    </w:p>
+    <w:p>
+      <w:pPr>
+        <w:rPr>
+          <w:lang w:val="uk-UA"/>
+        </w:rPr>
+      </w:pPr>
+      <w:r>
+        <w:rPr>
+          <w:lang w:val="uk-UA"/>
+        </w:rPr>
+        <w:t xml:space="preserve">        </w:t>
+      </w:r>
+      <w:proofErr w:type="spellStart"/>
+      <w:r>
+        <w:rPr>
+          <w:lang w:val="uk-UA"/>
+        </w:rPr>
+        <w:t>self</w:t>
+      </w:r>
+      <w:proofErr w:type="spellEnd"/>
+      <w:r>
+        <w:rPr>
+          <w:lang w:val="uk-UA"/>
+        </w:rPr>
+        <w:t>,</w:t>
+      </w:r>
+    </w:p>
+    <w:p>
+      <w:pPr>
+        <w:rPr>
+          <w:lang w:val="uk-UA"/>
+        </w:rPr>
+      </w:pPr>
+      <w:r>
+        <w:rPr>
+          <w:lang w:val="uk-UA"/>
+        </w:rPr>
+        <w:t xml:space="preserve">        </w:t>
+      </w:r>
+      <w:proofErr w:type="spellStart"/>
+      <w:r>
+        <w:rPr>
+          <w:lang w:val="uk-UA"/>
+        </w:rPr>
+        <w:t>arr</w:t>
+      </w:r>
+      <w:proofErr w:type="spellEnd"/>
+      <w:r>
+        <w:rPr>
+          <w:lang w:val="uk-UA"/>
+        </w:rPr>
+        <w:t xml:space="preserve">: </w:t>
+      </w:r>
+      <w:proofErr w:type="spellStart"/>
+      <w:r>
+        <w:rPr>
+          <w:lang w:val="uk-UA"/>
+        </w:rPr>
+        <w:t>Sequence</w:t>
+      </w:r>
+      <w:proofErr w:type="spellEnd"/>
+      <w:r>
+        <w:rPr>
+          <w:lang w:val="uk-UA"/>
+        </w:rPr>
+        <w:t>[</w:t>
+      </w:r>
+      <w:proofErr w:type="spellStart"/>
+      <w:r>
+        <w:rPr>
+          <w:lang w:val="uk-UA"/>
+        </w:rPr>
+        <w:t>int</w:t>
+      </w:r>
+      <w:proofErr w:type="spellEnd"/>
+      <w:r>
+        <w:rPr>
+          <w:lang w:val="uk-UA"/>
+        </w:rPr>
+        <w:t xml:space="preserve">] | </w:t>
+      </w:r>
+      <w:proofErr w:type="spellStart"/>
+      <w:r>
+        <w:rPr>
+          <w:lang w:val="uk-UA"/>
+        </w:rPr>
+        <w:t>list</w:t>
+      </w:r>
+      <w:proofErr w:type="spellEnd"/>
+      <w:r>
+        <w:rPr>
+          <w:lang w:val="uk-UA"/>
+        </w:rPr>
+        <w:t>[</w:t>
+      </w:r>
+      <w:proofErr w:type="spellStart"/>
+      <w:r>
+        <w:rPr>
+          <w:lang w:val="uk-UA"/>
+        </w:rPr>
+        <w:t>int</w:t>
+      </w:r>
+      <w:proofErr w:type="spellEnd"/>
+      <w:r>
+        <w:rPr>
+          <w:lang w:val="uk-UA"/>
+        </w:rPr>
+        <w:t>],</w:t>
+      </w:r>
+    </w:p>
+    <w:p>
+      <w:pPr>
+        <w:rPr>
+          <w:lang w:val="uk-UA"/>
+        </w:rPr>
+      </w:pPr>
+      <w:r>
+        <w:rPr>
+          <w:lang w:val="uk-UA"/>
+        </w:rPr>
+        <w:t xml:space="preserve">        </w:t>
+      </w:r>
+      <w:proofErr w:type="spellStart"/>
+      <w:r>
+        <w:rPr>
+          <w:lang w:val="uk-UA"/>
+        </w:rPr>
+        <w:t>ascending</w:t>
+      </w:r>
+      <w:proofErr w:type="spellEnd"/>
+      <w:r>
+        <w:rPr>
+          <w:lang w:val="uk-UA"/>
+        </w:rPr>
+        <w:t xml:space="preserve">: </w:t>
+      </w:r>
+      <w:proofErr w:type="spellStart"/>
+      <w:r>
+        <w:rPr>
+          <w:lang w:val="uk-UA"/>
+        </w:rPr>
+        <w:t>bool</w:t>
+      </w:r>
+      <w:proofErr w:type="spellEnd"/>
+      <w:r>
+        <w:rPr>
+          <w:lang w:val="uk-UA"/>
+        </w:rPr>
+        <w:t xml:space="preserve"> = </w:t>
+      </w:r>
+      <w:proofErr w:type="spellStart"/>
+      <w:r>
+        <w:rPr>
+          <w:lang w:val="uk-UA"/>
+        </w:rPr>
+        <w:t>True</w:t>
+      </w:r>
+      <w:proofErr w:type="spellEnd"/>
+      <w:r>
+        <w:rPr>
+          <w:lang w:val="uk-UA"/>
+        </w:rPr>
+        <w:t>,</w:t>
+      </w:r>
+    </w:p>
+    <w:p>
+      <w:pPr>
+        <w:rPr>
+          <w:lang w:val="uk-UA"/>
+        </w:rPr>
+      </w:pPr>
+      <w:r>
+        <w:rPr>
+          <w:lang w:val="uk-UA"/>
+        </w:rPr>
+        <w:t xml:space="preserve">    ) -&gt; </w:t>
+      </w:r>
+      <w:proofErr w:type="spellStart"/>
+      <w:r>
+        <w:rPr>
+          <w:lang w:val="uk-UA"/>
+        </w:rPr>
+        <w:t>list</w:t>
+      </w:r>
+      <w:proofErr w:type="spellEnd"/>
+      <w:r>
+        <w:rPr>
+          <w:lang w:val="uk-UA"/>
+        </w:rPr>
+        <w:t>[</w:t>
+      </w:r>
+      <w:proofErr w:type="spellStart"/>
+      <w:r>
+        <w:rPr>
+          <w:lang w:val="uk-UA"/>
+        </w:rPr>
+        <w:t>int</w:t>
+      </w:r>
+      <w:proofErr w:type="spellEnd"/>
+      <w:r>
+        <w:rPr>
+          <w:lang w:val="uk-UA"/>
+        </w:rPr>
+        <w:t>]:</w:t>
+      </w:r>
+    </w:p>
+    <w:p>
+      <w:pPr>
+        <w:rPr>
+          <w:lang w:val="uk-UA"/>
+        </w:rPr>
+      </w:pPr>
+      <w:r>
+        <w:rPr>
+          <w:lang w:val="uk-UA"/>
+        </w:rPr>
+        <w:t xml:space="preserve">        </w:t>
+      </w:r>
+      <w:proofErr w:type="spellStart"/>
+      <w:r>
+        <w:rPr>
+          <w:lang w:val="uk-UA"/>
+        </w:rPr>
+        <w:t>if</w:t>
+      </w:r>
+      <w:proofErr w:type="spellEnd"/>
+      <w:r>
+        <w:rPr>
+          <w:lang w:val="uk-UA"/>
+        </w:rPr>
+        <w:t xml:space="preserve"> </w:t>
+      </w:r>
+      <w:proofErr w:type="spellStart"/>
+      <w:r>
+        <w:rPr>
+          <w:lang w:val="uk-UA"/>
+        </w:rPr>
+        <w:t>not</w:t>
+      </w:r>
+      <w:proofErr w:type="spellEnd"/>
+      <w:r>
+        <w:rPr>
+          <w:lang w:val="uk-UA"/>
+        </w:rPr>
+        <w:t xml:space="preserve"> </w:t>
+      </w:r>
+      <w:proofErr w:type="spellStart"/>
+      <w:r>
+        <w:rPr>
+          <w:lang w:val="uk-UA"/>
+        </w:rPr>
+        <w:t>isinstance</w:t>
+      </w:r>
+      <w:proofErr w:type="spellEnd"/>
+      <w:r>
+        <w:rPr>
+          <w:lang w:val="uk-UA"/>
+        </w:rPr>
+        <w:t>(</w:t>
+      </w:r>
+      <w:proofErr w:type="spellStart"/>
+      <w:r>
+        <w:rPr>
+          <w:lang w:val="uk-UA"/>
+        </w:rPr>
+        <w:t>arr</w:t>
+      </w:r>
+      <w:proofErr w:type="spellEnd"/>
+      <w:r>
+        <w:rPr>
+          <w:lang w:val="uk-UA"/>
+        </w:rPr>
+        <w:t xml:space="preserve">, </w:t>
+      </w:r>
+      <w:proofErr w:type="spellStart"/>
+      <w:r>
+        <w:rPr>
+          <w:lang w:val="uk-UA"/>
+        </w:rPr>
+        <w:t>list</w:t>
+      </w:r>
+      <w:proofErr w:type="spellEnd"/>
+      <w:r>
+        <w:rPr>
+          <w:lang w:val="uk-UA"/>
+        </w:rPr>
+        <w:t>):</w:t>
+      </w:r>
+    </w:p>
+    <w:p>
+      <w:pPr>
+        <w:rPr>
+          <w:lang w:val="uk-UA"/>
+        </w:rPr>
+      </w:pPr>
+      <w:r>
+        <w:rPr>
+          <w:lang w:val="uk-UA"/>
+        </w:rPr>
+        <w:t xml:space="preserve">            </w:t>
+      </w:r>
+      <w:proofErr w:type="spellStart"/>
+      <w:r>
+        <w:rPr>
+          <w:lang w:val="uk-UA"/>
+        </w:rPr>
+        <w:t>arr</w:t>
+      </w:r>
+      <w:proofErr w:type="spellEnd"/>
+      <w:r>
+        <w:rPr>
+          <w:lang w:val="uk-UA"/>
+        </w:rPr>
+        <w:t xml:space="preserve"> = </w:t>
+      </w:r>
+      <w:proofErr w:type="spellStart"/>
+      <w:r>
+        <w:rPr>
+          <w:lang w:val="uk-UA"/>
+        </w:rPr>
+        <w:t>list</w:t>
+      </w:r>
+      <w:proofErr w:type="spellEnd"/>
+      <w:r>
+        <w:rPr>
+          <w:lang w:val="uk-UA"/>
+        </w:rPr>
+        <w:t>(</w:t>
+      </w:r>
+      <w:proofErr w:type="spellStart"/>
+      <w:r>
+        <w:rPr>
+          <w:lang w:val="uk-UA"/>
+        </w:rPr>
+        <w:t>arr</w:t>
+      </w:r>
+      <w:proofErr w:type="spellEnd"/>
+      <w:r>
+        <w:rPr>
+          <w:lang w:val="uk-UA"/>
+        </w:rPr>
+        <w:t>)</w:t>
+      </w:r>
+    </w:p>
+    <w:p>
+      <w:pPr>
+        <w:rPr>
+          <w:lang w:val="uk-UA"/>
+        </w:rPr>
+      </w:pPr>
+    </w:p>
+    <w:p>
+      <w:pPr>
+        <w:rPr>
+          <w:lang w:val="uk-UA"/>
+        </w:rPr>
+      </w:pPr>
+      <w:r>
+        <w:rPr>
+          <w:lang w:val="uk-UA"/>
+        </w:rPr>
+        <w:t xml:space="preserve">        n = </w:t>
+      </w:r>
+      <w:proofErr w:type="spellStart"/>
+      <w:r>
+        <w:rPr>
+          <w:lang w:val="uk-UA"/>
+        </w:rPr>
+        <w:t>len</w:t>
+      </w:r>
+      <w:proofErr w:type="spellEnd"/>
+      <w:r>
+        <w:rPr>
+          <w:lang w:val="uk-UA"/>
+        </w:rPr>
+        <w:t>(</w:t>
+      </w:r>
+      <w:proofErr w:type="spellStart"/>
+      <w:r>
+        <w:rPr>
+          <w:lang w:val="uk-UA"/>
+        </w:rPr>
+        <w:t>arr</w:t>
+      </w:r>
+      <w:proofErr w:type="spellEnd"/>
+      <w:r>
+        <w:rPr>
+          <w:lang w:val="uk-UA"/>
+        </w:rPr>
+        <w:t>)</w:t>
+      </w:r>
+    </w:p>
+    <w:p>
+      <w:pPr>
+        <w:rPr>
+          <w:lang w:val="uk-UA"/>
+        </w:rPr>
+      </w:pPr>
+      <w:r>
+        <w:rPr>
+          <w:lang w:val="uk-UA"/>
+        </w:rPr>
+        <w:t xml:space="preserve">        </w:t>
+      </w:r>
+      <w:proofErr w:type="spellStart"/>
+      <w:r>
+        <w:rPr>
+          <w:lang w:val="uk-UA"/>
+        </w:rPr>
+        <w:t>if</w:t>
+      </w:r>
+      <w:proofErr w:type="spellEnd"/>
+      <w:r>
+        <w:rPr>
+          <w:lang w:val="uk-UA"/>
+        </w:rPr>
+        <w:t xml:space="preserve"> n &lt;= 1:</w:t>
+      </w:r>
+    </w:p>
+    <w:p>
+      <w:pPr>
+        <w:rPr>
+          <w:lang w:val="uk-UA"/>
+        </w:rPr>
+      </w:pPr>
+      <w:r>
+        <w:rPr>
+          <w:lang w:val="uk-UA"/>
+        </w:rPr>
+        <w:t xml:space="preserve">            </w:t>
+      </w:r>
+      <w:proofErr w:type="spellStart"/>
+      <w:r>
+        <w:rPr>
+          <w:lang w:val="uk-UA"/>
+        </w:rPr>
+        <w:t>return</w:t>
+      </w:r>
+      <w:proofErr w:type="spellEnd"/>
+      <w:r>
+        <w:rPr>
+          <w:lang w:val="uk-UA"/>
+        </w:rPr>
+        <w:t xml:space="preserve"> </w:t>
+      </w:r>
+      <w:proofErr w:type="spellStart"/>
+      <w:r>
+        <w:rPr>
+          <w:lang w:val="uk-UA"/>
+        </w:rPr>
+        <w:t>arr</w:t>
+      </w:r>
+      <w:proofErr w:type="spellEnd"/>
+    </w:p>
+    <w:p>
+      <w:pPr>
+        <w:rPr>
+          <w:lang w:val="uk-UA"/>
+        </w:rPr>
+      </w:pPr>
+    </w:p>
+    <w:p>
+      <w:pPr>
+        <w:rPr>
+          <w:lang w:val="uk-UA"/>
+        </w:rPr>
+      </w:pPr>
+      <w:r>
+        <w:rPr>
+          <w:lang w:val="uk-UA"/>
+        </w:rPr>
+        <w:t xml:space="preserve">        </w:t>
+      </w:r>
+      <w:proofErr w:type="spellStart"/>
+      <w:r>
+        <w:rPr>
+          <w:lang w:val="uk-UA"/>
+        </w:rPr>
+        <w:t>padded</w:t>
+      </w:r>
+      <w:proofErr w:type="spellEnd"/>
+      <w:r>
+        <w:rPr>
+          <w:lang w:val="uk-UA"/>
+        </w:rPr>
+        <w:t xml:space="preserve">, n = </w:t>
+      </w:r>
+      <w:proofErr w:type="spellStart"/>
+      <w:r>
+        <w:rPr>
+          <w:lang w:val="uk-UA"/>
+        </w:rPr>
+        <w:t>self</w:t>
+      </w:r>
+      <w:proofErr w:type="spellEnd"/>
+      <w:r>
+        <w:rPr>
+          <w:lang w:val="uk-UA"/>
+        </w:rPr>
+        <w:t>._</w:t>
+      </w:r>
+      <w:proofErr w:type="spellStart"/>
+      <w:r>
+        <w:rPr>
+          <w:lang w:val="uk-UA"/>
+        </w:rPr>
+        <w:t>prepare_padded</w:t>
+      </w:r>
+      <w:proofErr w:type="spellEnd"/>
+      <w:r>
+        <w:rPr>
+          <w:lang w:val="uk-UA"/>
+        </w:rPr>
+        <w:t>(</w:t>
+      </w:r>
+      <w:proofErr w:type="spellStart"/>
+      <w:r>
+        <w:rPr>
+          <w:lang w:val="uk-UA"/>
+        </w:rPr>
+        <w:t>arr</w:t>
+      </w:r>
+      <w:proofErr w:type="spellEnd"/>
+      <w:r>
+        <w:rPr>
+          <w:lang w:val="uk-UA"/>
+        </w:rPr>
+        <w:t>)</w:t>
+      </w:r>
+    </w:p>
+    <w:p>
+      <w:pPr>
+        <w:rPr>
+          <w:lang w:val="uk-UA"/>
+        </w:rPr>
+      </w:pPr>
+      <w:r>
+        <w:rPr>
+          <w:lang w:val="uk-UA"/>
+        </w:rPr>
+        <w:t xml:space="preserve">        </w:t>
+      </w:r>
+      <w:proofErr w:type="spellStart"/>
+      <w:r>
+        <w:rPr>
+          <w:lang w:val="uk-UA"/>
+        </w:rPr>
+        <w:t>arr</w:t>
+      </w:r>
+      <w:proofErr w:type="spellEnd"/>
+      <w:r>
+        <w:rPr>
+          <w:lang w:val="uk-UA"/>
+        </w:rPr>
+        <w:t xml:space="preserve"> = </w:t>
+      </w:r>
+      <w:proofErr w:type="spellStart"/>
+      <w:r>
+        <w:rPr>
+          <w:lang w:val="uk-UA"/>
+        </w:rPr>
+        <w:t>array</w:t>
+      </w:r>
+      <w:proofErr w:type="spellEnd"/>
+      <w:r>
+        <w:rPr>
+          <w:lang w:val="uk-UA"/>
+        </w:rPr>
+        <w:t xml:space="preserve">("q", </w:t>
+      </w:r>
+      <w:proofErr w:type="spellStart"/>
+      <w:r>
+        <w:rPr>
+          <w:lang w:val="uk-UA"/>
+        </w:rPr>
+        <w:t>padded</w:t>
+      </w:r>
+      <w:proofErr w:type="spellEnd"/>
+      <w:r>
+        <w:rPr>
+          <w:lang w:val="uk-UA"/>
+        </w:rPr>
+        <w:t>)</w:t>
+      </w:r>
+    </w:p>
+    <w:p>
+      <w:pPr>
+        <w:rPr>
+          <w:lang w:val="uk-UA"/>
+        </w:rPr>
+      </w:pPr>
+    </w:p>
+    <w:p>
+      <w:pPr>
+        <w:rPr>
+          <w:lang w:val="uk-UA"/>
+        </w:rPr>
+      </w:pPr>
+      <w:r>
+        <w:rPr>
+          <w:lang w:val="uk-UA"/>
+        </w:rPr>
+        <w:t xml:space="preserve">        _</w:t>
+      </w:r>
+      <w:proofErr w:type="spellStart"/>
+      <w:r>
+        <w:rPr>
+          <w:lang w:val="uk-UA"/>
+        </w:rPr>
+        <w:t>bitonic_sort_iterative</w:t>
+      </w:r>
+      <w:proofErr w:type="spellEnd"/>
+      <w:r>
+        <w:rPr>
+          <w:lang w:val="uk-UA"/>
+        </w:rPr>
+        <w:t>(</w:t>
+      </w:r>
+      <w:proofErr w:type="spellStart"/>
+      <w:r>
+        <w:rPr>
+          <w:lang w:val="uk-UA"/>
+        </w:rPr>
+        <w:t>arr</w:t>
+      </w:r>
+      <w:proofErr w:type="spellEnd"/>
+      <w:r>
+        <w:rPr>
+          <w:lang w:val="uk-UA"/>
+        </w:rPr>
+        <w:t xml:space="preserve">, </w:t>
+      </w:r>
+      <w:proofErr w:type="spellStart"/>
+      <w:r>
+        <w:rPr>
+          <w:lang w:val="uk-UA"/>
+        </w:rPr>
+        <w:t>len</w:t>
+      </w:r>
+      <w:proofErr w:type="spellEnd"/>
+      <w:r>
+        <w:rPr>
+          <w:lang w:val="uk-UA"/>
+        </w:rPr>
+        <w:t>(</w:t>
+      </w:r>
+      <w:proofErr w:type="spellStart"/>
+      <w:r>
+        <w:rPr>
+          <w:lang w:val="uk-UA"/>
+        </w:rPr>
+        <w:t>arr</w:t>
+      </w:r>
+      <w:proofErr w:type="spellEnd"/>
+      <w:r>
+        <w:rPr>
+          <w:lang w:val="uk-UA"/>
+        </w:rPr>
+        <w:t>))</w:t>
+      </w:r>
+    </w:p>
+    <w:p>
+      <w:pPr>
+        <w:rPr>
+          <w:lang w:val="uk-UA"/>
+        </w:rPr>
+      </w:pPr>
+    </w:p>
+    <w:p>
+      <w:pPr>
+        <w:rPr>
+          <w:lang w:val="uk-UA"/>
+        </w:rPr>
+      </w:pPr>
+      <w:r>
+        <w:rPr>
+          <w:lang w:val="uk-UA"/>
+        </w:rPr>
+        <w:t xml:space="preserve">        </w:t>
+      </w:r>
+      <w:proofErr w:type="spellStart"/>
+      <w:r>
+        <w:rPr>
+          <w:lang w:val="uk-UA"/>
+        </w:rPr>
+        <w:t>result</w:t>
+      </w:r>
+      <w:proofErr w:type="spellEnd"/>
+      <w:r>
+        <w:rPr>
+          <w:lang w:val="uk-UA"/>
+        </w:rPr>
+        <w:t xml:space="preserve"> = </w:t>
+      </w:r>
+      <w:proofErr w:type="spellStart"/>
+      <w:r>
+        <w:rPr>
+          <w:lang w:val="uk-UA"/>
+        </w:rPr>
+        <w:t>list</w:t>
+      </w:r>
+      <w:proofErr w:type="spellEnd"/>
+      <w:r>
+        <w:rPr>
+          <w:lang w:val="uk-UA"/>
+        </w:rPr>
+        <w:t>(</w:t>
+      </w:r>
+      <w:proofErr w:type="spellStart"/>
+      <w:r>
+        <w:rPr>
+          <w:lang w:val="uk-UA"/>
+        </w:rPr>
+        <w:t>arr</w:t>
+      </w:r>
+      <w:proofErr w:type="spellEnd"/>
+      <w:r>
+        <w:rPr>
+          <w:lang w:val="uk-UA"/>
+        </w:rPr>
+        <w:t>[:n])</w:t>
+      </w:r>
+    </w:p>
+    <w:p>
+      <w:pPr>
+        <w:rPr>
+          <w:lang w:val="uk-UA"/>
+        </w:rPr>
+      </w:pPr>
+      <w:r>
+        <w:rPr>
+          <w:lang w:val="uk-UA"/>
+        </w:rPr>
+        <w:t xml:space="preserve">        </w:t>
+      </w:r>
+      <w:proofErr w:type="spellStart"/>
+      <w:r>
+        <w:rPr>
+          <w:lang w:val="uk-UA"/>
+        </w:rPr>
+        <w:t>if</w:t>
+      </w:r>
+      <w:proofErr w:type="spellEnd"/>
+      <w:r>
+        <w:rPr>
+          <w:lang w:val="uk-UA"/>
+        </w:rPr>
+        <w:t xml:space="preserve"> </w:t>
+      </w:r>
+      <w:proofErr w:type="spellStart"/>
+      <w:r>
+        <w:rPr>
+          <w:lang w:val="uk-UA"/>
+        </w:rPr>
+        <w:t>not</w:t>
+      </w:r>
+      <w:proofErr w:type="spellEnd"/>
+      <w:r>
+        <w:rPr>
+          <w:lang w:val="uk-UA"/>
+        </w:rPr>
+        <w:t xml:space="preserve"> </w:t>
+      </w:r>
+      <w:proofErr w:type="spellStart"/>
+      <w:r>
+        <w:rPr>
+          <w:lang w:val="uk-UA"/>
+        </w:rPr>
+        <w:t>ascending</w:t>
+      </w:r>
+      <w:proofErr w:type="spellEnd"/>
+      <w:r>
+        <w:rPr>
+          <w:lang w:val="uk-UA"/>
+        </w:rPr>
+        <w:t>:</w:t>
+      </w:r>
+    </w:p>
+    <w:p>
+      <w:pPr>
+        <w:rPr>
+          <w:lang w:val="uk-UA"/>
+        </w:rPr>
+      </w:pPr>
+      <w:r>
+        <w:rPr>
+          <w:lang w:val="uk-UA"/>
+        </w:rPr>
+        <w:t xml:space="preserve">            </w:t>
+      </w:r>
+      <w:proofErr w:type="spellStart"/>
+      <w:r>
+        <w:rPr>
+          <w:lang w:val="uk-UA"/>
+        </w:rPr>
+        <w:t>result</w:t>
+      </w:r>
+      <w:proofErr w:type="spellEnd"/>
+      <w:r>
+        <w:rPr>
+          <w:lang w:val="uk-UA"/>
+        </w:rPr>
+        <w:t xml:space="preserve"> = </w:t>
+      </w:r>
+      <w:proofErr w:type="spellStart"/>
+      <w:r>
+        <w:rPr>
+          <w:lang w:val="uk-UA"/>
+        </w:rPr>
+        <w:t>result</w:t>
+      </w:r>
+      <w:proofErr w:type="spellEnd"/>
+      <w:r>
+        <w:rPr>
+          <w:lang w:val="uk-UA"/>
+        </w:rPr>
+        <w:t>[::-1]</w:t>
+      </w:r>
+    </w:p>
+    <w:p>
+      <w:pPr>
+        <w:rPr>
+          <w:lang w:val="uk-UA"/>
+        </w:rPr>
+      </w:pPr>
+    </w:p>
+    <w:p>
+      <w:pPr>
+        <w:rPr>
+          <w:lang w:val="uk-UA"/>
+        </w:rPr>
+      </w:pPr>
+      <w:r>
+        <w:rPr>
+          <w:lang w:val="uk-UA"/>
+        </w:rPr>
+        <w:t xml:space="preserve">        </w:t>
+      </w:r>
+      <w:proofErr w:type="spellStart"/>
+      <w:r>
+        <w:rPr>
+          <w:lang w:val="uk-UA"/>
+        </w:rPr>
+        <w:t>return</w:t>
+      </w:r>
+      <w:proofErr w:type="spellEnd"/>
+      <w:r>
+        <w:rPr>
+          <w:lang w:val="uk-UA"/>
+        </w:rPr>
+        <w:t xml:space="preserve"> </w:t>
+      </w:r>
+      <w:proofErr w:type="spellStart"/>
+      <w:r>
+        <w:rPr>
+          <w:lang w:val="uk-UA"/>
+        </w:rPr>
+        <w:t>result</w:t>
+      </w:r>
+      <w:proofErr w:type="spellEnd"/>
+    </w:p>
+    <w:p>
+      <w:pPr>
+        <w:rPr>
+          <w:lang w:val="uk-UA"/>
+        </w:rPr>
+      </w:pPr>
+    </w:p>
+    <w:p>
+      <w:pPr>
+        <w:rPr>
+          <w:lang w:val="uk-UA"/>
+        </w:rPr>
+      </w:pPr>
+    </w:p>
+    <w:p>
+      <w:pPr>
+        <w:rPr>
+          <w:lang w:val="uk-UA"/>
+        </w:rPr>
+      </w:pPr>
+      <w:proofErr w:type="spellStart"/>
+      <w:r>
+        <w:rPr>
+          <w:lang w:val="uk-UA"/>
+        </w:rPr>
+        <w:t>class</w:t>
+      </w:r>
+      <w:proofErr w:type="spellEnd"/>
+      <w:r>
+        <w:rPr>
+          <w:lang w:val="uk-UA"/>
+        </w:rPr>
+        <w:t xml:space="preserve"> </w:t>
+      </w:r>
+      <w:proofErr w:type="spellStart"/>
+      <w:r>
+        <w:rPr>
+          <w:lang w:val="uk-UA"/>
+        </w:rPr>
+        <w:t>BitonicSorter</w:t>
+      </w:r>
+      <w:proofErr w:type="spellEnd"/>
+      <w:r>
+        <w:rPr>
+          <w:lang w:val="uk-UA"/>
+        </w:rPr>
+        <w:t>:</w:t>
+      </w:r>
+    </w:p>
+    <w:p>
+      <w:pPr>
+        <w:rPr>
+          <w:lang w:val="uk-UA"/>
+        </w:rPr>
+      </w:pPr>
+      <w:r>
+        <w:rPr>
+          <w:lang w:val="uk-UA"/>
+        </w:rPr>
+        <w:t xml:space="preserve">    """</w:t>
+      </w:r>
+      <w:proofErr w:type="spellStart"/>
+      <w:r>
+        <w:rPr>
+          <w:lang w:val="uk-UA"/>
+        </w:rPr>
+        <w:t>Base</w:t>
+      </w:r>
+      <w:proofErr w:type="spellEnd"/>
+      <w:r>
+        <w:rPr>
+          <w:lang w:val="uk-UA"/>
+        </w:rPr>
+        <w:t xml:space="preserve"> </w:t>
+      </w:r>
+      <w:proofErr w:type="spellStart"/>
+      <w:r>
+        <w:rPr>
+          <w:lang w:val="uk-UA"/>
+        </w:rPr>
+        <w:t>class</w:t>
+      </w:r>
+      <w:proofErr w:type="spellEnd"/>
+      <w:r>
+        <w:rPr>
+          <w:lang w:val="uk-UA"/>
+        </w:rPr>
+        <w:t xml:space="preserve"> </w:t>
+      </w:r>
+      <w:proofErr w:type="spellStart"/>
+      <w:r>
+        <w:rPr>
+          <w:lang w:val="uk-UA"/>
+        </w:rPr>
+        <w:t>for</w:t>
+      </w:r>
+      <w:proofErr w:type="spellEnd"/>
+      <w:r>
+        <w:rPr>
+          <w:lang w:val="uk-UA"/>
+        </w:rPr>
+        <w:t xml:space="preserve"> </w:t>
+      </w:r>
+      <w:proofErr w:type="spellStart"/>
+      <w:r>
+        <w:rPr>
+          <w:lang w:val="uk-UA"/>
+        </w:rPr>
+        <w:t>bitonic</w:t>
+      </w:r>
+      <w:proofErr w:type="spellEnd"/>
+      <w:r>
+        <w:rPr>
+          <w:lang w:val="uk-UA"/>
+        </w:rPr>
+        <w:t xml:space="preserve"> </w:t>
+      </w:r>
+      <w:proofErr w:type="spellStart"/>
+      <w:r>
+        <w:rPr>
+          <w:lang w:val="uk-UA"/>
+        </w:rPr>
+        <w:t>sort</w:t>
+      </w:r>
+      <w:proofErr w:type="spellEnd"/>
+      <w:r>
+        <w:rPr>
+          <w:lang w:val="uk-UA"/>
+        </w:rPr>
+        <w:t xml:space="preserve"> </w:t>
+      </w:r>
+      <w:proofErr w:type="spellStart"/>
+      <w:r>
+        <w:rPr>
+          <w:lang w:val="uk-UA"/>
+        </w:rPr>
+        <w:t>variants</w:t>
+      </w:r>
+      <w:proofErr w:type="spellEnd"/>
+      <w:r>
+        <w:rPr>
+          <w:lang w:val="uk-UA"/>
+        </w:rPr>
+        <w:t>.</w:t>
+      </w:r>
+    </w:p>
+    <w:p>
+      <w:pPr>
+        <w:rPr>
+          <w:lang w:val="uk-UA"/>
+        </w:rPr>
+      </w:pPr>
+    </w:p>
+    <w:p>
+      <w:pPr>
+        <w:rPr>
+          <w:lang w:val="uk-UA"/>
+        </w:rPr>
+      </w:pPr>
+      <w:r>
+        <w:rPr>
+          <w:lang w:val="uk-UA"/>
+        </w:rPr>
+        <w:t xml:space="preserve">    </w:t>
+      </w:r>
+      <w:proofErr w:type="spellStart"/>
+      <w:r>
+        <w:rPr>
+          <w:lang w:val="uk-UA"/>
+        </w:rPr>
+        <w:t>Provides</w:t>
+      </w:r>
+      <w:proofErr w:type="spellEnd"/>
+      <w:r>
+        <w:rPr>
+          <w:lang w:val="uk-UA"/>
+        </w:rPr>
+        <w:t xml:space="preserve"> </w:t>
+      </w:r>
+      <w:proofErr w:type="spellStart"/>
+      <w:r>
+        <w:rPr>
+          <w:lang w:val="uk-UA"/>
+        </w:rPr>
+        <w:t>power-of-two</w:t>
+      </w:r>
+      <w:proofErr w:type="spellEnd"/>
+      <w:r>
+        <w:rPr>
+          <w:lang w:val="uk-UA"/>
+        </w:rPr>
+        <w:t xml:space="preserve"> </w:t>
+      </w:r>
+      <w:proofErr w:type="spellStart"/>
+      <w:r>
+        <w:rPr>
+          <w:lang w:val="uk-UA"/>
+        </w:rPr>
+        <w:t>padding</w:t>
+      </w:r>
+      <w:proofErr w:type="spellEnd"/>
+      <w:r>
+        <w:rPr>
+          <w:lang w:val="uk-UA"/>
+        </w:rPr>
+        <w:t xml:space="preserve"> </w:t>
+      </w:r>
+      <w:proofErr w:type="spellStart"/>
+      <w:r>
+        <w:rPr>
+          <w:lang w:val="uk-UA"/>
+        </w:rPr>
+        <w:t>and</w:t>
+      </w:r>
+      <w:proofErr w:type="spellEnd"/>
+      <w:r>
+        <w:rPr>
+          <w:lang w:val="uk-UA"/>
+        </w:rPr>
+        <w:t xml:space="preserve"> a </w:t>
+      </w:r>
+      <w:proofErr w:type="spellStart"/>
+      <w:r>
+        <w:rPr>
+          <w:lang w:val="uk-UA"/>
+        </w:rPr>
+        <w:t>timed</w:t>
+      </w:r>
+      <w:proofErr w:type="spellEnd"/>
+      <w:r>
+        <w:rPr>
+          <w:lang w:val="uk-UA"/>
+        </w:rPr>
+        <w:t xml:space="preserve"> </w:t>
+      </w:r>
+      <w:proofErr w:type="spellStart"/>
+      <w:r>
+        <w:rPr>
+          <w:lang w:val="uk-UA"/>
+        </w:rPr>
+        <w:t>sort</w:t>
+      </w:r>
+      <w:proofErr w:type="spellEnd"/>
+      <w:r>
+        <w:rPr>
+          <w:lang w:val="uk-UA"/>
+        </w:rPr>
+        <w:t xml:space="preserve"> </w:t>
+      </w:r>
+      <w:proofErr w:type="spellStart"/>
+      <w:r>
+        <w:rPr>
+          <w:lang w:val="uk-UA"/>
+        </w:rPr>
+        <w:t>wrapper</w:t>
+      </w:r>
+      <w:proofErr w:type="spellEnd"/>
+      <w:r>
+        <w:rPr>
+          <w:lang w:val="uk-UA"/>
+        </w:rPr>
+        <w:t xml:space="preserve">; </w:t>
+      </w:r>
+      <w:proofErr w:type="spellStart"/>
+      <w:r>
+        <w:rPr>
+          <w:lang w:val="uk-UA"/>
+        </w:rPr>
+        <w:t>subclasses</w:t>
+      </w:r>
+      <w:proofErr w:type="spellEnd"/>
+    </w:p>
+    <w:p>
+      <w:pPr>
+        <w:rPr>
+          <w:lang w:val="uk-UA"/>
+        </w:rPr>
+      </w:pPr>
+      <w:r>
+        <w:rPr>
+          <w:lang w:val="uk-UA"/>
+        </w:rPr>
+        <w:t xml:space="preserve">    </w:t>
+      </w:r>
+      <w:proofErr w:type="spellStart"/>
+      <w:r>
+        <w:rPr>
+          <w:lang w:val="uk-UA"/>
+        </w:rPr>
+        <w:t>implement</w:t>
+      </w:r>
+      <w:proofErr w:type="spellEnd"/>
+      <w:r>
+        <w:rPr>
+          <w:lang w:val="uk-UA"/>
+        </w:rPr>
+        <w:t xml:space="preserve"> </w:t>
+      </w:r>
+      <w:proofErr w:type="spellStart"/>
+      <w:r>
+        <w:rPr>
+          <w:lang w:val="uk-UA"/>
+        </w:rPr>
+        <w:t>the</w:t>
+      </w:r>
+      <w:proofErr w:type="spellEnd"/>
+      <w:r>
+        <w:rPr>
+          <w:lang w:val="uk-UA"/>
+        </w:rPr>
+        <w:t xml:space="preserve"> </w:t>
+      </w:r>
+      <w:proofErr w:type="spellStart"/>
+      <w:r>
+        <w:rPr>
+          <w:lang w:val="uk-UA"/>
+        </w:rPr>
+        <w:t>actual</w:t>
+      </w:r>
+      <w:proofErr w:type="spellEnd"/>
+      <w:r>
+        <w:rPr>
+          <w:lang w:val="uk-UA"/>
+        </w:rPr>
+        <w:t xml:space="preserve"> </w:t>
+      </w:r>
+      <w:proofErr w:type="spellStart"/>
+      <w:r>
+        <w:rPr>
+          <w:lang w:val="uk-UA"/>
+        </w:rPr>
+        <w:t>sort</w:t>
+      </w:r>
+      <w:proofErr w:type="spellEnd"/>
+      <w:r>
+        <w:rPr>
+          <w:lang w:val="uk-UA"/>
+        </w:rPr>
+        <w:t xml:space="preserve"> (</w:t>
+      </w:r>
+      <w:proofErr w:type="spellStart"/>
+      <w:r>
+        <w:rPr>
+          <w:lang w:val="uk-UA"/>
+        </w:rPr>
+        <w:t>sequential</w:t>
+      </w:r>
+      <w:proofErr w:type="spellEnd"/>
+      <w:r>
+        <w:rPr>
+          <w:lang w:val="uk-UA"/>
+        </w:rPr>
+        <w:t xml:space="preserve"> </w:t>
+      </w:r>
+      <w:proofErr w:type="spellStart"/>
+      <w:r>
+        <w:rPr>
+          <w:lang w:val="uk-UA"/>
+        </w:rPr>
+        <w:t>or</w:t>
+      </w:r>
+      <w:proofErr w:type="spellEnd"/>
+      <w:r>
+        <w:rPr>
+          <w:lang w:val="uk-UA"/>
+        </w:rPr>
+        <w:t xml:space="preserve"> </w:t>
+      </w:r>
+      <w:proofErr w:type="spellStart"/>
+      <w:r>
+        <w:rPr>
+          <w:lang w:val="uk-UA"/>
+        </w:rPr>
+        <w:t>parallel</w:t>
+      </w:r>
+      <w:proofErr w:type="spellEnd"/>
+      <w:r>
+        <w:rPr>
+          <w:lang w:val="uk-UA"/>
+        </w:rPr>
+        <w:t>).</w:t>
+      </w:r>
+    </w:p>
+    <w:p>
+      <w:pPr>
+        <w:rPr>
+          <w:lang w:val="uk-UA"/>
+        </w:rPr>
+      </w:pPr>
+      <w:r>
+        <w:rPr>
+          <w:lang w:val="uk-UA"/>
+        </w:rPr>
+        <w:lastRenderedPageBreak/>
+        <w:t xml:space="preserve">    """</w:t>
+      </w:r>
+    </w:p>
+    <w:p>
+      <w:pPr>
+        <w:rPr>
+          <w:lang w:val="uk-UA"/>
+        </w:rPr>
+      </w:pPr>
+    </w:p>
+    <w:p>
+      <w:pPr>
+        <w:rPr>
+          <w:lang w:val="uk-UA"/>
+        </w:rPr>
+      </w:pPr>
+      <w:r>
+        <w:rPr>
+          <w:lang w:val="uk-UA"/>
+        </w:rPr>
+        <w:t xml:space="preserve">    @staticmethod</w:t>
+      </w:r>
+    </w:p>
+    <w:p>
+      <w:pPr>
+        <w:rPr>
+          <w:lang w:val="uk-UA"/>
+        </w:rPr>
+      </w:pPr>
+      <w:r>
+        <w:rPr>
+          <w:lang w:val="uk-UA"/>
+        </w:rPr>
+        <w:t xml:space="preserve">    </w:t>
+      </w:r>
+      <w:proofErr w:type="spellStart"/>
+      <w:r>
+        <w:rPr>
+          <w:lang w:val="uk-UA"/>
+        </w:rPr>
+        <w:t>def</w:t>
+      </w:r>
+      <w:proofErr w:type="spellEnd"/>
+      <w:r>
+        <w:rPr>
+          <w:lang w:val="uk-UA"/>
+        </w:rPr>
+        <w:t xml:space="preserve"> _</w:t>
+      </w:r>
+      <w:proofErr w:type="spellStart"/>
+      <w:r>
+        <w:rPr>
+          <w:lang w:val="uk-UA"/>
+        </w:rPr>
+        <w:t>next_power_of_two</w:t>
+      </w:r>
+      <w:proofErr w:type="spellEnd"/>
+      <w:r>
+        <w:rPr>
+          <w:lang w:val="uk-UA"/>
+        </w:rPr>
+        <w:t xml:space="preserve">(n: </w:t>
+      </w:r>
+      <w:proofErr w:type="spellStart"/>
+      <w:r>
+        <w:rPr>
+          <w:lang w:val="uk-UA"/>
+        </w:rPr>
+        <w:t>int</w:t>
+      </w:r>
+      <w:proofErr w:type="spellEnd"/>
+      <w:r>
+        <w:rPr>
+          <w:lang w:val="uk-UA"/>
+        </w:rPr>
+        <w:t xml:space="preserve">) -&gt; </w:t>
+      </w:r>
+      <w:proofErr w:type="spellStart"/>
+      <w:r>
+        <w:rPr>
+          <w:lang w:val="uk-UA"/>
+        </w:rPr>
+        <w:t>int</w:t>
+      </w:r>
+      <w:proofErr w:type="spellEnd"/>
+      <w:r>
+        <w:rPr>
+          <w:lang w:val="uk-UA"/>
+        </w:rPr>
+        <w:t>:</w:t>
+      </w:r>
+    </w:p>
+    <w:p>
+      <w:pPr>
+        <w:rPr>
+          <w:lang w:val="uk-UA"/>
+        </w:rPr>
+      </w:pPr>
+      <w:r>
+        <w:rPr>
+          <w:lang w:val="uk-UA"/>
+        </w:rPr>
+        <w:t xml:space="preserve">        </w:t>
+      </w:r>
+      <w:proofErr w:type="spellStart"/>
+      <w:r>
+        <w:rPr>
+          <w:lang w:val="uk-UA"/>
+        </w:rPr>
+        <w:t>if</w:t>
+      </w:r>
+      <w:proofErr w:type="spellEnd"/>
+      <w:r>
+        <w:rPr>
+          <w:lang w:val="uk-UA"/>
+        </w:rPr>
+        <w:t xml:space="preserve"> n &lt;= 0:</w:t>
+      </w:r>
+    </w:p>
+    <w:p>
+      <w:pPr>
+        <w:rPr>
+          <w:lang w:val="uk-UA"/>
+        </w:rPr>
+      </w:pPr>
+      <w:r>
+        <w:rPr>
+          <w:lang w:val="uk-UA"/>
+        </w:rPr>
+        <w:t xml:space="preserve">            </w:t>
+      </w:r>
+      <w:proofErr w:type="spellStart"/>
+      <w:r>
+        <w:rPr>
+          <w:lang w:val="uk-UA"/>
+        </w:rPr>
+        <w:t>return</w:t>
+      </w:r>
+      <w:proofErr w:type="spellEnd"/>
+      <w:r>
+        <w:rPr>
+          <w:lang w:val="uk-UA"/>
+        </w:rPr>
+        <w:t xml:space="preserve"> 1</w:t>
+      </w:r>
+    </w:p>
+    <w:p>
+      <w:pPr>
+        <w:rPr>
+          <w:lang w:val="uk-UA"/>
+        </w:rPr>
+      </w:pPr>
+      <w:r>
+        <w:rPr>
+          <w:lang w:val="uk-UA"/>
+        </w:rPr>
+        <w:t xml:space="preserve">        p = 1</w:t>
+      </w:r>
+    </w:p>
+    <w:p>
+      <w:pPr>
+        <w:rPr>
+          <w:lang w:val="uk-UA"/>
+        </w:rPr>
+      </w:pPr>
+      <w:r>
+        <w:rPr>
+          <w:lang w:val="uk-UA"/>
+        </w:rPr>
+        <w:t xml:space="preserve">        </w:t>
+      </w:r>
+      <w:proofErr w:type="spellStart"/>
+      <w:r>
+        <w:rPr>
+          <w:lang w:val="uk-UA"/>
+        </w:rPr>
+        <w:t>while</w:t>
+      </w:r>
+      <w:proofErr w:type="spellEnd"/>
+      <w:r>
+        <w:rPr>
+          <w:lang w:val="uk-UA"/>
+        </w:rPr>
+        <w:t xml:space="preserve"> p &lt; n:</w:t>
+      </w:r>
+    </w:p>
+    <w:p>
+      <w:pPr>
+        <w:rPr>
+          <w:lang w:val="uk-UA"/>
+        </w:rPr>
+      </w:pPr>
+      <w:r>
+        <w:rPr>
+          <w:lang w:val="uk-UA"/>
+        </w:rPr>
+        <w:t xml:space="preserve">            p &lt;&lt;= 1</w:t>
+      </w:r>
+    </w:p>
+    <w:p>
+      <w:pPr>
+        <w:rPr>
+          <w:lang w:val="uk-UA"/>
+        </w:rPr>
+      </w:pPr>
+      <w:r>
+        <w:rPr>
+          <w:lang w:val="uk-UA"/>
+        </w:rPr>
+        <w:t xml:space="preserve">        </w:t>
+      </w:r>
+      <w:proofErr w:type="spellStart"/>
+      <w:r>
+        <w:rPr>
+          <w:lang w:val="uk-UA"/>
+        </w:rPr>
+        <w:t>return</w:t>
+      </w:r>
+      <w:proofErr w:type="spellEnd"/>
+      <w:r>
+        <w:rPr>
+          <w:lang w:val="uk-UA"/>
+        </w:rPr>
+        <w:t xml:space="preserve"> p</w:t>
+      </w:r>
+    </w:p>
+    <w:p>
+      <w:pPr>
+        <w:rPr>
+          <w:lang w:val="uk-UA"/>
+        </w:rPr>
+      </w:pPr>
+    </w:p>
+    <w:p>
+      <w:pPr>
+        <w:rPr>
+          <w:lang w:val="uk-UA"/>
+        </w:rPr>
+      </w:pPr>
+      <w:r>
+        <w:rPr>
+          <w:lang w:val="uk-UA"/>
+        </w:rPr>
+        <w:t xml:space="preserve">    </w:t>
+      </w:r>
+      <w:proofErr w:type="spellStart"/>
+      <w:r>
+        <w:rPr>
+          <w:lang w:val="uk-UA"/>
+        </w:rPr>
+        <w:t>def</w:t>
+      </w:r>
+      <w:proofErr w:type="spellEnd"/>
+      <w:r>
+        <w:rPr>
+          <w:lang w:val="uk-UA"/>
+        </w:rPr>
+        <w:t xml:space="preserve"> _</w:t>
+      </w:r>
+      <w:proofErr w:type="spellStart"/>
+      <w:r>
+        <w:rPr>
+          <w:lang w:val="uk-UA"/>
+        </w:rPr>
+        <w:t>prepare_padded</w:t>
+      </w:r>
+      <w:proofErr w:type="spellEnd"/>
+      <w:r>
+        <w:rPr>
+          <w:lang w:val="uk-UA"/>
+        </w:rPr>
+        <w:t>(</w:t>
+      </w:r>
+      <w:proofErr w:type="spellStart"/>
+      <w:r>
+        <w:rPr>
+          <w:lang w:val="uk-UA"/>
+        </w:rPr>
+        <w:t>self</w:t>
+      </w:r>
+      <w:proofErr w:type="spellEnd"/>
+      <w:r>
+        <w:rPr>
+          <w:lang w:val="uk-UA"/>
+        </w:rPr>
+        <w:t xml:space="preserve">, </w:t>
+      </w:r>
+      <w:proofErr w:type="spellStart"/>
+      <w:r>
+        <w:rPr>
+          <w:lang w:val="uk-UA"/>
+        </w:rPr>
+        <w:t>arr</w:t>
+      </w:r>
+      <w:proofErr w:type="spellEnd"/>
+      <w:r>
+        <w:rPr>
+          <w:lang w:val="uk-UA"/>
+        </w:rPr>
+        <w:t xml:space="preserve">: </w:t>
+      </w:r>
+      <w:proofErr w:type="spellStart"/>
+      <w:r>
+        <w:rPr>
+          <w:lang w:val="uk-UA"/>
+        </w:rPr>
+        <w:t>list</w:t>
+      </w:r>
+      <w:proofErr w:type="spellEnd"/>
+      <w:r>
+        <w:rPr>
+          <w:lang w:val="uk-UA"/>
+        </w:rPr>
+        <w:t>[</w:t>
+      </w:r>
+      <w:proofErr w:type="spellStart"/>
+      <w:r>
+        <w:rPr>
+          <w:lang w:val="uk-UA"/>
+        </w:rPr>
+        <w:t>int</w:t>
+      </w:r>
+      <w:proofErr w:type="spellEnd"/>
+      <w:r>
+        <w:rPr>
+          <w:lang w:val="uk-UA"/>
+        </w:rPr>
+        <w:t xml:space="preserve">]) -&gt; </w:t>
+      </w:r>
+      <w:proofErr w:type="spellStart"/>
+      <w:r>
+        <w:rPr>
+          <w:lang w:val="uk-UA"/>
+        </w:rPr>
+        <w:t>tuple</w:t>
+      </w:r>
+      <w:proofErr w:type="spellEnd"/>
+      <w:r>
+        <w:rPr>
+          <w:lang w:val="uk-UA"/>
+        </w:rPr>
+        <w:t>[</w:t>
+      </w:r>
+      <w:proofErr w:type="spellStart"/>
+      <w:r>
+        <w:rPr>
+          <w:lang w:val="uk-UA"/>
+        </w:rPr>
+        <w:t>list</w:t>
+      </w:r>
+      <w:proofErr w:type="spellEnd"/>
+      <w:r>
+        <w:rPr>
+          <w:lang w:val="uk-UA"/>
+        </w:rPr>
+        <w:t>[</w:t>
+      </w:r>
+      <w:proofErr w:type="spellStart"/>
+      <w:r>
+        <w:rPr>
+          <w:lang w:val="uk-UA"/>
+        </w:rPr>
+        <w:t>int</w:t>
+      </w:r>
+      <w:proofErr w:type="spellEnd"/>
+      <w:r>
+        <w:rPr>
+          <w:lang w:val="uk-UA"/>
+        </w:rPr>
+        <w:t xml:space="preserve">], </w:t>
+      </w:r>
+      <w:proofErr w:type="spellStart"/>
+      <w:r>
+        <w:rPr>
+          <w:lang w:val="uk-UA"/>
+        </w:rPr>
+        <w:t>int</w:t>
+      </w:r>
+      <w:proofErr w:type="spellEnd"/>
+      <w:r>
+        <w:rPr>
+          <w:lang w:val="uk-UA"/>
+        </w:rPr>
+        <w:t>]:</w:t>
+      </w:r>
+    </w:p>
+    <w:p>
+      <w:pPr>
+        <w:rPr>
+          <w:lang w:val="uk-UA"/>
+        </w:rPr>
+      </w:pPr>
+      <w:r>
+        <w:rPr>
+          <w:lang w:val="uk-UA"/>
+        </w:rPr>
+        <w:t xml:space="preserve">        """</w:t>
+      </w:r>
+      <w:proofErr w:type="spellStart"/>
+      <w:r>
+        <w:rPr>
+          <w:lang w:val="uk-UA"/>
+        </w:rPr>
+        <w:t>Pad</w:t>
+      </w:r>
+      <w:proofErr w:type="spellEnd"/>
+      <w:r>
+        <w:rPr>
+          <w:lang w:val="uk-UA"/>
+        </w:rPr>
+        <w:t xml:space="preserve"> </w:t>
+      </w:r>
+      <w:proofErr w:type="spellStart"/>
+      <w:r>
+        <w:rPr>
+          <w:lang w:val="uk-UA"/>
+        </w:rPr>
+        <w:t>to</w:t>
+      </w:r>
+      <w:proofErr w:type="spellEnd"/>
+      <w:r>
+        <w:rPr>
+          <w:lang w:val="uk-UA"/>
+        </w:rPr>
+        <w:t xml:space="preserve"> </w:t>
+      </w:r>
+      <w:proofErr w:type="spellStart"/>
+      <w:r>
+        <w:rPr>
+          <w:lang w:val="uk-UA"/>
+        </w:rPr>
+        <w:t>next</w:t>
+      </w:r>
+      <w:proofErr w:type="spellEnd"/>
+      <w:r>
+        <w:rPr>
+          <w:lang w:val="uk-UA"/>
+        </w:rPr>
+        <w:t xml:space="preserve"> </w:t>
+      </w:r>
+      <w:proofErr w:type="spellStart"/>
+      <w:r>
+        <w:rPr>
+          <w:lang w:val="uk-UA"/>
+        </w:rPr>
+        <w:t>power</w:t>
+      </w:r>
+      <w:proofErr w:type="spellEnd"/>
+      <w:r>
+        <w:rPr>
+          <w:lang w:val="uk-UA"/>
+        </w:rPr>
+        <w:t xml:space="preserve"> </w:t>
+      </w:r>
+      <w:proofErr w:type="spellStart"/>
+      <w:r>
+        <w:rPr>
+          <w:lang w:val="uk-UA"/>
+        </w:rPr>
+        <w:t>of</w:t>
+      </w:r>
+      <w:proofErr w:type="spellEnd"/>
+      <w:r>
+        <w:rPr>
+          <w:lang w:val="uk-UA"/>
+        </w:rPr>
+        <w:t xml:space="preserve"> </w:t>
+      </w:r>
+      <w:proofErr w:type="spellStart"/>
+      <w:r>
+        <w:rPr>
+          <w:lang w:val="uk-UA"/>
+        </w:rPr>
+        <w:t>two</w:t>
+      </w:r>
+      <w:proofErr w:type="spellEnd"/>
+      <w:r>
+        <w:rPr>
+          <w:lang w:val="uk-UA"/>
+        </w:rPr>
+        <w:t xml:space="preserve"> </w:t>
+      </w:r>
+      <w:proofErr w:type="spellStart"/>
+      <w:r>
+        <w:rPr>
+          <w:lang w:val="uk-UA"/>
+        </w:rPr>
+        <w:t>with</w:t>
+      </w:r>
+      <w:proofErr w:type="spellEnd"/>
+      <w:r>
+        <w:rPr>
+          <w:lang w:val="uk-UA"/>
+        </w:rPr>
+        <w:t xml:space="preserve"> </w:t>
+      </w:r>
+      <w:proofErr w:type="spellStart"/>
+      <w:r>
+        <w:rPr>
+          <w:lang w:val="uk-UA"/>
+        </w:rPr>
+        <w:t>sentinels</w:t>
+      </w:r>
+      <w:proofErr w:type="spellEnd"/>
+      <w:r>
+        <w:rPr>
+          <w:lang w:val="uk-UA"/>
+        </w:rPr>
+        <w:t xml:space="preserve">; </w:t>
+      </w:r>
+      <w:proofErr w:type="spellStart"/>
+      <w:r>
+        <w:rPr>
+          <w:lang w:val="uk-UA"/>
+        </w:rPr>
+        <w:t>return</w:t>
+      </w:r>
+      <w:proofErr w:type="spellEnd"/>
+      <w:r>
+        <w:rPr>
+          <w:lang w:val="uk-UA"/>
+        </w:rPr>
+        <w:t xml:space="preserve"> (</w:t>
+      </w:r>
+      <w:proofErr w:type="spellStart"/>
+      <w:r>
+        <w:rPr>
+          <w:lang w:val="uk-UA"/>
+        </w:rPr>
+        <w:t>padded</w:t>
+      </w:r>
+      <w:proofErr w:type="spellEnd"/>
+      <w:r>
+        <w:rPr>
+          <w:lang w:val="uk-UA"/>
+        </w:rPr>
+        <w:t xml:space="preserve">, </w:t>
+      </w:r>
+      <w:proofErr w:type="spellStart"/>
+      <w:r>
+        <w:rPr>
+          <w:lang w:val="uk-UA"/>
+        </w:rPr>
+        <w:t>original_n</w:t>
+      </w:r>
+      <w:proofErr w:type="spellEnd"/>
+      <w:r>
+        <w:rPr>
+          <w:lang w:val="uk-UA"/>
+        </w:rPr>
+        <w:t>)."""</w:t>
+      </w:r>
+    </w:p>
+    <w:p>
+      <w:pPr>
+        <w:rPr>
+          <w:lang w:val="uk-UA"/>
+        </w:rPr>
+      </w:pPr>
+      <w:r>
+        <w:rPr>
+          <w:lang w:val="uk-UA"/>
+        </w:rPr>
+        <w:t xml:space="preserve">        n = </w:t>
+      </w:r>
+      <w:proofErr w:type="spellStart"/>
+      <w:r>
+        <w:rPr>
+          <w:lang w:val="uk-UA"/>
+        </w:rPr>
+        <w:t>len</w:t>
+      </w:r>
+      <w:proofErr w:type="spellEnd"/>
+      <w:r>
+        <w:rPr>
+          <w:lang w:val="uk-UA"/>
+        </w:rPr>
+        <w:t>(</w:t>
+      </w:r>
+      <w:proofErr w:type="spellStart"/>
+      <w:r>
+        <w:rPr>
+          <w:lang w:val="uk-UA"/>
+        </w:rPr>
+        <w:t>arr</w:t>
+      </w:r>
+      <w:proofErr w:type="spellEnd"/>
+      <w:r>
+        <w:rPr>
+          <w:lang w:val="uk-UA"/>
+        </w:rPr>
+        <w:t>)</w:t>
+      </w:r>
+    </w:p>
+    <w:p>
+      <w:pPr>
+        <w:rPr>
+          <w:lang w:val="uk-UA"/>
+        </w:rPr>
+      </w:pPr>
+      <w:r>
+        <w:rPr>
+          <w:lang w:val="uk-UA"/>
+        </w:rPr>
+        <w:t xml:space="preserve">        </w:t>
+      </w:r>
+      <w:proofErr w:type="spellStart"/>
+      <w:r>
+        <w:rPr>
+          <w:lang w:val="uk-UA"/>
+        </w:rPr>
+        <w:t>if</w:t>
+      </w:r>
+      <w:proofErr w:type="spellEnd"/>
+      <w:r>
+        <w:rPr>
+          <w:lang w:val="uk-UA"/>
+        </w:rPr>
+        <w:t xml:space="preserve"> n == 0:</w:t>
+      </w:r>
+    </w:p>
+    <w:p>
+      <w:pPr>
+        <w:rPr>
+          <w:lang w:val="uk-UA"/>
+        </w:rPr>
+      </w:pPr>
+      <w:r>
+        <w:rPr>
+          <w:lang w:val="uk-UA"/>
+        </w:rPr>
+        <w:t xml:space="preserve">            </w:t>
+      </w:r>
+      <w:proofErr w:type="spellStart"/>
+      <w:r>
+        <w:rPr>
+          <w:lang w:val="uk-UA"/>
+        </w:rPr>
+        <w:t>return</w:t>
+      </w:r>
+      <w:proofErr w:type="spellEnd"/>
+      <w:r>
+        <w:rPr>
+          <w:lang w:val="uk-UA"/>
+        </w:rPr>
+        <w:t xml:space="preserve"> [], 0</w:t>
+      </w:r>
+    </w:p>
+    <w:p>
+      <w:pPr>
+        <w:rPr>
+          <w:lang w:val="uk-UA"/>
+        </w:rPr>
+      </w:pPr>
+      <w:r>
+        <w:rPr>
+          <w:lang w:val="uk-UA"/>
+        </w:rPr>
+        <w:t xml:space="preserve">        </w:t>
+      </w:r>
+      <w:proofErr w:type="spellStart"/>
+      <w:r>
+        <w:rPr>
+          <w:lang w:val="uk-UA"/>
+        </w:rPr>
+        <w:t>padded_n</w:t>
+      </w:r>
+      <w:proofErr w:type="spellEnd"/>
+      <w:r>
+        <w:rPr>
+          <w:lang w:val="uk-UA"/>
+        </w:rPr>
+        <w:t xml:space="preserve"> = </w:t>
+      </w:r>
+      <w:proofErr w:type="spellStart"/>
+      <w:r>
+        <w:rPr>
+          <w:lang w:val="uk-UA"/>
+        </w:rPr>
+        <w:t>self</w:t>
+      </w:r>
+      <w:proofErr w:type="spellEnd"/>
+      <w:r>
+        <w:rPr>
+          <w:lang w:val="uk-UA"/>
+        </w:rPr>
+        <w:t>._</w:t>
+      </w:r>
+      <w:proofErr w:type="spellStart"/>
+      <w:r>
+        <w:rPr>
+          <w:lang w:val="uk-UA"/>
+        </w:rPr>
+        <w:t>next_power_of_two</w:t>
+      </w:r>
+      <w:proofErr w:type="spellEnd"/>
+      <w:r>
+        <w:rPr>
+          <w:lang w:val="uk-UA"/>
+        </w:rPr>
+        <w:t>(n)</w:t>
+      </w:r>
+    </w:p>
+    <w:p>
+      <w:pPr>
+        <w:rPr>
+          <w:lang w:val="uk-UA"/>
+        </w:rPr>
+      </w:pPr>
+      <w:r>
+        <w:rPr>
+          <w:lang w:val="uk-UA"/>
+        </w:rPr>
+        <w:t xml:space="preserve">        </w:t>
+      </w:r>
+      <w:proofErr w:type="spellStart"/>
+      <w:r>
+        <w:rPr>
+          <w:lang w:val="uk-UA"/>
+        </w:rPr>
+        <w:t>if</w:t>
+      </w:r>
+      <w:proofErr w:type="spellEnd"/>
+      <w:r>
+        <w:rPr>
+          <w:lang w:val="uk-UA"/>
+        </w:rPr>
+        <w:t xml:space="preserve"> </w:t>
+      </w:r>
+      <w:proofErr w:type="spellStart"/>
+      <w:r>
+        <w:rPr>
+          <w:lang w:val="uk-UA"/>
+        </w:rPr>
+        <w:t>padded_n</w:t>
+      </w:r>
+      <w:proofErr w:type="spellEnd"/>
+      <w:r>
+        <w:rPr>
+          <w:lang w:val="uk-UA"/>
+        </w:rPr>
+        <w:t xml:space="preserve"> &gt; n:</w:t>
+      </w:r>
+    </w:p>
+    <w:p>
+      <w:pPr>
+        <w:rPr>
+          <w:lang w:val="uk-UA"/>
+        </w:rPr>
+      </w:pPr>
+      <w:r>
+        <w:rPr>
+          <w:lang w:val="uk-UA"/>
+        </w:rPr>
+        <w:t xml:space="preserve">            </w:t>
+      </w:r>
+      <w:proofErr w:type="spellStart"/>
+      <w:r>
+        <w:rPr>
+          <w:lang w:val="uk-UA"/>
+        </w:rPr>
+        <w:t>sentinel</w:t>
+      </w:r>
+      <w:proofErr w:type="spellEnd"/>
+      <w:r>
+        <w:rPr>
+          <w:lang w:val="uk-UA"/>
+        </w:rPr>
+        <w:t xml:space="preserve"> = </w:t>
+      </w:r>
+      <w:proofErr w:type="spellStart"/>
+      <w:r>
+        <w:rPr>
+          <w:lang w:val="uk-UA"/>
+        </w:rPr>
+        <w:t>max</w:t>
+      </w:r>
+      <w:proofErr w:type="spellEnd"/>
+      <w:r>
+        <w:rPr>
+          <w:lang w:val="uk-UA"/>
+        </w:rPr>
+        <w:t>(</w:t>
+      </w:r>
+      <w:proofErr w:type="spellStart"/>
+      <w:r>
+        <w:rPr>
+          <w:lang w:val="uk-UA"/>
+        </w:rPr>
+        <w:t>arr</w:t>
+      </w:r>
+      <w:proofErr w:type="spellEnd"/>
+      <w:r>
+        <w:rPr>
+          <w:lang w:val="uk-UA"/>
+        </w:rPr>
+        <w:t>) + 1</w:t>
+      </w:r>
+    </w:p>
+    <w:p>
+      <w:pPr>
+        <w:rPr>
+          <w:lang w:val="uk-UA"/>
+        </w:rPr>
+      </w:pPr>
+      <w:r>
+        <w:rPr>
+          <w:lang w:val="uk-UA"/>
+        </w:rPr>
+        <w:t xml:space="preserve">            </w:t>
+      </w:r>
+      <w:proofErr w:type="spellStart"/>
+      <w:r>
+        <w:rPr>
+          <w:lang w:val="uk-UA"/>
+        </w:rPr>
+        <w:t>padded</w:t>
+      </w:r>
+      <w:proofErr w:type="spellEnd"/>
+      <w:r>
+        <w:rPr>
+          <w:lang w:val="uk-UA"/>
+        </w:rPr>
+        <w:t xml:space="preserve"> = </w:t>
+      </w:r>
+      <w:proofErr w:type="spellStart"/>
+      <w:r>
+        <w:rPr>
+          <w:lang w:val="uk-UA"/>
+        </w:rPr>
+        <w:t>list</w:t>
+      </w:r>
+      <w:proofErr w:type="spellEnd"/>
+      <w:r>
+        <w:rPr>
+          <w:lang w:val="uk-UA"/>
+        </w:rPr>
+        <w:t>(</w:t>
+      </w:r>
+      <w:proofErr w:type="spellStart"/>
+      <w:r>
+        <w:rPr>
+          <w:lang w:val="uk-UA"/>
+        </w:rPr>
+        <w:t>arr</w:t>
+      </w:r>
+      <w:proofErr w:type="spellEnd"/>
+      <w:r>
+        <w:rPr>
+          <w:lang w:val="uk-UA"/>
+        </w:rPr>
+        <w:t>) + [</w:t>
+      </w:r>
+      <w:proofErr w:type="spellStart"/>
+      <w:r>
+        <w:rPr>
+          <w:lang w:val="uk-UA"/>
+        </w:rPr>
+        <w:t>sentinel</w:t>
+      </w:r>
+      <w:proofErr w:type="spellEnd"/>
+      <w:r>
+        <w:rPr>
+          <w:lang w:val="uk-UA"/>
+        </w:rPr>
+        <w:t>] * (</w:t>
+      </w:r>
+      <w:proofErr w:type="spellStart"/>
+      <w:r>
+        <w:rPr>
+          <w:lang w:val="uk-UA"/>
+        </w:rPr>
+        <w:t>padded_n</w:t>
+      </w:r>
+      <w:proofErr w:type="spellEnd"/>
+      <w:r>
+        <w:rPr>
+          <w:lang w:val="uk-UA"/>
+        </w:rPr>
+        <w:t xml:space="preserve"> - n)</w:t>
+      </w:r>
+    </w:p>
+    <w:p>
+      <w:pPr>
+        <w:rPr>
+          <w:lang w:val="uk-UA"/>
+        </w:rPr>
+      </w:pPr>
+      <w:r>
+        <w:rPr>
+          <w:lang w:val="uk-UA"/>
+        </w:rPr>
+        <w:t xml:space="preserve">        </w:t>
+      </w:r>
+      <w:proofErr w:type="spellStart"/>
+      <w:r>
+        <w:rPr>
+          <w:lang w:val="uk-UA"/>
+        </w:rPr>
+        <w:t>else</w:t>
+      </w:r>
+      <w:proofErr w:type="spellEnd"/>
+      <w:r>
+        <w:rPr>
+          <w:lang w:val="uk-UA"/>
+        </w:rPr>
+        <w:t>:</w:t>
+      </w:r>
+    </w:p>
+    <w:p>
+      <w:pPr>
+        <w:rPr>
+          <w:lang w:val="uk-UA"/>
+        </w:rPr>
+      </w:pPr>
+      <w:r>
+        <w:rPr>
+          <w:lang w:val="uk-UA"/>
+        </w:rPr>
+        <w:t xml:space="preserve">            </w:t>
+      </w:r>
+      <w:proofErr w:type="spellStart"/>
+      <w:r>
+        <w:rPr>
+          <w:lang w:val="uk-UA"/>
+        </w:rPr>
+        <w:t>padded</w:t>
+      </w:r>
+      <w:proofErr w:type="spellEnd"/>
+      <w:r>
+        <w:rPr>
+          <w:lang w:val="uk-UA"/>
+        </w:rPr>
+        <w:t xml:space="preserve"> = </w:t>
+      </w:r>
+      <w:proofErr w:type="spellStart"/>
+      <w:r>
+        <w:rPr>
+          <w:lang w:val="uk-UA"/>
+        </w:rPr>
+        <w:t>list</w:t>
+      </w:r>
+      <w:proofErr w:type="spellEnd"/>
+      <w:r>
+        <w:rPr>
+          <w:lang w:val="uk-UA"/>
+        </w:rPr>
+        <w:t>(</w:t>
+      </w:r>
+      <w:proofErr w:type="spellStart"/>
+      <w:r>
+        <w:rPr>
+          <w:lang w:val="uk-UA"/>
+        </w:rPr>
+        <w:t>arr</w:t>
+      </w:r>
+      <w:proofErr w:type="spellEnd"/>
+      <w:r>
+        <w:rPr>
+          <w:lang w:val="uk-UA"/>
+        </w:rPr>
+        <w:t>)</w:t>
+      </w:r>
+    </w:p>
+    <w:p>
+      <w:pPr>
+        <w:rPr>
+          <w:lang w:val="uk-UA"/>
+        </w:rPr>
+      </w:pPr>
+      <w:r>
+        <w:rPr>
+          <w:lang w:val="uk-UA"/>
+        </w:rPr>
+        <w:t xml:space="preserve">        </w:t>
+      </w:r>
+      <w:proofErr w:type="spellStart"/>
+      <w:r>
+        <w:rPr>
+          <w:lang w:val="uk-UA"/>
+        </w:rPr>
+        <w:t>return</w:t>
+      </w:r>
+      <w:proofErr w:type="spellEnd"/>
+      <w:r>
+        <w:rPr>
+          <w:lang w:val="uk-UA"/>
+        </w:rPr>
+        <w:t xml:space="preserve"> </w:t>
+      </w:r>
+      <w:proofErr w:type="spellStart"/>
+      <w:r>
+        <w:rPr>
+          <w:lang w:val="uk-UA"/>
+        </w:rPr>
+        <w:t>padded</w:t>
+      </w:r>
+      <w:proofErr w:type="spellEnd"/>
+      <w:r>
+        <w:rPr>
+          <w:lang w:val="uk-UA"/>
+        </w:rPr>
+        <w:t>, n</w:t>
+      </w:r>
+    </w:p>
+    <w:p>
+      <w:pPr>
+        <w:rPr>
+          <w:rFonts w:cs="Times New Roman"/>
+          <w:lang w:val="uk-UA" w:eastAsia="ru-RU"/>
+        </w:rPr>
+      </w:pPr>
+    </w:p>
+    <w:p>
+      <w:pPr>
+        <w:pStyle w:val="Heading2"/>
+        <w:rPr>
+          <w:lang w:val="uk-UA"/>
+        </w:rPr>
+      </w:pPr>
+      <w:r>
+        <w:rPr>
+          <w:lang w:val="uk-UA"/>
+        </w:rPr>
+        <w:t>2</w:t>
+      </w:r>
+      <w:r>
+        <w:t>.</w:t>
+      </w:r>
+      <w:r>
+        <w:rPr>
+          <w:lang w:val="uk-UA"/>
+        </w:rPr>
+        <w:t>3</w:t>
+      </w:r>
+      <w:r>
+        <w:t xml:space="preserve"> </w:t>
+      </w:r>
+      <w:r>
+        <w:rPr>
+          <w:lang w:val="uk-UA"/>
+        </w:rPr>
+        <w:t>Тестування та доведення коректності</w:t>
+      </w:r>
+    </w:p>
+    <w:p>
+      <w:pPr>
+        <w:rPr>
+          <w:lang w:val="uk-UA"/>
+        </w:rPr>
+      </w:pPr>
+      <w:r>
+        <w:rPr>
+          <w:lang w:val="uk-UA"/>
+        </w:rPr>
+        <w:t>Для перевірки коректності було підготовлено набір тестів, що охоплює як прості, так і нетривіальні вхідні дані. Послідовна реалізація перевіряється на порожніх масивах, масивах з одного та двох елементів, уже відсортованих і обернено відсортованих послідовностях, масивах з повторюваними значеннями, від’ємними числами, а також на масивах довжини, що не є степенем двійки.</w:t>
+      </w:r>
+    </w:p>
+    <w:p>
+      <w:pPr>
+        <w:rPr>
+          <w:lang w:val="uk-UA"/>
+        </w:rPr>
+      </w:pPr>
+      <w:r>
+        <w:rPr>
+          <w:lang w:val="uk-UA"/>
+        </w:rPr>
+        <w:lastRenderedPageBreak/>
+        <w:t xml:space="preserve">Окремо перевіряється робота для великих випадково </w:t>
+      </w:r>
+      <w:proofErr w:type="spellStart"/>
+      <w:r>
+        <w:rPr>
+          <w:lang w:val="uk-UA"/>
+        </w:rPr>
+        <w:t>згенерованих</w:t>
+      </w:r>
+      <w:proofErr w:type="spellEnd"/>
+      <w:r>
+        <w:rPr>
+          <w:lang w:val="uk-UA"/>
+        </w:rPr>
+        <w:t xml:space="preserve"> масивів, підтримка спадного порядку сортування, коректність роботи з </w:t>
+      </w:r>
+      <w:proofErr w:type="spellStart"/>
+      <w:r>
+        <w:rPr>
+          <w:lang w:val="uk-UA"/>
+        </w:rPr>
+        <w:t>numpy</w:t>
+      </w:r>
+      <w:proofErr w:type="spellEnd"/>
+      <w:r>
+        <w:rPr>
+          <w:lang w:val="uk-UA"/>
+        </w:rPr>
+        <w:t xml:space="preserve">-масивами та відсутність модифікації вхідного списку. Для всіх перевірок очікуваним результатом виступає результат стандартного сортування засобами </w:t>
+      </w:r>
+      <w:proofErr w:type="spellStart"/>
+      <w:r>
+        <w:rPr>
+          <w:lang w:val="uk-UA"/>
+        </w:rPr>
+        <w:t>Python</w:t>
+      </w:r>
+      <w:proofErr w:type="spellEnd"/>
+      <w:r>
+        <w:rPr>
+          <w:lang w:val="uk-UA"/>
+        </w:rPr>
+        <w:t xml:space="preserve">, тобто </w:t>
+      </w:r>
+      <w:proofErr w:type="spellStart"/>
+      <w:r>
+        <w:rPr>
+          <w:lang w:val="uk-UA"/>
+        </w:rPr>
+        <w:t>sorted</w:t>
+      </w:r>
+      <w:proofErr w:type="spellEnd"/>
+      <w:r>
+        <w:rPr>
+          <w:lang w:val="uk-UA"/>
+        </w:rPr>
+        <w:t>(</w:t>
+      </w:r>
+      <w:proofErr w:type="spellStart"/>
+      <w:r>
+        <w:rPr>
+          <w:lang w:val="uk-UA"/>
+        </w:rPr>
+        <w:t>arr</w:t>
+      </w:r>
+      <w:proofErr w:type="spellEnd"/>
+      <w:r>
+        <w:rPr>
+          <w:lang w:val="uk-UA"/>
+        </w:rPr>
+        <w:t xml:space="preserve">) або </w:t>
+      </w:r>
+      <w:proofErr w:type="spellStart"/>
+      <w:r>
+        <w:rPr>
+          <w:lang w:val="uk-UA"/>
+        </w:rPr>
+        <w:t>sorted</w:t>
+      </w:r>
+      <w:proofErr w:type="spellEnd"/>
+      <w:r>
+        <w:rPr>
+          <w:lang w:val="uk-UA"/>
+        </w:rPr>
+        <w:t>(</w:t>
+      </w:r>
+      <w:proofErr w:type="spellStart"/>
+      <w:r>
+        <w:rPr>
+          <w:lang w:val="uk-UA"/>
+        </w:rPr>
+        <w:t>arr</w:t>
+      </w:r>
+      <w:proofErr w:type="spellEnd"/>
+      <w:r>
+        <w:rPr>
+          <w:lang w:val="uk-UA"/>
+        </w:rPr>
+        <w:t xml:space="preserve">, </w:t>
+      </w:r>
+      <w:proofErr w:type="spellStart"/>
+      <w:r>
+        <w:rPr>
+          <w:lang w:val="uk-UA"/>
+        </w:rPr>
+        <w:t>reverse</w:t>
+      </w:r>
+      <w:proofErr w:type="spellEnd"/>
+      <w:r>
+        <w:rPr>
+          <w:lang w:val="uk-UA"/>
+        </w:rPr>
+        <w:t>=</w:t>
+      </w:r>
+      <w:proofErr w:type="spellStart"/>
+      <w:r>
+        <w:rPr>
+          <w:lang w:val="uk-UA"/>
+        </w:rPr>
+        <w:t>True</w:t>
+      </w:r>
+      <w:proofErr w:type="spellEnd"/>
+      <w:r>
+        <w:rPr>
+          <w:lang w:val="uk-UA"/>
+        </w:rPr>
+        <w:t>).</w:t>
+      </w:r>
+    </w:p>
+    <w:p>
+      <w:pPr>
+        <w:rPr>
+          <w:lang w:val="uk-UA"/>
+        </w:rPr>
+      </w:pPr>
+      <w:r>
+        <w:rPr>
+          <w:lang w:val="uk-UA"/>
+        </w:rPr>
+        <w:t>Такий спосіб тестування є достатньо надійним для цього завдання, оскільки дозволяє перевірити і базові граничні випадки, і роботу реалізації на великих масивах з різними характеристиками вхідних даних. Крім того, саме послідовна реалізація надалі використовується як еталон для перевірки паралельного алгоритму.</w:t>
+      </w:r>
+    </w:p>
+    <w:p>
+      <w:pPr>
+        <w:rPr>
+          <w:rFonts w:cs="Times New Roman"/>
+          <w:lang w:val="uk-UA" w:eastAsia="ru-RU"/>
+        </w:rPr>
+      </w:pPr>
+    </w:p>
+    <w:p>
+      <w:pPr>
+        <w:rPr>
+          <w:rFonts w:cs="Times New Roman"/>
+          <w:lang w:val="uk-UA" w:eastAsia="ru-RU"/>
+        </w:rPr>
+      </w:pPr>
+      <w:r>
+        <w:rPr>
+          <w:rFonts w:cs="Times New Roman"/>
+          <w:lang w:val="uk-UA" w:eastAsia="ru-RU"/>
+        </w:rPr>
+        <w:t>Таблиця 2.1 – Основні групи тестів для перевірки коректності послідовної реалізації</w:t>
+      </w:r>
+    </w:p>
+    <w:tbl>
+      <w:tblPr>
+        <w:tblW w:w="9634" w:type="dxa"/>
+        <w:tblBorders>
+          <w:top w:val="single" w:sz="4" w:space="0" w:color="auto"/>
+          <w:left w:val="single" w:sz="4" w:space="0" w:color="auto"/>
+          <w:bottom w:val="single" w:sz="4" w:space="0" w:color="auto"/>
+          <w:right w:val="single" w:sz="4" w:space="0" w:color="auto"/>
+          <w:insideH w:val="single" w:sz="4" w:space="0" w:color="auto"/>
+          <w:insideV w:val="single" w:sz="4" w:space="0" w:color="auto"/>
+        </w:tblBorders>
+        <w:tblLayout w:type="fixed"/>
+        <w:tblLook w:val="04A0" w:firstRow="1" w:lastRow="0" w:firstColumn="1" w:lastColumn="0" w:noHBand="0" w:noVBand="1"/>
+      </w:tblPr>
+      <w:tblGrid>
+        <w:gridCol w:w="681"/>
+        <w:gridCol w:w="1942"/>
+        <w:gridCol w:w="1648"/>
+        <w:gridCol w:w="1996"/>
+        <w:gridCol w:w="3367"/>
+      </w:tblGrid>
+      <w:tr>
+        <w:trPr>
+          <w:trHeight w:val="320"/>
+        </w:trPr>
+        <w:tc>
+          <w:tcPr>
+            <w:tcW w:w="681" w:type="dxa"/>
+            <w:shd w:val="clear" w:color="auto" w:fill="auto"/>
+            <w:noWrap/>
+            <w:vAlign w:val="bottom"/>
+            <w:hideMark/>
+          </w:tcPr>
+          <w:p>
+            <w:pPr>
+              <w:ind w:firstLine="0"/>
+              <w:jc w:val="left"/>
+              <w:rPr>
+                <w:rFonts w:eastAsia="Times New Roman" w:cs="Times New Roman"/>
+                <w:color w:val="000000"/>
+                <w:szCs w:val="28"/>
+                <w:lang w:val="en-UA" w:eastAsia="en-GB"/>
+              </w:rPr>
+            </w:pPr>
+            <w:r>
+              <w:rPr>
+                <w:rFonts w:eastAsia="Times New Roman" w:cs="Times New Roman"/>
+                <w:color w:val="000000"/>
+                <w:szCs w:val="28"/>
+                <w:lang w:val="en-UA" w:eastAsia="en-GB"/>
+              </w:rPr>
+              <w:t>№</w:t>
+            </w:r>
+          </w:p>
+        </w:tc>
+        <w:tc>
+          <w:tcPr>
+            <w:tcW w:w="1942" w:type="dxa"/>
+            <w:shd w:val="clear" w:color="auto" w:fill="auto"/>
+            <w:noWrap/>
+            <w:vAlign w:val="bottom"/>
+            <w:hideMark/>
+          </w:tcPr>
+          <w:p>
+            <w:pPr>
+              <w:ind w:firstLine="0"/>
+              <w:jc w:val="left"/>
+              <w:rPr>
+                <w:rFonts w:eastAsia="Times New Roman" w:cs="Times New Roman"/>
+                <w:color w:val="000000"/>
+                <w:szCs w:val="28"/>
+                <w:lang w:val="en-UA" w:eastAsia="en-GB"/>
+              </w:rPr>
+            </w:pPr>
+            <w:r>
+              <w:rPr>
+                <w:rFonts w:eastAsia="Times New Roman" w:cs="Times New Roman"/>
+                <w:color w:val="000000"/>
+                <w:szCs w:val="28"/>
+                <w:lang w:val="en-UA" w:eastAsia="en-GB"/>
+              </w:rPr>
+              <w:t>Група тестів</w:t>
+            </w:r>
+          </w:p>
+        </w:tc>
+        <w:tc>
+          <w:tcPr>
+            <w:tcW w:w="1648" w:type="dxa"/>
+            <w:shd w:val="clear" w:color="auto" w:fill="auto"/>
+            <w:noWrap/>
+            <w:vAlign w:val="bottom"/>
+            <w:hideMark/>
+          </w:tcPr>
+          <w:p>
+            <w:pPr>
+              <w:ind w:firstLine="0"/>
+              <w:jc w:val="left"/>
+              <w:rPr>
+                <w:rFonts w:eastAsia="Times New Roman" w:cs="Times New Roman"/>
+                <w:color w:val="000000"/>
+                <w:szCs w:val="28"/>
+                <w:lang w:val="en-UA" w:eastAsia="en-GB"/>
+              </w:rPr>
+            </w:pPr>
+            <w:r>
+              <w:rPr>
+                <w:rFonts w:eastAsia="Times New Roman" w:cs="Times New Roman"/>
+                <w:color w:val="000000"/>
+                <w:szCs w:val="28"/>
+                <w:lang w:val="en-UA" w:eastAsia="en-GB"/>
+              </w:rPr>
+              <w:t>Приклад вхідних даних</w:t>
+            </w:r>
+          </w:p>
+        </w:tc>
+        <w:tc>
+          <w:tcPr>
+            <w:tcW w:w="1996" w:type="dxa"/>
+            <w:shd w:val="clear" w:color="auto" w:fill="auto"/>
+            <w:noWrap/>
+            <w:vAlign w:val="bottom"/>
+            <w:hideMark/>
+          </w:tcPr>
+          <w:p>
+            <w:pPr>
+              <w:ind w:firstLine="0"/>
+              <w:jc w:val="left"/>
+              <w:rPr>
+                <w:rFonts w:eastAsia="Times New Roman" w:cs="Times New Roman"/>
+                <w:color w:val="000000"/>
+                <w:szCs w:val="28"/>
+                <w:lang w:val="en-UA" w:eastAsia="en-GB"/>
+              </w:rPr>
+            </w:pPr>
+            <w:r>
+              <w:rPr>
+                <w:rFonts w:eastAsia="Times New Roman" w:cs="Times New Roman"/>
+                <w:color w:val="000000"/>
+                <w:szCs w:val="28"/>
+                <w:lang w:val="en-UA" w:eastAsia="en-GB"/>
+              </w:rPr>
+              <w:t>Очікуваний результат</w:t>
+            </w:r>
+          </w:p>
+        </w:tc>
+        <w:tc>
+          <w:tcPr>
+            <w:tcW w:w="3367" w:type="dxa"/>
+            <w:shd w:val="clear" w:color="auto" w:fill="auto"/>
+            <w:noWrap/>
+            <w:vAlign w:val="bottom"/>
+            <w:hideMark/>
+          </w:tcPr>
+          <w:p>
+            <w:pPr>
+              <w:ind w:firstLine="0"/>
+              <w:jc w:val="left"/>
+              <w:rPr>
+                <w:rFonts w:eastAsia="Times New Roman" w:cs="Times New Roman"/>
+                <w:color w:val="000000"/>
+                <w:szCs w:val="28"/>
+                <w:lang w:val="en-UA" w:eastAsia="en-GB"/>
+              </w:rPr>
+            </w:pPr>
+            <w:r>
+              <w:rPr>
+                <w:rFonts w:eastAsia="Times New Roman" w:cs="Times New Roman"/>
+                <w:color w:val="000000"/>
+                <w:szCs w:val="28"/>
+                <w:lang w:val="en-UA" w:eastAsia="en-GB"/>
+              </w:rPr>
+              <w:t>Призначення тесту</w:t>
+            </w:r>
+          </w:p>
+        </w:tc>
+      </w:tr>
+      <w:tr>
+        <w:trPr>
+          <w:trHeight w:val="320"/>
+        </w:trPr>
+        <w:tc>
+          <w:tcPr>
+            <w:tcW w:w="681" w:type="dxa"/>
+            <w:shd w:val="clear" w:color="auto" w:fill="auto"/>
+            <w:noWrap/>
+            <w:vAlign w:val="bottom"/>
+            <w:hideMark/>
+          </w:tcPr>
+          <w:p>
+            <w:pPr>
+              <w:ind w:firstLine="0"/>
+              <w:jc w:val="left"/>
+              <w:rPr>
+                <w:rFonts w:eastAsia="Times New Roman" w:cs="Times New Roman"/>
+                <w:color w:val="000000"/>
+                <w:szCs w:val="28"/>
+                <w:lang w:val="en-UA" w:eastAsia="en-GB"/>
+              </w:rPr>
+            </w:pPr>
+            <w:r>
+              <w:rPr>
+                <w:rFonts w:eastAsia="Times New Roman" w:cs="Times New Roman"/>
+                <w:color w:val="000000"/>
+                <w:szCs w:val="28"/>
+                <w:lang w:val="en-UA" w:eastAsia="en-GB"/>
+              </w:rPr>
+              <w:t>1</w:t>
+            </w:r>
+          </w:p>
+        </w:tc>
+        <w:tc>
+          <w:tcPr>
+            <w:tcW w:w="1942" w:type="dxa"/>
+            <w:shd w:val="clear" w:color="auto" w:fill="auto"/>
+            <w:noWrap/>
+            <w:vAlign w:val="bottom"/>
+            <w:hideMark/>
+          </w:tcPr>
+          <w:p>
+            <w:pPr>
+              <w:ind w:firstLine="0"/>
+              <w:jc w:val="left"/>
+              <w:rPr>
+                <w:rFonts w:eastAsia="Times New Roman" w:cs="Times New Roman"/>
+                <w:color w:val="000000"/>
+                <w:szCs w:val="28"/>
+                <w:lang w:val="en-UA" w:eastAsia="en-GB"/>
+              </w:rPr>
+            </w:pPr>
+            <w:r>
+              <w:rPr>
+                <w:rFonts w:eastAsia="Times New Roman" w:cs="Times New Roman"/>
+                <w:color w:val="000000"/>
+                <w:szCs w:val="28"/>
+                <w:lang w:val="en-UA" w:eastAsia="en-GB"/>
+              </w:rPr>
+              <w:t>Порожній масив</w:t>
+            </w:r>
+          </w:p>
+        </w:tc>
+        <w:tc>
+          <w:tcPr>
+            <w:tcW w:w="1648" w:type="dxa"/>
+            <w:shd w:val="clear" w:color="auto" w:fill="auto"/>
+            <w:noWrap/>
+            <w:vAlign w:val="bottom"/>
+            <w:hideMark/>
+          </w:tcPr>
+          <w:p>
+            <w:pPr>
+              <w:ind w:firstLine="0"/>
+              <w:jc w:val="left"/>
+              <w:rPr>
+                <w:rFonts w:eastAsia="Times New Roman" w:cs="Times New Roman"/>
+                <w:color w:val="000000"/>
+                <w:szCs w:val="28"/>
+                <w:lang w:val="en-UA" w:eastAsia="en-GB"/>
+              </w:rPr>
+            </w:pPr>
+            <w:r>
+              <w:rPr>
+                <w:rFonts w:eastAsia="Times New Roman" w:cs="Times New Roman"/>
+                <w:color w:val="000000"/>
+                <w:szCs w:val="28"/>
+                <w:lang w:val="en-UA" w:eastAsia="en-GB"/>
+              </w:rPr>
+              <w:t>`[]`</w:t>
+            </w:r>
+          </w:p>
+        </w:tc>
+        <w:tc>
+          <w:tcPr>
+            <w:tcW w:w="1996" w:type="dxa"/>
+            <w:shd w:val="clear" w:color="auto" w:fill="auto"/>
+            <w:noWrap/>
+            <w:vAlign w:val="bottom"/>
+            <w:hideMark/>
+          </w:tcPr>
+          <w:p>
+            <w:pPr>
+              <w:ind w:firstLine="0"/>
+              <w:jc w:val="left"/>
+              <w:rPr>
+                <w:rFonts w:eastAsia="Times New Roman" w:cs="Times New Roman"/>
+                <w:color w:val="000000"/>
+                <w:szCs w:val="28"/>
+                <w:lang w:val="en-UA" w:eastAsia="en-GB"/>
+              </w:rPr>
+            </w:pPr>
+            <w:r>
+              <w:rPr>
+                <w:rFonts w:eastAsia="Times New Roman" w:cs="Times New Roman"/>
+                <w:color w:val="000000"/>
+                <w:szCs w:val="28"/>
+                <w:lang w:val="en-UA" w:eastAsia="en-GB"/>
+              </w:rPr>
+              <w:t>`[]`</w:t>
+            </w:r>
+          </w:p>
+        </w:tc>
+        <w:tc>
+          <w:tcPr>
+            <w:tcW w:w="3367" w:type="dxa"/>
+            <w:shd w:val="clear" w:color="auto" w:fill="auto"/>
+            <w:noWrap/>
+            <w:vAlign w:val="bottom"/>
+            <w:hideMark/>
+          </w:tcPr>
+          <w:p>
+            <w:pPr>
+              <w:ind w:firstLine="0"/>
+              <w:jc w:val="left"/>
+              <w:rPr>
+                <w:rFonts w:eastAsia="Times New Roman" w:cs="Times New Roman"/>
+                <w:color w:val="000000"/>
+                <w:szCs w:val="28"/>
+                <w:lang w:val="en-UA" w:eastAsia="en-GB"/>
+              </w:rPr>
+            </w:pPr>
+            <w:r>
+              <w:rPr>
+                <w:rFonts w:eastAsia="Times New Roman" w:cs="Times New Roman"/>
+                <w:color w:val="000000"/>
+                <w:szCs w:val="28"/>
+                <w:lang w:val="en-UA" w:eastAsia="en-GB"/>
+              </w:rPr>
+              <w:t>Перевірка коректної обробки граничного випадку без елементів</w:t>
+            </w:r>
+          </w:p>
+        </w:tc>
+      </w:tr>
+      <w:tr>
+        <w:trPr>
+          <w:trHeight w:val="320"/>
+        </w:trPr>
+        <w:tc>
+          <w:tcPr>
+            <w:tcW w:w="681" w:type="dxa"/>
+            <w:shd w:val="clear" w:color="auto" w:fill="auto"/>
+            <w:noWrap/>
+            <w:vAlign w:val="bottom"/>
+            <w:hideMark/>
+          </w:tcPr>
+          <w:p>
+            <w:pPr>
+              <w:ind w:firstLine="0"/>
+              <w:jc w:val="left"/>
+              <w:rPr>
+                <w:rFonts w:eastAsia="Times New Roman" w:cs="Times New Roman"/>
+                <w:color w:val="000000"/>
+                <w:szCs w:val="28"/>
+                <w:lang w:val="en-UA" w:eastAsia="en-GB"/>
+              </w:rPr>
+            </w:pPr>
+            <w:r>
+              <w:rPr>
+                <w:rFonts w:eastAsia="Times New Roman" w:cs="Times New Roman"/>
+                <w:color w:val="000000"/>
+                <w:szCs w:val="28"/>
+                <w:lang w:val="en-UA" w:eastAsia="en-GB"/>
+              </w:rPr>
+              <w:t>2</w:t>
+            </w:r>
+          </w:p>
+        </w:tc>
+        <w:tc>
+          <w:tcPr>
+            <w:tcW w:w="1942" w:type="dxa"/>
+            <w:shd w:val="clear" w:color="auto" w:fill="auto"/>
+            <w:noWrap/>
+            <w:vAlign w:val="bottom"/>
+            <w:hideMark/>
+          </w:tcPr>
+          <w:p>
+            <w:pPr>
+              <w:ind w:firstLine="0"/>
+              <w:jc w:val="left"/>
+              <w:rPr>
+                <w:rFonts w:eastAsia="Times New Roman" w:cs="Times New Roman"/>
+                <w:color w:val="000000"/>
+                <w:szCs w:val="28"/>
+                <w:lang w:val="en-UA" w:eastAsia="en-GB"/>
+              </w:rPr>
+            </w:pPr>
+            <w:r>
+              <w:rPr>
+                <w:rFonts w:eastAsia="Times New Roman" w:cs="Times New Roman"/>
+                <w:color w:val="000000"/>
+                <w:szCs w:val="28"/>
+                <w:lang w:val="en-UA" w:eastAsia="en-GB"/>
+              </w:rPr>
+              <w:t>Один елемент</w:t>
+            </w:r>
+          </w:p>
+        </w:tc>
+        <w:tc>
+          <w:tcPr>
+            <w:tcW w:w="1648" w:type="dxa"/>
+            <w:shd w:val="clear" w:color="auto" w:fill="auto"/>
+            <w:noWrap/>
+            <w:vAlign w:val="bottom"/>
+            <w:hideMark/>
+          </w:tcPr>
+          <w:p>
+            <w:pPr>
+              <w:ind w:firstLine="0"/>
+              <w:jc w:val="left"/>
+              <w:rPr>
+                <w:rFonts w:eastAsia="Times New Roman" w:cs="Times New Roman"/>
+                <w:color w:val="000000"/>
+                <w:szCs w:val="28"/>
+                <w:lang w:val="en-UA" w:eastAsia="en-GB"/>
+              </w:rPr>
+            </w:pPr>
+            <w:r>
+              <w:rPr>
+                <w:rFonts w:eastAsia="Times New Roman" w:cs="Times New Roman"/>
+                <w:color w:val="000000"/>
+                <w:szCs w:val="28"/>
+                <w:lang w:val="en-UA" w:eastAsia="en-GB"/>
+              </w:rPr>
+              <w:t>`[42]`</w:t>
+            </w:r>
+          </w:p>
+        </w:tc>
+        <w:tc>
+          <w:tcPr>
+            <w:tcW w:w="1996" w:type="dxa"/>
+            <w:shd w:val="clear" w:color="auto" w:fill="auto"/>
+            <w:noWrap/>
+            <w:vAlign w:val="bottom"/>
+            <w:hideMark/>
+          </w:tcPr>
+          <w:p>
+            <w:pPr>
+              <w:ind w:firstLine="0"/>
+              <w:jc w:val="left"/>
+              <w:rPr>
+                <w:rFonts w:eastAsia="Times New Roman" w:cs="Times New Roman"/>
+                <w:color w:val="000000"/>
+                <w:szCs w:val="28"/>
+                <w:lang w:val="en-UA" w:eastAsia="en-GB"/>
+              </w:rPr>
+            </w:pPr>
+            <w:r>
+              <w:rPr>
+                <w:rFonts w:eastAsia="Times New Roman" w:cs="Times New Roman"/>
+                <w:color w:val="000000"/>
+                <w:szCs w:val="28"/>
+                <w:lang w:val="en-UA" w:eastAsia="en-GB"/>
+              </w:rPr>
+              <w:t>`[42]`</w:t>
+            </w:r>
+          </w:p>
+        </w:tc>
+        <w:tc>
+          <w:tcPr>
+            <w:tcW w:w="3367" w:type="dxa"/>
+            <w:shd w:val="clear" w:color="auto" w:fill="auto"/>
+            <w:noWrap/>
+            <w:vAlign w:val="bottom"/>
+            <w:hideMark/>
+          </w:tcPr>
+          <w:p>
+            <w:pPr>
+              <w:ind w:firstLine="0"/>
+              <w:jc w:val="left"/>
+              <w:rPr>
+                <w:rFonts w:eastAsia="Times New Roman" w:cs="Times New Roman"/>
+                <w:color w:val="000000"/>
+                <w:szCs w:val="28"/>
+                <w:lang w:val="en-UA" w:eastAsia="en-GB"/>
+              </w:rPr>
+            </w:pPr>
+            <w:r>
+              <w:rPr>
+                <w:rFonts w:eastAsia="Times New Roman" w:cs="Times New Roman"/>
+                <w:color w:val="000000"/>
+                <w:szCs w:val="28"/>
+                <w:lang w:val="en-UA" w:eastAsia="en-GB"/>
+              </w:rPr>
+              <w:t>Перевірка найпростішого нетривіального випадку</w:t>
+            </w:r>
+          </w:p>
+        </w:tc>
+      </w:tr>
+      <w:tr>
+        <w:trPr>
+          <w:trHeight w:val="320"/>
+        </w:trPr>
+        <w:tc>
+          <w:tcPr>
+            <w:tcW w:w="681" w:type="dxa"/>
+            <w:shd w:val="clear" w:color="auto" w:fill="auto"/>
+            <w:noWrap/>
+            <w:vAlign w:val="bottom"/>
+            <w:hideMark/>
+          </w:tcPr>
+          <w:p>
+            <w:pPr>
+              <w:ind w:firstLine="0"/>
+              <w:jc w:val="left"/>
+              <w:rPr>
+                <w:rFonts w:eastAsia="Times New Roman" w:cs="Times New Roman"/>
+                <w:color w:val="000000"/>
+                <w:szCs w:val="28"/>
+                <w:lang w:val="en-UA" w:eastAsia="en-GB"/>
+              </w:rPr>
+            </w:pPr>
+            <w:r>
+              <w:rPr>
+                <w:rFonts w:eastAsia="Times New Roman" w:cs="Times New Roman"/>
+                <w:color w:val="000000"/>
+                <w:szCs w:val="28"/>
+                <w:lang w:val="en-UA" w:eastAsia="en-GB"/>
+              </w:rPr>
+              <w:t>3</w:t>
+            </w:r>
+          </w:p>
+        </w:tc>
+        <w:tc>
+          <w:tcPr>
+            <w:tcW w:w="1942" w:type="dxa"/>
+            <w:shd w:val="clear" w:color="auto" w:fill="auto"/>
+            <w:noWrap/>
+            <w:vAlign w:val="bottom"/>
+            <w:hideMark/>
+          </w:tcPr>
+          <w:p>
+            <w:pPr>
+              <w:ind w:firstLine="0"/>
+              <w:jc w:val="left"/>
+              <w:rPr>
+                <w:rFonts w:eastAsia="Times New Roman" w:cs="Times New Roman"/>
+                <w:color w:val="000000"/>
+                <w:szCs w:val="28"/>
+                <w:lang w:val="en-UA" w:eastAsia="en-GB"/>
+              </w:rPr>
+            </w:pPr>
+            <w:r>
+              <w:rPr>
+                <w:rFonts w:eastAsia="Times New Roman" w:cs="Times New Roman"/>
+                <w:color w:val="000000"/>
+                <w:szCs w:val="28"/>
+                <w:lang w:val="en-UA" w:eastAsia="en-GB"/>
+              </w:rPr>
+              <w:t>Два елементи</w:t>
+            </w:r>
+          </w:p>
+        </w:tc>
+        <w:tc>
+          <w:tcPr>
+            <w:tcW w:w="1648" w:type="dxa"/>
+            <w:shd w:val="clear" w:color="auto" w:fill="auto"/>
+            <w:noWrap/>
+            <w:vAlign w:val="bottom"/>
+            <w:hideMark/>
+          </w:tcPr>
+          <w:p>
+            <w:pPr>
+              <w:ind w:firstLine="0"/>
+              <w:jc w:val="left"/>
+              <w:rPr>
+                <w:rFonts w:eastAsia="Times New Roman" w:cs="Times New Roman"/>
+                <w:color w:val="000000"/>
+                <w:szCs w:val="28"/>
+                <w:lang w:val="en-UA" w:eastAsia="en-GB"/>
+              </w:rPr>
+            </w:pPr>
+            <w:r>
+              <w:rPr>
+                <w:rFonts w:eastAsia="Times New Roman" w:cs="Times New Roman"/>
+                <w:color w:val="000000"/>
+                <w:szCs w:val="28"/>
+                <w:lang w:val="en-UA" w:eastAsia="en-GB"/>
+              </w:rPr>
+              <w:t>`[5, 3]`</w:t>
+            </w:r>
+          </w:p>
+        </w:tc>
+        <w:tc>
+          <w:tcPr>
+            <w:tcW w:w="1996" w:type="dxa"/>
+            <w:shd w:val="clear" w:color="auto" w:fill="auto"/>
+            <w:noWrap/>
+            <w:vAlign w:val="bottom"/>
+            <w:hideMark/>
+          </w:tcPr>
+          <w:p>
+            <w:pPr>
+              <w:ind w:firstLine="0"/>
+              <w:jc w:val="left"/>
+              <w:rPr>
+                <w:rFonts w:eastAsia="Times New Roman" w:cs="Times New Roman"/>
+                <w:color w:val="000000"/>
+                <w:szCs w:val="28"/>
+                <w:lang w:val="en-UA" w:eastAsia="en-GB"/>
+              </w:rPr>
+            </w:pPr>
+            <w:r>
+              <w:rPr>
+                <w:rFonts w:eastAsia="Times New Roman" w:cs="Times New Roman"/>
+                <w:color w:val="000000"/>
+                <w:szCs w:val="28"/>
+                <w:lang w:val="en-UA" w:eastAsia="en-GB"/>
+              </w:rPr>
+              <w:t>`[3, 5]`</w:t>
+            </w:r>
+          </w:p>
+        </w:tc>
+        <w:tc>
+          <w:tcPr>
+            <w:tcW w:w="3367" w:type="dxa"/>
+            <w:shd w:val="clear" w:color="auto" w:fill="auto"/>
+            <w:noWrap/>
+            <w:vAlign w:val="bottom"/>
+            <w:hideMark/>
+          </w:tcPr>
+          <w:p>
+            <w:pPr>
+              <w:ind w:firstLine="0"/>
+              <w:jc w:val="left"/>
+              <w:rPr>
+                <w:rFonts w:eastAsia="Times New Roman" w:cs="Times New Roman"/>
+                <w:color w:val="000000"/>
+                <w:szCs w:val="28"/>
+                <w:lang w:val="en-UA" w:eastAsia="en-GB"/>
+              </w:rPr>
+            </w:pPr>
+            <w:r>
+              <w:rPr>
+                <w:rFonts w:eastAsia="Times New Roman" w:cs="Times New Roman"/>
+                <w:color w:val="000000"/>
+                <w:szCs w:val="28"/>
+                <w:lang w:val="en-UA" w:eastAsia="en-GB"/>
+              </w:rPr>
+              <w:t>Перевірка базової compare-swap операції</w:t>
+            </w:r>
+          </w:p>
+        </w:tc>
+      </w:tr>
+      <w:tr>
+        <w:trPr>
+          <w:trHeight w:val="320"/>
+        </w:trPr>
+        <w:tc>
+          <w:tcPr>
+            <w:tcW w:w="681" w:type="dxa"/>
+            <w:shd w:val="clear" w:color="auto" w:fill="auto"/>
+            <w:noWrap/>
+            <w:vAlign w:val="bottom"/>
+            <w:hideMark/>
+          </w:tcPr>
+          <w:p>
+            <w:pPr>
+              <w:ind w:firstLine="0"/>
+              <w:jc w:val="left"/>
+              <w:rPr>
+                <w:rFonts w:eastAsia="Times New Roman" w:cs="Times New Roman"/>
+                <w:color w:val="000000"/>
+                <w:szCs w:val="28"/>
+                <w:lang w:val="en-UA" w:eastAsia="en-GB"/>
+              </w:rPr>
+            </w:pPr>
+            <w:r>
+              <w:rPr>
+                <w:rFonts w:eastAsia="Times New Roman" w:cs="Times New Roman"/>
+                <w:color w:val="000000"/>
+                <w:szCs w:val="28"/>
+                <w:lang w:val="en-UA" w:eastAsia="en-GB"/>
+              </w:rPr>
+              <w:t>4</w:t>
+            </w:r>
+          </w:p>
+        </w:tc>
+        <w:tc>
+          <w:tcPr>
+            <w:tcW w:w="1942" w:type="dxa"/>
+            <w:shd w:val="clear" w:color="auto" w:fill="auto"/>
+            <w:noWrap/>
+            <w:vAlign w:val="bottom"/>
+            <w:hideMark/>
+          </w:tcPr>
+          <w:p>
+            <w:pPr>
+              <w:ind w:firstLine="0"/>
+              <w:jc w:val="left"/>
+              <w:rPr>
+                <w:rFonts w:eastAsia="Times New Roman" w:cs="Times New Roman"/>
+                <w:color w:val="000000"/>
+                <w:szCs w:val="28"/>
+                <w:lang w:val="en-UA" w:eastAsia="en-GB"/>
+              </w:rPr>
+            </w:pPr>
+            <w:r>
+              <w:rPr>
+                <w:rFonts w:eastAsia="Times New Roman" w:cs="Times New Roman"/>
+                <w:color w:val="000000"/>
+                <w:szCs w:val="28"/>
+                <w:lang w:val="en-UA" w:eastAsia="en-GB"/>
+              </w:rPr>
+              <w:t>Довжина `2^k`</w:t>
+            </w:r>
+          </w:p>
+        </w:tc>
+        <w:tc>
+          <w:tcPr>
+            <w:tcW w:w="1648" w:type="dxa"/>
+            <w:shd w:val="clear" w:color="auto" w:fill="auto"/>
+            <w:noWrap/>
+            <w:vAlign w:val="bottom"/>
+            <w:hideMark/>
+          </w:tcPr>
+          <w:p>
+            <w:pPr>
+              <w:ind w:firstLine="0"/>
+              <w:jc w:val="left"/>
+              <w:rPr>
+                <w:rFonts w:eastAsia="Times New Roman" w:cs="Times New Roman"/>
+                <w:color w:val="000000"/>
+                <w:szCs w:val="28"/>
+                <w:lang w:val="en-UA" w:eastAsia="en-GB"/>
+              </w:rPr>
+            </w:pPr>
+            <w:r>
+              <w:rPr>
+                <w:rFonts w:eastAsia="Times New Roman" w:cs="Times New Roman"/>
+                <w:color w:val="000000"/>
+                <w:szCs w:val="28"/>
+                <w:lang w:val="en-UA" w:eastAsia="en-GB"/>
+              </w:rPr>
+              <w:t>`[10, 30, 11, 20, 4, 330, 21, 110]`</w:t>
+            </w:r>
+          </w:p>
+        </w:tc>
+        <w:tc>
+          <w:tcPr>
+            <w:tcW w:w="1996" w:type="dxa"/>
+            <w:shd w:val="clear" w:color="auto" w:fill="auto"/>
+            <w:noWrap/>
+            <w:vAlign w:val="bottom"/>
+            <w:hideMark/>
+          </w:tcPr>
+          <w:p>
+            <w:pPr>
+              <w:ind w:firstLine="0"/>
+              <w:jc w:val="left"/>
+              <w:rPr>
+                <w:rFonts w:eastAsia="Times New Roman" w:cs="Times New Roman"/>
+                <w:color w:val="000000"/>
+                <w:szCs w:val="28"/>
+                <w:lang w:val="en-UA" w:eastAsia="en-GB"/>
+              </w:rPr>
+            </w:pPr>
+            <w:r>
+              <w:rPr>
+                <w:rFonts w:eastAsia="Times New Roman" w:cs="Times New Roman"/>
+                <w:color w:val="000000"/>
+                <w:szCs w:val="28"/>
+                <w:lang w:val="en-UA" w:eastAsia="en-GB"/>
+              </w:rPr>
+              <w:t>Відсортований масив</w:t>
+            </w:r>
+          </w:p>
+        </w:tc>
+        <w:tc>
+          <w:tcPr>
+            <w:tcW w:w="3367" w:type="dxa"/>
+            <w:shd w:val="clear" w:color="auto" w:fill="auto"/>
+            <w:noWrap/>
+            <w:vAlign w:val="bottom"/>
+            <w:hideMark/>
+          </w:tcPr>
+          <w:p>
+            <w:pPr>
+              <w:ind w:firstLine="0"/>
+              <w:jc w:val="left"/>
+              <w:rPr>
+                <w:rFonts w:eastAsia="Times New Roman" w:cs="Times New Roman"/>
+                <w:color w:val="000000"/>
+                <w:szCs w:val="28"/>
+                <w:lang w:val="en-UA" w:eastAsia="en-GB"/>
+              </w:rPr>
+            </w:pPr>
+            <w:r>
+              <w:rPr>
+                <w:rFonts w:eastAsia="Times New Roman" w:cs="Times New Roman"/>
+                <w:color w:val="000000"/>
+                <w:szCs w:val="28"/>
+                <w:lang w:val="en-UA" w:eastAsia="en-GB"/>
+              </w:rPr>
+              <w:t>Перевірка роботи алгоритму в класичному для bitonic sort випадку</w:t>
+            </w:r>
+          </w:p>
+        </w:tc>
+      </w:tr>
+      <w:tr>
+        <w:trPr>
+          <w:trHeight w:val="320"/>
+        </w:trPr>
+        <w:tc>
+          <w:tcPr>
+            <w:tcW w:w="681" w:type="dxa"/>
+            <w:shd w:val="clear" w:color="auto" w:fill="auto"/>
+            <w:noWrap/>
+            <w:vAlign w:val="bottom"/>
+            <w:hideMark/>
+          </w:tcPr>
+          <w:p>
+            <w:pPr>
+              <w:ind w:firstLine="0"/>
+              <w:jc w:val="left"/>
+              <w:rPr>
+                <w:rFonts w:eastAsia="Times New Roman" w:cs="Times New Roman"/>
+                <w:color w:val="000000"/>
+                <w:szCs w:val="28"/>
+                <w:lang w:val="en-UA" w:eastAsia="en-GB"/>
+              </w:rPr>
+            </w:pPr>
+            <w:r>
+              <w:rPr>
+                <w:rFonts w:eastAsia="Times New Roman" w:cs="Times New Roman"/>
+                <w:color w:val="000000"/>
+                <w:szCs w:val="28"/>
+                <w:lang w:val="en-UA" w:eastAsia="en-GB"/>
+              </w:rPr>
+              <w:t>5</w:t>
+            </w:r>
+          </w:p>
+        </w:tc>
+        <w:tc>
+          <w:tcPr>
+            <w:tcW w:w="1942" w:type="dxa"/>
+            <w:shd w:val="clear" w:color="auto" w:fill="auto"/>
+            <w:noWrap/>
+            <w:vAlign w:val="bottom"/>
+            <w:hideMark/>
+          </w:tcPr>
+          <w:p>
+            <w:pPr>
+              <w:ind w:firstLine="0"/>
+              <w:jc w:val="left"/>
+              <w:rPr>
+                <w:rFonts w:eastAsia="Times New Roman" w:cs="Times New Roman"/>
+                <w:color w:val="000000"/>
+                <w:szCs w:val="28"/>
+                <w:lang w:val="en-UA" w:eastAsia="en-GB"/>
+              </w:rPr>
+            </w:pPr>
+            <w:r>
+              <w:rPr>
+                <w:rFonts w:eastAsia="Times New Roman" w:cs="Times New Roman"/>
+                <w:color w:val="000000"/>
+                <w:szCs w:val="28"/>
+                <w:lang w:val="en-UA" w:eastAsia="en-GB"/>
+              </w:rPr>
+              <w:t>Довжина не `2^k`</w:t>
+            </w:r>
+          </w:p>
+        </w:tc>
+        <w:tc>
+          <w:tcPr>
+            <w:tcW w:w="1648" w:type="dxa"/>
+            <w:shd w:val="clear" w:color="auto" w:fill="auto"/>
+            <w:noWrap/>
+            <w:vAlign w:val="bottom"/>
+            <w:hideMark/>
+          </w:tcPr>
+          <w:p>
+            <w:pPr>
+              <w:ind w:firstLine="0"/>
+              <w:jc w:val="left"/>
+              <w:rPr>
+                <w:rFonts w:eastAsia="Times New Roman" w:cs="Times New Roman"/>
+                <w:color w:val="000000"/>
+                <w:szCs w:val="28"/>
+                <w:lang w:val="en-UA" w:eastAsia="en-GB"/>
+              </w:rPr>
+            </w:pPr>
+            <w:r>
+              <w:rPr>
+                <w:rFonts w:eastAsia="Times New Roman" w:cs="Times New Roman"/>
+                <w:color w:val="000000"/>
+                <w:szCs w:val="28"/>
+                <w:lang w:val="en-UA" w:eastAsia="en-GB"/>
+              </w:rPr>
+              <w:t>`[5, 3, 8, 1, 9]`</w:t>
+            </w:r>
+          </w:p>
+        </w:tc>
+        <w:tc>
+          <w:tcPr>
+            <w:tcW w:w="1996" w:type="dxa"/>
+            <w:shd w:val="clear" w:color="auto" w:fill="auto"/>
+            <w:noWrap/>
+            <w:vAlign w:val="bottom"/>
+            <w:hideMark/>
+          </w:tcPr>
+          <w:p>
+            <w:pPr>
+              <w:ind w:firstLine="0"/>
+              <w:jc w:val="left"/>
+              <w:rPr>
+                <w:rFonts w:eastAsia="Times New Roman" w:cs="Times New Roman"/>
+                <w:color w:val="000000"/>
+                <w:szCs w:val="28"/>
+                <w:lang w:val="en-UA" w:eastAsia="en-GB"/>
+              </w:rPr>
+            </w:pPr>
+            <w:r>
+              <w:rPr>
+                <w:rFonts w:eastAsia="Times New Roman" w:cs="Times New Roman"/>
+                <w:color w:val="000000"/>
+                <w:szCs w:val="28"/>
+                <w:lang w:val="en-UA" w:eastAsia="en-GB"/>
+              </w:rPr>
+              <w:t>`[1, 3, 5, 8, 9]`</w:t>
+            </w:r>
+          </w:p>
+        </w:tc>
+        <w:tc>
+          <w:tcPr>
+            <w:tcW w:w="3367" w:type="dxa"/>
+            <w:shd w:val="clear" w:color="auto" w:fill="auto"/>
+            <w:noWrap/>
+            <w:vAlign w:val="bottom"/>
+            <w:hideMark/>
+          </w:tcPr>
+          <w:p>
+            <w:pPr>
+              <w:ind w:firstLine="0"/>
+              <w:jc w:val="left"/>
+              <w:rPr>
+                <w:rFonts w:eastAsia="Times New Roman" w:cs="Times New Roman"/>
+                <w:color w:val="000000"/>
+                <w:szCs w:val="28"/>
+                <w:lang w:val="en-UA" w:eastAsia="en-GB"/>
+              </w:rPr>
+            </w:pPr>
+            <w:r>
+              <w:rPr>
+                <w:rFonts w:eastAsia="Times New Roman" w:cs="Times New Roman"/>
+                <w:color w:val="000000"/>
+                <w:szCs w:val="28"/>
+                <w:lang w:val="en-UA" w:eastAsia="en-GB"/>
+              </w:rPr>
+              <w:t xml:space="preserve">Перевірка логіки доповнення до </w:t>
+            </w:r>
+            <w:r>
+              <w:rPr>
+                <w:rFonts w:eastAsia="Times New Roman" w:cs="Times New Roman"/>
+                <w:color w:val="000000"/>
+                <w:szCs w:val="28"/>
+                <w:lang w:val="en-UA" w:eastAsia="en-GB"/>
+              </w:rPr>
+              <w:lastRenderedPageBreak/>
+              <w:t>найближчого степеня двійки</w:t>
+            </w:r>
+          </w:p>
+        </w:tc>
+      </w:tr>
+      <w:tr>
+        <w:trPr>
+          <w:trHeight w:val="320"/>
+        </w:trPr>
+        <w:tc>
+          <w:tcPr>
+            <w:tcW w:w="681" w:type="dxa"/>
+            <w:shd w:val="clear" w:color="auto" w:fill="auto"/>
+            <w:noWrap/>
+            <w:vAlign w:val="bottom"/>
+            <w:hideMark/>
+          </w:tcPr>
+          <w:p>
+            <w:pPr>
+              <w:ind w:firstLine="0"/>
+              <w:jc w:val="left"/>
+              <w:rPr>
+                <w:rFonts w:eastAsia="Times New Roman" w:cs="Times New Roman"/>
+                <w:color w:val="000000"/>
+                <w:szCs w:val="28"/>
+                <w:lang w:val="en-UA" w:eastAsia="en-GB"/>
+              </w:rPr>
+            </w:pPr>
+            <w:r>
+              <w:rPr>
+                <w:rFonts w:eastAsia="Times New Roman" w:cs="Times New Roman"/>
+                <w:color w:val="000000"/>
+                <w:szCs w:val="28"/>
+                <w:lang w:val="en-UA" w:eastAsia="en-GB"/>
+              </w:rPr>
+              <w:lastRenderedPageBreak/>
+              <w:t>6</w:t>
+            </w:r>
+          </w:p>
+        </w:tc>
+        <w:tc>
+          <w:tcPr>
+            <w:tcW w:w="1942" w:type="dxa"/>
+            <w:shd w:val="clear" w:color="auto" w:fill="auto"/>
+            <w:noWrap/>
+            <w:vAlign w:val="bottom"/>
+            <w:hideMark/>
+          </w:tcPr>
+          <w:p>
+            <w:pPr>
+              <w:ind w:firstLine="0"/>
+              <w:jc w:val="left"/>
+              <w:rPr>
+                <w:rFonts w:eastAsia="Times New Roman" w:cs="Times New Roman"/>
+                <w:color w:val="000000"/>
+                <w:szCs w:val="28"/>
+                <w:lang w:val="en-UA" w:eastAsia="en-GB"/>
+              </w:rPr>
+            </w:pPr>
+            <w:r>
+              <w:rPr>
+                <w:rFonts w:eastAsia="Times New Roman" w:cs="Times New Roman"/>
+                <w:color w:val="000000"/>
+                <w:szCs w:val="28"/>
+                <w:lang w:val="en-UA" w:eastAsia="en-GB"/>
+              </w:rPr>
+              <w:t>Уже відсортований масив</w:t>
+            </w:r>
+          </w:p>
+        </w:tc>
+        <w:tc>
+          <w:tcPr>
+            <w:tcW w:w="1648" w:type="dxa"/>
+            <w:shd w:val="clear" w:color="auto" w:fill="auto"/>
+            <w:noWrap/>
+            <w:vAlign w:val="bottom"/>
+            <w:hideMark/>
+          </w:tcPr>
+          <w:p>
+            <w:pPr>
+              <w:ind w:firstLine="0"/>
+              <w:jc w:val="left"/>
+              <w:rPr>
+                <w:rFonts w:eastAsia="Times New Roman" w:cs="Times New Roman"/>
+                <w:color w:val="000000"/>
+                <w:szCs w:val="28"/>
+                <w:lang w:val="en-UA" w:eastAsia="en-GB"/>
+              </w:rPr>
+            </w:pPr>
+            <w:r>
+              <w:rPr>
+                <w:rFonts w:eastAsia="Times New Roman" w:cs="Times New Roman"/>
+                <w:color w:val="000000"/>
+                <w:szCs w:val="28"/>
+                <w:lang w:val="en-UA" w:eastAsia="en-GB"/>
+              </w:rPr>
+              <w:t>`[0, 1, 2, ..., 15]`</w:t>
+            </w:r>
+          </w:p>
+        </w:tc>
+        <w:tc>
+          <w:tcPr>
+            <w:tcW w:w="1996" w:type="dxa"/>
+            <w:shd w:val="clear" w:color="auto" w:fill="auto"/>
+            <w:noWrap/>
+            <w:vAlign w:val="bottom"/>
+            <w:hideMark/>
+          </w:tcPr>
+          <w:p>
+            <w:pPr>
+              <w:ind w:firstLine="0"/>
+              <w:jc w:val="left"/>
+              <w:rPr>
+                <w:rFonts w:eastAsia="Times New Roman" w:cs="Times New Roman"/>
+                <w:color w:val="000000"/>
+                <w:szCs w:val="28"/>
+                <w:lang w:val="en-UA" w:eastAsia="en-GB"/>
+              </w:rPr>
+            </w:pPr>
+            <w:r>
+              <w:rPr>
+                <w:rFonts w:eastAsia="Times New Roman" w:cs="Times New Roman"/>
+                <w:color w:val="000000"/>
+                <w:szCs w:val="28"/>
+                <w:lang w:val="en-UA" w:eastAsia="en-GB"/>
+              </w:rPr>
+              <w:t>Той самий масив</w:t>
+            </w:r>
+          </w:p>
+        </w:tc>
+        <w:tc>
+          <w:tcPr>
+            <w:tcW w:w="3367" w:type="dxa"/>
+            <w:shd w:val="clear" w:color="auto" w:fill="auto"/>
+            <w:noWrap/>
+            <w:vAlign w:val="bottom"/>
+            <w:hideMark/>
+          </w:tcPr>
+          <w:p>
+            <w:pPr>
+              <w:ind w:firstLine="0"/>
+              <w:jc w:val="left"/>
+              <w:rPr>
+                <w:rFonts w:eastAsia="Times New Roman" w:cs="Times New Roman"/>
+                <w:color w:val="000000"/>
+                <w:szCs w:val="28"/>
+                <w:lang w:val="en-UA" w:eastAsia="en-GB"/>
+              </w:rPr>
+            </w:pPr>
+            <w:r>
+              <w:rPr>
+                <w:rFonts w:eastAsia="Times New Roman" w:cs="Times New Roman"/>
+                <w:color w:val="000000"/>
+                <w:szCs w:val="28"/>
+                <w:lang w:val="en-UA" w:eastAsia="en-GB"/>
+              </w:rPr>
+              <w:t>Перевірка відсутності порушення правильного порядку</w:t>
+            </w:r>
+          </w:p>
+        </w:tc>
+      </w:tr>
+      <w:tr>
+        <w:trPr>
+          <w:trHeight w:val="320"/>
+        </w:trPr>
+        <w:tc>
+          <w:tcPr>
+            <w:tcW w:w="681" w:type="dxa"/>
+            <w:shd w:val="clear" w:color="auto" w:fill="auto"/>
+            <w:noWrap/>
+            <w:vAlign w:val="bottom"/>
+            <w:hideMark/>
+          </w:tcPr>
+          <w:p>
+            <w:pPr>
+              <w:ind w:firstLine="0"/>
+              <w:jc w:val="left"/>
+              <w:rPr>
+                <w:rFonts w:eastAsia="Times New Roman" w:cs="Times New Roman"/>
+                <w:color w:val="000000"/>
+                <w:szCs w:val="28"/>
+                <w:lang w:val="en-UA" w:eastAsia="en-GB"/>
+              </w:rPr>
+            </w:pPr>
+            <w:r>
+              <w:rPr>
+                <w:rFonts w:eastAsia="Times New Roman" w:cs="Times New Roman"/>
+                <w:color w:val="000000"/>
+                <w:szCs w:val="28"/>
+                <w:lang w:val="en-UA" w:eastAsia="en-GB"/>
+              </w:rPr>
+              <w:t>7</w:t>
+            </w:r>
+          </w:p>
+        </w:tc>
+        <w:tc>
+          <w:tcPr>
+            <w:tcW w:w="1942" w:type="dxa"/>
+            <w:shd w:val="clear" w:color="auto" w:fill="auto"/>
+            <w:noWrap/>
+            <w:vAlign w:val="bottom"/>
+            <w:hideMark/>
+          </w:tcPr>
+          <w:p>
+            <w:pPr>
+              <w:ind w:firstLine="0"/>
+              <w:jc w:val="left"/>
+              <w:rPr>
+                <w:rFonts w:eastAsia="Times New Roman" w:cs="Times New Roman"/>
+                <w:color w:val="000000"/>
+                <w:szCs w:val="28"/>
+                <w:lang w:val="en-UA" w:eastAsia="en-GB"/>
+              </w:rPr>
+            </w:pPr>
+            <w:r>
+              <w:rPr>
+                <w:rFonts w:eastAsia="Times New Roman" w:cs="Times New Roman"/>
+                <w:color w:val="000000"/>
+                <w:szCs w:val="28"/>
+                <w:lang w:val="en-UA" w:eastAsia="en-GB"/>
+              </w:rPr>
+              <w:t>Обернений порядок</w:t>
+            </w:r>
+          </w:p>
+        </w:tc>
+        <w:tc>
+          <w:tcPr>
+            <w:tcW w:w="1648" w:type="dxa"/>
+            <w:shd w:val="clear" w:color="auto" w:fill="auto"/>
+            <w:noWrap/>
+            <w:vAlign w:val="bottom"/>
+            <w:hideMark/>
+          </w:tcPr>
+          <w:p>
+            <w:pPr>
+              <w:ind w:firstLine="0"/>
+              <w:jc w:val="left"/>
+              <w:rPr>
+                <w:rFonts w:eastAsia="Times New Roman" w:cs="Times New Roman"/>
+                <w:color w:val="000000"/>
+                <w:szCs w:val="28"/>
+                <w:lang w:val="en-UA" w:eastAsia="en-GB"/>
+              </w:rPr>
+            </w:pPr>
+            <w:r>
+              <w:rPr>
+                <w:rFonts w:eastAsia="Times New Roman" w:cs="Times New Roman"/>
+                <w:color w:val="000000"/>
+                <w:szCs w:val="28"/>
+                <w:lang w:val="en-UA" w:eastAsia="en-GB"/>
+              </w:rPr>
+              <w:t>`[16, 15, ..., 1]`</w:t>
+            </w:r>
+          </w:p>
+        </w:tc>
+        <w:tc>
+          <w:tcPr>
+            <w:tcW w:w="1996" w:type="dxa"/>
+            <w:shd w:val="clear" w:color="auto" w:fill="auto"/>
+            <w:noWrap/>
+            <w:vAlign w:val="bottom"/>
+            <w:hideMark/>
+          </w:tcPr>
+          <w:p>
+            <w:pPr>
+              <w:ind w:firstLine="0"/>
+              <w:jc w:val="left"/>
+              <w:rPr>
+                <w:rFonts w:eastAsia="Times New Roman" w:cs="Times New Roman"/>
+                <w:color w:val="000000"/>
+                <w:szCs w:val="28"/>
+                <w:lang w:val="en-UA" w:eastAsia="en-GB"/>
+              </w:rPr>
+            </w:pPr>
+            <w:r>
+              <w:rPr>
+                <w:rFonts w:eastAsia="Times New Roman" w:cs="Times New Roman"/>
+                <w:color w:val="000000"/>
+                <w:szCs w:val="28"/>
+                <w:lang w:val="en-UA" w:eastAsia="en-GB"/>
+              </w:rPr>
+              <w:t>`[1, 2, ..., 16]`</w:t>
+            </w:r>
+          </w:p>
+        </w:tc>
+        <w:tc>
+          <w:tcPr>
+            <w:tcW w:w="3367" w:type="dxa"/>
+            <w:shd w:val="clear" w:color="auto" w:fill="auto"/>
+            <w:noWrap/>
+            <w:vAlign w:val="bottom"/>
+            <w:hideMark/>
+          </w:tcPr>
+          <w:p>
+            <w:pPr>
+              <w:ind w:firstLine="0"/>
+              <w:jc w:val="left"/>
+              <w:rPr>
+                <w:rFonts w:eastAsia="Times New Roman" w:cs="Times New Roman"/>
+                <w:color w:val="000000"/>
+                <w:szCs w:val="28"/>
+                <w:lang w:val="en-UA" w:eastAsia="en-GB"/>
+              </w:rPr>
+            </w:pPr>
+            <w:r>
+              <w:rPr>
+                <w:rFonts w:eastAsia="Times New Roman" w:cs="Times New Roman"/>
+                <w:color w:val="000000"/>
+                <w:szCs w:val="28"/>
+                <w:lang w:val="en-UA" w:eastAsia="en-GB"/>
+              </w:rPr>
+              <w:t>Перевірка одного з найскладніших для сортування випадків</w:t>
+            </w:r>
+          </w:p>
+        </w:tc>
+      </w:tr>
+      <w:tr>
+        <w:trPr>
+          <w:trHeight w:val="320"/>
+        </w:trPr>
+        <w:tc>
+          <w:tcPr>
+            <w:tcW w:w="681" w:type="dxa"/>
+            <w:shd w:val="clear" w:color="auto" w:fill="auto"/>
+            <w:noWrap/>
+            <w:vAlign w:val="bottom"/>
+            <w:hideMark/>
+          </w:tcPr>
+          <w:p>
+            <w:pPr>
+              <w:ind w:firstLine="0"/>
+              <w:jc w:val="left"/>
+              <w:rPr>
+                <w:rFonts w:eastAsia="Times New Roman" w:cs="Times New Roman"/>
+                <w:color w:val="000000"/>
+                <w:szCs w:val="28"/>
+                <w:lang w:val="en-UA" w:eastAsia="en-GB"/>
+              </w:rPr>
+            </w:pPr>
+            <w:r>
+              <w:rPr>
+                <w:rFonts w:eastAsia="Times New Roman" w:cs="Times New Roman"/>
+                <w:color w:val="000000"/>
+                <w:szCs w:val="28"/>
+                <w:lang w:val="en-UA" w:eastAsia="en-GB"/>
+              </w:rPr>
+              <w:t>8</w:t>
+            </w:r>
+          </w:p>
+        </w:tc>
+        <w:tc>
+          <w:tcPr>
+            <w:tcW w:w="1942" w:type="dxa"/>
+            <w:shd w:val="clear" w:color="auto" w:fill="auto"/>
+            <w:noWrap/>
+            <w:vAlign w:val="bottom"/>
+            <w:hideMark/>
+          </w:tcPr>
+          <w:p>
+            <w:pPr>
+              <w:ind w:firstLine="0"/>
+              <w:jc w:val="left"/>
+              <w:rPr>
+                <w:rFonts w:eastAsia="Times New Roman" w:cs="Times New Roman"/>
+                <w:color w:val="000000"/>
+                <w:szCs w:val="28"/>
+                <w:lang w:val="en-UA" w:eastAsia="en-GB"/>
+              </w:rPr>
+            </w:pPr>
+            <w:r>
+              <w:rPr>
+                <w:rFonts w:eastAsia="Times New Roman" w:cs="Times New Roman"/>
+                <w:color w:val="000000"/>
+                <w:szCs w:val="28"/>
+                <w:lang w:val="en-UA" w:eastAsia="en-GB"/>
+              </w:rPr>
+              <w:t>Масив з дублікатами</w:t>
+            </w:r>
+          </w:p>
+        </w:tc>
+        <w:tc>
+          <w:tcPr>
+            <w:tcW w:w="1648" w:type="dxa"/>
+            <w:shd w:val="clear" w:color="auto" w:fill="auto"/>
+            <w:noWrap/>
+            <w:vAlign w:val="bottom"/>
+            <w:hideMark/>
+          </w:tcPr>
+          <w:p>
+            <w:pPr>
+              <w:ind w:firstLine="0"/>
+              <w:jc w:val="left"/>
+              <w:rPr>
+                <w:rFonts w:eastAsia="Times New Roman" w:cs="Times New Roman"/>
+                <w:color w:val="000000"/>
+                <w:szCs w:val="28"/>
+                <w:lang w:val="en-UA" w:eastAsia="en-GB"/>
+              </w:rPr>
+            </w:pPr>
+            <w:r>
+              <w:rPr>
+                <w:rFonts w:eastAsia="Times New Roman" w:cs="Times New Roman"/>
+                <w:color w:val="000000"/>
+                <w:szCs w:val="28"/>
+                <w:lang w:val="en-UA" w:eastAsia="en-GB"/>
+              </w:rPr>
+              <w:t>`[3, 1, 4, 1, 5, 9, 2, 6, 5, 3, 5]`</w:t>
+            </w:r>
+          </w:p>
+        </w:tc>
+        <w:tc>
+          <w:tcPr>
+            <w:tcW w:w="1996" w:type="dxa"/>
+            <w:shd w:val="clear" w:color="auto" w:fill="auto"/>
+            <w:noWrap/>
+            <w:vAlign w:val="bottom"/>
+            <w:hideMark/>
+          </w:tcPr>
+          <w:p>
+            <w:pPr>
+              <w:ind w:firstLine="0"/>
+              <w:jc w:val="left"/>
+              <w:rPr>
+                <w:rFonts w:eastAsia="Times New Roman" w:cs="Times New Roman"/>
+                <w:color w:val="000000"/>
+                <w:szCs w:val="28"/>
+                <w:lang w:val="en-UA" w:eastAsia="en-GB"/>
+              </w:rPr>
+            </w:pPr>
+            <w:r>
+              <w:rPr>
+                <w:rFonts w:eastAsia="Times New Roman" w:cs="Times New Roman"/>
+                <w:color w:val="000000"/>
+                <w:szCs w:val="28"/>
+                <w:lang w:val="en-UA" w:eastAsia="en-GB"/>
+              </w:rPr>
+              <w:t>Результат `sorted(arr)`</w:t>
+            </w:r>
+          </w:p>
+        </w:tc>
+        <w:tc>
+          <w:tcPr>
+            <w:tcW w:w="3367" w:type="dxa"/>
+            <w:shd w:val="clear" w:color="auto" w:fill="auto"/>
+            <w:noWrap/>
+            <w:vAlign w:val="bottom"/>
+            <w:hideMark/>
+          </w:tcPr>
+          <w:p>
+            <w:pPr>
+              <w:ind w:firstLine="0"/>
+              <w:jc w:val="left"/>
+              <w:rPr>
+                <w:rFonts w:eastAsia="Times New Roman" w:cs="Times New Roman"/>
+                <w:color w:val="000000"/>
+                <w:szCs w:val="28"/>
+                <w:lang w:val="en-UA" w:eastAsia="en-GB"/>
+              </w:rPr>
+            </w:pPr>
+            <w:r>
+              <w:rPr>
+                <w:rFonts w:eastAsia="Times New Roman" w:cs="Times New Roman"/>
+                <w:color w:val="000000"/>
+                <w:szCs w:val="28"/>
+                <w:lang w:val="en-UA" w:eastAsia="en-GB"/>
+              </w:rPr>
+              <w:t>Перевірка коректної роботи за наявності однакових значень</w:t>
+            </w:r>
+          </w:p>
+        </w:tc>
+      </w:tr>
+      <w:tr>
+        <w:trPr>
+          <w:trHeight w:val="320"/>
+        </w:trPr>
+        <w:tc>
+          <w:tcPr>
+            <w:tcW w:w="681" w:type="dxa"/>
+            <w:shd w:val="clear" w:color="auto" w:fill="auto"/>
+            <w:noWrap/>
+            <w:vAlign w:val="bottom"/>
+            <w:hideMark/>
+          </w:tcPr>
+          <w:p>
+            <w:pPr>
+              <w:ind w:firstLine="0"/>
+              <w:jc w:val="left"/>
+              <w:rPr>
+                <w:rFonts w:eastAsia="Times New Roman" w:cs="Times New Roman"/>
+                <w:color w:val="000000"/>
+                <w:szCs w:val="28"/>
+                <w:lang w:val="en-UA" w:eastAsia="en-GB"/>
+              </w:rPr>
+            </w:pPr>
+            <w:r>
+              <w:rPr>
+                <w:rFonts w:eastAsia="Times New Roman" w:cs="Times New Roman"/>
+                <w:color w:val="000000"/>
+                <w:szCs w:val="28"/>
+                <w:lang w:val="en-UA" w:eastAsia="en-GB"/>
+              </w:rPr>
+              <w:t>9</w:t>
+            </w:r>
+          </w:p>
+        </w:tc>
+        <w:tc>
+          <w:tcPr>
+            <w:tcW w:w="1942" w:type="dxa"/>
+            <w:shd w:val="clear" w:color="auto" w:fill="auto"/>
+            <w:noWrap/>
+            <w:vAlign w:val="bottom"/>
+            <w:hideMark/>
+          </w:tcPr>
+          <w:p>
+            <w:pPr>
+              <w:ind w:firstLine="0"/>
+              <w:jc w:val="left"/>
+              <w:rPr>
+                <w:rFonts w:eastAsia="Times New Roman" w:cs="Times New Roman"/>
+                <w:color w:val="000000"/>
+                <w:szCs w:val="28"/>
+                <w:lang w:val="en-UA" w:eastAsia="en-GB"/>
+              </w:rPr>
+            </w:pPr>
+            <w:r>
+              <w:rPr>
+                <w:rFonts w:eastAsia="Times New Roman" w:cs="Times New Roman"/>
+                <w:color w:val="000000"/>
+                <w:szCs w:val="28"/>
+                <w:lang w:val="en-UA" w:eastAsia="en-GB"/>
+              </w:rPr>
+              <w:t>Від’ємні числа</w:t>
+            </w:r>
+          </w:p>
+        </w:tc>
+        <w:tc>
+          <w:tcPr>
+            <w:tcW w:w="1648" w:type="dxa"/>
+            <w:shd w:val="clear" w:color="auto" w:fill="auto"/>
+            <w:noWrap/>
+            <w:vAlign w:val="bottom"/>
+            <w:hideMark/>
+          </w:tcPr>
+          <w:p>
+            <w:pPr>
+              <w:ind w:firstLine="0"/>
+              <w:jc w:val="left"/>
+              <w:rPr>
+                <w:rFonts w:eastAsia="Times New Roman" w:cs="Times New Roman"/>
+                <w:color w:val="000000"/>
+                <w:szCs w:val="28"/>
+                <w:lang w:val="en-UA" w:eastAsia="en-GB"/>
+              </w:rPr>
+            </w:pPr>
+            <w:r>
+              <w:rPr>
+                <w:rFonts w:eastAsia="Times New Roman" w:cs="Times New Roman"/>
+                <w:color w:val="000000"/>
+                <w:szCs w:val="28"/>
+                <w:lang w:val="en-UA" w:eastAsia="en-GB"/>
+              </w:rPr>
+              <w:t>`[-5, 3, -1, 8, 0, -3, 7, 2]`</w:t>
+            </w:r>
+          </w:p>
+        </w:tc>
+        <w:tc>
+          <w:tcPr>
+            <w:tcW w:w="1996" w:type="dxa"/>
+            <w:shd w:val="clear" w:color="auto" w:fill="auto"/>
+            <w:noWrap/>
+            <w:vAlign w:val="bottom"/>
+            <w:hideMark/>
+          </w:tcPr>
+          <w:p>
+            <w:pPr>
+              <w:ind w:firstLine="0"/>
+              <w:jc w:val="left"/>
+              <w:rPr>
+                <w:rFonts w:eastAsia="Times New Roman" w:cs="Times New Roman"/>
+                <w:color w:val="000000"/>
+                <w:szCs w:val="28"/>
+                <w:lang w:val="en-UA" w:eastAsia="en-GB"/>
+              </w:rPr>
+            </w:pPr>
+            <w:r>
+              <w:rPr>
+                <w:rFonts w:eastAsia="Times New Roman" w:cs="Times New Roman"/>
+                <w:color w:val="000000"/>
+                <w:szCs w:val="28"/>
+                <w:lang w:val="en-UA" w:eastAsia="en-GB"/>
+              </w:rPr>
+              <w:t>`[-5, -3, -1, 0, 2, 3, 7, 8]`</w:t>
+            </w:r>
+          </w:p>
+        </w:tc>
+        <w:tc>
+          <w:tcPr>
+            <w:tcW w:w="3367" w:type="dxa"/>
+            <w:shd w:val="clear" w:color="auto" w:fill="auto"/>
+            <w:noWrap/>
+            <w:vAlign w:val="bottom"/>
+            <w:hideMark/>
+          </w:tcPr>
+          <w:p>
+            <w:pPr>
+              <w:ind w:firstLine="0"/>
+              <w:jc w:val="left"/>
+              <w:rPr>
+                <w:rFonts w:eastAsia="Times New Roman" w:cs="Times New Roman"/>
+                <w:color w:val="000000"/>
+                <w:szCs w:val="28"/>
+                <w:lang w:val="en-UA" w:eastAsia="en-GB"/>
+              </w:rPr>
+            </w:pPr>
+            <w:r>
+              <w:rPr>
+                <w:rFonts w:eastAsia="Times New Roman" w:cs="Times New Roman"/>
+                <w:color w:val="000000"/>
+                <w:szCs w:val="28"/>
+                <w:lang w:val="en-UA" w:eastAsia="en-GB"/>
+              </w:rPr>
+              <w:t>Перевірка коректного порівняння елементів різного знака</w:t>
+            </w:r>
+          </w:p>
+        </w:tc>
+      </w:tr>
+      <w:tr>
+        <w:trPr>
+          <w:trHeight w:val="320"/>
+        </w:trPr>
+        <w:tc>
+          <w:tcPr>
+            <w:tcW w:w="681" w:type="dxa"/>
+            <w:shd w:val="clear" w:color="auto" w:fill="auto"/>
+            <w:noWrap/>
+            <w:vAlign w:val="bottom"/>
+            <w:hideMark/>
+          </w:tcPr>
+          <w:p>
+            <w:pPr>
+              <w:ind w:firstLine="0"/>
+              <w:jc w:val="left"/>
+              <w:rPr>
+                <w:rFonts w:eastAsia="Times New Roman" w:cs="Times New Roman"/>
+                <w:color w:val="000000"/>
+                <w:szCs w:val="28"/>
+                <w:lang w:val="en-UA" w:eastAsia="en-GB"/>
+              </w:rPr>
+            </w:pPr>
+            <w:r>
+              <w:rPr>
+                <w:rFonts w:eastAsia="Times New Roman" w:cs="Times New Roman"/>
+                <w:color w:val="000000"/>
+                <w:szCs w:val="28"/>
+                <w:lang w:val="en-UA" w:eastAsia="en-GB"/>
+              </w:rPr>
+              <w:t>10</w:t>
+            </w:r>
+          </w:p>
+        </w:tc>
+        <w:tc>
+          <w:tcPr>
+            <w:tcW w:w="1942" w:type="dxa"/>
+            <w:shd w:val="clear" w:color="auto" w:fill="auto"/>
+            <w:noWrap/>
+            <w:vAlign w:val="bottom"/>
+            <w:hideMark/>
+          </w:tcPr>
+          <w:p>
+            <w:pPr>
+              <w:ind w:firstLine="0"/>
+              <w:jc w:val="left"/>
+              <w:rPr>
+                <w:rFonts w:eastAsia="Times New Roman" w:cs="Times New Roman"/>
+                <w:color w:val="000000"/>
+                <w:szCs w:val="28"/>
+                <w:lang w:val="en-UA" w:eastAsia="en-GB"/>
+              </w:rPr>
+            </w:pPr>
+            <w:r>
+              <w:rPr>
+                <w:rFonts w:eastAsia="Times New Roman" w:cs="Times New Roman"/>
+                <w:color w:val="000000"/>
+                <w:szCs w:val="28"/>
+                <w:lang w:val="en-UA" w:eastAsia="en-GB"/>
+              </w:rPr>
+              <w:t>Великий випадковий масив</w:t>
+            </w:r>
+          </w:p>
+        </w:tc>
+        <w:tc>
+          <w:tcPr>
+            <w:tcW w:w="1648" w:type="dxa"/>
+            <w:shd w:val="clear" w:color="auto" w:fill="auto"/>
+            <w:noWrap/>
+            <w:vAlign w:val="bottom"/>
+            <w:hideMark/>
+          </w:tcPr>
+          <w:p>
+            <w:pPr>
+              <w:ind w:firstLine="0"/>
+              <w:jc w:val="left"/>
+              <w:rPr>
+                <w:rFonts w:eastAsia="Times New Roman" w:cs="Times New Roman"/>
+                <w:color w:val="000000"/>
+                <w:szCs w:val="28"/>
+                <w:lang w:val="en-UA" w:eastAsia="en-GB"/>
+              </w:rPr>
+            </w:pPr>
+            <w:r>
+              <w:rPr>
+                <w:rFonts w:eastAsia="Times New Roman" w:cs="Times New Roman"/>
+                <w:color w:val="000000"/>
+                <w:szCs w:val="28"/>
+                <w:lang w:val="en-UA" w:eastAsia="en-GB"/>
+              </w:rPr>
+              <w:t>1024 випадкових елементи</w:t>
+            </w:r>
+          </w:p>
+        </w:tc>
+        <w:tc>
+          <w:tcPr>
+            <w:tcW w:w="1996" w:type="dxa"/>
+            <w:shd w:val="clear" w:color="auto" w:fill="auto"/>
+            <w:noWrap/>
+            <w:vAlign w:val="bottom"/>
+            <w:hideMark/>
+          </w:tcPr>
+          <w:p>
+            <w:pPr>
+              <w:ind w:firstLine="0"/>
+              <w:jc w:val="left"/>
+              <w:rPr>
+                <w:rFonts w:eastAsia="Times New Roman" w:cs="Times New Roman"/>
+                <w:color w:val="000000"/>
+                <w:szCs w:val="28"/>
+                <w:lang w:val="en-UA" w:eastAsia="en-GB"/>
+              </w:rPr>
+            </w:pPr>
+            <w:r>
+              <w:rPr>
+                <w:rFonts w:eastAsia="Times New Roman" w:cs="Times New Roman"/>
+                <w:color w:val="000000"/>
+                <w:szCs w:val="28"/>
+                <w:lang w:val="en-UA" w:eastAsia="en-GB"/>
+              </w:rPr>
+              <w:t>Результат `sorted(arr)`</w:t>
+            </w:r>
+          </w:p>
+        </w:tc>
+        <w:tc>
+          <w:tcPr>
+            <w:tcW w:w="3367" w:type="dxa"/>
+            <w:shd w:val="clear" w:color="auto" w:fill="auto"/>
+            <w:noWrap/>
+            <w:vAlign w:val="bottom"/>
+            <w:hideMark/>
+          </w:tcPr>
+          <w:p>
+            <w:pPr>
+              <w:ind w:firstLine="0"/>
+              <w:jc w:val="left"/>
+              <w:rPr>
+                <w:rFonts w:eastAsia="Times New Roman" w:cs="Times New Roman"/>
+                <w:color w:val="000000"/>
+                <w:szCs w:val="28"/>
+                <w:lang w:val="en-UA" w:eastAsia="en-GB"/>
+              </w:rPr>
+            </w:pPr>
+            <w:r>
+              <w:rPr>
+                <w:rFonts w:eastAsia="Times New Roman" w:cs="Times New Roman"/>
+                <w:color w:val="000000"/>
+                <w:szCs w:val="28"/>
+                <w:lang w:val="en-UA" w:eastAsia="en-GB"/>
+              </w:rPr>
+              <w:t>Перевірка коректності на великих вхідних даних</w:t>
+            </w:r>
+          </w:p>
+        </w:tc>
+      </w:tr>
+      <w:tr>
+        <w:trPr>
+          <w:trHeight w:val="320"/>
+        </w:trPr>
+        <w:tc>
+          <w:tcPr>
+            <w:tcW w:w="681" w:type="dxa"/>
+            <w:shd w:val="clear" w:color="auto" w:fill="auto"/>
+            <w:noWrap/>
+            <w:vAlign w:val="bottom"/>
+            <w:hideMark/>
+          </w:tcPr>
+          <w:p>
+            <w:pPr>
+              <w:ind w:firstLine="0"/>
+              <w:jc w:val="left"/>
+              <w:rPr>
+                <w:rFonts w:eastAsia="Times New Roman" w:cs="Times New Roman"/>
+                <w:color w:val="000000"/>
+                <w:szCs w:val="28"/>
+                <w:lang w:val="en-UA" w:eastAsia="en-GB"/>
+              </w:rPr>
+            </w:pPr>
+            <w:r>
+              <w:rPr>
+                <w:rFonts w:eastAsia="Times New Roman" w:cs="Times New Roman"/>
+                <w:color w:val="000000"/>
+                <w:szCs w:val="28"/>
+                <w:lang w:val="en-UA" w:eastAsia="en-GB"/>
+              </w:rPr>
+              <w:t>11</w:t>
+            </w:r>
+          </w:p>
+        </w:tc>
+        <w:tc>
+          <w:tcPr>
+            <w:tcW w:w="1942" w:type="dxa"/>
+            <w:shd w:val="clear" w:color="auto" w:fill="auto"/>
+            <w:noWrap/>
+            <w:vAlign w:val="bottom"/>
+            <w:hideMark/>
+          </w:tcPr>
+          <w:p>
+            <w:pPr>
+              <w:ind w:firstLine="0"/>
+              <w:jc w:val="left"/>
+              <w:rPr>
+                <w:rFonts w:eastAsia="Times New Roman" w:cs="Times New Roman"/>
+                <w:color w:val="000000"/>
+                <w:szCs w:val="28"/>
+                <w:lang w:val="en-UA" w:eastAsia="en-GB"/>
+              </w:rPr>
+            </w:pPr>
+            <w:r>
+              <w:rPr>
+                <w:rFonts w:eastAsia="Times New Roman" w:cs="Times New Roman"/>
+                <w:color w:val="000000"/>
+                <w:szCs w:val="28"/>
+                <w:lang w:val="en-UA" w:eastAsia="en-GB"/>
+              </w:rPr>
+              <w:t>Сортування за спаданням</w:t>
+            </w:r>
+          </w:p>
+        </w:tc>
+        <w:tc>
+          <w:tcPr>
+            <w:tcW w:w="1648" w:type="dxa"/>
+            <w:shd w:val="clear" w:color="auto" w:fill="auto"/>
+            <w:noWrap/>
+            <w:vAlign w:val="bottom"/>
+            <w:hideMark/>
+          </w:tcPr>
+          <w:p>
+            <w:pPr>
+              <w:ind w:firstLine="0"/>
+              <w:jc w:val="left"/>
+              <w:rPr>
+                <w:rFonts w:eastAsia="Times New Roman" w:cs="Times New Roman"/>
+                <w:color w:val="000000"/>
+                <w:szCs w:val="28"/>
+                <w:lang w:val="en-UA" w:eastAsia="en-GB"/>
+              </w:rPr>
+            </w:pPr>
+            <w:r>
+              <w:rPr>
+                <w:rFonts w:eastAsia="Times New Roman" w:cs="Times New Roman"/>
+                <w:color w:val="000000"/>
+                <w:szCs w:val="28"/>
+                <w:lang w:val="en-UA" w:eastAsia="en-GB"/>
+              </w:rPr>
+              <w:t>`[10, 30, 11, 20, 4, 330, 21, 110]`</w:t>
+            </w:r>
+          </w:p>
+        </w:tc>
+        <w:tc>
+          <w:tcPr>
+            <w:tcW w:w="1996" w:type="dxa"/>
+            <w:shd w:val="clear" w:color="auto" w:fill="auto"/>
+            <w:noWrap/>
+            <w:vAlign w:val="bottom"/>
+            <w:hideMark/>
+          </w:tcPr>
+          <w:p>
+            <w:pPr>
+              <w:ind w:firstLine="0"/>
+              <w:jc w:val="left"/>
+              <w:rPr>
+                <w:rFonts w:eastAsia="Times New Roman" w:cs="Times New Roman"/>
+                <w:color w:val="000000"/>
+                <w:szCs w:val="28"/>
+                <w:lang w:val="en-UA" w:eastAsia="en-GB"/>
+              </w:rPr>
+            </w:pPr>
+            <w:r>
+              <w:rPr>
+                <w:rFonts w:eastAsia="Times New Roman" w:cs="Times New Roman"/>
+                <w:color w:val="000000"/>
+                <w:szCs w:val="28"/>
+                <w:lang w:val="en-UA" w:eastAsia="en-GB"/>
+              </w:rPr>
+              <w:t>`sorted(arr, reverse=True)`</w:t>
+            </w:r>
+          </w:p>
+        </w:tc>
+        <w:tc>
+          <w:tcPr>
+            <w:tcW w:w="3367" w:type="dxa"/>
+            <w:shd w:val="clear" w:color="auto" w:fill="auto"/>
+            <w:noWrap/>
+            <w:vAlign w:val="bottom"/>
+            <w:hideMark/>
+          </w:tcPr>
+          <w:p>
+            <w:pPr>
+              <w:ind w:firstLine="0"/>
+              <w:jc w:val="left"/>
+              <w:rPr>
+                <w:rFonts w:eastAsia="Times New Roman" w:cs="Times New Roman"/>
+                <w:color w:val="000000"/>
+                <w:szCs w:val="28"/>
+                <w:lang w:val="en-UA" w:eastAsia="en-GB"/>
+              </w:rPr>
+            </w:pPr>
+            <w:r>
+              <w:rPr>
+                <w:rFonts w:eastAsia="Times New Roman" w:cs="Times New Roman"/>
+                <w:color w:val="000000"/>
+                <w:szCs w:val="28"/>
+                <w:lang w:val="en-UA" w:eastAsia="en-GB"/>
+              </w:rPr>
+              <w:t>Перевірка додаткового режиму `ascending=False`</w:t>
+            </w:r>
+          </w:p>
+        </w:tc>
+      </w:tr>
+      <w:tr>
+        <w:trPr>
+          <w:trHeight w:val="320"/>
+        </w:trPr>
+        <w:tc>
+          <w:tcPr>
+            <w:tcW w:w="681" w:type="dxa"/>
+            <w:shd w:val="clear" w:color="auto" w:fill="auto"/>
+            <w:noWrap/>
+            <w:vAlign w:val="bottom"/>
+            <w:hideMark/>
+          </w:tcPr>
+          <w:p>
+            <w:pPr>
+              <w:ind w:firstLine="0"/>
+              <w:jc w:val="left"/>
+              <w:rPr>
+                <w:rFonts w:eastAsia="Times New Roman" w:cs="Times New Roman"/>
+                <w:color w:val="000000"/>
+                <w:szCs w:val="28"/>
+                <w:lang w:val="en-UA" w:eastAsia="en-GB"/>
+              </w:rPr>
+            </w:pPr>
+            <w:r>
+              <w:rPr>
+                <w:rFonts w:eastAsia="Times New Roman" w:cs="Times New Roman"/>
+                <w:color w:val="000000"/>
+                <w:szCs w:val="28"/>
+                <w:lang w:val="en-UA" w:eastAsia="en-GB"/>
+              </w:rPr>
+              <w:t>12</w:t>
+            </w:r>
+          </w:p>
+        </w:tc>
+        <w:tc>
+          <w:tcPr>
+            <w:tcW w:w="1942" w:type="dxa"/>
+            <w:shd w:val="clear" w:color="auto" w:fill="auto"/>
+            <w:noWrap/>
+            <w:vAlign w:val="bottom"/>
+            <w:hideMark/>
+          </w:tcPr>
+          <w:p>
+            <w:pPr>
+              <w:ind w:firstLine="0"/>
+              <w:jc w:val="left"/>
+              <w:rPr>
+                <w:rFonts w:eastAsia="Times New Roman" w:cs="Times New Roman"/>
+                <w:color w:val="000000"/>
+                <w:szCs w:val="28"/>
+                <w:lang w:val="en-UA" w:eastAsia="en-GB"/>
+              </w:rPr>
+            </w:pPr>
+            <w:r>
+              <w:rPr>
+                <w:rFonts w:eastAsia="Times New Roman" w:cs="Times New Roman"/>
+                <w:color w:val="000000"/>
+                <w:szCs w:val="28"/>
+                <w:lang w:val="en-UA" w:eastAsia="en-GB"/>
+              </w:rPr>
+              <w:t>Незмінність вхідних даних</w:t>
+            </w:r>
+          </w:p>
+        </w:tc>
+        <w:tc>
+          <w:tcPr>
+            <w:tcW w:w="1648" w:type="dxa"/>
+            <w:shd w:val="clear" w:color="auto" w:fill="auto"/>
+            <w:noWrap/>
+            <w:vAlign w:val="bottom"/>
+            <w:hideMark/>
+          </w:tcPr>
+          <w:p>
+            <w:pPr>
+              <w:ind w:firstLine="0"/>
+              <w:jc w:val="left"/>
+              <w:rPr>
+                <w:rFonts w:eastAsia="Times New Roman" w:cs="Times New Roman"/>
+                <w:color w:val="000000"/>
+                <w:szCs w:val="28"/>
+                <w:lang w:val="en-UA" w:eastAsia="en-GB"/>
+              </w:rPr>
+            </w:pPr>
+            <w:r>
+              <w:rPr>
+                <w:rFonts w:eastAsia="Times New Roman" w:cs="Times New Roman"/>
+                <w:color w:val="000000"/>
+                <w:szCs w:val="28"/>
+                <w:lang w:val="en-UA" w:eastAsia="en-GB"/>
+              </w:rPr>
+              <w:t>`[5, 2, 8, 1]`</w:t>
+            </w:r>
+          </w:p>
+        </w:tc>
+        <w:tc>
+          <w:tcPr>
+            <w:tcW w:w="1996" w:type="dxa"/>
+            <w:shd w:val="clear" w:color="auto" w:fill="auto"/>
+            <w:noWrap/>
+            <w:vAlign w:val="bottom"/>
+            <w:hideMark/>
+          </w:tcPr>
+          <w:p>
+            <w:pPr>
+              <w:ind w:firstLine="0"/>
+              <w:jc w:val="left"/>
+              <w:rPr>
+                <w:rFonts w:eastAsia="Times New Roman" w:cs="Times New Roman"/>
+                <w:color w:val="000000"/>
+                <w:szCs w:val="28"/>
+                <w:lang w:val="en-UA" w:eastAsia="en-GB"/>
+              </w:rPr>
+            </w:pPr>
+            <w:r>
+              <w:rPr>
+                <w:rFonts w:eastAsia="Times New Roman" w:cs="Times New Roman"/>
+                <w:color w:val="000000"/>
+                <w:szCs w:val="28"/>
+                <w:lang w:val="en-UA" w:eastAsia="en-GB"/>
+              </w:rPr>
+              <w:t>Початковий масив не змінюється</w:t>
+            </w:r>
+          </w:p>
+        </w:tc>
+        <w:tc>
+          <w:tcPr>
+            <w:tcW w:w="3367" w:type="dxa"/>
+            <w:shd w:val="clear" w:color="auto" w:fill="auto"/>
+            <w:noWrap/>
+            <w:vAlign w:val="bottom"/>
+            <w:hideMark/>
+          </w:tcPr>
+          <w:p>
+            <w:pPr>
+              <w:ind w:firstLine="0"/>
+              <w:jc w:val="left"/>
+              <w:rPr>
+                <w:rFonts w:eastAsia="Times New Roman" w:cs="Times New Roman"/>
+                <w:color w:val="000000"/>
+                <w:szCs w:val="28"/>
+                <w:lang w:val="en-UA" w:eastAsia="en-GB"/>
+              </w:rPr>
+            </w:pPr>
+            <w:r>
+              <w:rPr>
+                <w:rFonts w:eastAsia="Times New Roman" w:cs="Times New Roman"/>
+                <w:color w:val="000000"/>
+                <w:szCs w:val="28"/>
+                <w:lang w:val="en-UA" w:eastAsia="en-GB"/>
+              </w:rPr>
+              <w:t>Перевірка того, що метод повертає новий результат і не псує вхідний список</w:t>
+            </w:r>
+          </w:p>
+        </w:tc>
+      </w:tr>
+    </w:tbl>
+    <w:p>
+      <w:pPr>
+        <w:rPr>
+          <w:rFonts w:cs="Times New Roman"/>
+          <w:lang w:val="en-US" w:eastAsia="ru-RU"/>
+        </w:rPr>
+      </w:pPr>
+    </w:p>
+    <w:p>
+      <w:pPr>
+        <w:rPr>
+          <w:rFonts w:cs="Times New Roman"/>
+          <w:lang w:val="uk-UA" w:eastAsia="ru-RU"/>
+        </w:rPr>
+      </w:pPr>
     </w:p>
     <w:p>
       <w:pPr>
@@ -11159,7 +17598,7 @@
           <w:lang w:val="uk-UA" w:eastAsia="ru-RU"/>
         </w:rPr>
       </w:pPr>
-      <w:bookmarkStart w:id="8" w:name="_Toc158713967"/>
+      <w:bookmarkStart w:id="15" w:name="_Toc224694569"/>
       <w:r>
         <w:rPr>
           <w:rFonts w:eastAsia="Arial Unicode MS" w:cs="Times New Roman"/>
@@ -11197,7 +17636,7 @@
         </w:rPr>
         <w:t>ВИБІР ПРОГРАМНОГО ЗАБЕЗПЕЧЕННЯ ДЛЯ РОЗРОБКИ ПАРАЛЕЛЬНИХ ОБЧИСЛЕНЬ ТА ЙОГО КОРОТКИЙ ОПИС</w:t>
       </w:r>
-      <w:bookmarkEnd w:id="8"/>
+      <w:bookmarkEnd w:id="15"/>
     </w:p>
     <w:p>
       <w:pPr>
@@ -11254,7 +17693,7 @@
           <w:lang w:val="uk-UA" w:eastAsia="ru-RU"/>
         </w:rPr>
       </w:pPr>
-      <w:bookmarkStart w:id="9" w:name="_Toc158713968"/>
+      <w:bookmarkStart w:id="16" w:name="_Toc224694570"/>
       <w:r>
         <w:rPr>
           <w:rFonts w:eastAsia="Arial Unicode MS" w:cs="Times New Roman"/>
@@ -11341,7 +17780,7 @@
         </w:rPr>
         <w:t>КТУВАННЯ, РЕАЛІЗАЦІЯ, ТЕСТУВАННЯ</w:t>
       </w:r>
-      <w:bookmarkEnd w:id="9"/>
+      <w:bookmarkEnd w:id="16"/>
     </w:p>
     <w:p>
       <w:pPr>
@@ -11393,7 +17832,7 @@
           <w:lang w:val="uk-UA" w:eastAsia="ru-RU"/>
         </w:rPr>
       </w:pPr>
-      <w:bookmarkStart w:id="10" w:name="_Toc158713969"/>
+      <w:bookmarkStart w:id="17" w:name="_Toc224694571"/>
       <w:r>
         <w:rPr>
           <w:rFonts w:eastAsia="Arial Unicode MS" w:cs="Times New Roman"/>
@@ -11431,7 +17870,7 @@
         </w:rPr>
         <w:t>ДОСЛІДЖЕННЯ ЕФЕКТИВНОСТІ ПАРАЛЕЛЬНИХ ОБЧИСЛЕНЬ АЛГОРИТМУ</w:t>
       </w:r>
-      <w:bookmarkEnd w:id="10"/>
+      <w:bookmarkEnd w:id="17"/>
     </w:p>
     <w:p>
       <w:pPr>
@@ -12228,7 +18667,7 @@
           <w:lang w:val="uk-UA" w:eastAsia="ru-RU"/>
         </w:rPr>
       </w:pPr>
-      <w:bookmarkStart w:id="11" w:name="_Toc158713970"/>
+      <w:bookmarkStart w:id="18" w:name="_Toc224694572"/>
       <w:r>
         <w:rPr>
           <w:rFonts w:eastAsia="Arial Unicode MS" w:cs="Times New Roman"/>
@@ -12254,7 +18693,7 @@
         </w:rPr>
         <w:t>ВКИ</w:t>
       </w:r>
-      <w:bookmarkEnd w:id="11"/>
+      <w:bookmarkEnd w:id="18"/>
     </w:p>
     <w:p>
       <w:pPr>
@@ -12306,7 +18745,7 @@
           <w:lang w:val="uk-UA" w:eastAsia="ru-RU"/>
         </w:rPr>
       </w:pPr>
-      <w:bookmarkStart w:id="12" w:name="_Toc158713971"/>
+      <w:bookmarkStart w:id="19" w:name="_Toc224694573"/>
       <w:r>
         <w:rPr>
           <w:rFonts w:eastAsia="Arial Unicode MS"/>
@@ -12329,7 +18768,7 @@
         </w:rPr>
         <w:t xml:space="preserve"> ДЖЕРЕЛ</w:t>
       </w:r>
-      <w:bookmarkEnd w:id="12"/>
+      <w:bookmarkEnd w:id="19"/>
     </w:p>
     <w:p>
       <w:pPr>
@@ -12565,7 +19004,7 @@
           <w:lang w:val="uk-UA" w:eastAsia="ru-RU"/>
         </w:rPr>
       </w:pPr>
-      <w:bookmarkStart w:id="13" w:name="_Toc158713972"/>
+      <w:bookmarkStart w:id="20" w:name="_Toc224694574"/>
       <w:r>
         <w:rPr>
           <w:rFonts w:eastAsia="Arial Unicode MS" w:cs="Times New Roman"/>
@@ -12579,7 +19018,7 @@
         <w:lastRenderedPageBreak/>
         <w:t>ДОДАТКИ</w:t>
       </w:r>
-      <w:bookmarkEnd w:id="13"/>
+      <w:bookmarkEnd w:id="20"/>
     </w:p>
     <w:p>
       <w:pPr>
@@ -12596,7 +19035,7 @@
           <w:lang w:val="uk-UA" w:eastAsia="ru-RU"/>
         </w:rPr>
       </w:pPr>
-      <w:bookmarkStart w:id="14" w:name="_Toc158713973"/>
+      <w:bookmarkStart w:id="21" w:name="_Toc224694575"/>
       <w:r>
         <w:rPr>
           <w:rFonts w:eastAsia="Arial Unicode MS" w:cs="Times New Roman"/>
@@ -12649,7 +19088,7 @@
         </w:rPr>
         <w:t>ва додатку</w:t>
       </w:r>
-      <w:bookmarkEnd w:id="14"/>
+      <w:bookmarkEnd w:id="21"/>
     </w:p>
     <w:p>
       <w:pPr>
@@ -12693,7 +19132,7 @@
           <w:lang w:val="uk-UA" w:eastAsia="ru-RU"/>
         </w:rPr>
       </w:pPr>
-      <w:bookmarkStart w:id="15" w:name="_Toc158713974"/>
+      <w:bookmarkStart w:id="22" w:name="_Toc224694576"/>
       <w:r>
         <w:rPr>
           <w:rFonts w:eastAsia="Arial Unicode MS" w:cs="Times New Roman"/>
@@ -12719,7 +19158,7 @@
         </w:rPr>
         <w:t>Назва додатку</w:t>
       </w:r>
-      <w:bookmarkEnd w:id="15"/>
+      <w:bookmarkEnd w:id="22"/>
     </w:p>
     <w:p>
       <w:pPr>
@@ -12763,7 +19202,7 @@
           <w:lang w:val="uk-UA" w:eastAsia="ru-RU"/>
         </w:rPr>
       </w:pPr>
-      <w:bookmarkStart w:id="16" w:name="_Toc158713975"/>
+      <w:bookmarkStart w:id="23" w:name="_Toc224694577"/>
       <w:r>
         <w:rPr>
           <w:rFonts w:eastAsia="Arial Unicode MS" w:cs="Times New Roman"/>
@@ -12789,7 +19228,7 @@
         </w:rPr>
         <w:t>Назва додатку</w:t>
       </w:r>
-      <w:bookmarkEnd w:id="16"/>
+      <w:bookmarkEnd w:id="23"/>
     </w:p>
     <w:p>
       <w:pPr>
@@ -14594,6 +21033,38 @@
       <w:szCs w:val="24"/>
     </w:rPr>
   </w:style>
+  <w:style w:type="paragraph" w:styleId="NormalWeb">
+    <w:name w:val="Normal (Web)"/>
+    <w:basedOn w:val="Normal"/>
+    <w:uiPriority w:val="99"/>
+    <w:semiHidden/>
+    <w:unhideWhenUsed/>
+    <w:rsid w:val="00FE430F"/>
+    <w:pPr>
+      <w:spacing w:before="100" w:beforeAutospacing="1" w:after="100" w:afterAutospacing="1" w:line="240" w:lineRule="auto"/>
+      <w:ind w:firstLine="0"/>
+      <w:jc w:val="left"/>
+    </w:pPr>
+    <w:rPr>
+      <w:rFonts w:eastAsia="Times New Roman" w:cs="Times New Roman"/>
+      <w:sz w:val="24"/>
+      <w:szCs w:val="24"/>
+      <w:lang w:val="en-UA" w:eastAsia="en-GB"/>
+    </w:rPr>
+  </w:style>
+  <w:style w:type="character" w:styleId="HTMLCode">
+    <w:name w:val="HTML Code"/>
+    <w:basedOn w:val="DefaultParagraphFont"/>
+    <w:uiPriority w:val="99"/>
+    <w:semiHidden/>
+    <w:unhideWhenUsed/>
+    <w:rsid w:val="00FE430F"/>
+    <w:rPr>
+      <w:rFonts w:ascii="Courier New" w:eastAsia="Times New Roman" w:hAnsi="Courier New" w:cs="Courier New"/>
+      <w:sz w:val="20"/>
+      <w:szCs w:val="20"/>
+    </w:rPr>
+  </w:style>
 </w:styles>
 </file>
 

--- a/course-work/docs/report/course-work.docx
+++ b/course-work/docs/report/course-work.docx
@@ -11160,54 +11160,112 @@
     </w:p>
     <w:p>
       <w:pPr>
-        <w:pStyle w:val="Heading2"/>
-        <w:rPr>
-          <w:lang w:val="uk-UA"/>
-        </w:rPr>
-      </w:pPr>
-      <w:bookmarkStart w:id="8" w:name="_Toc224694567"/>
-      <w:bookmarkStart w:id="9" w:name="_Hlk224694578"/>
-      <w:r>
+        <w:pStyle w:val="Heading1"/>
+      </w:pPr>
+      <w:bookmarkStart w:id="8" w:name="_Toc224694568"/>
+      <w:bookmarkStart w:id="9" w:name="_Hlk224694579"/>
+      <w:r>
+        <w:rPr>
+          <w:rFonts w:eastAsia="Arial Unicode MS"/>
+          <w:u w:color="000000"/>
+          <w:bdr w:val="nil"/>
+          <w:lang w:val="uk-UA" w:eastAsia="ru-RU"/>
+        </w:rPr>
         <w:lastRenderedPageBreak/>
-        <w:t>1.</w:t>
-      </w:r>
-      <w:r>
-        <w:rPr>
-          <w:lang w:val="uk-UA"/>
-        </w:rPr>
-        <w:t>4</w:t>
-      </w:r>
-      <w:r>
+        <w:t>2</w:t>
+      </w:r>
+      <w:r>
+        <w:rPr>
+          <w:rFonts w:eastAsia="Arial Unicode MS"/>
+          <w:u w:color="000000"/>
+          <w:bdr w:val="nil"/>
+          <w:lang w:val="uk-UA" w:eastAsia="ru-RU"/>
+        </w:rPr>
         <w:t xml:space="preserve"> </w:t>
       </w:r>
       <w:r>
         <w:rPr>
-          <w:lang w:val="uk-UA"/>
-        </w:rPr>
-        <w:t>Висновки до розділу</w:t>
+          <w:rFonts w:eastAsia="Arial Unicode MS"/>
+          <w:u w:color="000000"/>
+          <w:bdr w:val="nil"/>
+          <w:lang w:val="uk-UA" w:eastAsia="ru-RU"/>
+        </w:rPr>
+        <w:t xml:space="preserve">РОЗРОБКА ПОСЛІДОВНОГО АЛГОРИТМУ ТА АНАЛІЗ ЙОГО </w:t>
+      </w:r>
+      <w:r>
+        <w:t>ШВИДКОДІЇ</w:t>
       </w:r>
       <w:bookmarkEnd w:id="8"/>
     </w:p>
-    <w:bookmarkEnd w:id="9"/>
+    <w:p/>
     <w:p>
       <w:pPr>
-        <w:rPr>
-          <w:lang w:val="uk-UA"/>
-        </w:rPr>
-      </w:pPr>
-      <w:proofErr w:type="spellStart"/>
-      <w:r>
-        <w:rPr>
-          <w:lang w:val="uk-UA"/>
-        </w:rPr>
-        <w:t>Бітонічне</w:t>
-      </w:r>
-      <w:proofErr w:type="spellEnd"/>
-      <w:r>
-        <w:rPr>
-          <w:lang w:val="uk-UA"/>
-        </w:rPr>
-        <w:t xml:space="preserve"> сортування є класичним прикладом сортувальної мережі, в якій структура порівнянь задається наперед і не залежить від конкретних значень елементів. Його регулярна будова робить алгоритм зручним для подання у вигляді послідовних шарів </w:t>
+        <w:pStyle w:val="Heading2"/>
+        <w:rPr>
+          <w:lang w:val="uk-UA"/>
+        </w:rPr>
+      </w:pPr>
+      <w:bookmarkStart w:id="10" w:name="_Hlk224695220"/>
+      <w:bookmarkEnd w:id="9"/>
+      <w:r>
+        <w:rPr>
+          <w:lang w:val="uk-UA"/>
+        </w:rPr>
+        <w:t>2</w:t>
+      </w:r>
+      <w:r>
+        <w:t>.</w:t>
+      </w:r>
+      <w:r>
+        <w:rPr>
+          <w:lang w:val="uk-UA"/>
+        </w:rPr>
+        <w:t>1</w:t>
+      </w:r>
+      <w:r>
+        <w:t xml:space="preserve"> </w:t>
+      </w:r>
+      <w:proofErr w:type="spellStart"/>
+      <w:r>
+        <w:rPr>
+          <w:lang w:val="uk-UA"/>
+        </w:rPr>
+        <w:t>Проєктування</w:t>
+      </w:r>
+      <w:proofErr w:type="spellEnd"/>
+      <w:r>
+        <w:rPr>
+          <w:lang w:val="uk-UA"/>
+        </w:rPr>
+        <w:t xml:space="preserve"> послідовної реалізації</w:t>
+      </w:r>
+    </w:p>
+    <w:bookmarkEnd w:id="10"/>
+    <w:p>
+      <w:pPr>
+        <w:rPr>
+          <w:lang w:val="uk-UA"/>
+        </w:rPr>
+      </w:pPr>
+      <w:r>
+        <w:rPr>
+          <w:lang w:val="uk-UA"/>
+        </w:rPr>
+        <w:t xml:space="preserve">Для реалізації було обрано ітеративну форму алгоритму </w:t>
+      </w:r>
+      <w:proofErr w:type="spellStart"/>
+      <w:r>
+        <w:rPr>
+          <w:lang w:val="uk-UA"/>
+        </w:rPr>
+        <w:t>бітонічного</w:t>
+      </w:r>
+      <w:proofErr w:type="spellEnd"/>
+      <w:r>
+        <w:rPr>
+          <w:lang w:val="uk-UA"/>
+        </w:rPr>
+        <w:t xml:space="preserve"> сортування. Такий вибір узгоджується з псевдокодом, наведеним у попередньому розділі, і дає змогу безпосередньо відобразити шари сортувальної мережі у вкладені цикли програми. Зовнішній цикл відповідає змінюванню розміру блока k, а внутрішній - змінюванню кроку j, що визначає пари елементів для </w:t>
       </w:r>
       <w:proofErr w:type="spellStart"/>
       <w:r>
@@ -11221,216 +11279,560 @@
         <w:rPr>
           <w:lang w:val="uk-UA"/>
         </w:rPr>
-        <w:t xml:space="preserve"> операцій і придатним до паралельної реалізації. Саме тому далі доцільно перейти до побудови власної послідовної реалізації як базового варіанту для подальшого аналізу швидкодії.</w:t>
+        <w:t xml:space="preserve"> операцій.</w:t>
       </w:r>
     </w:p>
     <w:p>
       <w:pPr>
-        <w:jc w:val="left"/>
-        <w:rPr>
-          <w:rFonts w:eastAsia="Arial Unicode MS" w:cs="Times New Roman"/>
-          <w:bCs/>
-          <w:color w:val="000000"/>
-          <w:szCs w:val="28"/>
-          <w:u w:color="000000"/>
-          <w:bdr w:val="nil"/>
-          <w:lang w:val="en-US" w:eastAsia="ru-RU"/>
-        </w:rPr>
-      </w:pPr>
+        <w:rPr>
+          <w:lang w:val="uk-UA"/>
+        </w:rPr>
+      </w:pPr>
+      <w:r>
+        <w:rPr>
+          <w:lang w:val="uk-UA"/>
+        </w:rPr>
+        <w:t xml:space="preserve">Оскільки класичний алгоритм </w:t>
+      </w:r>
+      <w:proofErr w:type="spellStart"/>
+      <w:r>
+        <w:rPr>
+          <w:lang w:val="uk-UA"/>
+        </w:rPr>
+        <w:t>bitonic</w:t>
+      </w:r>
+      <w:proofErr w:type="spellEnd"/>
+      <w:r>
+        <w:rPr>
+          <w:lang w:val="uk-UA"/>
+        </w:rPr>
+        <w:t xml:space="preserve"> </w:t>
+      </w:r>
+      <w:proofErr w:type="spellStart"/>
+      <w:r>
+        <w:rPr>
+          <w:lang w:val="uk-UA"/>
+        </w:rPr>
+        <w:t>sort</w:t>
+      </w:r>
+      <w:proofErr w:type="spellEnd"/>
+      <w:r>
+        <w:rPr>
+          <w:lang w:val="uk-UA"/>
+        </w:rPr>
+        <w:t xml:space="preserve"> природно визначений для масивів розміру 2^k, у реалізації передбачено попередню підготовку вхідних даних. Якщо кількість елементів не є степенем двійки, масив доповнюється до найближчої більшої такої довжини службовими значеннями, більшими за максимум вхідного масиву. Після завершення сортування ці додані елементи відкидаються. Такий підхід дає змогу зберегти правильність роботи алгоритму та водночас підтримати обробку вхідних даних довільної довжини.</w:t>
+      </w:r>
     </w:p>
     <w:p>
       <w:pPr>
-        <w:jc w:val="center"/>
-        <w:rPr>
-          <w:rFonts w:eastAsia="Arial Unicode MS" w:cs="Times New Roman"/>
-          <w:bCs/>
-          <w:color w:val="000000"/>
-          <w:szCs w:val="28"/>
-          <w:u w:color="000000"/>
-          <w:bdr w:val="nil"/>
-          <w:lang w:val="uk-UA" w:eastAsia="ru-RU"/>
-        </w:rPr>
-      </w:pPr>
-      <w:r>
-        <w:rPr>
-          <w:rFonts w:eastAsia="Arial Unicode MS" w:cs="Times New Roman"/>
-          <w:bCs/>
-          <w:color w:val="000000"/>
-          <w:szCs w:val="28"/>
-          <w:u w:color="000000"/>
-          <w:bdr w:val="nil"/>
-          <w:lang w:val="uk-UA" w:eastAsia="ru-RU"/>
-        </w:rPr>
-        <w:br w:type="page"/>
+        <w:rPr>
+          <w:lang w:val="uk-UA"/>
+        </w:rPr>
+      </w:pPr>
+      <w:r>
+        <w:rPr>
+          <w:lang w:val="uk-UA"/>
+        </w:rPr>
+        <w:t xml:space="preserve">Для коректного порівняння з майбутньою паралельною реалізацією послідовний алгоритм виконує ті самі базові </w:t>
+      </w:r>
+      <w:proofErr w:type="spellStart"/>
+      <w:r>
+        <w:rPr>
+          <w:lang w:val="uk-UA"/>
+        </w:rPr>
+        <w:t>compare-swap</w:t>
+      </w:r>
+      <w:proofErr w:type="spellEnd"/>
+      <w:r>
+        <w:rPr>
+          <w:lang w:val="uk-UA"/>
+        </w:rPr>
+        <w:t xml:space="preserve"> операції над тими самими індексами, що й паралельний. Різниця між реалізаціями надалі полягатиме лише в способі розподілу цих операцій між виконавцями, а не в математичній суті алгоритму. Саме тому послідовна реалізація виступає не тільки як самостійний програмний модуль, а і як еталон для перевірки коректності та вимірювання прискорення.</w:t>
       </w:r>
     </w:p>
     <w:p>
       <w:pPr>
-        <w:pStyle w:val="Heading1"/>
-        <w:rPr>
-          <w:rFonts w:eastAsia="Arial Unicode MS"/>
-          <w:b w:val="0"/>
-          <w:u w:color="000000"/>
-          <w:bdr w:val="nil"/>
-          <w:lang w:val="uk-UA" w:eastAsia="ru-RU"/>
-        </w:rPr>
-      </w:pPr>
-      <w:bookmarkStart w:id="10" w:name="_Toc224694568"/>
-      <w:bookmarkStart w:id="11" w:name="_Hlk224694579"/>
-      <w:r>
-        <w:rPr>
-          <w:rFonts w:eastAsia="Arial Unicode MS"/>
-          <w:u w:color="000000"/>
-          <w:bdr w:val="nil"/>
-          <w:lang w:val="uk-UA" w:eastAsia="ru-RU"/>
-        </w:rPr>
-        <w:lastRenderedPageBreak/>
+        <w:pStyle w:val="Heading2"/>
+        <w:rPr>
+          <w:lang w:val="uk-UA"/>
+        </w:rPr>
+      </w:pPr>
+      <w:bookmarkStart w:id="11" w:name="_Hlk224696003"/>
+      <w:r>
+        <w:rPr>
+          <w:lang w:val="uk-UA"/>
+        </w:rPr>
         <w:t>2</w:t>
       </w:r>
       <w:r>
-        <w:rPr>
-          <w:rFonts w:eastAsia="Arial Unicode MS"/>
-          <w:u w:color="000000"/>
-          <w:bdr w:val="nil"/>
-          <w:lang w:val="uk-UA" w:eastAsia="ru-RU"/>
-        </w:rPr>
+        <w:t>.</w:t>
+      </w:r>
+      <w:r>
+        <w:rPr>
+          <w:lang w:val="uk-UA"/>
+        </w:rPr>
+        <w:t>2</w:t>
+      </w:r>
+      <w:r>
         <w:t xml:space="preserve"> </w:t>
       </w:r>
       <w:r>
         <w:rPr>
-          <w:rFonts w:eastAsia="Arial Unicode MS"/>
-          <w:u w:color="000000"/>
-          <w:bdr w:val="nil"/>
-          <w:lang w:val="uk-UA" w:eastAsia="ru-RU"/>
-        </w:rPr>
-        <w:t xml:space="preserve">РОЗРОБКА ПОСЛІДОВНОГО АЛГОРИТМУ ТА АНАЛІЗ ЙОГО </w:t>
-      </w:r>
-      <w:r>
-        <w:t>ШВИДКОДІЇ</w:t>
-      </w:r>
-      <w:bookmarkEnd w:id="10"/>
-    </w:p>
-    <w:bookmarkEnd w:id="11"/>
-    <w:p>
-      <w:pPr>
-        <w:rPr>
-          <w:rFonts w:cs="Times New Roman"/>
-          <w:lang w:val="uk-UA" w:eastAsia="ru-RU"/>
-        </w:rPr>
-      </w:pPr>
-      <w:r>
-        <w:rPr>
-          <w:rFonts w:cs="Times New Roman"/>
-          <w:lang w:val="uk-UA" w:eastAsia="ru-RU"/>
-        </w:rPr>
-        <w:t>Послідовна реалізація є базовим варіантом алгоритму, від якого надалі будується паралельна версія. Тому на цьому етапі важливо не лише отримати коректне сортування, а й зберегти таку структуру обчислень, яка надалі дасть змогу справедливо порівнювати послідовний і паралельний варіанти. Для цього реалізація повинна прямо відповідати псевдокоду алгоритму, працювати для масивів довільної довжини, підтримувати перевірку коректності та надавати можливість вимірювати час виконання на наборах даних різного розміру.</w:t>
+          <w:lang w:val="uk-UA"/>
+        </w:rPr>
+        <w:t>Програмна реалізація послідовного алгоритму</w:t>
       </w:r>
     </w:p>
     <w:p>
       <w:pPr>
-        <w:pStyle w:val="Heading2"/>
-        <w:rPr>
-          <w:lang w:val="uk-UA"/>
-        </w:rPr>
-      </w:pPr>
-      <w:bookmarkStart w:id="12" w:name="_Hlk224695220"/>
-      <w:r>
-        <w:rPr>
-          <w:lang w:val="uk-UA"/>
-        </w:rPr>
-        <w:t>2</w:t>
-      </w:r>
-      <w:r>
-        <w:t>.</w:t>
-      </w:r>
-      <w:r>
-        <w:rPr>
-          <w:lang w:val="uk-UA"/>
-        </w:rPr>
-        <w:t>1</w:t>
-      </w:r>
-      <w:r>
+        <w:rPr>
+          <w:lang w:val="uk-UA"/>
+        </w:rPr>
+      </w:pPr>
+      <w:bookmarkStart w:id="12" w:name="_Hlk224695820"/>
+      <w:bookmarkEnd w:id="11"/>
+      <w:r>
+        <w:rPr>
+          <w:lang w:val="uk-UA"/>
+        </w:rPr>
+        <w:t xml:space="preserve">Послідовна реалізація розміщена в модулі </w:t>
+      </w:r>
+      <w:proofErr w:type="spellStart"/>
+      <w:r>
+        <w:rPr>
+          <w:lang w:val="uk-UA"/>
+        </w:rPr>
+        <w:t>SequentialBitonicSorter</w:t>
+      </w:r>
+      <w:proofErr w:type="spellEnd"/>
+      <w:r>
+        <w:rPr>
+          <w:lang w:val="uk-UA"/>
+        </w:rPr>
+        <w:t>. Основна логіка сортування винесена в окрему функцію _</w:t>
+      </w:r>
+      <w:proofErr w:type="spellStart"/>
+      <w:r>
+        <w:rPr>
+          <w:lang w:val="uk-UA"/>
+        </w:rPr>
+        <w:t>bitonic_sort_iterative</w:t>
+      </w:r>
+      <w:proofErr w:type="spellEnd"/>
+      <w:r>
+        <w:rPr>
+          <w:lang w:val="uk-UA"/>
+        </w:rPr>
+        <w:t xml:space="preserve">, яка виконує сортування </w:t>
+      </w:r>
+      <w:proofErr w:type="spellStart"/>
+      <w:r>
+        <w:rPr>
+          <w:lang w:val="uk-UA"/>
+        </w:rPr>
+        <w:t>in-place</w:t>
+      </w:r>
+      <w:proofErr w:type="spellEnd"/>
+      <w:r>
+        <w:rPr>
+          <w:lang w:val="uk-UA"/>
+        </w:rPr>
+        <w:t xml:space="preserve"> над робочим </w:t>
+      </w:r>
+      <w:r>
+        <w:rPr>
+          <w:lang w:val="uk-UA"/>
+        </w:rPr>
+        <w:t>масивом</w:t>
+      </w:r>
+      <w:r>
+        <w:rPr>
+          <w:lang w:val="uk-UA"/>
+        </w:rPr>
+        <w:t>. На рівні класу реалізовано підготовку вхідних даних, запуск сортування, обрізання доповнення та, за потреби, формування результату у спадному порядку.</w:t>
+      </w:r>
+    </w:p>
+    <w:p>
+      <w:pPr>
+        <w:rPr>
+          <w:lang w:val="uk-UA"/>
+        </w:rPr>
+      </w:pPr>
+      <w:r>
+        <w:rPr>
+          <w:lang w:val="uk-UA"/>
+        </w:rPr>
+        <w:lastRenderedPageBreak/>
+        <w:t xml:space="preserve">Базовий клас </w:t>
+      </w:r>
+      <w:proofErr w:type="spellStart"/>
+      <w:r>
+        <w:rPr>
+          <w:lang w:val="uk-UA"/>
+        </w:rPr>
+        <w:t>BitonicSorter</w:t>
+      </w:r>
+      <w:proofErr w:type="spellEnd"/>
+      <w:r>
+        <w:rPr>
+          <w:lang w:val="uk-UA"/>
+        </w:rPr>
+        <w:t xml:space="preserve"> містить допоміжні методи для обчислення найближчого степеня двійки, доповнення масиву та вимірювання часу виконання. Такий поділ спрощує структуру коду і дає змогу використовувати однакові підготовчі дії як для послідовної, так і для паралельної реалізацій.</w:t>
+      </w:r>
+    </w:p>
+    <w:p>
+      <w:pPr>
+        <w:rPr>
+          <w:lang w:val="uk-UA"/>
+        </w:rPr>
+      </w:pPr>
+      <w:r>
+        <w:rPr>
+          <w:lang w:val="uk-UA"/>
+        </w:rPr>
+        <w:t xml:space="preserve">У послідовній версії використано </w:t>
+      </w:r>
+      <w:proofErr w:type="spellStart"/>
+      <w:r>
+        <w:rPr>
+          <w:lang w:val="uk-UA"/>
+        </w:rPr>
+        <w:t>array.array</w:t>
+      </w:r>
+      <w:proofErr w:type="spellEnd"/>
+      <w:r>
+        <w:rPr>
+          <w:lang w:val="uk-UA"/>
+        </w:rPr>
+        <w:t xml:space="preserve">('q'), тобто компактне зберігання 64-бітних цілих чисел. Це рішення зменшує накладні витрати пам’яті порівняно зі звичайним списком </w:t>
+      </w:r>
+      <w:proofErr w:type="spellStart"/>
+      <w:r>
+        <w:rPr>
+          <w:lang w:val="uk-UA"/>
+        </w:rPr>
+        <w:t>Python</w:t>
+      </w:r>
+      <w:proofErr w:type="spellEnd"/>
+      <w:r>
+        <w:rPr>
+          <w:lang w:val="uk-UA"/>
+        </w:rPr>
+        <w:t xml:space="preserve"> і покращує локальність доступу до даних. Додатково в середині внутрішнього циклу використовується локальне посилання на </w:t>
+      </w:r>
+      <w:r>
+        <w:rPr>
+          <w:lang w:val="uk-UA"/>
+        </w:rPr>
+        <w:t>масив</w:t>
+      </w:r>
+      <w:r>
+        <w:rPr>
+          <w:lang w:val="uk-UA"/>
+        </w:rPr>
+        <w:t>, щоб зменшити кількість зайвих звернень до атрибутів і трохи скоротити накладні витрати інтерпретатора.</w:t>
+      </w:r>
+    </w:p>
+    <w:p>
+      <w:pPr>
+        <w:rPr>
+          <w:lang w:val="uk-UA"/>
+        </w:rPr>
+      </w:pPr>
+      <w:r>
+        <w:rPr>
+          <w:lang w:val="uk-UA"/>
+        </w:rPr>
+        <w:t xml:space="preserve">Логіка </w:t>
+      </w:r>
+      <w:proofErr w:type="spellStart"/>
+      <w:r>
+        <w:rPr>
+          <w:lang w:val="uk-UA"/>
+        </w:rPr>
+        <w:t>compare-swap</w:t>
+      </w:r>
+      <w:proofErr w:type="spellEnd"/>
+      <w:r>
+        <w:rPr>
+          <w:lang w:val="uk-UA"/>
+        </w:rPr>
+        <w:t xml:space="preserve"> операції реалізована так: для кожного індексу i обчислюється партнер </w:t>
+      </w:r>
+      <w:proofErr w:type="spellStart"/>
+      <w:r>
+        <w:rPr>
+          <w:lang w:val="uk-UA"/>
+        </w:rPr>
+        <w:t>partner</w:t>
+      </w:r>
+      <w:proofErr w:type="spellEnd"/>
+      <w:r>
+        <w:rPr>
+          <w:lang w:val="uk-UA"/>
+        </w:rPr>
+        <w:t xml:space="preserve"> = i XOR j. Якщо </w:t>
+      </w:r>
+      <w:proofErr w:type="spellStart"/>
+      <w:r>
+        <w:rPr>
+          <w:lang w:val="uk-UA"/>
+        </w:rPr>
+        <w:t>partner</w:t>
+      </w:r>
+      <w:proofErr w:type="spellEnd"/>
+      <w:r>
+        <w:rPr>
+          <w:lang w:val="uk-UA"/>
+        </w:rPr>
+        <w:t xml:space="preserve"> &lt;= i, пара пропускається, щоб не виконувати одне й те саме порівняння двічі. Далі за допомогою виразу (i &amp; k) == 0 визначається, чи повинна відповідна підпослідовність на поточному етапі впорядковуватися за зростанням чи за спаданням. Якщо порядок порушено, елементи міняються місцями.</w:t>
+      </w:r>
+    </w:p>
+    <w:p>
+      <w:pPr>
+        <w:rPr>
+          <w:lang w:val="uk-UA"/>
+        </w:rPr>
+      </w:pPr>
+      <w:r>
+        <w:rPr>
+          <w:lang w:val="uk-UA"/>
+        </w:rPr>
+        <w:t xml:space="preserve">Такий підхід добре відображає структуру сортувальної мережі: кожний шар мережі відповідає фіксованому значенню j, а повний етап побудови або злиття </w:t>
+      </w:r>
+      <w:proofErr w:type="spellStart"/>
+      <w:r>
+        <w:rPr>
+          <w:lang w:val="uk-UA"/>
+        </w:rPr>
+        <w:t>бітонічної</w:t>
+      </w:r>
+      <w:proofErr w:type="spellEnd"/>
+      <w:r>
+        <w:rPr>
+          <w:lang w:val="uk-UA"/>
+        </w:rPr>
+        <w:t xml:space="preserve"> послідовності - фіксованому значенню k. Отже, програмний код безпосередньо реалізує ту ж саму схему порівнянь, яка була описана в теоретичній частині.</w:t>
+      </w:r>
+      <w:r>
+        <w:rPr>
+          <w:lang w:val="uk-UA"/>
+        </w:rPr>
         <w:t xml:space="preserve"> </w:t>
       </w:r>
-      <w:proofErr w:type="spellStart"/>
-      <w:r>
-        <w:rPr>
-          <w:lang w:val="uk-UA"/>
-        </w:rPr>
-        <w:t>Проєктування</w:t>
-      </w:r>
-      <w:proofErr w:type="spellEnd"/>
-      <w:r>
-        <w:rPr>
-          <w:lang w:val="uk-UA"/>
-        </w:rPr>
-        <w:t xml:space="preserve"> послідовної реалізації</w:t>
+      <w:r>
+        <w:rPr>
+          <w:color w:val="FF0000"/>
+          <w:lang w:val="uk-UA"/>
+        </w:rPr>
+        <w:t>Повний код надано у Додатку БУКВА</w:t>
       </w:r>
     </w:p>
     <w:bookmarkEnd w:id="12"/>
     <w:p>
       <w:pPr>
         <w:rPr>
-          <w:lang w:val="uk-UA"/>
-        </w:rPr>
-      </w:pPr>
-      <w:r>
-        <w:rPr>
-          <w:lang w:val="uk-UA"/>
-        </w:rPr>
-        <w:t xml:space="preserve">Для реалізації було обрано ітеративну форму алгоритму </w:t>
-      </w:r>
-      <w:proofErr w:type="spellStart"/>
-      <w:r>
-        <w:rPr>
-          <w:lang w:val="uk-UA"/>
-        </w:rPr>
-        <w:t>бітонічного</w:t>
-      </w:r>
-      <w:proofErr w:type="spellEnd"/>
-      <w:r>
-        <w:rPr>
-          <w:lang w:val="uk-UA"/>
-        </w:rPr>
-        <w:t xml:space="preserve"> сортування. Такий вибір узгоджується з псевдокодом, наведеним у попередньому розділі, і дає змогу безпосередньо відобразити шари сортувальної мережі у вкладені цикли програми. Зовнішній цикл відповідає змінюванню розміру блока k, а внутрішній - змінюванню кроку j, що визначає пари елементів для </w:t>
-      </w:r>
-      <w:proofErr w:type="spellStart"/>
-      <w:r>
-        <w:rPr>
-          <w:lang w:val="uk-UA"/>
-        </w:rPr>
-        <w:t>compare-swap</w:t>
-      </w:r>
-      <w:proofErr w:type="spellEnd"/>
-      <w:r>
-        <w:rPr>
-          <w:lang w:val="uk-UA"/>
-        </w:rPr>
-        <w:t xml:space="preserve"> операцій.</w:t>
+          <w:rFonts w:ascii="Consolas" w:hAnsi="Consolas" w:cs="Consolas"/>
+          <w:sz w:val="21"/>
+          <w:szCs w:val="21"/>
+          <w:lang w:val="uk-UA"/>
+        </w:rPr>
+      </w:pPr>
+      <w:proofErr w:type="spellStart"/>
+      <w:r>
+        <w:rPr>
+          <w:rFonts w:ascii="Consolas" w:hAnsi="Consolas" w:cs="Consolas"/>
+          <w:sz w:val="21"/>
+          <w:szCs w:val="21"/>
+          <w:lang w:val="uk-UA"/>
+        </w:rPr>
+        <w:t>def</w:t>
+      </w:r>
+      <w:proofErr w:type="spellEnd"/>
+      <w:r>
+        <w:rPr>
+          <w:rFonts w:ascii="Consolas" w:hAnsi="Consolas" w:cs="Consolas"/>
+          <w:sz w:val="21"/>
+          <w:szCs w:val="21"/>
+          <w:lang w:val="uk-UA"/>
+        </w:rPr>
+        <w:t xml:space="preserve"> _</w:t>
+      </w:r>
+      <w:proofErr w:type="spellStart"/>
+      <w:r>
+        <w:rPr>
+          <w:rFonts w:ascii="Consolas" w:hAnsi="Consolas" w:cs="Consolas"/>
+          <w:sz w:val="21"/>
+          <w:szCs w:val="21"/>
+          <w:lang w:val="uk-UA"/>
+        </w:rPr>
+        <w:t>bitonic_sort_iterative</w:t>
+      </w:r>
+      <w:proofErr w:type="spellEnd"/>
+      <w:r>
+        <w:rPr>
+          <w:rFonts w:ascii="Consolas" w:hAnsi="Consolas" w:cs="Consolas"/>
+          <w:sz w:val="21"/>
+          <w:szCs w:val="21"/>
+          <w:lang w:val="uk-UA"/>
+        </w:rPr>
+        <w:t>(</w:t>
+      </w:r>
+      <w:proofErr w:type="spellStart"/>
+      <w:r>
+        <w:rPr>
+          <w:rFonts w:ascii="Consolas" w:hAnsi="Consolas" w:cs="Consolas"/>
+          <w:sz w:val="21"/>
+          <w:szCs w:val="21"/>
+          <w:lang w:val="uk-UA"/>
+        </w:rPr>
+        <w:t>arr</w:t>
+      </w:r>
+      <w:proofErr w:type="spellEnd"/>
+      <w:r>
+        <w:rPr>
+          <w:rFonts w:ascii="Consolas" w:hAnsi="Consolas" w:cs="Consolas"/>
+          <w:sz w:val="21"/>
+          <w:szCs w:val="21"/>
+          <w:lang w:val="uk-UA"/>
+        </w:rPr>
+        <w:t xml:space="preserve">: </w:t>
+      </w:r>
+      <w:proofErr w:type="spellStart"/>
+      <w:r>
+        <w:rPr>
+          <w:rFonts w:ascii="Consolas" w:hAnsi="Consolas" w:cs="Consolas"/>
+          <w:sz w:val="21"/>
+          <w:szCs w:val="21"/>
+          <w:lang w:val="uk-UA"/>
+        </w:rPr>
+        <w:t>array</w:t>
+      </w:r>
+      <w:proofErr w:type="spellEnd"/>
+      <w:r>
+        <w:rPr>
+          <w:rFonts w:ascii="Consolas" w:hAnsi="Consolas" w:cs="Consolas"/>
+          <w:sz w:val="21"/>
+          <w:szCs w:val="21"/>
+          <w:lang w:val="uk-UA"/>
+        </w:rPr>
+        <w:t xml:space="preserve"> | </w:t>
+      </w:r>
+      <w:proofErr w:type="spellStart"/>
+      <w:r>
+        <w:rPr>
+          <w:rFonts w:ascii="Consolas" w:hAnsi="Consolas" w:cs="Consolas"/>
+          <w:sz w:val="21"/>
+          <w:szCs w:val="21"/>
+          <w:lang w:val="uk-UA"/>
+        </w:rPr>
+        <w:t>list</w:t>
+      </w:r>
+      <w:proofErr w:type="spellEnd"/>
+      <w:r>
+        <w:rPr>
+          <w:rFonts w:ascii="Consolas" w:hAnsi="Consolas" w:cs="Consolas"/>
+          <w:sz w:val="21"/>
+          <w:szCs w:val="21"/>
+          <w:lang w:val="uk-UA"/>
+        </w:rPr>
+        <w:t>[</w:t>
+      </w:r>
+      <w:proofErr w:type="spellStart"/>
+      <w:r>
+        <w:rPr>
+          <w:rFonts w:ascii="Consolas" w:hAnsi="Consolas" w:cs="Consolas"/>
+          <w:sz w:val="21"/>
+          <w:szCs w:val="21"/>
+          <w:lang w:val="uk-UA"/>
+        </w:rPr>
+        <w:t>int</w:t>
+      </w:r>
+      <w:proofErr w:type="spellEnd"/>
+      <w:r>
+        <w:rPr>
+          <w:rFonts w:ascii="Consolas" w:hAnsi="Consolas" w:cs="Consolas"/>
+          <w:sz w:val="21"/>
+          <w:szCs w:val="21"/>
+          <w:lang w:val="uk-UA"/>
+        </w:rPr>
+        <w:t xml:space="preserve">], n: </w:t>
+      </w:r>
+      <w:proofErr w:type="spellStart"/>
+      <w:r>
+        <w:rPr>
+          <w:rFonts w:ascii="Consolas" w:hAnsi="Consolas" w:cs="Consolas"/>
+          <w:sz w:val="21"/>
+          <w:szCs w:val="21"/>
+          <w:lang w:val="uk-UA"/>
+        </w:rPr>
+        <w:t>int</w:t>
+      </w:r>
+      <w:proofErr w:type="spellEnd"/>
+      <w:r>
+        <w:rPr>
+          <w:rFonts w:ascii="Consolas" w:hAnsi="Consolas" w:cs="Consolas"/>
+          <w:sz w:val="21"/>
+          <w:szCs w:val="21"/>
+          <w:lang w:val="uk-UA"/>
+        </w:rPr>
+        <w:t xml:space="preserve">) -&gt; </w:t>
+      </w:r>
+      <w:proofErr w:type="spellStart"/>
+      <w:r>
+        <w:rPr>
+          <w:rFonts w:ascii="Consolas" w:hAnsi="Consolas" w:cs="Consolas"/>
+          <w:sz w:val="21"/>
+          <w:szCs w:val="21"/>
+          <w:lang w:val="uk-UA"/>
+        </w:rPr>
+        <w:t>None</w:t>
+      </w:r>
+      <w:proofErr w:type="spellEnd"/>
+      <w:r>
+        <w:rPr>
+          <w:rFonts w:ascii="Consolas" w:hAnsi="Consolas" w:cs="Consolas"/>
+          <w:sz w:val="21"/>
+          <w:szCs w:val="21"/>
+          <w:lang w:val="uk-UA"/>
+        </w:rPr>
+        <w:t>:</w:t>
       </w:r>
     </w:p>
     <w:p>
       <w:pPr>
         <w:rPr>
-          <w:lang w:val="uk-UA"/>
-        </w:rPr>
-      </w:pPr>
-      <w:r>
-        <w:rPr>
-          <w:lang w:val="uk-UA"/>
-        </w:rPr>
-        <w:t xml:space="preserve">Оскільки класичний алгоритм </w:t>
-      </w:r>
-      <w:proofErr w:type="spellStart"/>
-      <w:r>
-        <w:rPr>
-          <w:lang w:val="uk-UA"/>
-        </w:rPr>
-        <w:t>bitonic</w:t>
-      </w:r>
-      <w:proofErr w:type="spellEnd"/>
-      <w:r>
-        <w:rPr>
+          <w:rFonts w:ascii="Consolas" w:hAnsi="Consolas" w:cs="Consolas"/>
+          <w:sz w:val="21"/>
+          <w:szCs w:val="21"/>
+          <w:lang w:val="uk-UA"/>
+        </w:rPr>
+      </w:pPr>
+      <w:r>
+        <w:rPr>
+          <w:rFonts w:ascii="Consolas" w:hAnsi="Consolas" w:cs="Consolas"/>
+          <w:sz w:val="21"/>
+          <w:szCs w:val="21"/>
+          <w:lang w:val="uk-UA"/>
+        </w:rPr>
+        <w:t xml:space="preserve">    """</w:t>
+      </w:r>
+      <w:proofErr w:type="spellStart"/>
+      <w:r>
+        <w:rPr>
+          <w:rFonts w:ascii="Consolas" w:hAnsi="Consolas" w:cs="Consolas"/>
+          <w:sz w:val="21"/>
+          <w:szCs w:val="21"/>
+          <w:lang w:val="uk-UA"/>
+        </w:rPr>
+        <w:t>Sort</w:t>
+      </w:r>
+      <w:proofErr w:type="spellEnd"/>
+      <w:r>
+        <w:rPr>
+          <w:rFonts w:ascii="Consolas" w:hAnsi="Consolas" w:cs="Consolas"/>
+          <w:sz w:val="21"/>
+          <w:szCs w:val="21"/>
           <w:lang w:val="uk-UA"/>
         </w:rPr>
         <w:t xml:space="preserve"> </w:t>
@@ -11438,469 +11840,522 @@
       <w:proofErr w:type="spellStart"/>
       <w:r>
         <w:rPr>
-          <w:lang w:val="uk-UA"/>
-        </w:rPr>
-        <w:t>sort</w:t>
-      </w:r>
-      <w:proofErr w:type="spellEnd"/>
-      <w:r>
-        <w:rPr>
-          <w:lang w:val="uk-UA"/>
-        </w:rPr>
-        <w:t xml:space="preserve"> природно визначений для масивів розміру 2^k, у реалізації передбачено попередню підготовку вхідних даних. Якщо кількість елементів не є степенем двійки, масив доповнюється до найближчої більшої такої довжини службовими значеннями, більшими за максимум вхідного масиву. Після завершення сортування ці додані елементи відкидаються. Такий підхід дає змогу зберегти правильність роботи алгоритму та водночас підтримати обробку вхідних даних довільної довжини.</w:t>
+          <w:rFonts w:ascii="Consolas" w:hAnsi="Consolas" w:cs="Consolas"/>
+          <w:sz w:val="21"/>
+          <w:szCs w:val="21"/>
+          <w:lang w:val="uk-UA"/>
+        </w:rPr>
+        <w:t>arr</w:t>
+      </w:r>
+      <w:proofErr w:type="spellEnd"/>
+      <w:r>
+        <w:rPr>
+          <w:rFonts w:ascii="Consolas" w:hAnsi="Consolas" w:cs="Consolas"/>
+          <w:sz w:val="21"/>
+          <w:szCs w:val="21"/>
+          <w:lang w:val="uk-UA"/>
+        </w:rPr>
+        <w:t xml:space="preserve">[0:n] </w:t>
+      </w:r>
+      <w:proofErr w:type="spellStart"/>
+      <w:r>
+        <w:rPr>
+          <w:rFonts w:ascii="Consolas" w:hAnsi="Consolas" w:cs="Consolas"/>
+          <w:sz w:val="21"/>
+          <w:szCs w:val="21"/>
+          <w:lang w:val="uk-UA"/>
+        </w:rPr>
+        <w:t>in-place</w:t>
+      </w:r>
+      <w:proofErr w:type="spellEnd"/>
+      <w:r>
+        <w:rPr>
+          <w:rFonts w:ascii="Consolas" w:hAnsi="Consolas" w:cs="Consolas"/>
+          <w:sz w:val="21"/>
+          <w:szCs w:val="21"/>
+          <w:lang w:val="uk-UA"/>
+        </w:rPr>
+        <w:t xml:space="preserve"> (</w:t>
+      </w:r>
+      <w:proofErr w:type="spellStart"/>
+      <w:r>
+        <w:rPr>
+          <w:rFonts w:ascii="Consolas" w:hAnsi="Consolas" w:cs="Consolas"/>
+          <w:sz w:val="21"/>
+          <w:szCs w:val="21"/>
+          <w:lang w:val="uk-UA"/>
+        </w:rPr>
+        <w:t>ascending</w:t>
+      </w:r>
+      <w:proofErr w:type="spellEnd"/>
+      <w:r>
+        <w:rPr>
+          <w:rFonts w:ascii="Consolas" w:hAnsi="Consolas" w:cs="Consolas"/>
+          <w:sz w:val="21"/>
+          <w:szCs w:val="21"/>
+          <w:lang w:val="uk-UA"/>
+        </w:rPr>
+        <w:t xml:space="preserve">). n </w:t>
+      </w:r>
+      <w:proofErr w:type="spellStart"/>
+      <w:r>
+        <w:rPr>
+          <w:rFonts w:ascii="Consolas" w:hAnsi="Consolas" w:cs="Consolas"/>
+          <w:sz w:val="21"/>
+          <w:szCs w:val="21"/>
+          <w:lang w:val="uk-UA"/>
+        </w:rPr>
+        <w:t>must</w:t>
+      </w:r>
+      <w:proofErr w:type="spellEnd"/>
+      <w:r>
+        <w:rPr>
+          <w:rFonts w:ascii="Consolas" w:hAnsi="Consolas" w:cs="Consolas"/>
+          <w:sz w:val="21"/>
+          <w:szCs w:val="21"/>
+          <w:lang w:val="uk-UA"/>
+        </w:rPr>
+        <w:t xml:space="preserve"> </w:t>
+      </w:r>
+      <w:proofErr w:type="spellStart"/>
+      <w:r>
+        <w:rPr>
+          <w:rFonts w:ascii="Consolas" w:hAnsi="Consolas" w:cs="Consolas"/>
+          <w:sz w:val="21"/>
+          <w:szCs w:val="21"/>
+          <w:lang w:val="uk-UA"/>
+        </w:rPr>
+        <w:t>be</w:t>
+      </w:r>
+      <w:proofErr w:type="spellEnd"/>
+      <w:r>
+        <w:rPr>
+          <w:rFonts w:ascii="Consolas" w:hAnsi="Consolas" w:cs="Consolas"/>
+          <w:sz w:val="21"/>
+          <w:szCs w:val="21"/>
+          <w:lang w:val="uk-UA"/>
+        </w:rPr>
+        <w:t xml:space="preserve"> a </w:t>
+      </w:r>
+      <w:proofErr w:type="spellStart"/>
+      <w:r>
+        <w:rPr>
+          <w:rFonts w:ascii="Consolas" w:hAnsi="Consolas" w:cs="Consolas"/>
+          <w:sz w:val="21"/>
+          <w:szCs w:val="21"/>
+          <w:lang w:val="uk-UA"/>
+        </w:rPr>
+        <w:t>power</w:t>
+      </w:r>
+      <w:proofErr w:type="spellEnd"/>
+      <w:r>
+        <w:rPr>
+          <w:rFonts w:ascii="Consolas" w:hAnsi="Consolas" w:cs="Consolas"/>
+          <w:sz w:val="21"/>
+          <w:szCs w:val="21"/>
+          <w:lang w:val="uk-UA"/>
+        </w:rPr>
+        <w:t xml:space="preserve"> </w:t>
+      </w:r>
+      <w:proofErr w:type="spellStart"/>
+      <w:r>
+        <w:rPr>
+          <w:rFonts w:ascii="Consolas" w:hAnsi="Consolas" w:cs="Consolas"/>
+          <w:sz w:val="21"/>
+          <w:szCs w:val="21"/>
+          <w:lang w:val="uk-UA"/>
+        </w:rPr>
+        <w:t>of</w:t>
+      </w:r>
+      <w:proofErr w:type="spellEnd"/>
+      <w:r>
+        <w:rPr>
+          <w:rFonts w:ascii="Consolas" w:hAnsi="Consolas" w:cs="Consolas"/>
+          <w:sz w:val="21"/>
+          <w:szCs w:val="21"/>
+          <w:lang w:val="uk-UA"/>
+        </w:rPr>
+        <w:t xml:space="preserve"> 2."""</w:t>
       </w:r>
     </w:p>
     <w:p>
       <w:pPr>
         <w:rPr>
-          <w:lang w:val="uk-UA"/>
-        </w:rPr>
-      </w:pPr>
-      <w:r>
-        <w:rPr>
-          <w:lang w:val="uk-UA"/>
-        </w:rPr>
-        <w:t xml:space="preserve">Для коректного порівняння з майбутньою паралельною реалізацією послідовний алгоритм виконує ті самі базові </w:t>
-      </w:r>
-      <w:proofErr w:type="spellStart"/>
-      <w:r>
-        <w:rPr>
-          <w:lang w:val="uk-UA"/>
-        </w:rPr>
-        <w:t>compare-swap</w:t>
-      </w:r>
-      <w:proofErr w:type="spellEnd"/>
-      <w:r>
-        <w:rPr>
-          <w:lang w:val="uk-UA"/>
-        </w:rPr>
-        <w:t xml:space="preserve"> операції над тими самими індексами, що й паралельний. Різниця між реалізаціями надалі полягатиме лише в способі розподілу цих операцій між виконавцями, а не в математичній суті алгоритму. Саме тому послідовна реалізація виступає не тільки як самостійний програмний модуль, а і як еталон для перевірки коректності та вимірювання прискорення.</w:t>
+          <w:rFonts w:ascii="Consolas" w:hAnsi="Consolas" w:cs="Consolas"/>
+          <w:sz w:val="21"/>
+          <w:szCs w:val="21"/>
+          <w:lang w:val="uk-UA"/>
+        </w:rPr>
+      </w:pPr>
+      <w:r>
+        <w:rPr>
+          <w:rFonts w:ascii="Consolas" w:hAnsi="Consolas" w:cs="Consolas"/>
+          <w:sz w:val="21"/>
+          <w:szCs w:val="21"/>
+          <w:lang w:val="uk-UA"/>
+        </w:rPr>
+        <w:t xml:space="preserve">    </w:t>
+      </w:r>
+      <w:proofErr w:type="spellStart"/>
+      <w:r>
+        <w:rPr>
+          <w:rFonts w:ascii="Consolas" w:hAnsi="Consolas" w:cs="Consolas"/>
+          <w:sz w:val="21"/>
+          <w:szCs w:val="21"/>
+          <w:lang w:val="uk-UA"/>
+        </w:rPr>
+        <w:t>if</w:t>
+      </w:r>
+      <w:proofErr w:type="spellEnd"/>
+      <w:r>
+        <w:rPr>
+          <w:rFonts w:ascii="Consolas" w:hAnsi="Consolas" w:cs="Consolas"/>
+          <w:sz w:val="21"/>
+          <w:szCs w:val="21"/>
+          <w:lang w:val="uk-UA"/>
+        </w:rPr>
+        <w:t xml:space="preserve"> n &lt;= 1:</w:t>
       </w:r>
     </w:p>
     <w:p>
       <w:pPr>
-        <w:pStyle w:val="Heading2"/>
-        <w:rPr>
-          <w:lang w:val="uk-UA"/>
-        </w:rPr>
-      </w:pPr>
-      <w:bookmarkStart w:id="13" w:name="_Hlk224696003"/>
-      <w:r>
-        <w:rPr>
-          <w:lang w:val="uk-UA"/>
-        </w:rPr>
-        <w:lastRenderedPageBreak/>
-        <w:t>2</w:t>
-      </w:r>
-      <w:r>
-        <w:t>.</w:t>
-      </w:r>
-      <w:r>
-        <w:rPr>
-          <w:lang w:val="uk-UA"/>
-        </w:rPr>
-        <w:t>2</w:t>
-      </w:r>
-      <w:r>
-        <w:t xml:space="preserve"> </w:t>
-      </w:r>
-      <w:r>
-        <w:rPr>
-          <w:lang w:val="uk-UA"/>
-        </w:rPr>
-        <w:t>Програмна реалізація послідовного алгоритму</w:t>
-      </w:r>
+        <w:rPr>
+          <w:rFonts w:ascii="Consolas" w:hAnsi="Consolas" w:cs="Consolas"/>
+          <w:sz w:val="21"/>
+          <w:szCs w:val="21"/>
+          <w:lang w:val="uk-UA"/>
+        </w:rPr>
+      </w:pPr>
+      <w:r>
+        <w:rPr>
+          <w:rFonts w:ascii="Consolas" w:hAnsi="Consolas" w:cs="Consolas"/>
+          <w:sz w:val="21"/>
+          <w:szCs w:val="21"/>
+          <w:lang w:val="uk-UA"/>
+        </w:rPr>
+        <w:t xml:space="preserve">        </w:t>
+      </w:r>
+      <w:proofErr w:type="spellStart"/>
+      <w:r>
+        <w:rPr>
+          <w:rFonts w:ascii="Consolas" w:hAnsi="Consolas" w:cs="Consolas"/>
+          <w:sz w:val="21"/>
+          <w:szCs w:val="21"/>
+          <w:lang w:val="uk-UA"/>
+        </w:rPr>
+        <w:t>return</w:t>
+      </w:r>
+      <w:proofErr w:type="spellEnd"/>
     </w:p>
     <w:p>
       <w:pPr>
         <w:rPr>
-          <w:lang w:val="uk-UA"/>
-        </w:rPr>
-      </w:pPr>
-      <w:bookmarkStart w:id="14" w:name="_Hlk224695820"/>
-      <w:bookmarkEnd w:id="13"/>
-      <w:r>
-        <w:rPr>
-          <w:lang w:val="uk-UA"/>
-        </w:rPr>
-        <w:t xml:space="preserve">Послідовна реалізація розміщена в модулі </w:t>
-      </w:r>
-      <w:proofErr w:type="spellStart"/>
-      <w:r>
-        <w:rPr>
-          <w:lang w:val="uk-UA"/>
-        </w:rPr>
-        <w:t>SequentialBitonicSorter</w:t>
-      </w:r>
-      <w:proofErr w:type="spellEnd"/>
-      <w:r>
-        <w:rPr>
-          <w:lang w:val="uk-UA"/>
-        </w:rPr>
-        <w:t>. Основна логіка сортування винесена в окрему функцію _</w:t>
-      </w:r>
-      <w:proofErr w:type="spellStart"/>
-      <w:r>
-        <w:rPr>
-          <w:lang w:val="uk-UA"/>
-        </w:rPr>
-        <w:t>bitonic_sort_iterative</w:t>
-      </w:r>
-      <w:proofErr w:type="spellEnd"/>
-      <w:r>
-        <w:rPr>
-          <w:lang w:val="uk-UA"/>
-        </w:rPr>
-        <w:t xml:space="preserve">, яка виконує сортування </w:t>
-      </w:r>
-      <w:proofErr w:type="spellStart"/>
-      <w:r>
-        <w:rPr>
-          <w:lang w:val="uk-UA"/>
-        </w:rPr>
-        <w:t>in-place</w:t>
-      </w:r>
-      <w:proofErr w:type="spellEnd"/>
-      <w:r>
-        <w:rPr>
-          <w:lang w:val="uk-UA"/>
-        </w:rPr>
-        <w:t xml:space="preserve"> над робочим </w:t>
-      </w:r>
-      <w:r>
-        <w:rPr>
-          <w:lang w:val="uk-UA"/>
-        </w:rPr>
-        <w:t>масивом</w:t>
-      </w:r>
-      <w:r>
-        <w:rPr>
-          <w:lang w:val="uk-UA"/>
-        </w:rPr>
-        <w:t>. На рівні класу реалізовано підготовку вхідних даних, запуск сортування, обрізання доповнення та, за потреби, формування результату у спадному порядку.</w:t>
-      </w:r>
+          <w:rFonts w:ascii="Consolas" w:hAnsi="Consolas" w:cs="Consolas"/>
+          <w:sz w:val="21"/>
+          <w:szCs w:val="21"/>
+          <w:lang w:val="uk-UA"/>
+        </w:rPr>
+      </w:pPr>
     </w:p>
     <w:p>
       <w:pPr>
         <w:rPr>
-          <w:lang w:val="uk-UA"/>
-        </w:rPr>
-      </w:pPr>
-      <w:r>
-        <w:rPr>
-          <w:lang w:val="uk-UA"/>
-        </w:rPr>
-        <w:t xml:space="preserve">Базовий клас </w:t>
-      </w:r>
-      <w:proofErr w:type="spellStart"/>
-      <w:r>
-        <w:rPr>
-          <w:lang w:val="uk-UA"/>
-        </w:rPr>
-        <w:t>BitonicSorter</w:t>
-      </w:r>
-      <w:proofErr w:type="spellEnd"/>
-      <w:r>
-        <w:rPr>
-          <w:lang w:val="uk-UA"/>
-        </w:rPr>
-        <w:t xml:space="preserve"> містить допоміжні методи для обчислення найближчого степеня двійки, доповнення масиву та вимірювання часу виконання. Такий поділ спрощує структуру коду і дає змогу використовувати однакові підготовчі дії як для послідовної, так і для паралельної реалізацій.</w:t>
+          <w:rFonts w:ascii="Consolas" w:hAnsi="Consolas" w:cs="Consolas"/>
+          <w:sz w:val="21"/>
+          <w:szCs w:val="21"/>
+          <w:lang w:val="uk-UA"/>
+        </w:rPr>
+      </w:pPr>
+      <w:r>
+        <w:rPr>
+          <w:rFonts w:ascii="Consolas" w:hAnsi="Consolas" w:cs="Consolas"/>
+          <w:sz w:val="21"/>
+          <w:szCs w:val="21"/>
+          <w:lang w:val="uk-UA"/>
+        </w:rPr>
+        <w:t xml:space="preserve">    k = 2</w:t>
       </w:r>
     </w:p>
     <w:p>
       <w:pPr>
         <w:rPr>
-          <w:lang w:val="uk-UA"/>
-        </w:rPr>
-      </w:pPr>
-      <w:r>
-        <w:rPr>
-          <w:lang w:val="uk-UA"/>
-        </w:rPr>
-        <w:t xml:space="preserve">У послідовній версії використано </w:t>
-      </w:r>
-      <w:proofErr w:type="spellStart"/>
-      <w:r>
-        <w:rPr>
-          <w:lang w:val="uk-UA"/>
-        </w:rPr>
-        <w:t>array.array</w:t>
-      </w:r>
-      <w:proofErr w:type="spellEnd"/>
-      <w:r>
-        <w:rPr>
-          <w:lang w:val="uk-UA"/>
-        </w:rPr>
-        <w:t xml:space="preserve">('q'), тобто компактне зберігання 64-бітних цілих чисел. Це рішення зменшує накладні витрати пам’яті порівняно зі звичайним списком </w:t>
-      </w:r>
-      <w:proofErr w:type="spellStart"/>
-      <w:r>
-        <w:rPr>
-          <w:lang w:val="uk-UA"/>
-        </w:rPr>
-        <w:t>Python</w:t>
-      </w:r>
-      <w:proofErr w:type="spellEnd"/>
-      <w:r>
-        <w:rPr>
-          <w:lang w:val="uk-UA"/>
-        </w:rPr>
-        <w:t xml:space="preserve"> і покращує локальність доступу до даних. Додатково в середині внутрішнього циклу використовується локальне посилання на </w:t>
-      </w:r>
-      <w:r>
-        <w:rPr>
-          <w:lang w:val="uk-UA"/>
-        </w:rPr>
-        <w:t>масив</w:t>
-      </w:r>
-      <w:r>
-        <w:rPr>
-          <w:lang w:val="uk-UA"/>
-        </w:rPr>
-        <w:t>, щоб зменшити кількість зайвих звернень до атрибутів і трохи скоротити накладні витрати інтерпретатора.</w:t>
+          <w:rFonts w:ascii="Consolas" w:hAnsi="Consolas" w:cs="Consolas"/>
+          <w:sz w:val="21"/>
+          <w:szCs w:val="21"/>
+          <w:lang w:val="uk-UA"/>
+        </w:rPr>
+      </w:pPr>
+      <w:r>
+        <w:rPr>
+          <w:rFonts w:ascii="Consolas" w:hAnsi="Consolas" w:cs="Consolas"/>
+          <w:sz w:val="21"/>
+          <w:szCs w:val="21"/>
+          <w:lang w:val="uk-UA"/>
+        </w:rPr>
+        <w:t xml:space="preserve">    </w:t>
+      </w:r>
+      <w:proofErr w:type="spellStart"/>
+      <w:r>
+        <w:rPr>
+          <w:rFonts w:ascii="Consolas" w:hAnsi="Consolas" w:cs="Consolas"/>
+          <w:sz w:val="21"/>
+          <w:szCs w:val="21"/>
+          <w:lang w:val="uk-UA"/>
+        </w:rPr>
+        <w:t>while</w:t>
+      </w:r>
+      <w:proofErr w:type="spellEnd"/>
+      <w:r>
+        <w:rPr>
+          <w:rFonts w:ascii="Consolas" w:hAnsi="Consolas" w:cs="Consolas"/>
+          <w:sz w:val="21"/>
+          <w:szCs w:val="21"/>
+          <w:lang w:val="uk-UA"/>
+        </w:rPr>
+        <w:t xml:space="preserve"> k &lt;= n:</w:t>
       </w:r>
     </w:p>
     <w:p>
       <w:pPr>
         <w:rPr>
-          <w:lang w:val="uk-UA"/>
-        </w:rPr>
-      </w:pPr>
-      <w:r>
-        <w:rPr>
-          <w:lang w:val="uk-UA"/>
-        </w:rPr>
-        <w:t xml:space="preserve">Логіка </w:t>
-      </w:r>
-      <w:proofErr w:type="spellStart"/>
-      <w:r>
-        <w:rPr>
-          <w:lang w:val="uk-UA"/>
-        </w:rPr>
-        <w:t>compare-swap</w:t>
-      </w:r>
-      <w:proofErr w:type="spellEnd"/>
-      <w:r>
-        <w:rPr>
-          <w:lang w:val="uk-UA"/>
-        </w:rPr>
-        <w:t xml:space="preserve"> операції реалізована так: для кожного індексу i обчислюється партнер </w:t>
-      </w:r>
-      <w:proofErr w:type="spellStart"/>
-      <w:r>
-        <w:rPr>
-          <w:lang w:val="uk-UA"/>
-        </w:rPr>
-        <w:t>partner</w:t>
-      </w:r>
-      <w:proofErr w:type="spellEnd"/>
-      <w:r>
-        <w:rPr>
-          <w:lang w:val="uk-UA"/>
-        </w:rPr>
-        <w:t xml:space="preserve"> = i XOR j. Якщо </w:t>
-      </w:r>
-      <w:proofErr w:type="spellStart"/>
-      <w:r>
-        <w:rPr>
-          <w:lang w:val="uk-UA"/>
-        </w:rPr>
-        <w:t>partner</w:t>
-      </w:r>
-      <w:proofErr w:type="spellEnd"/>
-      <w:r>
-        <w:rPr>
-          <w:lang w:val="uk-UA"/>
-        </w:rPr>
-        <w:t xml:space="preserve"> &lt;= i, пара пропускається, щоб не виконувати одне й те саме порівняння двічі. Далі за допомогою виразу (i &amp; k) == 0 визначається, чи повинна відповідна підпослідовність на поточному етапі впорядковуватися за зростанням чи за спаданням. Якщо порядок порушено, елементи міняються місцями.</w:t>
+          <w:rFonts w:ascii="Consolas" w:hAnsi="Consolas" w:cs="Consolas"/>
+          <w:sz w:val="21"/>
+          <w:szCs w:val="21"/>
+          <w:lang w:val="uk-UA"/>
+        </w:rPr>
+      </w:pPr>
+      <w:r>
+        <w:rPr>
+          <w:rFonts w:ascii="Consolas" w:hAnsi="Consolas" w:cs="Consolas"/>
+          <w:sz w:val="21"/>
+          <w:szCs w:val="21"/>
+          <w:lang w:val="uk-UA"/>
+        </w:rPr>
+        <w:t xml:space="preserve">        j = k &gt;&gt; 1</w:t>
       </w:r>
     </w:p>
     <w:p>
       <w:pPr>
         <w:rPr>
-          <w:lang w:val="uk-UA"/>
-        </w:rPr>
-      </w:pPr>
-      <w:r>
-        <w:rPr>
-          <w:lang w:val="uk-UA"/>
-        </w:rPr>
-        <w:t xml:space="preserve">Такий підхід добре відображає структуру сортувальної мережі: кожний шар мережі відповідає фіксованому значенню j, а повний етап побудови або злиття </w:t>
-      </w:r>
-      <w:proofErr w:type="spellStart"/>
-      <w:r>
-        <w:rPr>
-          <w:lang w:val="uk-UA"/>
-        </w:rPr>
-        <w:t>бітонічної</w:t>
-      </w:r>
-      <w:proofErr w:type="spellEnd"/>
-      <w:r>
-        <w:rPr>
-          <w:lang w:val="uk-UA"/>
-        </w:rPr>
-        <w:t xml:space="preserve"> послідовності - фіксованому значенню k. Отже, програмний код безпосередньо реалізує ту ж саму схему порівнянь, яка була описана в теоретичній частині.</w:t>
-      </w:r>
-      <w:r>
-        <w:rPr>
-          <w:lang w:val="uk-UA"/>
-        </w:rPr>
-        <w:t xml:space="preserve"> </w:t>
-      </w:r>
-      <w:r>
-        <w:rPr>
-          <w:color w:val="FF0000"/>
-          <w:lang w:val="uk-UA"/>
-        </w:rPr>
-        <w:t>Повний код надано у Додатку БУКВА</w:t>
-      </w:r>
-    </w:p>
-    <w:bookmarkEnd w:id="14"/>
-    <w:p>
-      <w:pPr>
-        <w:rPr>
-          <w:lang w:val="uk-UA"/>
-        </w:rPr>
-      </w:pPr>
+          <w:rFonts w:ascii="Consolas" w:hAnsi="Consolas" w:cs="Consolas"/>
+          <w:sz w:val="21"/>
+          <w:szCs w:val="21"/>
+          <w:lang w:val="uk-UA"/>
+        </w:rPr>
+      </w:pPr>
+      <w:r>
+        <w:rPr>
+          <w:rFonts w:ascii="Consolas" w:hAnsi="Consolas" w:cs="Consolas"/>
+          <w:sz w:val="21"/>
+          <w:szCs w:val="21"/>
+          <w:lang w:val="uk-UA"/>
+        </w:rPr>
+        <w:t xml:space="preserve">        </w:t>
+      </w:r>
+      <w:proofErr w:type="spellStart"/>
+      <w:r>
+        <w:rPr>
+          <w:rFonts w:ascii="Consolas" w:hAnsi="Consolas" w:cs="Consolas"/>
+          <w:sz w:val="21"/>
+          <w:szCs w:val="21"/>
+          <w:lang w:val="uk-UA"/>
+        </w:rPr>
+        <w:t>while</w:t>
+      </w:r>
+      <w:proofErr w:type="spellEnd"/>
+      <w:r>
+        <w:rPr>
+          <w:rFonts w:ascii="Consolas" w:hAnsi="Consolas" w:cs="Consolas"/>
+          <w:sz w:val="21"/>
+          <w:szCs w:val="21"/>
+          <w:lang w:val="uk-UA"/>
+        </w:rPr>
+        <w:t xml:space="preserve"> j &gt;= 1:</w:t>
+      </w:r>
     </w:p>
     <w:p>
       <w:pPr>
         <w:rPr>
-          <w:lang w:val="uk-UA"/>
-        </w:rPr>
-      </w:pPr>
-      <w:proofErr w:type="spellStart"/>
-      <w:r>
-        <w:rPr>
-          <w:lang w:val="uk-UA"/>
-        </w:rPr>
-        <w:t>from</w:t>
-      </w:r>
-      <w:proofErr w:type="spellEnd"/>
-      <w:r>
-        <w:rPr>
-          <w:lang w:val="uk-UA"/>
-        </w:rPr>
-        <w:t xml:space="preserve"> __</w:t>
-      </w:r>
-      <w:proofErr w:type="spellStart"/>
-      <w:r>
-        <w:rPr>
-          <w:lang w:val="uk-UA"/>
-        </w:rPr>
-        <w:t>future</w:t>
-      </w:r>
-      <w:proofErr w:type="spellEnd"/>
-      <w:r>
-        <w:rPr>
-          <w:lang w:val="uk-UA"/>
-        </w:rPr>
-        <w:t xml:space="preserve">__ </w:t>
-      </w:r>
-      <w:proofErr w:type="spellStart"/>
-      <w:r>
-        <w:rPr>
-          <w:lang w:val="uk-UA"/>
-        </w:rPr>
-        <w:t>import</w:t>
-      </w:r>
-      <w:proofErr w:type="spellEnd"/>
-      <w:r>
-        <w:rPr>
-          <w:lang w:val="uk-UA"/>
-        </w:rPr>
-        <w:t xml:space="preserve"> </w:t>
-      </w:r>
-      <w:proofErr w:type="spellStart"/>
-      <w:r>
-        <w:rPr>
-          <w:lang w:val="uk-UA"/>
-        </w:rPr>
-        <w:t>annotations</w:t>
+          <w:rFonts w:ascii="Consolas" w:hAnsi="Consolas" w:cs="Consolas"/>
+          <w:sz w:val="21"/>
+          <w:szCs w:val="21"/>
+          <w:lang w:val="uk-UA"/>
+        </w:rPr>
+      </w:pPr>
+      <w:r>
+        <w:rPr>
+          <w:rFonts w:ascii="Consolas" w:hAnsi="Consolas" w:cs="Consolas"/>
+          <w:sz w:val="21"/>
+          <w:szCs w:val="21"/>
+          <w:lang w:val="uk-UA"/>
+        </w:rPr>
+        <w:t xml:space="preserve">            a = </w:t>
+      </w:r>
+      <w:proofErr w:type="spellStart"/>
+      <w:r>
+        <w:rPr>
+          <w:rFonts w:ascii="Consolas" w:hAnsi="Consolas" w:cs="Consolas"/>
+          <w:sz w:val="21"/>
+          <w:szCs w:val="21"/>
+          <w:lang w:val="uk-UA"/>
+        </w:rPr>
+        <w:t>arr</w:t>
       </w:r>
       <w:proofErr w:type="spellEnd"/>
     </w:p>
     <w:p>
       <w:pPr>
         <w:rPr>
-          <w:lang w:val="uk-UA"/>
-        </w:rPr>
-      </w:pPr>
+          <w:rFonts w:ascii="Consolas" w:hAnsi="Consolas" w:cs="Consolas"/>
+          <w:sz w:val="21"/>
+          <w:szCs w:val="21"/>
+          <w:lang w:val="uk-UA"/>
+        </w:rPr>
+      </w:pPr>
+      <w:r>
+        <w:rPr>
+          <w:rFonts w:ascii="Consolas" w:hAnsi="Consolas" w:cs="Consolas"/>
+          <w:sz w:val="21"/>
+          <w:szCs w:val="21"/>
+          <w:lang w:val="uk-UA"/>
+        </w:rPr>
+        <w:t xml:space="preserve">            </w:t>
+      </w:r>
+      <w:proofErr w:type="spellStart"/>
+      <w:r>
+        <w:rPr>
+          <w:rFonts w:ascii="Consolas" w:hAnsi="Consolas" w:cs="Consolas"/>
+          <w:sz w:val="21"/>
+          <w:szCs w:val="21"/>
+          <w:lang w:val="uk-UA"/>
+        </w:rPr>
+        <w:t>for</w:t>
+      </w:r>
+      <w:proofErr w:type="spellEnd"/>
+      <w:r>
+        <w:rPr>
+          <w:rFonts w:ascii="Consolas" w:hAnsi="Consolas" w:cs="Consolas"/>
+          <w:sz w:val="21"/>
+          <w:szCs w:val="21"/>
+          <w:lang w:val="uk-UA"/>
+        </w:rPr>
+        <w:t xml:space="preserve"> i </w:t>
+      </w:r>
+      <w:proofErr w:type="spellStart"/>
+      <w:r>
+        <w:rPr>
+          <w:rFonts w:ascii="Consolas" w:hAnsi="Consolas" w:cs="Consolas"/>
+          <w:sz w:val="21"/>
+          <w:szCs w:val="21"/>
+          <w:lang w:val="uk-UA"/>
+        </w:rPr>
+        <w:t>in</w:t>
+      </w:r>
+      <w:proofErr w:type="spellEnd"/>
+      <w:r>
+        <w:rPr>
+          <w:rFonts w:ascii="Consolas" w:hAnsi="Consolas" w:cs="Consolas"/>
+          <w:sz w:val="21"/>
+          <w:szCs w:val="21"/>
+          <w:lang w:val="uk-UA"/>
+        </w:rPr>
+        <w:t xml:space="preserve"> </w:t>
+      </w:r>
+      <w:proofErr w:type="spellStart"/>
+      <w:r>
+        <w:rPr>
+          <w:rFonts w:ascii="Consolas" w:hAnsi="Consolas" w:cs="Consolas"/>
+          <w:sz w:val="21"/>
+          <w:szCs w:val="21"/>
+          <w:lang w:val="uk-UA"/>
+        </w:rPr>
+        <w:t>range</w:t>
+      </w:r>
+      <w:proofErr w:type="spellEnd"/>
+      <w:r>
+        <w:rPr>
+          <w:rFonts w:ascii="Consolas" w:hAnsi="Consolas" w:cs="Consolas"/>
+          <w:sz w:val="21"/>
+          <w:szCs w:val="21"/>
+          <w:lang w:val="uk-UA"/>
+        </w:rPr>
+        <w:t>(n):</w:t>
+      </w:r>
     </w:p>
     <w:p>
       <w:pPr>
         <w:rPr>
-          <w:lang w:val="uk-UA"/>
-        </w:rPr>
-      </w:pPr>
-      <w:proofErr w:type="spellStart"/>
-      <w:r>
-        <w:rPr>
+          <w:rFonts w:ascii="Consolas" w:hAnsi="Consolas" w:cs="Consolas"/>
+          <w:sz w:val="21"/>
+          <w:szCs w:val="21"/>
+          <w:lang w:val="uk-UA"/>
+        </w:rPr>
+      </w:pPr>
+      <w:r>
+        <w:rPr>
+          <w:rFonts w:ascii="Consolas" w:hAnsi="Consolas" w:cs="Consolas"/>
+          <w:sz w:val="21"/>
+          <w:szCs w:val="21"/>
           <w:lang w:val="uk-UA"/>
         </w:rPr>
         <w:lastRenderedPageBreak/>
-        <w:t>from</w:t>
-      </w:r>
-      <w:proofErr w:type="spellEnd"/>
-      <w:r>
-        <w:rPr>
-          <w:lang w:val="uk-UA"/>
-        </w:rPr>
-        <w:t xml:space="preserve"> </w:t>
-      </w:r>
-      <w:proofErr w:type="spellStart"/>
-      <w:r>
-        <w:rPr>
-          <w:lang w:val="uk-UA"/>
-        </w:rPr>
-        <w:t>array</w:t>
-      </w:r>
-      <w:proofErr w:type="spellEnd"/>
-      <w:r>
-        <w:rPr>
-          <w:lang w:val="uk-UA"/>
-        </w:rPr>
-        <w:t xml:space="preserve"> </w:t>
-      </w:r>
-      <w:proofErr w:type="spellStart"/>
-      <w:r>
-        <w:rPr>
-          <w:lang w:val="uk-UA"/>
-        </w:rPr>
-        <w:t>import</w:t>
-      </w:r>
-      <w:proofErr w:type="spellEnd"/>
-      <w:r>
-        <w:rPr>
-          <w:lang w:val="uk-UA"/>
-        </w:rPr>
-        <w:t xml:space="preserve"> </w:t>
-      </w:r>
-      <w:proofErr w:type="spellStart"/>
-      <w:r>
-        <w:rPr>
-          <w:lang w:val="uk-UA"/>
-        </w:rPr>
-        <w:t>array</w:t>
-      </w:r>
-      <w:proofErr w:type="spellEnd"/>
+        <w:t xml:space="preserve">                </w:t>
+      </w:r>
+      <w:proofErr w:type="spellStart"/>
+      <w:r>
+        <w:rPr>
+          <w:rFonts w:ascii="Consolas" w:hAnsi="Consolas" w:cs="Consolas"/>
+          <w:sz w:val="21"/>
+          <w:szCs w:val="21"/>
+          <w:lang w:val="uk-UA"/>
+        </w:rPr>
+        <w:t>partner</w:t>
+      </w:r>
+      <w:proofErr w:type="spellEnd"/>
+      <w:r>
+        <w:rPr>
+          <w:rFonts w:ascii="Consolas" w:hAnsi="Consolas" w:cs="Consolas"/>
+          <w:sz w:val="21"/>
+          <w:szCs w:val="21"/>
+          <w:lang w:val="uk-UA"/>
+        </w:rPr>
+        <w:t xml:space="preserve"> = i ^ j</w:t>
+      </w:r>
     </w:p>
     <w:p>
       <w:pPr>
         <w:rPr>
-          <w:lang w:val="uk-UA"/>
-        </w:rPr>
-      </w:pPr>
-      <w:proofErr w:type="spellStart"/>
-      <w:r>
-        <w:rPr>
-          <w:lang w:val="uk-UA"/>
-        </w:rPr>
-        <w:t>from</w:t>
-      </w:r>
-      <w:proofErr w:type="spellEnd"/>
-      <w:r>
-        <w:rPr>
+          <w:rFonts w:ascii="Consolas" w:hAnsi="Consolas" w:cs="Consolas"/>
+          <w:sz w:val="21"/>
+          <w:szCs w:val="21"/>
+          <w:lang w:val="uk-UA"/>
+        </w:rPr>
+      </w:pPr>
+      <w:r>
+        <w:rPr>
+          <w:rFonts w:ascii="Consolas" w:hAnsi="Consolas" w:cs="Consolas"/>
+          <w:sz w:val="21"/>
+          <w:szCs w:val="21"/>
+          <w:lang w:val="uk-UA"/>
+        </w:rPr>
+        <w:t xml:space="preserve">                </w:t>
+      </w:r>
+      <w:proofErr w:type="spellStart"/>
+      <w:r>
+        <w:rPr>
+          <w:rFonts w:ascii="Consolas" w:hAnsi="Consolas" w:cs="Consolas"/>
+          <w:sz w:val="21"/>
+          <w:szCs w:val="21"/>
+          <w:lang w:val="uk-UA"/>
+        </w:rPr>
+        <w:t>if</w:t>
+      </w:r>
+      <w:proofErr w:type="spellEnd"/>
+      <w:r>
+        <w:rPr>
+          <w:rFonts w:ascii="Consolas" w:hAnsi="Consolas" w:cs="Consolas"/>
+          <w:sz w:val="21"/>
+          <w:szCs w:val="21"/>
           <w:lang w:val="uk-UA"/>
         </w:rPr>
         <w:t xml:space="preserve"> </w:t>
@@ -11908,745 +12363,1232 @@
       <w:proofErr w:type="spellStart"/>
       <w:r>
         <w:rPr>
-          <w:lang w:val="uk-UA"/>
-        </w:rPr>
-        <w:t>collections.abc</w:t>
-      </w:r>
-      <w:proofErr w:type="spellEnd"/>
-      <w:r>
-        <w:rPr>
-          <w:lang w:val="uk-UA"/>
-        </w:rPr>
-        <w:t xml:space="preserve"> </w:t>
-      </w:r>
-      <w:proofErr w:type="spellStart"/>
-      <w:r>
-        <w:rPr>
-          <w:lang w:val="uk-UA"/>
-        </w:rPr>
-        <w:t>import</w:t>
-      </w:r>
-      <w:proofErr w:type="spellEnd"/>
-      <w:r>
-        <w:rPr>
-          <w:lang w:val="uk-UA"/>
-        </w:rPr>
-        <w:t xml:space="preserve"> </w:t>
-      </w:r>
-      <w:proofErr w:type="spellStart"/>
-      <w:r>
-        <w:rPr>
-          <w:lang w:val="uk-UA"/>
-        </w:rPr>
-        <w:t>Sequence</w:t>
-      </w:r>
-      <w:proofErr w:type="spellEnd"/>
+          <w:rFonts w:ascii="Consolas" w:hAnsi="Consolas" w:cs="Consolas"/>
+          <w:sz w:val="21"/>
+          <w:szCs w:val="21"/>
+          <w:lang w:val="uk-UA"/>
+        </w:rPr>
+        <w:t>partner</w:t>
+      </w:r>
+      <w:proofErr w:type="spellEnd"/>
+      <w:r>
+        <w:rPr>
+          <w:rFonts w:ascii="Consolas" w:hAnsi="Consolas" w:cs="Consolas"/>
+          <w:sz w:val="21"/>
+          <w:szCs w:val="21"/>
+          <w:lang w:val="uk-UA"/>
+        </w:rPr>
+        <w:t xml:space="preserve"> &lt;= i:</w:t>
+      </w:r>
     </w:p>
     <w:p>
       <w:pPr>
         <w:rPr>
-          <w:lang w:val="uk-UA"/>
-        </w:rPr>
-      </w:pPr>
+          <w:rFonts w:ascii="Consolas" w:hAnsi="Consolas" w:cs="Consolas"/>
+          <w:sz w:val="21"/>
+          <w:szCs w:val="21"/>
+          <w:lang w:val="uk-UA"/>
+        </w:rPr>
+      </w:pPr>
+      <w:r>
+        <w:rPr>
+          <w:rFonts w:ascii="Consolas" w:hAnsi="Consolas" w:cs="Consolas"/>
+          <w:sz w:val="21"/>
+          <w:szCs w:val="21"/>
+          <w:lang w:val="uk-UA"/>
+        </w:rPr>
+        <w:t xml:space="preserve">                    </w:t>
+      </w:r>
+      <w:proofErr w:type="spellStart"/>
+      <w:r>
+        <w:rPr>
+          <w:rFonts w:ascii="Consolas" w:hAnsi="Consolas" w:cs="Consolas"/>
+          <w:sz w:val="21"/>
+          <w:szCs w:val="21"/>
+          <w:lang w:val="uk-UA"/>
+        </w:rPr>
+        <w:t>continue</w:t>
+      </w:r>
+      <w:proofErr w:type="spellEnd"/>
     </w:p>
     <w:p>
       <w:pPr>
         <w:rPr>
-          <w:lang w:val="uk-UA"/>
-        </w:rPr>
-      </w:pPr>
-      <w:proofErr w:type="spellStart"/>
-      <w:r>
-        <w:rPr>
-          <w:lang w:val="uk-UA"/>
-        </w:rPr>
-        <w:t>from</w:t>
-      </w:r>
-      <w:proofErr w:type="spellEnd"/>
-      <w:r>
-        <w:rPr>
-          <w:lang w:val="uk-UA"/>
-        </w:rPr>
-        <w:t xml:space="preserve"> </w:t>
-      </w:r>
-      <w:proofErr w:type="spellStart"/>
-      <w:r>
-        <w:rPr>
-          <w:lang w:val="uk-UA"/>
-        </w:rPr>
-        <w:t>bitonic.base</w:t>
-      </w:r>
-      <w:proofErr w:type="spellEnd"/>
-      <w:r>
-        <w:rPr>
-          <w:lang w:val="uk-UA"/>
-        </w:rPr>
-        <w:t xml:space="preserve"> </w:t>
-      </w:r>
-      <w:proofErr w:type="spellStart"/>
-      <w:r>
-        <w:rPr>
-          <w:lang w:val="uk-UA"/>
-        </w:rPr>
-        <w:t>import</w:t>
-      </w:r>
-      <w:proofErr w:type="spellEnd"/>
-      <w:r>
-        <w:rPr>
-          <w:lang w:val="uk-UA"/>
-        </w:rPr>
-        <w:t xml:space="preserve"> </w:t>
-      </w:r>
-      <w:proofErr w:type="spellStart"/>
-      <w:r>
-        <w:rPr>
-          <w:lang w:val="uk-UA"/>
-        </w:rPr>
-        <w:t>BitonicSorter</w:t>
-      </w:r>
-      <w:proofErr w:type="spellEnd"/>
+          <w:rFonts w:ascii="Consolas" w:hAnsi="Consolas" w:cs="Consolas"/>
+          <w:sz w:val="21"/>
+          <w:szCs w:val="21"/>
+          <w:lang w:val="uk-UA"/>
+        </w:rPr>
+      </w:pPr>
+      <w:r>
+        <w:rPr>
+          <w:rFonts w:ascii="Consolas" w:hAnsi="Consolas" w:cs="Consolas"/>
+          <w:sz w:val="21"/>
+          <w:szCs w:val="21"/>
+          <w:lang w:val="uk-UA"/>
+        </w:rPr>
+        <w:t xml:space="preserve">                </w:t>
+      </w:r>
+      <w:proofErr w:type="spellStart"/>
+      <w:r>
+        <w:rPr>
+          <w:rFonts w:ascii="Consolas" w:hAnsi="Consolas" w:cs="Consolas"/>
+          <w:sz w:val="21"/>
+          <w:szCs w:val="21"/>
+          <w:lang w:val="uk-UA"/>
+        </w:rPr>
+        <w:t>want_asc</w:t>
+      </w:r>
+      <w:proofErr w:type="spellEnd"/>
+      <w:r>
+        <w:rPr>
+          <w:rFonts w:ascii="Consolas" w:hAnsi="Consolas" w:cs="Consolas"/>
+          <w:sz w:val="21"/>
+          <w:szCs w:val="21"/>
+          <w:lang w:val="uk-UA"/>
+        </w:rPr>
+        <w:t xml:space="preserve"> = (i &amp; k) == 0</w:t>
+      </w:r>
     </w:p>
     <w:p>
       <w:pPr>
         <w:rPr>
-          <w:lang w:val="uk-UA"/>
-        </w:rPr>
-      </w:pPr>
+          <w:rFonts w:ascii="Consolas" w:hAnsi="Consolas" w:cs="Consolas"/>
+          <w:sz w:val="21"/>
+          <w:szCs w:val="21"/>
+          <w:lang w:val="uk-UA"/>
+        </w:rPr>
+      </w:pPr>
+      <w:r>
+        <w:rPr>
+          <w:rFonts w:ascii="Consolas" w:hAnsi="Consolas" w:cs="Consolas"/>
+          <w:sz w:val="21"/>
+          <w:szCs w:val="21"/>
+          <w:lang w:val="uk-UA"/>
+        </w:rPr>
+        <w:t xml:space="preserve">                vi, </w:t>
+      </w:r>
+      <w:proofErr w:type="spellStart"/>
+      <w:r>
+        <w:rPr>
+          <w:rFonts w:ascii="Consolas" w:hAnsi="Consolas" w:cs="Consolas"/>
+          <w:sz w:val="21"/>
+          <w:szCs w:val="21"/>
+          <w:lang w:val="uk-UA"/>
+        </w:rPr>
+        <w:t>vp</w:t>
+      </w:r>
+      <w:proofErr w:type="spellEnd"/>
+      <w:r>
+        <w:rPr>
+          <w:rFonts w:ascii="Consolas" w:hAnsi="Consolas" w:cs="Consolas"/>
+          <w:sz w:val="21"/>
+          <w:szCs w:val="21"/>
+          <w:lang w:val="uk-UA"/>
+        </w:rPr>
+        <w:t xml:space="preserve"> = a[i], a[</w:t>
+      </w:r>
+      <w:proofErr w:type="spellStart"/>
+      <w:r>
+        <w:rPr>
+          <w:rFonts w:ascii="Consolas" w:hAnsi="Consolas" w:cs="Consolas"/>
+          <w:sz w:val="21"/>
+          <w:szCs w:val="21"/>
+          <w:lang w:val="uk-UA"/>
+        </w:rPr>
+        <w:t>partner</w:t>
+      </w:r>
+      <w:proofErr w:type="spellEnd"/>
+      <w:r>
+        <w:rPr>
+          <w:rFonts w:ascii="Consolas" w:hAnsi="Consolas" w:cs="Consolas"/>
+          <w:sz w:val="21"/>
+          <w:szCs w:val="21"/>
+          <w:lang w:val="uk-UA"/>
+        </w:rPr>
+        <w:t>]</w:t>
+      </w:r>
     </w:p>
     <w:p>
       <w:pPr>
         <w:rPr>
-          <w:lang w:val="uk-UA"/>
-        </w:rPr>
-      </w:pPr>
+          <w:rFonts w:ascii="Consolas" w:hAnsi="Consolas" w:cs="Consolas"/>
+          <w:sz w:val="21"/>
+          <w:szCs w:val="21"/>
+          <w:lang w:val="uk-UA"/>
+        </w:rPr>
+      </w:pPr>
+      <w:r>
+        <w:rPr>
+          <w:rFonts w:ascii="Consolas" w:hAnsi="Consolas" w:cs="Consolas"/>
+          <w:sz w:val="21"/>
+          <w:szCs w:val="21"/>
+          <w:lang w:val="uk-UA"/>
+        </w:rPr>
+        <w:t xml:space="preserve">                </w:t>
+      </w:r>
+      <w:proofErr w:type="spellStart"/>
+      <w:r>
+        <w:rPr>
+          <w:rFonts w:ascii="Consolas" w:hAnsi="Consolas" w:cs="Consolas"/>
+          <w:sz w:val="21"/>
+          <w:szCs w:val="21"/>
+          <w:lang w:val="uk-UA"/>
+        </w:rPr>
+        <w:t>if</w:t>
+      </w:r>
+      <w:proofErr w:type="spellEnd"/>
+      <w:r>
+        <w:rPr>
+          <w:rFonts w:ascii="Consolas" w:hAnsi="Consolas" w:cs="Consolas"/>
+          <w:sz w:val="21"/>
+          <w:szCs w:val="21"/>
+          <w:lang w:val="uk-UA"/>
+        </w:rPr>
+        <w:t xml:space="preserve"> (vi &gt; </w:t>
+      </w:r>
+      <w:proofErr w:type="spellStart"/>
+      <w:r>
+        <w:rPr>
+          <w:rFonts w:ascii="Consolas" w:hAnsi="Consolas" w:cs="Consolas"/>
+          <w:sz w:val="21"/>
+          <w:szCs w:val="21"/>
+          <w:lang w:val="uk-UA"/>
+        </w:rPr>
+        <w:t>vp</w:t>
+      </w:r>
+      <w:proofErr w:type="spellEnd"/>
+      <w:r>
+        <w:rPr>
+          <w:rFonts w:ascii="Consolas" w:hAnsi="Consolas" w:cs="Consolas"/>
+          <w:sz w:val="21"/>
+          <w:szCs w:val="21"/>
+          <w:lang w:val="uk-UA"/>
+        </w:rPr>
+        <w:t xml:space="preserve">) == </w:t>
+      </w:r>
+      <w:proofErr w:type="spellStart"/>
+      <w:r>
+        <w:rPr>
+          <w:rFonts w:ascii="Consolas" w:hAnsi="Consolas" w:cs="Consolas"/>
+          <w:sz w:val="21"/>
+          <w:szCs w:val="21"/>
+          <w:lang w:val="uk-UA"/>
+        </w:rPr>
+        <w:t>want_asc</w:t>
+      </w:r>
+      <w:proofErr w:type="spellEnd"/>
+      <w:r>
+        <w:rPr>
+          <w:rFonts w:ascii="Consolas" w:hAnsi="Consolas" w:cs="Consolas"/>
+          <w:sz w:val="21"/>
+          <w:szCs w:val="21"/>
+          <w:lang w:val="uk-UA"/>
+        </w:rPr>
+        <w:t>:</w:t>
+      </w:r>
     </w:p>
     <w:p>
       <w:pPr>
         <w:rPr>
-          <w:lang w:val="uk-UA"/>
-        </w:rPr>
-      </w:pPr>
-      <w:proofErr w:type="spellStart"/>
-      <w:r>
-        <w:rPr>
-          <w:lang w:val="uk-UA"/>
-        </w:rPr>
-        <w:t>def</w:t>
-      </w:r>
-      <w:proofErr w:type="spellEnd"/>
-      <w:r>
-        <w:rPr>
-          <w:lang w:val="uk-UA"/>
-        </w:rPr>
-        <w:t xml:space="preserve"> _</w:t>
-      </w:r>
-      <w:proofErr w:type="spellStart"/>
-      <w:r>
-        <w:rPr>
-          <w:lang w:val="uk-UA"/>
-        </w:rPr>
-        <w:t>bitonic_sort_iterative</w:t>
-      </w:r>
-      <w:proofErr w:type="spellEnd"/>
-      <w:r>
-        <w:rPr>
-          <w:lang w:val="uk-UA"/>
-        </w:rPr>
-        <w:t>(</w:t>
-      </w:r>
-      <w:proofErr w:type="spellStart"/>
-      <w:r>
-        <w:rPr>
-          <w:lang w:val="uk-UA"/>
-        </w:rPr>
-        <w:t>arr</w:t>
-      </w:r>
-      <w:proofErr w:type="spellEnd"/>
-      <w:r>
-        <w:rPr>
-          <w:lang w:val="uk-UA"/>
-        </w:rPr>
-        <w:t xml:space="preserve">: </w:t>
-      </w:r>
-      <w:proofErr w:type="spellStart"/>
-      <w:r>
-        <w:rPr>
-          <w:lang w:val="uk-UA"/>
-        </w:rPr>
-        <w:t>array</w:t>
-      </w:r>
-      <w:proofErr w:type="spellEnd"/>
-      <w:r>
-        <w:rPr>
-          <w:lang w:val="uk-UA"/>
-        </w:rPr>
-        <w:t xml:space="preserve"> | </w:t>
-      </w:r>
-      <w:proofErr w:type="spellStart"/>
-      <w:r>
-        <w:rPr>
-          <w:lang w:val="uk-UA"/>
-        </w:rPr>
-        <w:t>list</w:t>
-      </w:r>
-      <w:proofErr w:type="spellEnd"/>
-      <w:r>
-        <w:rPr>
-          <w:lang w:val="uk-UA"/>
-        </w:rPr>
-        <w:t>[</w:t>
-      </w:r>
-      <w:proofErr w:type="spellStart"/>
-      <w:r>
-        <w:rPr>
-          <w:lang w:val="uk-UA"/>
-        </w:rPr>
-        <w:t>int</w:t>
-      </w:r>
-      <w:proofErr w:type="spellEnd"/>
-      <w:r>
-        <w:rPr>
-          <w:lang w:val="uk-UA"/>
-        </w:rPr>
-        <w:t xml:space="preserve">], n: </w:t>
-      </w:r>
-      <w:proofErr w:type="spellStart"/>
-      <w:r>
-        <w:rPr>
-          <w:lang w:val="uk-UA"/>
-        </w:rPr>
-        <w:t>int</w:t>
-      </w:r>
-      <w:proofErr w:type="spellEnd"/>
-      <w:r>
-        <w:rPr>
-          <w:lang w:val="uk-UA"/>
-        </w:rPr>
-        <w:t xml:space="preserve">) -&gt; </w:t>
-      </w:r>
-      <w:proofErr w:type="spellStart"/>
-      <w:r>
-        <w:rPr>
-          <w:lang w:val="uk-UA"/>
-        </w:rPr>
-        <w:t>None</w:t>
-      </w:r>
-      <w:proofErr w:type="spellEnd"/>
-      <w:r>
-        <w:rPr>
-          <w:lang w:val="uk-UA"/>
-        </w:rPr>
-        <w:t>:</w:t>
+          <w:rFonts w:ascii="Consolas" w:hAnsi="Consolas" w:cs="Consolas"/>
+          <w:sz w:val="21"/>
+          <w:szCs w:val="21"/>
+          <w:lang w:val="uk-UA"/>
+        </w:rPr>
+      </w:pPr>
+      <w:r>
+        <w:rPr>
+          <w:rFonts w:ascii="Consolas" w:hAnsi="Consolas" w:cs="Consolas"/>
+          <w:sz w:val="21"/>
+          <w:szCs w:val="21"/>
+          <w:lang w:val="uk-UA"/>
+        </w:rPr>
+        <w:t xml:space="preserve">                    a[i], a[</w:t>
+      </w:r>
+      <w:proofErr w:type="spellStart"/>
+      <w:r>
+        <w:rPr>
+          <w:rFonts w:ascii="Consolas" w:hAnsi="Consolas" w:cs="Consolas"/>
+          <w:sz w:val="21"/>
+          <w:szCs w:val="21"/>
+          <w:lang w:val="uk-UA"/>
+        </w:rPr>
+        <w:t>partner</w:t>
+      </w:r>
+      <w:proofErr w:type="spellEnd"/>
+      <w:r>
+        <w:rPr>
+          <w:rFonts w:ascii="Consolas" w:hAnsi="Consolas" w:cs="Consolas"/>
+          <w:sz w:val="21"/>
+          <w:szCs w:val="21"/>
+          <w:lang w:val="uk-UA"/>
+        </w:rPr>
+        <w:t xml:space="preserve">] = </w:t>
+      </w:r>
+      <w:proofErr w:type="spellStart"/>
+      <w:r>
+        <w:rPr>
+          <w:rFonts w:ascii="Consolas" w:hAnsi="Consolas" w:cs="Consolas"/>
+          <w:sz w:val="21"/>
+          <w:szCs w:val="21"/>
+          <w:lang w:val="uk-UA"/>
+        </w:rPr>
+        <w:t>vp</w:t>
+      </w:r>
+      <w:proofErr w:type="spellEnd"/>
+      <w:r>
+        <w:rPr>
+          <w:rFonts w:ascii="Consolas" w:hAnsi="Consolas" w:cs="Consolas"/>
+          <w:sz w:val="21"/>
+          <w:szCs w:val="21"/>
+          <w:lang w:val="uk-UA"/>
+        </w:rPr>
+        <w:t>, vi</w:t>
       </w:r>
     </w:p>
     <w:p>
       <w:pPr>
         <w:rPr>
-          <w:lang w:val="uk-UA"/>
-        </w:rPr>
-      </w:pPr>
-      <w:r>
-        <w:rPr>
-          <w:lang w:val="uk-UA"/>
-        </w:rPr>
-        <w:t xml:space="preserve">    """</w:t>
-      </w:r>
-      <w:proofErr w:type="spellStart"/>
-      <w:r>
-        <w:rPr>
-          <w:lang w:val="uk-UA"/>
-        </w:rPr>
-        <w:t>Sort</w:t>
-      </w:r>
-      <w:proofErr w:type="spellEnd"/>
-      <w:r>
-        <w:rPr>
-          <w:lang w:val="uk-UA"/>
-        </w:rPr>
-        <w:t xml:space="preserve"> </w:t>
-      </w:r>
-      <w:proofErr w:type="spellStart"/>
-      <w:r>
-        <w:rPr>
-          <w:lang w:val="uk-UA"/>
-        </w:rPr>
-        <w:t>arr</w:t>
-      </w:r>
-      <w:proofErr w:type="spellEnd"/>
-      <w:r>
-        <w:rPr>
-          <w:lang w:val="uk-UA"/>
-        </w:rPr>
-        <w:t xml:space="preserve">[0:n] </w:t>
-      </w:r>
-      <w:proofErr w:type="spellStart"/>
-      <w:r>
-        <w:rPr>
-          <w:lang w:val="uk-UA"/>
-        </w:rPr>
-        <w:t>in-place</w:t>
-      </w:r>
-      <w:proofErr w:type="spellEnd"/>
-      <w:r>
-        <w:rPr>
-          <w:lang w:val="uk-UA"/>
-        </w:rPr>
-        <w:t xml:space="preserve"> (</w:t>
-      </w:r>
-      <w:proofErr w:type="spellStart"/>
-      <w:r>
-        <w:rPr>
-          <w:lang w:val="uk-UA"/>
-        </w:rPr>
-        <w:t>ascending</w:t>
-      </w:r>
-      <w:proofErr w:type="spellEnd"/>
-      <w:r>
-        <w:rPr>
-          <w:lang w:val="uk-UA"/>
-        </w:rPr>
-        <w:t xml:space="preserve">). n </w:t>
-      </w:r>
-      <w:proofErr w:type="spellStart"/>
-      <w:r>
-        <w:rPr>
-          <w:lang w:val="uk-UA"/>
-        </w:rPr>
-        <w:t>must</w:t>
-      </w:r>
-      <w:proofErr w:type="spellEnd"/>
-      <w:r>
-        <w:rPr>
-          <w:lang w:val="uk-UA"/>
-        </w:rPr>
-        <w:t xml:space="preserve"> </w:t>
-      </w:r>
-      <w:proofErr w:type="spellStart"/>
-      <w:r>
-        <w:rPr>
-          <w:lang w:val="uk-UA"/>
-        </w:rPr>
-        <w:t>be</w:t>
-      </w:r>
-      <w:proofErr w:type="spellEnd"/>
-      <w:r>
-        <w:rPr>
-          <w:lang w:val="uk-UA"/>
-        </w:rPr>
-        <w:t xml:space="preserve"> a </w:t>
-      </w:r>
-      <w:proofErr w:type="spellStart"/>
-      <w:r>
-        <w:rPr>
-          <w:lang w:val="uk-UA"/>
-        </w:rPr>
-        <w:t>power</w:t>
-      </w:r>
-      <w:proofErr w:type="spellEnd"/>
-      <w:r>
-        <w:rPr>
-          <w:lang w:val="uk-UA"/>
-        </w:rPr>
-        <w:t xml:space="preserve"> </w:t>
-      </w:r>
-      <w:proofErr w:type="spellStart"/>
-      <w:r>
-        <w:rPr>
-          <w:lang w:val="uk-UA"/>
-        </w:rPr>
-        <w:t>of</w:t>
-      </w:r>
-      <w:proofErr w:type="spellEnd"/>
-      <w:r>
-        <w:rPr>
-          <w:lang w:val="uk-UA"/>
-        </w:rPr>
-        <w:t xml:space="preserve"> 2."""</w:t>
+          <w:rFonts w:ascii="Consolas" w:hAnsi="Consolas" w:cs="Consolas"/>
+          <w:sz w:val="21"/>
+          <w:szCs w:val="21"/>
+          <w:lang w:val="uk-UA"/>
+        </w:rPr>
+      </w:pPr>
+      <w:r>
+        <w:rPr>
+          <w:rFonts w:ascii="Consolas" w:hAnsi="Consolas" w:cs="Consolas"/>
+          <w:sz w:val="21"/>
+          <w:szCs w:val="21"/>
+          <w:lang w:val="uk-UA"/>
+        </w:rPr>
+        <w:t xml:space="preserve">            j &gt;&gt;= 1</w:t>
       </w:r>
     </w:p>
     <w:p>
       <w:pPr>
         <w:rPr>
-          <w:lang w:val="uk-UA"/>
-        </w:rPr>
-      </w:pPr>
-      <w:r>
-        <w:rPr>
-          <w:lang w:val="uk-UA"/>
-        </w:rPr>
-        <w:t xml:space="preserve">    </w:t>
-      </w:r>
-      <w:proofErr w:type="spellStart"/>
-      <w:r>
-        <w:rPr>
-          <w:lang w:val="uk-UA"/>
-        </w:rPr>
-        <w:t>if</w:t>
-      </w:r>
-      <w:proofErr w:type="spellEnd"/>
-      <w:r>
-        <w:rPr>
-          <w:lang w:val="uk-UA"/>
-        </w:rPr>
-        <w:t xml:space="preserve"> n &lt;= 1:</w:t>
+          <w:rFonts w:ascii="Consolas" w:hAnsi="Consolas" w:cs="Consolas"/>
+          <w:sz w:val="21"/>
+          <w:szCs w:val="21"/>
+          <w:lang w:val="uk-UA"/>
+        </w:rPr>
+      </w:pPr>
+      <w:r>
+        <w:rPr>
+          <w:rFonts w:ascii="Consolas" w:hAnsi="Consolas" w:cs="Consolas"/>
+          <w:sz w:val="21"/>
+          <w:szCs w:val="21"/>
+          <w:lang w:val="uk-UA"/>
+        </w:rPr>
+        <w:t xml:space="preserve">        k &lt;&lt;= 1</w:t>
       </w:r>
     </w:p>
     <w:p>
       <w:pPr>
         <w:rPr>
-          <w:lang w:val="uk-UA"/>
-        </w:rPr>
-      </w:pPr>
-      <w:r>
-        <w:rPr>
-          <w:lang w:val="uk-UA"/>
-        </w:rPr>
-        <w:t xml:space="preserve">        </w:t>
-      </w:r>
-      <w:proofErr w:type="spellStart"/>
-      <w:r>
-        <w:rPr>
-          <w:lang w:val="uk-UA"/>
-        </w:rPr>
-        <w:t>return</w:t>
-      </w:r>
-      <w:proofErr w:type="spellEnd"/>
+          <w:rFonts w:ascii="Consolas" w:hAnsi="Consolas" w:cs="Consolas"/>
+          <w:sz w:val="21"/>
+          <w:szCs w:val="21"/>
+          <w:lang w:val="uk-UA"/>
+        </w:rPr>
+      </w:pPr>
     </w:p>
     <w:p>
       <w:pPr>
         <w:rPr>
-          <w:lang w:val="uk-UA"/>
-        </w:rPr>
-      </w:pPr>
+          <w:rFonts w:ascii="Consolas" w:hAnsi="Consolas" w:cs="Consolas"/>
+          <w:sz w:val="21"/>
+          <w:szCs w:val="21"/>
+          <w:lang w:val="uk-UA"/>
+        </w:rPr>
+      </w:pPr>
+      <w:proofErr w:type="spellStart"/>
+      <w:r>
+        <w:rPr>
+          <w:rFonts w:ascii="Consolas" w:hAnsi="Consolas" w:cs="Consolas"/>
+          <w:sz w:val="21"/>
+          <w:szCs w:val="21"/>
+          <w:lang w:val="uk-UA"/>
+        </w:rPr>
+        <w:t>class</w:t>
+      </w:r>
+      <w:proofErr w:type="spellEnd"/>
+      <w:r>
+        <w:rPr>
+          <w:rFonts w:ascii="Consolas" w:hAnsi="Consolas" w:cs="Consolas"/>
+          <w:sz w:val="21"/>
+          <w:szCs w:val="21"/>
+          <w:lang w:val="uk-UA"/>
+        </w:rPr>
+        <w:t xml:space="preserve"> </w:t>
+      </w:r>
+      <w:proofErr w:type="spellStart"/>
+      <w:r>
+        <w:rPr>
+          <w:rFonts w:ascii="Consolas" w:hAnsi="Consolas" w:cs="Consolas"/>
+          <w:sz w:val="21"/>
+          <w:szCs w:val="21"/>
+          <w:lang w:val="uk-UA"/>
+        </w:rPr>
+        <w:t>BitonicSorter</w:t>
+      </w:r>
+      <w:proofErr w:type="spellEnd"/>
+      <w:r>
+        <w:rPr>
+          <w:rFonts w:ascii="Consolas" w:hAnsi="Consolas" w:cs="Consolas"/>
+          <w:sz w:val="21"/>
+          <w:szCs w:val="21"/>
+          <w:lang w:val="uk-UA"/>
+        </w:rPr>
+        <w:t>:</w:t>
+      </w:r>
     </w:p>
     <w:p>
       <w:pPr>
         <w:rPr>
-          <w:lang w:val="uk-UA"/>
-        </w:rPr>
-      </w:pPr>
-      <w:r>
-        <w:rPr>
-          <w:lang w:val="uk-UA"/>
-        </w:rPr>
-        <w:t xml:space="preserve">    k = 2</w:t>
+          <w:rFonts w:ascii="Consolas" w:hAnsi="Consolas" w:cs="Consolas"/>
+          <w:sz w:val="21"/>
+          <w:szCs w:val="21"/>
+          <w:lang w:val="uk-UA"/>
+        </w:rPr>
+      </w:pPr>
+      <w:r>
+        <w:rPr>
+          <w:rFonts w:ascii="Consolas" w:hAnsi="Consolas" w:cs="Consolas"/>
+          <w:sz w:val="21"/>
+          <w:szCs w:val="21"/>
+          <w:lang w:val="uk-UA"/>
+        </w:rPr>
+        <w:t xml:space="preserve">    </w:t>
+      </w:r>
+      <w:proofErr w:type="spellStart"/>
+      <w:r>
+        <w:rPr>
+          <w:rFonts w:ascii="Consolas" w:hAnsi="Consolas" w:cs="Consolas"/>
+          <w:sz w:val="21"/>
+          <w:szCs w:val="21"/>
+          <w:lang w:val="uk-UA"/>
+        </w:rPr>
+        <w:t>def</w:t>
+      </w:r>
+      <w:proofErr w:type="spellEnd"/>
+      <w:r>
+        <w:rPr>
+          <w:rFonts w:ascii="Consolas" w:hAnsi="Consolas" w:cs="Consolas"/>
+          <w:sz w:val="21"/>
+          <w:szCs w:val="21"/>
+          <w:lang w:val="uk-UA"/>
+        </w:rPr>
+        <w:t xml:space="preserve"> _</w:t>
+      </w:r>
+      <w:proofErr w:type="spellStart"/>
+      <w:r>
+        <w:rPr>
+          <w:rFonts w:ascii="Consolas" w:hAnsi="Consolas" w:cs="Consolas"/>
+          <w:sz w:val="21"/>
+          <w:szCs w:val="21"/>
+          <w:lang w:val="uk-UA"/>
+        </w:rPr>
+        <w:t>next_power_of_two</w:t>
+      </w:r>
+      <w:proofErr w:type="spellEnd"/>
+      <w:r>
+        <w:rPr>
+          <w:rFonts w:ascii="Consolas" w:hAnsi="Consolas" w:cs="Consolas"/>
+          <w:sz w:val="21"/>
+          <w:szCs w:val="21"/>
+          <w:lang w:val="uk-UA"/>
+        </w:rPr>
+        <w:t xml:space="preserve">(n: </w:t>
+      </w:r>
+      <w:proofErr w:type="spellStart"/>
+      <w:r>
+        <w:rPr>
+          <w:rFonts w:ascii="Consolas" w:hAnsi="Consolas" w:cs="Consolas"/>
+          <w:sz w:val="21"/>
+          <w:szCs w:val="21"/>
+          <w:lang w:val="uk-UA"/>
+        </w:rPr>
+        <w:t>int</w:t>
+      </w:r>
+      <w:proofErr w:type="spellEnd"/>
+      <w:r>
+        <w:rPr>
+          <w:rFonts w:ascii="Consolas" w:hAnsi="Consolas" w:cs="Consolas"/>
+          <w:sz w:val="21"/>
+          <w:szCs w:val="21"/>
+          <w:lang w:val="uk-UA"/>
+        </w:rPr>
+        <w:t xml:space="preserve">) -&gt; </w:t>
+      </w:r>
+      <w:proofErr w:type="spellStart"/>
+      <w:r>
+        <w:rPr>
+          <w:rFonts w:ascii="Consolas" w:hAnsi="Consolas" w:cs="Consolas"/>
+          <w:sz w:val="21"/>
+          <w:szCs w:val="21"/>
+          <w:lang w:val="uk-UA"/>
+        </w:rPr>
+        <w:t>int</w:t>
+      </w:r>
+      <w:proofErr w:type="spellEnd"/>
+      <w:r>
+        <w:rPr>
+          <w:rFonts w:ascii="Consolas" w:hAnsi="Consolas" w:cs="Consolas"/>
+          <w:sz w:val="21"/>
+          <w:szCs w:val="21"/>
+          <w:lang w:val="uk-UA"/>
+        </w:rPr>
+        <w:t>:</w:t>
       </w:r>
     </w:p>
     <w:p>
       <w:pPr>
         <w:rPr>
-          <w:lang w:val="uk-UA"/>
-        </w:rPr>
-      </w:pPr>
-      <w:r>
-        <w:rPr>
-          <w:lang w:val="uk-UA"/>
-        </w:rPr>
-        <w:t xml:space="preserve">    </w:t>
-      </w:r>
-      <w:proofErr w:type="spellStart"/>
-      <w:r>
-        <w:rPr>
-          <w:lang w:val="uk-UA"/>
-        </w:rPr>
-        <w:t>while</w:t>
-      </w:r>
-      <w:proofErr w:type="spellEnd"/>
-      <w:r>
-        <w:rPr>
-          <w:lang w:val="uk-UA"/>
-        </w:rPr>
-        <w:t xml:space="preserve"> k &lt;= n:</w:t>
+          <w:rFonts w:ascii="Consolas" w:hAnsi="Consolas" w:cs="Consolas"/>
+          <w:sz w:val="21"/>
+          <w:szCs w:val="21"/>
+          <w:lang w:val="uk-UA"/>
+        </w:rPr>
+      </w:pPr>
+      <w:r>
+        <w:rPr>
+          <w:rFonts w:ascii="Consolas" w:hAnsi="Consolas" w:cs="Consolas"/>
+          <w:sz w:val="21"/>
+          <w:szCs w:val="21"/>
+          <w:lang w:val="uk-UA"/>
+        </w:rPr>
+        <w:t xml:space="preserve">        </w:t>
+      </w:r>
+      <w:proofErr w:type="spellStart"/>
+      <w:r>
+        <w:rPr>
+          <w:rFonts w:ascii="Consolas" w:hAnsi="Consolas" w:cs="Consolas"/>
+          <w:sz w:val="21"/>
+          <w:szCs w:val="21"/>
+          <w:lang w:val="uk-UA"/>
+        </w:rPr>
+        <w:t>if</w:t>
+      </w:r>
+      <w:proofErr w:type="spellEnd"/>
+      <w:r>
+        <w:rPr>
+          <w:rFonts w:ascii="Consolas" w:hAnsi="Consolas" w:cs="Consolas"/>
+          <w:sz w:val="21"/>
+          <w:szCs w:val="21"/>
+          <w:lang w:val="uk-UA"/>
+        </w:rPr>
+        <w:t xml:space="preserve"> n &lt;= 0:</w:t>
       </w:r>
     </w:p>
     <w:p>
       <w:pPr>
         <w:rPr>
-          <w:lang w:val="uk-UA"/>
-        </w:rPr>
-      </w:pPr>
-      <w:r>
-        <w:rPr>
-          <w:lang w:val="uk-UA"/>
-        </w:rPr>
-        <w:t xml:space="preserve">        j = k &gt;&gt; 1</w:t>
+          <w:rFonts w:ascii="Consolas" w:hAnsi="Consolas" w:cs="Consolas"/>
+          <w:sz w:val="21"/>
+          <w:szCs w:val="21"/>
+          <w:lang w:val="uk-UA"/>
+        </w:rPr>
+      </w:pPr>
+      <w:r>
+        <w:rPr>
+          <w:rFonts w:ascii="Consolas" w:hAnsi="Consolas" w:cs="Consolas"/>
+          <w:sz w:val="21"/>
+          <w:szCs w:val="21"/>
+          <w:lang w:val="uk-UA"/>
+        </w:rPr>
+        <w:t xml:space="preserve">            </w:t>
+      </w:r>
+      <w:proofErr w:type="spellStart"/>
+      <w:r>
+        <w:rPr>
+          <w:rFonts w:ascii="Consolas" w:hAnsi="Consolas" w:cs="Consolas"/>
+          <w:sz w:val="21"/>
+          <w:szCs w:val="21"/>
+          <w:lang w:val="uk-UA"/>
+        </w:rPr>
+        <w:t>return</w:t>
+      </w:r>
+      <w:proofErr w:type="spellEnd"/>
+      <w:r>
+        <w:rPr>
+          <w:rFonts w:ascii="Consolas" w:hAnsi="Consolas" w:cs="Consolas"/>
+          <w:sz w:val="21"/>
+          <w:szCs w:val="21"/>
+          <w:lang w:val="uk-UA"/>
+        </w:rPr>
+        <w:t xml:space="preserve"> 1</w:t>
       </w:r>
     </w:p>
     <w:p>
       <w:pPr>
         <w:rPr>
-          <w:lang w:val="uk-UA"/>
-        </w:rPr>
-      </w:pPr>
-      <w:r>
-        <w:rPr>
-          <w:lang w:val="uk-UA"/>
-        </w:rPr>
-        <w:t xml:space="preserve">        </w:t>
-      </w:r>
-      <w:proofErr w:type="spellStart"/>
-      <w:r>
-        <w:rPr>
-          <w:lang w:val="uk-UA"/>
-        </w:rPr>
-        <w:t>while</w:t>
-      </w:r>
-      <w:proofErr w:type="spellEnd"/>
-      <w:r>
-        <w:rPr>
-          <w:lang w:val="uk-UA"/>
-        </w:rPr>
-        <w:t xml:space="preserve"> j &gt;= 1:</w:t>
+          <w:rFonts w:ascii="Consolas" w:hAnsi="Consolas" w:cs="Consolas"/>
+          <w:sz w:val="21"/>
+          <w:szCs w:val="21"/>
+          <w:lang w:val="uk-UA"/>
+        </w:rPr>
+      </w:pPr>
+      <w:r>
+        <w:rPr>
+          <w:rFonts w:ascii="Consolas" w:hAnsi="Consolas" w:cs="Consolas"/>
+          <w:sz w:val="21"/>
+          <w:szCs w:val="21"/>
+          <w:lang w:val="uk-UA"/>
+        </w:rPr>
+        <w:t xml:space="preserve">        p = 1</w:t>
       </w:r>
     </w:p>
     <w:p>
       <w:pPr>
         <w:rPr>
-          <w:lang w:val="uk-UA"/>
-        </w:rPr>
-      </w:pPr>
-      <w:r>
-        <w:rPr>
-          <w:lang w:val="uk-UA"/>
-        </w:rPr>
-        <w:t xml:space="preserve">            a = </w:t>
-      </w:r>
-      <w:proofErr w:type="spellStart"/>
-      <w:r>
-        <w:rPr>
-          <w:lang w:val="uk-UA"/>
-        </w:rPr>
-        <w:t>arr</w:t>
-      </w:r>
-      <w:proofErr w:type="spellEnd"/>
+          <w:rFonts w:ascii="Consolas" w:hAnsi="Consolas" w:cs="Consolas"/>
+          <w:sz w:val="21"/>
+          <w:szCs w:val="21"/>
+          <w:lang w:val="uk-UA"/>
+        </w:rPr>
+      </w:pPr>
+      <w:r>
+        <w:rPr>
+          <w:rFonts w:ascii="Consolas" w:hAnsi="Consolas" w:cs="Consolas"/>
+          <w:sz w:val="21"/>
+          <w:szCs w:val="21"/>
+          <w:lang w:val="uk-UA"/>
+        </w:rPr>
+        <w:t xml:space="preserve">        </w:t>
+      </w:r>
+      <w:proofErr w:type="spellStart"/>
+      <w:r>
+        <w:rPr>
+          <w:rFonts w:ascii="Consolas" w:hAnsi="Consolas" w:cs="Consolas"/>
+          <w:sz w:val="21"/>
+          <w:szCs w:val="21"/>
+          <w:lang w:val="uk-UA"/>
+        </w:rPr>
+        <w:t>while</w:t>
+      </w:r>
+      <w:proofErr w:type="spellEnd"/>
+      <w:r>
+        <w:rPr>
+          <w:rFonts w:ascii="Consolas" w:hAnsi="Consolas" w:cs="Consolas"/>
+          <w:sz w:val="21"/>
+          <w:szCs w:val="21"/>
+          <w:lang w:val="uk-UA"/>
+        </w:rPr>
+        <w:t xml:space="preserve"> p &lt; n:</w:t>
+      </w:r>
     </w:p>
     <w:p>
       <w:pPr>
         <w:rPr>
-          <w:lang w:val="uk-UA"/>
-        </w:rPr>
-      </w:pPr>
-      <w:r>
-        <w:rPr>
-          <w:lang w:val="uk-UA"/>
-        </w:rPr>
-        <w:t xml:space="preserve">            </w:t>
-      </w:r>
-      <w:proofErr w:type="spellStart"/>
-      <w:r>
-        <w:rPr>
-          <w:lang w:val="uk-UA"/>
-        </w:rPr>
-        <w:t>for</w:t>
-      </w:r>
-      <w:proofErr w:type="spellEnd"/>
-      <w:r>
-        <w:rPr>
-          <w:lang w:val="uk-UA"/>
-        </w:rPr>
-        <w:t xml:space="preserve"> i </w:t>
-      </w:r>
-      <w:proofErr w:type="spellStart"/>
-      <w:r>
-        <w:rPr>
-          <w:lang w:val="uk-UA"/>
-        </w:rPr>
-        <w:t>in</w:t>
-      </w:r>
-      <w:proofErr w:type="spellEnd"/>
-      <w:r>
-        <w:rPr>
-          <w:lang w:val="uk-UA"/>
-        </w:rPr>
-        <w:t xml:space="preserve"> </w:t>
-      </w:r>
-      <w:proofErr w:type="spellStart"/>
-      <w:r>
-        <w:rPr>
-          <w:lang w:val="uk-UA"/>
-        </w:rPr>
-        <w:t>range</w:t>
-      </w:r>
-      <w:proofErr w:type="spellEnd"/>
-      <w:r>
-        <w:rPr>
-          <w:lang w:val="uk-UA"/>
-        </w:rPr>
-        <w:t>(n):</w:t>
+          <w:rFonts w:ascii="Consolas" w:hAnsi="Consolas" w:cs="Consolas"/>
+          <w:sz w:val="21"/>
+          <w:szCs w:val="21"/>
+          <w:lang w:val="uk-UA"/>
+        </w:rPr>
+      </w:pPr>
+      <w:r>
+        <w:rPr>
+          <w:rFonts w:ascii="Consolas" w:hAnsi="Consolas" w:cs="Consolas"/>
+          <w:sz w:val="21"/>
+          <w:szCs w:val="21"/>
+          <w:lang w:val="uk-UA"/>
+        </w:rPr>
+        <w:t xml:space="preserve">            p &lt;&lt;= 1</w:t>
       </w:r>
     </w:p>
     <w:p>
       <w:pPr>
         <w:rPr>
-          <w:lang w:val="uk-UA"/>
-        </w:rPr>
-      </w:pPr>
-      <w:r>
-        <w:rPr>
-          <w:lang w:val="uk-UA"/>
-        </w:rPr>
-        <w:t xml:space="preserve">                </w:t>
-      </w:r>
-      <w:proofErr w:type="spellStart"/>
-      <w:r>
-        <w:rPr>
-          <w:lang w:val="uk-UA"/>
-        </w:rPr>
-        <w:t>partner</w:t>
-      </w:r>
-      <w:proofErr w:type="spellEnd"/>
-      <w:r>
-        <w:rPr>
-          <w:lang w:val="uk-UA"/>
-        </w:rPr>
-        <w:t xml:space="preserve"> = i ^ j</w:t>
+          <w:rFonts w:ascii="Consolas" w:hAnsi="Consolas" w:cs="Consolas"/>
+          <w:sz w:val="21"/>
+          <w:szCs w:val="21"/>
+          <w:lang w:val="uk-UA"/>
+        </w:rPr>
+      </w:pPr>
+      <w:r>
+        <w:rPr>
+          <w:rFonts w:ascii="Consolas" w:hAnsi="Consolas" w:cs="Consolas"/>
+          <w:sz w:val="21"/>
+          <w:szCs w:val="21"/>
+          <w:lang w:val="uk-UA"/>
+        </w:rPr>
+        <w:t xml:space="preserve">        </w:t>
+      </w:r>
+      <w:proofErr w:type="spellStart"/>
+      <w:r>
+        <w:rPr>
+          <w:rFonts w:ascii="Consolas" w:hAnsi="Consolas" w:cs="Consolas"/>
+          <w:sz w:val="21"/>
+          <w:szCs w:val="21"/>
+          <w:lang w:val="uk-UA"/>
+        </w:rPr>
+        <w:t>return</w:t>
+      </w:r>
+      <w:proofErr w:type="spellEnd"/>
+      <w:r>
+        <w:rPr>
+          <w:rFonts w:ascii="Consolas" w:hAnsi="Consolas" w:cs="Consolas"/>
+          <w:sz w:val="21"/>
+          <w:szCs w:val="21"/>
+          <w:lang w:val="uk-UA"/>
+        </w:rPr>
+        <w:t xml:space="preserve"> p</w:t>
       </w:r>
     </w:p>
     <w:p>
       <w:pPr>
         <w:rPr>
-          <w:lang w:val="uk-UA"/>
-        </w:rPr>
-      </w:pPr>
-      <w:r>
-        <w:rPr>
-          <w:lang w:val="uk-UA"/>
-        </w:rPr>
-        <w:t xml:space="preserve">                </w:t>
-      </w:r>
-      <w:proofErr w:type="spellStart"/>
-      <w:r>
-        <w:rPr>
-          <w:lang w:val="uk-UA"/>
-        </w:rPr>
-        <w:t>if</w:t>
-      </w:r>
-      <w:proofErr w:type="spellEnd"/>
-      <w:r>
-        <w:rPr>
-          <w:lang w:val="uk-UA"/>
-        </w:rPr>
-        <w:t xml:space="preserve"> </w:t>
-      </w:r>
-      <w:proofErr w:type="spellStart"/>
-      <w:r>
-        <w:rPr>
-          <w:lang w:val="uk-UA"/>
-        </w:rPr>
-        <w:t>partner</w:t>
-      </w:r>
-      <w:proofErr w:type="spellEnd"/>
-      <w:r>
-        <w:rPr>
-          <w:lang w:val="uk-UA"/>
-        </w:rPr>
-        <w:t xml:space="preserve"> &lt;= i:</w:t>
-      </w:r>
+          <w:rFonts w:ascii="Consolas" w:hAnsi="Consolas" w:cs="Consolas"/>
+          <w:sz w:val="21"/>
+          <w:szCs w:val="21"/>
+          <w:lang w:val="uk-UA"/>
+        </w:rPr>
+      </w:pPr>
     </w:p>
     <w:p>
       <w:pPr>
         <w:rPr>
-          <w:lang w:val="uk-UA"/>
-        </w:rPr>
-      </w:pPr>
-      <w:r>
-        <w:rPr>
-          <w:lang w:val="uk-UA"/>
-        </w:rPr>
-        <w:t xml:space="preserve">                    </w:t>
-      </w:r>
-      <w:proofErr w:type="spellStart"/>
-      <w:r>
-        <w:rPr>
-          <w:lang w:val="uk-UA"/>
-        </w:rPr>
-        <w:t>continue</w:t>
-      </w:r>
-      <w:proofErr w:type="spellEnd"/>
+          <w:rFonts w:ascii="Consolas" w:hAnsi="Consolas" w:cs="Consolas"/>
+          <w:sz w:val="21"/>
+          <w:szCs w:val="21"/>
+          <w:lang w:val="uk-UA"/>
+        </w:rPr>
+      </w:pPr>
+      <w:r>
+        <w:rPr>
+          <w:rFonts w:ascii="Consolas" w:hAnsi="Consolas" w:cs="Consolas"/>
+          <w:sz w:val="21"/>
+          <w:szCs w:val="21"/>
+          <w:lang w:val="uk-UA"/>
+        </w:rPr>
+        <w:t xml:space="preserve">    </w:t>
+      </w:r>
+      <w:proofErr w:type="spellStart"/>
+      <w:r>
+        <w:rPr>
+          <w:rFonts w:ascii="Consolas" w:hAnsi="Consolas" w:cs="Consolas"/>
+          <w:sz w:val="21"/>
+          <w:szCs w:val="21"/>
+          <w:lang w:val="uk-UA"/>
+        </w:rPr>
+        <w:t>def</w:t>
+      </w:r>
+      <w:proofErr w:type="spellEnd"/>
+      <w:r>
+        <w:rPr>
+          <w:rFonts w:ascii="Consolas" w:hAnsi="Consolas" w:cs="Consolas"/>
+          <w:sz w:val="21"/>
+          <w:szCs w:val="21"/>
+          <w:lang w:val="uk-UA"/>
+        </w:rPr>
+        <w:t xml:space="preserve"> _</w:t>
+      </w:r>
+      <w:proofErr w:type="spellStart"/>
+      <w:r>
+        <w:rPr>
+          <w:rFonts w:ascii="Consolas" w:hAnsi="Consolas" w:cs="Consolas"/>
+          <w:sz w:val="21"/>
+          <w:szCs w:val="21"/>
+          <w:lang w:val="uk-UA"/>
+        </w:rPr>
+        <w:t>prepare_padded</w:t>
+      </w:r>
+      <w:proofErr w:type="spellEnd"/>
+      <w:r>
+        <w:rPr>
+          <w:rFonts w:ascii="Consolas" w:hAnsi="Consolas" w:cs="Consolas"/>
+          <w:sz w:val="21"/>
+          <w:szCs w:val="21"/>
+          <w:lang w:val="uk-UA"/>
+        </w:rPr>
+        <w:t>(</w:t>
+      </w:r>
+      <w:proofErr w:type="spellStart"/>
+      <w:r>
+        <w:rPr>
+          <w:rFonts w:ascii="Consolas" w:hAnsi="Consolas" w:cs="Consolas"/>
+          <w:sz w:val="21"/>
+          <w:szCs w:val="21"/>
+          <w:lang w:val="uk-UA"/>
+        </w:rPr>
+        <w:t>self</w:t>
+      </w:r>
+      <w:proofErr w:type="spellEnd"/>
+      <w:r>
+        <w:rPr>
+          <w:rFonts w:ascii="Consolas" w:hAnsi="Consolas" w:cs="Consolas"/>
+          <w:sz w:val="21"/>
+          <w:szCs w:val="21"/>
+          <w:lang w:val="uk-UA"/>
+        </w:rPr>
+        <w:t xml:space="preserve">, </w:t>
+      </w:r>
+      <w:proofErr w:type="spellStart"/>
+      <w:r>
+        <w:rPr>
+          <w:rFonts w:ascii="Consolas" w:hAnsi="Consolas" w:cs="Consolas"/>
+          <w:sz w:val="21"/>
+          <w:szCs w:val="21"/>
+          <w:lang w:val="uk-UA"/>
+        </w:rPr>
+        <w:t>arr</w:t>
+      </w:r>
+      <w:proofErr w:type="spellEnd"/>
+      <w:r>
+        <w:rPr>
+          <w:rFonts w:ascii="Consolas" w:hAnsi="Consolas" w:cs="Consolas"/>
+          <w:sz w:val="21"/>
+          <w:szCs w:val="21"/>
+          <w:lang w:val="uk-UA"/>
+        </w:rPr>
+        <w:t xml:space="preserve">: </w:t>
+      </w:r>
+      <w:proofErr w:type="spellStart"/>
+      <w:r>
+        <w:rPr>
+          <w:rFonts w:ascii="Consolas" w:hAnsi="Consolas" w:cs="Consolas"/>
+          <w:sz w:val="21"/>
+          <w:szCs w:val="21"/>
+          <w:lang w:val="uk-UA"/>
+        </w:rPr>
+        <w:t>list</w:t>
+      </w:r>
+      <w:proofErr w:type="spellEnd"/>
+      <w:r>
+        <w:rPr>
+          <w:rFonts w:ascii="Consolas" w:hAnsi="Consolas" w:cs="Consolas"/>
+          <w:sz w:val="21"/>
+          <w:szCs w:val="21"/>
+          <w:lang w:val="uk-UA"/>
+        </w:rPr>
+        <w:t>[</w:t>
+      </w:r>
+      <w:proofErr w:type="spellStart"/>
+      <w:r>
+        <w:rPr>
+          <w:rFonts w:ascii="Consolas" w:hAnsi="Consolas" w:cs="Consolas"/>
+          <w:sz w:val="21"/>
+          <w:szCs w:val="21"/>
+          <w:lang w:val="uk-UA"/>
+        </w:rPr>
+        <w:t>int</w:t>
+      </w:r>
+      <w:proofErr w:type="spellEnd"/>
+      <w:r>
+        <w:rPr>
+          <w:rFonts w:ascii="Consolas" w:hAnsi="Consolas" w:cs="Consolas"/>
+          <w:sz w:val="21"/>
+          <w:szCs w:val="21"/>
+          <w:lang w:val="uk-UA"/>
+        </w:rPr>
+        <w:t xml:space="preserve">]) -&gt; </w:t>
+      </w:r>
+      <w:proofErr w:type="spellStart"/>
+      <w:r>
+        <w:rPr>
+          <w:rFonts w:ascii="Consolas" w:hAnsi="Consolas" w:cs="Consolas"/>
+          <w:sz w:val="21"/>
+          <w:szCs w:val="21"/>
+          <w:lang w:val="uk-UA"/>
+        </w:rPr>
+        <w:t>tuple</w:t>
+      </w:r>
+      <w:proofErr w:type="spellEnd"/>
+      <w:r>
+        <w:rPr>
+          <w:rFonts w:ascii="Consolas" w:hAnsi="Consolas" w:cs="Consolas"/>
+          <w:sz w:val="21"/>
+          <w:szCs w:val="21"/>
+          <w:lang w:val="uk-UA"/>
+        </w:rPr>
+        <w:t>[</w:t>
+      </w:r>
+      <w:proofErr w:type="spellStart"/>
+      <w:r>
+        <w:rPr>
+          <w:rFonts w:ascii="Consolas" w:hAnsi="Consolas" w:cs="Consolas"/>
+          <w:sz w:val="21"/>
+          <w:szCs w:val="21"/>
+          <w:lang w:val="uk-UA"/>
+        </w:rPr>
+        <w:t>list</w:t>
+      </w:r>
+      <w:proofErr w:type="spellEnd"/>
+      <w:r>
+        <w:rPr>
+          <w:rFonts w:ascii="Consolas" w:hAnsi="Consolas" w:cs="Consolas"/>
+          <w:sz w:val="21"/>
+          <w:szCs w:val="21"/>
+          <w:lang w:val="uk-UA"/>
+        </w:rPr>
+        <w:t>[</w:t>
+      </w:r>
+      <w:proofErr w:type="spellStart"/>
+      <w:r>
+        <w:rPr>
+          <w:rFonts w:ascii="Consolas" w:hAnsi="Consolas" w:cs="Consolas"/>
+          <w:sz w:val="21"/>
+          <w:szCs w:val="21"/>
+          <w:lang w:val="uk-UA"/>
+        </w:rPr>
+        <w:t>int</w:t>
+      </w:r>
+      <w:proofErr w:type="spellEnd"/>
+      <w:r>
+        <w:rPr>
+          <w:rFonts w:ascii="Consolas" w:hAnsi="Consolas" w:cs="Consolas"/>
+          <w:sz w:val="21"/>
+          <w:szCs w:val="21"/>
+          <w:lang w:val="uk-UA"/>
+        </w:rPr>
+        <w:t xml:space="preserve">], </w:t>
+      </w:r>
+      <w:proofErr w:type="spellStart"/>
+      <w:r>
+        <w:rPr>
+          <w:rFonts w:ascii="Consolas" w:hAnsi="Consolas" w:cs="Consolas"/>
+          <w:sz w:val="21"/>
+          <w:szCs w:val="21"/>
+          <w:lang w:val="uk-UA"/>
+        </w:rPr>
+        <w:t>int</w:t>
+      </w:r>
+      <w:proofErr w:type="spellEnd"/>
+      <w:r>
+        <w:rPr>
+          <w:rFonts w:ascii="Consolas" w:hAnsi="Consolas" w:cs="Consolas"/>
+          <w:sz w:val="21"/>
+          <w:szCs w:val="21"/>
+          <w:lang w:val="uk-UA"/>
+        </w:rPr>
+        <w:t>]:</w:t>
+      </w:r>
     </w:p>
     <w:p>
       <w:pPr>
         <w:rPr>
-          <w:lang w:val="uk-UA"/>
-        </w:rPr>
-      </w:pPr>
-      <w:r>
-        <w:rPr>
-          <w:lang w:val="uk-UA"/>
-        </w:rPr>
-        <w:t xml:space="preserve">                </w:t>
-      </w:r>
-      <w:proofErr w:type="spellStart"/>
-      <w:r>
-        <w:rPr>
-          <w:lang w:val="uk-UA"/>
-        </w:rPr>
-        <w:t>want_asc</w:t>
-      </w:r>
-      <w:proofErr w:type="spellEnd"/>
-      <w:r>
-        <w:rPr>
-          <w:lang w:val="uk-UA"/>
-        </w:rPr>
-        <w:t xml:space="preserve"> = (i &amp; k) == 0</w:t>
+          <w:rFonts w:ascii="Consolas" w:hAnsi="Consolas" w:cs="Consolas"/>
+          <w:sz w:val="21"/>
+          <w:szCs w:val="21"/>
+          <w:lang w:val="uk-UA"/>
+        </w:rPr>
+      </w:pPr>
+      <w:r>
+        <w:rPr>
+          <w:rFonts w:ascii="Consolas" w:hAnsi="Consolas" w:cs="Consolas"/>
+          <w:sz w:val="21"/>
+          <w:szCs w:val="21"/>
+          <w:lang w:val="uk-UA"/>
+        </w:rPr>
+        <w:t xml:space="preserve">        """</w:t>
+      </w:r>
+      <w:proofErr w:type="spellStart"/>
+      <w:r>
+        <w:rPr>
+          <w:rFonts w:ascii="Consolas" w:hAnsi="Consolas" w:cs="Consolas"/>
+          <w:sz w:val="21"/>
+          <w:szCs w:val="21"/>
+          <w:lang w:val="uk-UA"/>
+        </w:rPr>
+        <w:t>Pad</w:t>
+      </w:r>
+      <w:proofErr w:type="spellEnd"/>
+      <w:r>
+        <w:rPr>
+          <w:rFonts w:ascii="Consolas" w:hAnsi="Consolas" w:cs="Consolas"/>
+          <w:sz w:val="21"/>
+          <w:szCs w:val="21"/>
+          <w:lang w:val="uk-UA"/>
+        </w:rPr>
+        <w:t xml:space="preserve"> </w:t>
+      </w:r>
+      <w:proofErr w:type="spellStart"/>
+      <w:r>
+        <w:rPr>
+          <w:rFonts w:ascii="Consolas" w:hAnsi="Consolas" w:cs="Consolas"/>
+          <w:sz w:val="21"/>
+          <w:szCs w:val="21"/>
+          <w:lang w:val="uk-UA"/>
+        </w:rPr>
+        <w:t>to</w:t>
+      </w:r>
+      <w:proofErr w:type="spellEnd"/>
+      <w:r>
+        <w:rPr>
+          <w:rFonts w:ascii="Consolas" w:hAnsi="Consolas" w:cs="Consolas"/>
+          <w:sz w:val="21"/>
+          <w:szCs w:val="21"/>
+          <w:lang w:val="uk-UA"/>
+        </w:rPr>
+        <w:t xml:space="preserve"> </w:t>
+      </w:r>
+      <w:proofErr w:type="spellStart"/>
+      <w:r>
+        <w:rPr>
+          <w:rFonts w:ascii="Consolas" w:hAnsi="Consolas" w:cs="Consolas"/>
+          <w:sz w:val="21"/>
+          <w:szCs w:val="21"/>
+          <w:lang w:val="uk-UA"/>
+        </w:rPr>
+        <w:t>next</w:t>
+      </w:r>
+      <w:proofErr w:type="spellEnd"/>
+      <w:r>
+        <w:rPr>
+          <w:rFonts w:ascii="Consolas" w:hAnsi="Consolas" w:cs="Consolas"/>
+          <w:sz w:val="21"/>
+          <w:szCs w:val="21"/>
+          <w:lang w:val="uk-UA"/>
+        </w:rPr>
+        <w:t xml:space="preserve"> </w:t>
+      </w:r>
+      <w:proofErr w:type="spellStart"/>
+      <w:r>
+        <w:rPr>
+          <w:rFonts w:ascii="Consolas" w:hAnsi="Consolas" w:cs="Consolas"/>
+          <w:sz w:val="21"/>
+          <w:szCs w:val="21"/>
+          <w:lang w:val="uk-UA"/>
+        </w:rPr>
+        <w:t>power</w:t>
+      </w:r>
+      <w:proofErr w:type="spellEnd"/>
+      <w:r>
+        <w:rPr>
+          <w:rFonts w:ascii="Consolas" w:hAnsi="Consolas" w:cs="Consolas"/>
+          <w:sz w:val="21"/>
+          <w:szCs w:val="21"/>
+          <w:lang w:val="uk-UA"/>
+        </w:rPr>
+        <w:t xml:space="preserve"> </w:t>
+      </w:r>
+      <w:proofErr w:type="spellStart"/>
+      <w:r>
+        <w:rPr>
+          <w:rFonts w:ascii="Consolas" w:hAnsi="Consolas" w:cs="Consolas"/>
+          <w:sz w:val="21"/>
+          <w:szCs w:val="21"/>
+          <w:lang w:val="uk-UA"/>
+        </w:rPr>
+        <w:t>of</w:t>
+      </w:r>
+      <w:proofErr w:type="spellEnd"/>
+      <w:r>
+        <w:rPr>
+          <w:rFonts w:ascii="Consolas" w:hAnsi="Consolas" w:cs="Consolas"/>
+          <w:sz w:val="21"/>
+          <w:szCs w:val="21"/>
+          <w:lang w:val="uk-UA"/>
+        </w:rPr>
+        <w:t xml:space="preserve"> </w:t>
+      </w:r>
+      <w:proofErr w:type="spellStart"/>
+      <w:r>
+        <w:rPr>
+          <w:rFonts w:ascii="Consolas" w:hAnsi="Consolas" w:cs="Consolas"/>
+          <w:sz w:val="21"/>
+          <w:szCs w:val="21"/>
+          <w:lang w:val="uk-UA"/>
+        </w:rPr>
+        <w:t>two</w:t>
+      </w:r>
+      <w:proofErr w:type="spellEnd"/>
+      <w:r>
+        <w:rPr>
+          <w:rFonts w:ascii="Consolas" w:hAnsi="Consolas" w:cs="Consolas"/>
+          <w:sz w:val="21"/>
+          <w:szCs w:val="21"/>
+          <w:lang w:val="uk-UA"/>
+        </w:rPr>
+        <w:t xml:space="preserve"> </w:t>
+      </w:r>
+      <w:proofErr w:type="spellStart"/>
+      <w:r>
+        <w:rPr>
+          <w:rFonts w:ascii="Consolas" w:hAnsi="Consolas" w:cs="Consolas"/>
+          <w:sz w:val="21"/>
+          <w:szCs w:val="21"/>
+          <w:lang w:val="uk-UA"/>
+        </w:rPr>
+        <w:t>with</w:t>
+      </w:r>
+      <w:proofErr w:type="spellEnd"/>
+      <w:r>
+        <w:rPr>
+          <w:rFonts w:ascii="Consolas" w:hAnsi="Consolas" w:cs="Consolas"/>
+          <w:sz w:val="21"/>
+          <w:szCs w:val="21"/>
+          <w:lang w:val="uk-UA"/>
+        </w:rPr>
+        <w:t xml:space="preserve"> </w:t>
+      </w:r>
+      <w:proofErr w:type="spellStart"/>
+      <w:r>
+        <w:rPr>
+          <w:rFonts w:ascii="Consolas" w:hAnsi="Consolas" w:cs="Consolas"/>
+          <w:sz w:val="21"/>
+          <w:szCs w:val="21"/>
+          <w:lang w:val="uk-UA"/>
+        </w:rPr>
+        <w:t>sentinels</w:t>
+      </w:r>
+      <w:proofErr w:type="spellEnd"/>
+      <w:r>
+        <w:rPr>
+          <w:rFonts w:ascii="Consolas" w:hAnsi="Consolas" w:cs="Consolas"/>
+          <w:sz w:val="21"/>
+          <w:szCs w:val="21"/>
+          <w:lang w:val="uk-UA"/>
+        </w:rPr>
+        <w:t xml:space="preserve">; </w:t>
+      </w:r>
+      <w:proofErr w:type="spellStart"/>
+      <w:r>
+        <w:rPr>
+          <w:rFonts w:ascii="Consolas" w:hAnsi="Consolas" w:cs="Consolas"/>
+          <w:sz w:val="21"/>
+          <w:szCs w:val="21"/>
+          <w:lang w:val="uk-UA"/>
+        </w:rPr>
+        <w:t>return</w:t>
+      </w:r>
+      <w:proofErr w:type="spellEnd"/>
+      <w:r>
+        <w:rPr>
+          <w:rFonts w:ascii="Consolas" w:hAnsi="Consolas" w:cs="Consolas"/>
+          <w:sz w:val="21"/>
+          <w:szCs w:val="21"/>
+          <w:lang w:val="uk-UA"/>
+        </w:rPr>
+        <w:t xml:space="preserve"> (</w:t>
+      </w:r>
+      <w:proofErr w:type="spellStart"/>
+      <w:r>
+        <w:rPr>
+          <w:rFonts w:ascii="Consolas" w:hAnsi="Consolas" w:cs="Consolas"/>
+          <w:sz w:val="21"/>
+          <w:szCs w:val="21"/>
+          <w:lang w:val="uk-UA"/>
+        </w:rPr>
+        <w:t>padded</w:t>
+      </w:r>
+      <w:proofErr w:type="spellEnd"/>
+      <w:r>
+        <w:rPr>
+          <w:rFonts w:ascii="Consolas" w:hAnsi="Consolas" w:cs="Consolas"/>
+          <w:sz w:val="21"/>
+          <w:szCs w:val="21"/>
+          <w:lang w:val="uk-UA"/>
+        </w:rPr>
+        <w:t xml:space="preserve">, </w:t>
+      </w:r>
+      <w:proofErr w:type="spellStart"/>
+      <w:r>
+        <w:rPr>
+          <w:rFonts w:ascii="Consolas" w:hAnsi="Consolas" w:cs="Consolas"/>
+          <w:sz w:val="21"/>
+          <w:szCs w:val="21"/>
+          <w:lang w:val="uk-UA"/>
+        </w:rPr>
+        <w:t>original_n</w:t>
+      </w:r>
+      <w:proofErr w:type="spellEnd"/>
+      <w:r>
+        <w:rPr>
+          <w:rFonts w:ascii="Consolas" w:hAnsi="Consolas" w:cs="Consolas"/>
+          <w:sz w:val="21"/>
+          <w:szCs w:val="21"/>
+          <w:lang w:val="uk-UA"/>
+        </w:rPr>
+        <w:t>)."""</w:t>
       </w:r>
     </w:p>
     <w:p>
       <w:pPr>
         <w:rPr>
-          <w:lang w:val="uk-UA"/>
-        </w:rPr>
-      </w:pPr>
-      <w:r>
-        <w:rPr>
-          <w:lang w:val="uk-UA"/>
-        </w:rPr>
-        <w:t xml:space="preserve">                vi, </w:t>
-      </w:r>
-      <w:proofErr w:type="spellStart"/>
-      <w:r>
-        <w:rPr>
-          <w:lang w:val="uk-UA"/>
-        </w:rPr>
-        <w:t>vp</w:t>
-      </w:r>
-      <w:proofErr w:type="spellEnd"/>
-      <w:r>
-        <w:rPr>
-          <w:lang w:val="uk-UA"/>
-        </w:rPr>
-        <w:t xml:space="preserve"> = a[i], a[</w:t>
-      </w:r>
-      <w:proofErr w:type="spellStart"/>
-      <w:r>
-        <w:rPr>
-          <w:lang w:val="uk-UA"/>
-        </w:rPr>
-        <w:t>partner</w:t>
-      </w:r>
-      <w:proofErr w:type="spellEnd"/>
-      <w:r>
-        <w:rPr>
-          <w:lang w:val="uk-UA"/>
-        </w:rPr>
-        <w:t>]</w:t>
+          <w:rFonts w:ascii="Consolas" w:hAnsi="Consolas" w:cs="Consolas"/>
+          <w:sz w:val="21"/>
+          <w:szCs w:val="21"/>
+          <w:lang w:val="uk-UA"/>
+        </w:rPr>
+      </w:pPr>
+      <w:r>
+        <w:rPr>
+          <w:rFonts w:ascii="Consolas" w:hAnsi="Consolas" w:cs="Consolas"/>
+          <w:sz w:val="21"/>
+          <w:szCs w:val="21"/>
+          <w:lang w:val="uk-UA"/>
+        </w:rPr>
+        <w:t xml:space="preserve">        n = </w:t>
+      </w:r>
+      <w:proofErr w:type="spellStart"/>
+      <w:r>
+        <w:rPr>
+          <w:rFonts w:ascii="Consolas" w:hAnsi="Consolas" w:cs="Consolas"/>
+          <w:sz w:val="21"/>
+          <w:szCs w:val="21"/>
+          <w:lang w:val="uk-UA"/>
+        </w:rPr>
+        <w:t>len</w:t>
+      </w:r>
+      <w:proofErr w:type="spellEnd"/>
+      <w:r>
+        <w:rPr>
+          <w:rFonts w:ascii="Consolas" w:hAnsi="Consolas" w:cs="Consolas"/>
+          <w:sz w:val="21"/>
+          <w:szCs w:val="21"/>
+          <w:lang w:val="uk-UA"/>
+        </w:rPr>
+        <w:t>(</w:t>
+      </w:r>
+      <w:proofErr w:type="spellStart"/>
+      <w:r>
+        <w:rPr>
+          <w:rFonts w:ascii="Consolas" w:hAnsi="Consolas" w:cs="Consolas"/>
+          <w:sz w:val="21"/>
+          <w:szCs w:val="21"/>
+          <w:lang w:val="uk-UA"/>
+        </w:rPr>
+        <w:t>arr</w:t>
+      </w:r>
+      <w:proofErr w:type="spellEnd"/>
+      <w:r>
+        <w:rPr>
+          <w:rFonts w:ascii="Consolas" w:hAnsi="Consolas" w:cs="Consolas"/>
+          <w:sz w:val="21"/>
+          <w:szCs w:val="21"/>
+          <w:lang w:val="uk-UA"/>
+        </w:rPr>
+        <w:t>)</w:t>
       </w:r>
     </w:p>
     <w:p>
       <w:pPr>
         <w:rPr>
-          <w:lang w:val="uk-UA"/>
-        </w:rPr>
-      </w:pPr>
-      <w:r>
-        <w:rPr>
-          <w:lang w:val="uk-UA"/>
-        </w:rPr>
-        <w:t xml:space="preserve">                </w:t>
-      </w:r>
-      <w:proofErr w:type="spellStart"/>
-      <w:r>
-        <w:rPr>
+          <w:rFonts w:ascii="Consolas" w:hAnsi="Consolas" w:cs="Consolas"/>
+          <w:sz w:val="21"/>
+          <w:szCs w:val="21"/>
+          <w:lang w:val="uk-UA"/>
+        </w:rPr>
+      </w:pPr>
+      <w:r>
+        <w:rPr>
+          <w:rFonts w:ascii="Consolas" w:hAnsi="Consolas" w:cs="Consolas"/>
+          <w:sz w:val="21"/>
+          <w:szCs w:val="21"/>
+          <w:lang w:val="uk-UA"/>
+        </w:rPr>
+        <w:t xml:space="preserve">        </w:t>
+      </w:r>
+      <w:proofErr w:type="spellStart"/>
+      <w:r>
+        <w:rPr>
+          <w:rFonts w:ascii="Consolas" w:hAnsi="Consolas" w:cs="Consolas"/>
+          <w:sz w:val="21"/>
+          <w:szCs w:val="21"/>
           <w:lang w:val="uk-UA"/>
         </w:rPr>
         <w:t>if</w:t>
@@ -12654,240 +13596,472 @@
       <w:proofErr w:type="spellEnd"/>
       <w:r>
         <w:rPr>
-          <w:lang w:val="uk-UA"/>
-        </w:rPr>
-        <w:t xml:space="preserve"> (vi &gt; </w:t>
-      </w:r>
-      <w:proofErr w:type="spellStart"/>
-      <w:r>
-        <w:rPr>
-          <w:lang w:val="uk-UA"/>
-        </w:rPr>
-        <w:t>vp</w:t>
-      </w:r>
-      <w:proofErr w:type="spellEnd"/>
-      <w:r>
-        <w:rPr>
-          <w:lang w:val="uk-UA"/>
-        </w:rPr>
-        <w:t xml:space="preserve">) == </w:t>
-      </w:r>
-      <w:proofErr w:type="spellStart"/>
-      <w:r>
-        <w:rPr>
-          <w:lang w:val="uk-UA"/>
-        </w:rPr>
-        <w:t>want_asc</w:t>
-      </w:r>
-      <w:proofErr w:type="spellEnd"/>
-      <w:r>
-        <w:rPr>
-          <w:lang w:val="uk-UA"/>
-        </w:rPr>
-        <w:t>:</w:t>
+          <w:rFonts w:ascii="Consolas" w:hAnsi="Consolas" w:cs="Consolas"/>
+          <w:sz w:val="21"/>
+          <w:szCs w:val="21"/>
+          <w:lang w:val="uk-UA"/>
+        </w:rPr>
+        <w:t xml:space="preserve"> n == 0:</w:t>
       </w:r>
     </w:p>
     <w:p>
       <w:pPr>
         <w:rPr>
-          <w:lang w:val="uk-UA"/>
-        </w:rPr>
-      </w:pPr>
-      <w:r>
-        <w:rPr>
-          <w:lang w:val="uk-UA"/>
-        </w:rPr>
-        <w:t xml:space="preserve">                    a[i], a[</w:t>
-      </w:r>
-      <w:proofErr w:type="spellStart"/>
-      <w:r>
-        <w:rPr>
-          <w:lang w:val="uk-UA"/>
-        </w:rPr>
-        <w:t>partner</w:t>
-      </w:r>
-      <w:proofErr w:type="spellEnd"/>
-      <w:r>
-        <w:rPr>
-          <w:lang w:val="uk-UA"/>
-        </w:rPr>
-        <w:t xml:space="preserve">] = </w:t>
-      </w:r>
-      <w:proofErr w:type="spellStart"/>
-      <w:r>
-        <w:rPr>
-          <w:lang w:val="uk-UA"/>
-        </w:rPr>
-        <w:t>vp</w:t>
-      </w:r>
-      <w:proofErr w:type="spellEnd"/>
-      <w:r>
-        <w:rPr>
-          <w:lang w:val="uk-UA"/>
-        </w:rPr>
-        <w:t>, vi</w:t>
+          <w:rFonts w:ascii="Consolas" w:hAnsi="Consolas" w:cs="Consolas"/>
+          <w:sz w:val="21"/>
+          <w:szCs w:val="21"/>
+          <w:lang w:val="uk-UA"/>
+        </w:rPr>
+      </w:pPr>
+      <w:r>
+        <w:rPr>
+          <w:rFonts w:ascii="Consolas" w:hAnsi="Consolas" w:cs="Consolas"/>
+          <w:sz w:val="21"/>
+          <w:szCs w:val="21"/>
+          <w:lang w:val="uk-UA"/>
+        </w:rPr>
+        <w:t xml:space="preserve">            </w:t>
+      </w:r>
+      <w:proofErr w:type="spellStart"/>
+      <w:r>
+        <w:rPr>
+          <w:rFonts w:ascii="Consolas" w:hAnsi="Consolas" w:cs="Consolas"/>
+          <w:sz w:val="21"/>
+          <w:szCs w:val="21"/>
+          <w:lang w:val="uk-UA"/>
+        </w:rPr>
+        <w:t>return</w:t>
+      </w:r>
+      <w:proofErr w:type="spellEnd"/>
+      <w:r>
+        <w:rPr>
+          <w:rFonts w:ascii="Consolas" w:hAnsi="Consolas" w:cs="Consolas"/>
+          <w:sz w:val="21"/>
+          <w:szCs w:val="21"/>
+          <w:lang w:val="uk-UA"/>
+        </w:rPr>
+        <w:t xml:space="preserve"> [], 0</w:t>
       </w:r>
     </w:p>
     <w:p>
       <w:pPr>
         <w:rPr>
-          <w:lang w:val="uk-UA"/>
-        </w:rPr>
-      </w:pPr>
-      <w:r>
-        <w:rPr>
-          <w:lang w:val="uk-UA"/>
-        </w:rPr>
-        <w:t xml:space="preserve">            j &gt;&gt;= 1</w:t>
+          <w:rFonts w:ascii="Consolas" w:hAnsi="Consolas" w:cs="Consolas"/>
+          <w:sz w:val="21"/>
+          <w:szCs w:val="21"/>
+          <w:lang w:val="uk-UA"/>
+        </w:rPr>
+      </w:pPr>
+      <w:r>
+        <w:rPr>
+          <w:rFonts w:ascii="Consolas" w:hAnsi="Consolas" w:cs="Consolas"/>
+          <w:sz w:val="21"/>
+          <w:szCs w:val="21"/>
+          <w:lang w:val="uk-UA"/>
+        </w:rPr>
+        <w:t xml:space="preserve">        </w:t>
+      </w:r>
+      <w:proofErr w:type="spellStart"/>
+      <w:r>
+        <w:rPr>
+          <w:rFonts w:ascii="Consolas" w:hAnsi="Consolas" w:cs="Consolas"/>
+          <w:sz w:val="21"/>
+          <w:szCs w:val="21"/>
+          <w:lang w:val="uk-UA"/>
+        </w:rPr>
+        <w:t>padded_n</w:t>
+      </w:r>
+      <w:proofErr w:type="spellEnd"/>
+      <w:r>
+        <w:rPr>
+          <w:rFonts w:ascii="Consolas" w:hAnsi="Consolas" w:cs="Consolas"/>
+          <w:sz w:val="21"/>
+          <w:szCs w:val="21"/>
+          <w:lang w:val="uk-UA"/>
+        </w:rPr>
+        <w:t xml:space="preserve"> = </w:t>
+      </w:r>
+      <w:proofErr w:type="spellStart"/>
+      <w:r>
+        <w:rPr>
+          <w:rFonts w:ascii="Consolas" w:hAnsi="Consolas" w:cs="Consolas"/>
+          <w:sz w:val="21"/>
+          <w:szCs w:val="21"/>
+          <w:lang w:val="uk-UA"/>
+        </w:rPr>
+        <w:t>self</w:t>
+      </w:r>
+      <w:proofErr w:type="spellEnd"/>
+      <w:r>
+        <w:rPr>
+          <w:rFonts w:ascii="Consolas" w:hAnsi="Consolas" w:cs="Consolas"/>
+          <w:sz w:val="21"/>
+          <w:szCs w:val="21"/>
+          <w:lang w:val="uk-UA"/>
+        </w:rPr>
+        <w:t>._</w:t>
+      </w:r>
+      <w:proofErr w:type="spellStart"/>
+      <w:r>
+        <w:rPr>
+          <w:rFonts w:ascii="Consolas" w:hAnsi="Consolas" w:cs="Consolas"/>
+          <w:sz w:val="21"/>
+          <w:szCs w:val="21"/>
+          <w:lang w:val="uk-UA"/>
+        </w:rPr>
+        <w:t>next_power_of_two</w:t>
+      </w:r>
+      <w:proofErr w:type="spellEnd"/>
+      <w:r>
+        <w:rPr>
+          <w:rFonts w:ascii="Consolas" w:hAnsi="Consolas" w:cs="Consolas"/>
+          <w:sz w:val="21"/>
+          <w:szCs w:val="21"/>
+          <w:lang w:val="uk-UA"/>
+        </w:rPr>
+        <w:t>(n)</w:t>
       </w:r>
     </w:p>
     <w:p>
       <w:pPr>
         <w:rPr>
-          <w:lang w:val="uk-UA"/>
-        </w:rPr>
-      </w:pPr>
-      <w:r>
-        <w:rPr>
-          <w:lang w:val="uk-UA"/>
-        </w:rPr>
-        <w:t xml:space="preserve">        k &lt;&lt;= 1</w:t>
+          <w:rFonts w:ascii="Consolas" w:hAnsi="Consolas" w:cs="Consolas"/>
+          <w:sz w:val="21"/>
+          <w:szCs w:val="21"/>
+          <w:lang w:val="uk-UA"/>
+        </w:rPr>
+      </w:pPr>
+      <w:r>
+        <w:rPr>
+          <w:rFonts w:ascii="Consolas" w:hAnsi="Consolas" w:cs="Consolas"/>
+          <w:sz w:val="21"/>
+          <w:szCs w:val="21"/>
+          <w:lang w:val="uk-UA"/>
+        </w:rPr>
+        <w:t xml:space="preserve">        </w:t>
+      </w:r>
+      <w:proofErr w:type="spellStart"/>
+      <w:r>
+        <w:rPr>
+          <w:rFonts w:ascii="Consolas" w:hAnsi="Consolas" w:cs="Consolas"/>
+          <w:sz w:val="21"/>
+          <w:szCs w:val="21"/>
+          <w:lang w:val="uk-UA"/>
+        </w:rPr>
+        <w:t>if</w:t>
+      </w:r>
+      <w:proofErr w:type="spellEnd"/>
+      <w:r>
+        <w:rPr>
+          <w:rFonts w:ascii="Consolas" w:hAnsi="Consolas" w:cs="Consolas"/>
+          <w:sz w:val="21"/>
+          <w:szCs w:val="21"/>
+          <w:lang w:val="uk-UA"/>
+        </w:rPr>
+        <w:t xml:space="preserve"> </w:t>
+      </w:r>
+      <w:proofErr w:type="spellStart"/>
+      <w:r>
+        <w:rPr>
+          <w:rFonts w:ascii="Consolas" w:hAnsi="Consolas" w:cs="Consolas"/>
+          <w:sz w:val="21"/>
+          <w:szCs w:val="21"/>
+          <w:lang w:val="uk-UA"/>
+        </w:rPr>
+        <w:t>padded_n</w:t>
+      </w:r>
+      <w:proofErr w:type="spellEnd"/>
+      <w:r>
+        <w:rPr>
+          <w:rFonts w:ascii="Consolas" w:hAnsi="Consolas" w:cs="Consolas"/>
+          <w:sz w:val="21"/>
+          <w:szCs w:val="21"/>
+          <w:lang w:val="uk-UA"/>
+        </w:rPr>
+        <w:t xml:space="preserve"> &gt; n:</w:t>
       </w:r>
     </w:p>
     <w:p>
       <w:pPr>
         <w:rPr>
-          <w:lang w:val="uk-UA"/>
-        </w:rPr>
-      </w:pPr>
+          <w:rFonts w:ascii="Consolas" w:hAnsi="Consolas" w:cs="Consolas"/>
+          <w:sz w:val="21"/>
+          <w:szCs w:val="21"/>
+          <w:lang w:val="uk-UA"/>
+        </w:rPr>
+      </w:pPr>
+      <w:r>
+        <w:rPr>
+          <w:rFonts w:ascii="Consolas" w:hAnsi="Consolas" w:cs="Consolas"/>
+          <w:sz w:val="21"/>
+          <w:szCs w:val="21"/>
+          <w:lang w:val="uk-UA"/>
+        </w:rPr>
+        <w:t xml:space="preserve">            </w:t>
+      </w:r>
+      <w:proofErr w:type="spellStart"/>
+      <w:r>
+        <w:rPr>
+          <w:rFonts w:ascii="Consolas" w:hAnsi="Consolas" w:cs="Consolas"/>
+          <w:sz w:val="21"/>
+          <w:szCs w:val="21"/>
+          <w:lang w:val="uk-UA"/>
+        </w:rPr>
+        <w:t>sentinel</w:t>
+      </w:r>
+      <w:proofErr w:type="spellEnd"/>
+      <w:r>
+        <w:rPr>
+          <w:rFonts w:ascii="Consolas" w:hAnsi="Consolas" w:cs="Consolas"/>
+          <w:sz w:val="21"/>
+          <w:szCs w:val="21"/>
+          <w:lang w:val="uk-UA"/>
+        </w:rPr>
+        <w:t xml:space="preserve"> = </w:t>
+      </w:r>
+      <w:proofErr w:type="spellStart"/>
+      <w:r>
+        <w:rPr>
+          <w:rFonts w:ascii="Consolas" w:hAnsi="Consolas" w:cs="Consolas"/>
+          <w:sz w:val="21"/>
+          <w:szCs w:val="21"/>
+          <w:lang w:val="uk-UA"/>
+        </w:rPr>
+        <w:t>max</w:t>
+      </w:r>
+      <w:proofErr w:type="spellEnd"/>
+      <w:r>
+        <w:rPr>
+          <w:rFonts w:ascii="Consolas" w:hAnsi="Consolas" w:cs="Consolas"/>
+          <w:sz w:val="21"/>
+          <w:szCs w:val="21"/>
+          <w:lang w:val="uk-UA"/>
+        </w:rPr>
+        <w:t>(</w:t>
+      </w:r>
+      <w:proofErr w:type="spellStart"/>
+      <w:r>
+        <w:rPr>
+          <w:rFonts w:ascii="Consolas" w:hAnsi="Consolas" w:cs="Consolas"/>
+          <w:sz w:val="21"/>
+          <w:szCs w:val="21"/>
+          <w:lang w:val="uk-UA"/>
+        </w:rPr>
+        <w:t>arr</w:t>
+      </w:r>
+      <w:proofErr w:type="spellEnd"/>
+      <w:r>
+        <w:rPr>
+          <w:rFonts w:ascii="Consolas" w:hAnsi="Consolas" w:cs="Consolas"/>
+          <w:sz w:val="21"/>
+          <w:szCs w:val="21"/>
+          <w:lang w:val="uk-UA"/>
+        </w:rPr>
+        <w:t>) + 1</w:t>
+      </w:r>
     </w:p>
     <w:p>
       <w:pPr>
         <w:rPr>
-          <w:lang w:val="uk-UA"/>
-        </w:rPr>
-      </w:pPr>
+          <w:rFonts w:ascii="Consolas" w:hAnsi="Consolas" w:cs="Consolas"/>
+          <w:sz w:val="21"/>
+          <w:szCs w:val="21"/>
+          <w:lang w:val="uk-UA"/>
+        </w:rPr>
+      </w:pPr>
+      <w:r>
+        <w:rPr>
+          <w:rFonts w:ascii="Consolas" w:hAnsi="Consolas" w:cs="Consolas"/>
+          <w:sz w:val="21"/>
+          <w:szCs w:val="21"/>
+          <w:lang w:val="uk-UA"/>
+        </w:rPr>
+        <w:t xml:space="preserve">            </w:t>
+      </w:r>
+      <w:proofErr w:type="spellStart"/>
+      <w:r>
+        <w:rPr>
+          <w:rFonts w:ascii="Consolas" w:hAnsi="Consolas" w:cs="Consolas"/>
+          <w:sz w:val="21"/>
+          <w:szCs w:val="21"/>
+          <w:lang w:val="uk-UA"/>
+        </w:rPr>
+        <w:t>padded</w:t>
+      </w:r>
+      <w:proofErr w:type="spellEnd"/>
+      <w:r>
+        <w:rPr>
+          <w:rFonts w:ascii="Consolas" w:hAnsi="Consolas" w:cs="Consolas"/>
+          <w:sz w:val="21"/>
+          <w:szCs w:val="21"/>
+          <w:lang w:val="uk-UA"/>
+        </w:rPr>
+        <w:t xml:space="preserve"> = </w:t>
+      </w:r>
+      <w:proofErr w:type="spellStart"/>
+      <w:r>
+        <w:rPr>
+          <w:rFonts w:ascii="Consolas" w:hAnsi="Consolas" w:cs="Consolas"/>
+          <w:sz w:val="21"/>
+          <w:szCs w:val="21"/>
+          <w:lang w:val="uk-UA"/>
+        </w:rPr>
+        <w:t>list</w:t>
+      </w:r>
+      <w:proofErr w:type="spellEnd"/>
+      <w:r>
+        <w:rPr>
+          <w:rFonts w:ascii="Consolas" w:hAnsi="Consolas" w:cs="Consolas"/>
+          <w:sz w:val="21"/>
+          <w:szCs w:val="21"/>
+          <w:lang w:val="uk-UA"/>
+        </w:rPr>
+        <w:t>(</w:t>
+      </w:r>
+      <w:proofErr w:type="spellStart"/>
+      <w:r>
+        <w:rPr>
+          <w:rFonts w:ascii="Consolas" w:hAnsi="Consolas" w:cs="Consolas"/>
+          <w:sz w:val="21"/>
+          <w:szCs w:val="21"/>
+          <w:lang w:val="uk-UA"/>
+        </w:rPr>
+        <w:t>arr</w:t>
+      </w:r>
+      <w:proofErr w:type="spellEnd"/>
+      <w:r>
+        <w:rPr>
+          <w:rFonts w:ascii="Consolas" w:hAnsi="Consolas" w:cs="Consolas"/>
+          <w:sz w:val="21"/>
+          <w:szCs w:val="21"/>
+          <w:lang w:val="uk-UA"/>
+        </w:rPr>
+        <w:t>) + [</w:t>
+      </w:r>
+      <w:proofErr w:type="spellStart"/>
+      <w:r>
+        <w:rPr>
+          <w:rFonts w:ascii="Consolas" w:hAnsi="Consolas" w:cs="Consolas"/>
+          <w:sz w:val="21"/>
+          <w:szCs w:val="21"/>
+          <w:lang w:val="uk-UA"/>
+        </w:rPr>
+        <w:t>sentinel</w:t>
+      </w:r>
+      <w:proofErr w:type="spellEnd"/>
+      <w:r>
+        <w:rPr>
+          <w:rFonts w:ascii="Consolas" w:hAnsi="Consolas" w:cs="Consolas"/>
+          <w:sz w:val="21"/>
+          <w:szCs w:val="21"/>
+          <w:lang w:val="uk-UA"/>
+        </w:rPr>
+        <w:t>] * (</w:t>
+      </w:r>
+      <w:proofErr w:type="spellStart"/>
+      <w:r>
+        <w:rPr>
+          <w:rFonts w:ascii="Consolas" w:hAnsi="Consolas" w:cs="Consolas"/>
+          <w:sz w:val="21"/>
+          <w:szCs w:val="21"/>
+          <w:lang w:val="uk-UA"/>
+        </w:rPr>
+        <w:t>padded_n</w:t>
+      </w:r>
+      <w:proofErr w:type="spellEnd"/>
+      <w:r>
+        <w:rPr>
+          <w:rFonts w:ascii="Consolas" w:hAnsi="Consolas" w:cs="Consolas"/>
+          <w:sz w:val="21"/>
+          <w:szCs w:val="21"/>
+          <w:lang w:val="uk-UA"/>
+        </w:rPr>
+        <w:t xml:space="preserve"> - n)</w:t>
+      </w:r>
     </w:p>
     <w:p>
       <w:pPr>
         <w:rPr>
-          <w:lang w:val="uk-UA"/>
-        </w:rPr>
-      </w:pPr>
-      <w:proofErr w:type="spellStart"/>
-      <w:r>
-        <w:rPr>
-          <w:lang w:val="uk-UA"/>
-        </w:rPr>
-        <w:t>class</w:t>
-      </w:r>
-      <w:proofErr w:type="spellEnd"/>
-      <w:r>
-        <w:rPr>
-          <w:lang w:val="uk-UA"/>
-        </w:rPr>
-        <w:t xml:space="preserve"> </w:t>
-      </w:r>
-      <w:proofErr w:type="spellStart"/>
-      <w:r>
-        <w:rPr>
-          <w:lang w:val="uk-UA"/>
-        </w:rPr>
-        <w:t>SequentialBitonicSorter</w:t>
-      </w:r>
-      <w:proofErr w:type="spellEnd"/>
-      <w:r>
-        <w:rPr>
-          <w:lang w:val="uk-UA"/>
-        </w:rPr>
-        <w:t>(</w:t>
-      </w:r>
-      <w:proofErr w:type="spellStart"/>
-      <w:r>
-        <w:rPr>
-          <w:lang w:val="uk-UA"/>
-        </w:rPr>
-        <w:t>BitonicSorter</w:t>
-      </w:r>
-      <w:proofErr w:type="spellEnd"/>
-      <w:r>
-        <w:rPr>
-          <w:lang w:val="uk-UA"/>
-        </w:rPr>
-        <w:t>):</w:t>
+          <w:rFonts w:ascii="Consolas" w:hAnsi="Consolas" w:cs="Consolas"/>
+          <w:sz w:val="21"/>
+          <w:szCs w:val="21"/>
+          <w:lang w:val="uk-UA"/>
+        </w:rPr>
+      </w:pPr>
+      <w:r>
+        <w:rPr>
+          <w:rFonts w:ascii="Consolas" w:hAnsi="Consolas" w:cs="Consolas"/>
+          <w:sz w:val="21"/>
+          <w:szCs w:val="21"/>
+          <w:lang w:val="uk-UA"/>
+        </w:rPr>
+        <w:t xml:space="preserve">        </w:t>
+      </w:r>
+      <w:proofErr w:type="spellStart"/>
+      <w:r>
+        <w:rPr>
+          <w:rFonts w:ascii="Consolas" w:hAnsi="Consolas" w:cs="Consolas"/>
+          <w:sz w:val="21"/>
+          <w:szCs w:val="21"/>
+          <w:lang w:val="uk-UA"/>
+        </w:rPr>
+        <w:t>else</w:t>
+      </w:r>
+      <w:proofErr w:type="spellEnd"/>
+      <w:r>
+        <w:rPr>
+          <w:rFonts w:ascii="Consolas" w:hAnsi="Consolas" w:cs="Consolas"/>
+          <w:sz w:val="21"/>
+          <w:szCs w:val="21"/>
+          <w:lang w:val="uk-UA"/>
+        </w:rPr>
+        <w:t>:</w:t>
       </w:r>
     </w:p>
     <w:p>
       <w:pPr>
         <w:rPr>
-          <w:lang w:val="uk-UA"/>
-        </w:rPr>
-      </w:pPr>
-      <w:r>
-        <w:rPr>
-          <w:lang w:val="uk-UA"/>
-        </w:rPr>
-        <w:t xml:space="preserve">    """</w:t>
-      </w:r>
-      <w:proofErr w:type="spellStart"/>
-      <w:r>
-        <w:rPr>
-          <w:lang w:val="uk-UA"/>
-        </w:rPr>
-        <w:t>Iterative</w:t>
-      </w:r>
-      <w:proofErr w:type="spellEnd"/>
-      <w:r>
-        <w:rPr>
-          <w:lang w:val="uk-UA"/>
-        </w:rPr>
-        <w:t xml:space="preserve"> </w:t>
-      </w:r>
-      <w:proofErr w:type="spellStart"/>
-      <w:r>
-        <w:rPr>
-          <w:lang w:val="uk-UA"/>
-        </w:rPr>
-        <w:t>bitonic</w:t>
-      </w:r>
-      <w:proofErr w:type="spellEnd"/>
-      <w:r>
-        <w:rPr>
-          <w:lang w:val="uk-UA"/>
-        </w:rPr>
-        <w:t xml:space="preserve"> </w:t>
-      </w:r>
-      <w:proofErr w:type="spellStart"/>
-      <w:r>
-        <w:rPr>
-          <w:lang w:val="uk-UA"/>
-        </w:rPr>
-        <w:t>sort</w:t>
-      </w:r>
-      <w:proofErr w:type="spellEnd"/>
-      <w:r>
-        <w:rPr>
-          <w:lang w:val="uk-UA"/>
-        </w:rPr>
-        <w:t xml:space="preserve"> </w:t>
-      </w:r>
-      <w:proofErr w:type="spellStart"/>
-      <w:r>
-        <w:rPr>
-          <w:lang w:val="uk-UA"/>
-        </w:rPr>
-        <w:t>on</w:t>
-      </w:r>
-      <w:proofErr w:type="spellEnd"/>
-      <w:r>
-        <w:rPr>
-          <w:lang w:val="uk-UA"/>
-        </w:rPr>
-        <w:t xml:space="preserve"> </w:t>
-      </w:r>
-      <w:proofErr w:type="spellStart"/>
-      <w:r>
-        <w:rPr>
+          <w:rFonts w:ascii="Consolas" w:hAnsi="Consolas" w:cs="Consolas"/>
+          <w:sz w:val="21"/>
+          <w:szCs w:val="21"/>
+          <w:lang w:val="uk-UA"/>
+        </w:rPr>
+      </w:pPr>
+      <w:r>
+        <w:rPr>
+          <w:rFonts w:ascii="Consolas" w:hAnsi="Consolas" w:cs="Consolas"/>
+          <w:sz w:val="21"/>
+          <w:szCs w:val="21"/>
+          <w:lang w:val="uk-UA"/>
+        </w:rPr>
+        <w:t xml:space="preserve">            </w:t>
+      </w:r>
+      <w:proofErr w:type="spellStart"/>
+      <w:r>
+        <w:rPr>
+          <w:rFonts w:ascii="Consolas" w:hAnsi="Consolas" w:cs="Consolas"/>
+          <w:sz w:val="21"/>
+          <w:szCs w:val="21"/>
+          <w:lang w:val="uk-UA"/>
+        </w:rPr>
+        <w:t>padded</w:t>
+      </w:r>
+      <w:proofErr w:type="spellEnd"/>
+      <w:r>
+        <w:rPr>
+          <w:rFonts w:ascii="Consolas" w:hAnsi="Consolas" w:cs="Consolas"/>
+          <w:sz w:val="21"/>
+          <w:szCs w:val="21"/>
+          <w:lang w:val="uk-UA"/>
+        </w:rPr>
+        <w:t xml:space="preserve"> = </w:t>
+      </w:r>
+      <w:proofErr w:type="spellStart"/>
+      <w:r>
+        <w:rPr>
+          <w:rFonts w:ascii="Consolas" w:hAnsi="Consolas" w:cs="Consolas"/>
+          <w:sz w:val="21"/>
+          <w:szCs w:val="21"/>
           <w:lang w:val="uk-UA"/>
         </w:rPr>
         <w:t>list</w:t>
@@ -12895,126 +14069,153 @@
       <w:proofErr w:type="spellEnd"/>
       <w:r>
         <w:rPr>
-          <w:lang w:val="uk-UA"/>
-        </w:rPr>
-        <w:t>[</w:t>
-      </w:r>
-      <w:proofErr w:type="spellStart"/>
-      <w:r>
-        <w:rPr>
-          <w:lang w:val="uk-UA"/>
-        </w:rPr>
-        <w:t>int</w:t>
-      </w:r>
-      <w:proofErr w:type="spellEnd"/>
-      <w:r>
-        <w:rPr>
-          <w:lang w:val="uk-UA"/>
-        </w:rPr>
-        <w:t xml:space="preserve">], </w:t>
-      </w:r>
-      <w:proofErr w:type="spellStart"/>
-      <w:r>
-        <w:rPr>
-          <w:lang w:val="uk-UA"/>
-        </w:rPr>
-        <w:t>single</w:t>
-      </w:r>
-      <w:proofErr w:type="spellEnd"/>
-      <w:r>
-        <w:rPr>
-          <w:lang w:val="uk-UA"/>
-        </w:rPr>
-        <w:t xml:space="preserve"> </w:t>
-      </w:r>
-      <w:proofErr w:type="spellStart"/>
-      <w:r>
-        <w:rPr>
-          <w:lang w:val="uk-UA"/>
-        </w:rPr>
-        <w:t>process</w:t>
-      </w:r>
-      <w:proofErr w:type="spellEnd"/>
-      <w:r>
-        <w:rPr>
-          <w:lang w:val="uk-UA"/>
-        </w:rPr>
-        <w:t>."""</w:t>
+          <w:rFonts w:ascii="Consolas" w:hAnsi="Consolas" w:cs="Consolas"/>
+          <w:sz w:val="21"/>
+          <w:szCs w:val="21"/>
+          <w:lang w:val="uk-UA"/>
+        </w:rPr>
+        <w:t>(</w:t>
+      </w:r>
+      <w:proofErr w:type="spellStart"/>
+      <w:r>
+        <w:rPr>
+          <w:rFonts w:ascii="Consolas" w:hAnsi="Consolas" w:cs="Consolas"/>
+          <w:sz w:val="21"/>
+          <w:szCs w:val="21"/>
+          <w:lang w:val="uk-UA"/>
+        </w:rPr>
+        <w:t>arr</w:t>
+      </w:r>
+      <w:proofErr w:type="spellEnd"/>
+      <w:r>
+        <w:rPr>
+          <w:rFonts w:ascii="Consolas" w:hAnsi="Consolas" w:cs="Consolas"/>
+          <w:sz w:val="21"/>
+          <w:szCs w:val="21"/>
+          <w:lang w:val="uk-UA"/>
+        </w:rPr>
+        <w:t>)</w:t>
       </w:r>
     </w:p>
     <w:p>
       <w:pPr>
         <w:rPr>
-          <w:lang w:val="uk-UA"/>
-        </w:rPr>
-      </w:pPr>
+          <w:rFonts w:ascii="Consolas" w:hAnsi="Consolas" w:cs="Consolas"/>
+          <w:sz w:val="21"/>
+          <w:szCs w:val="21"/>
+          <w:lang w:val="uk-UA"/>
+        </w:rPr>
+      </w:pPr>
+      <w:r>
+        <w:rPr>
+          <w:rFonts w:ascii="Consolas" w:hAnsi="Consolas" w:cs="Consolas"/>
+          <w:sz w:val="21"/>
+          <w:szCs w:val="21"/>
+          <w:lang w:val="uk-UA"/>
+        </w:rPr>
+        <w:t xml:space="preserve">        </w:t>
+      </w:r>
+      <w:proofErr w:type="spellStart"/>
+      <w:r>
+        <w:rPr>
+          <w:rFonts w:ascii="Consolas" w:hAnsi="Consolas" w:cs="Consolas"/>
+          <w:sz w:val="21"/>
+          <w:szCs w:val="21"/>
+          <w:lang w:val="uk-UA"/>
+        </w:rPr>
+        <w:t>return</w:t>
+      </w:r>
+      <w:proofErr w:type="spellEnd"/>
+      <w:r>
+        <w:rPr>
+          <w:rFonts w:ascii="Consolas" w:hAnsi="Consolas" w:cs="Consolas"/>
+          <w:sz w:val="21"/>
+          <w:szCs w:val="21"/>
+          <w:lang w:val="uk-UA"/>
+        </w:rPr>
+        <w:t xml:space="preserve"> </w:t>
+      </w:r>
+      <w:proofErr w:type="spellStart"/>
+      <w:r>
+        <w:rPr>
+          <w:rFonts w:ascii="Consolas" w:hAnsi="Consolas" w:cs="Consolas"/>
+          <w:sz w:val="21"/>
+          <w:szCs w:val="21"/>
+          <w:lang w:val="uk-UA"/>
+        </w:rPr>
+        <w:t>padded</w:t>
+      </w:r>
+      <w:proofErr w:type="spellEnd"/>
+      <w:r>
+        <w:rPr>
+          <w:rFonts w:ascii="Consolas" w:hAnsi="Consolas" w:cs="Consolas"/>
+          <w:sz w:val="21"/>
+          <w:szCs w:val="21"/>
+          <w:lang w:val="uk-UA"/>
+        </w:rPr>
+        <w:t>, n</w:t>
+      </w:r>
     </w:p>
     <w:p>
       <w:pPr>
         <w:rPr>
-          <w:lang w:val="uk-UA"/>
-        </w:rPr>
-      </w:pPr>
-      <w:r>
-        <w:rPr>
-          <w:lang w:val="uk-UA"/>
-        </w:rPr>
-        <w:t xml:space="preserve">    </w:t>
-      </w:r>
-      <w:proofErr w:type="spellStart"/>
-      <w:r>
-        <w:rPr>
-          <w:lang w:val="uk-UA"/>
-        </w:rPr>
-        <w:t>def</w:t>
-      </w:r>
-      <w:proofErr w:type="spellEnd"/>
-      <w:r>
-        <w:rPr>
-          <w:lang w:val="uk-UA"/>
-        </w:rPr>
-        <w:t xml:space="preserve"> </w:t>
-      </w:r>
-      <w:proofErr w:type="spellStart"/>
-      <w:r>
-        <w:rPr>
-          <w:lang w:val="uk-UA"/>
-        </w:rPr>
-        <w:t>sort</w:t>
-      </w:r>
-      <w:proofErr w:type="spellEnd"/>
-      <w:r>
-        <w:rPr>
-          <w:lang w:val="uk-UA"/>
-        </w:rPr>
-        <w:t>(</w:t>
-      </w:r>
+          <w:rFonts w:cs="Times New Roman"/>
+          <w:lang w:val="uk-UA" w:eastAsia="ru-RU"/>
+        </w:rPr>
+      </w:pPr>
     </w:p>
     <w:p>
       <w:pPr>
-        <w:rPr>
-          <w:lang w:val="uk-UA"/>
-        </w:rPr>
-      </w:pPr>
-      <w:r>
-        <w:rPr>
-          <w:lang w:val="uk-UA"/>
-        </w:rPr>
-        <w:t xml:space="preserve">        </w:t>
-      </w:r>
-      <w:proofErr w:type="spellStart"/>
-      <w:r>
-        <w:rPr>
-          <w:lang w:val="uk-UA"/>
-        </w:rPr>
-        <w:t>self</w:t>
-      </w:r>
-      <w:proofErr w:type="spellEnd"/>
-      <w:r>
-        <w:rPr>
-          <w:lang w:val="uk-UA"/>
-        </w:rPr>
-        <w:t>,</w:t>
+        <w:pStyle w:val="Heading2"/>
+        <w:rPr>
+          <w:lang w:val="uk-UA"/>
+        </w:rPr>
+      </w:pPr>
+      <w:bookmarkStart w:id="13" w:name="_Hlk224773377"/>
+      <w:r>
+        <w:rPr>
+          <w:lang w:val="uk-UA"/>
+        </w:rPr>
+        <w:t>2</w:t>
+      </w:r>
+      <w:r>
+        <w:t>.</w:t>
+      </w:r>
+      <w:r>
+        <w:rPr>
+          <w:lang w:val="uk-UA"/>
+        </w:rPr>
+        <w:t>3</w:t>
+      </w:r>
+      <w:r>
+        <w:t xml:space="preserve"> </w:t>
+      </w:r>
+      <w:r>
+        <w:rPr>
+          <w:lang w:val="uk-UA"/>
+        </w:rPr>
+        <w:t>Тестування та доведення коректності</w:t>
+      </w:r>
+    </w:p>
+    <w:bookmarkEnd w:id="13"/>
+    <w:p>
+      <w:pPr>
+        <w:rPr>
+          <w:lang w:val="uk-UA"/>
+        </w:rPr>
+      </w:pPr>
+      <w:r>
+        <w:rPr>
+          <w:lang w:val="uk-UA"/>
+        </w:rPr>
+        <w:t xml:space="preserve">Для перевірки коректності було підготовлено набір тестів, що охоплює як прості, так і нетривіальні вхідні дані. Послідовна реалізація перевіряється на порожніх масивах, масивах з одного та двох елементів, уже відсортованих і </w:t>
+      </w:r>
+      <w:r>
+        <w:rPr>
+          <w:lang w:val="uk-UA"/>
+        </w:rPr>
+        <w:lastRenderedPageBreak/>
+        <w:t>обернено відсортованих послідовностях, масивах з повторюваними значеннями, від’ємними числами, а також на масивах довжини, що не є степенем двійки.</w:t>
       </w:r>
     </w:p>
     <w:p>
@@ -13027,2294 +14228,7 @@
         <w:rPr>
           <w:lang w:val="uk-UA"/>
         </w:rPr>
-        <w:t xml:space="preserve">        </w:t>
-      </w:r>
-      <w:proofErr w:type="spellStart"/>
-      <w:r>
-        <w:rPr>
-          <w:lang w:val="uk-UA"/>
-        </w:rPr>
-        <w:t>arr</w:t>
-      </w:r>
-      <w:proofErr w:type="spellEnd"/>
-      <w:r>
-        <w:rPr>
-          <w:lang w:val="uk-UA"/>
-        </w:rPr>
-        <w:t xml:space="preserve">: </w:t>
-      </w:r>
-      <w:proofErr w:type="spellStart"/>
-      <w:r>
-        <w:rPr>
-          <w:lang w:val="uk-UA"/>
-        </w:rPr>
-        <w:t>Sequence</w:t>
-      </w:r>
-      <w:proofErr w:type="spellEnd"/>
-      <w:r>
-        <w:rPr>
-          <w:lang w:val="uk-UA"/>
-        </w:rPr>
-        <w:t>[</w:t>
-      </w:r>
-      <w:proofErr w:type="spellStart"/>
-      <w:r>
-        <w:rPr>
-          <w:lang w:val="uk-UA"/>
-        </w:rPr>
-        <w:t>int</w:t>
-      </w:r>
-      <w:proofErr w:type="spellEnd"/>
-      <w:r>
-        <w:rPr>
-          <w:lang w:val="uk-UA"/>
-        </w:rPr>
-        <w:t xml:space="preserve">] | </w:t>
-      </w:r>
-      <w:proofErr w:type="spellStart"/>
-      <w:r>
-        <w:rPr>
-          <w:lang w:val="uk-UA"/>
-        </w:rPr>
-        <w:t>list</w:t>
-      </w:r>
-      <w:proofErr w:type="spellEnd"/>
-      <w:r>
-        <w:rPr>
-          <w:lang w:val="uk-UA"/>
-        </w:rPr>
-        <w:t>[</w:t>
-      </w:r>
-      <w:proofErr w:type="spellStart"/>
-      <w:r>
-        <w:rPr>
-          <w:lang w:val="uk-UA"/>
-        </w:rPr>
-        <w:t>int</w:t>
-      </w:r>
-      <w:proofErr w:type="spellEnd"/>
-      <w:r>
-        <w:rPr>
-          <w:lang w:val="uk-UA"/>
-        </w:rPr>
-        <w:t>],</w:t>
-      </w:r>
-    </w:p>
-    <w:p>
-      <w:pPr>
-        <w:rPr>
-          <w:lang w:val="uk-UA"/>
-        </w:rPr>
-      </w:pPr>
-      <w:r>
-        <w:rPr>
-          <w:lang w:val="uk-UA"/>
-        </w:rPr>
-        <w:t xml:space="preserve">        </w:t>
-      </w:r>
-      <w:proofErr w:type="spellStart"/>
-      <w:r>
-        <w:rPr>
-          <w:lang w:val="uk-UA"/>
-        </w:rPr>
-        <w:t>ascending</w:t>
-      </w:r>
-      <w:proofErr w:type="spellEnd"/>
-      <w:r>
-        <w:rPr>
-          <w:lang w:val="uk-UA"/>
-        </w:rPr>
-        <w:t xml:space="preserve">: </w:t>
-      </w:r>
-      <w:proofErr w:type="spellStart"/>
-      <w:r>
-        <w:rPr>
-          <w:lang w:val="uk-UA"/>
-        </w:rPr>
-        <w:t>bool</w:t>
-      </w:r>
-      <w:proofErr w:type="spellEnd"/>
-      <w:r>
-        <w:rPr>
-          <w:lang w:val="uk-UA"/>
-        </w:rPr>
-        <w:t xml:space="preserve"> = </w:t>
-      </w:r>
-      <w:proofErr w:type="spellStart"/>
-      <w:r>
-        <w:rPr>
-          <w:lang w:val="uk-UA"/>
-        </w:rPr>
-        <w:t>True</w:t>
-      </w:r>
-      <w:proofErr w:type="spellEnd"/>
-      <w:r>
-        <w:rPr>
-          <w:lang w:val="uk-UA"/>
-        </w:rPr>
-        <w:t>,</w:t>
-      </w:r>
-    </w:p>
-    <w:p>
-      <w:pPr>
-        <w:rPr>
-          <w:lang w:val="uk-UA"/>
-        </w:rPr>
-      </w:pPr>
-      <w:r>
-        <w:rPr>
-          <w:lang w:val="uk-UA"/>
-        </w:rPr>
-        <w:t xml:space="preserve">    ) -&gt; </w:t>
-      </w:r>
-      <w:proofErr w:type="spellStart"/>
-      <w:r>
-        <w:rPr>
-          <w:lang w:val="uk-UA"/>
-        </w:rPr>
-        <w:t>list</w:t>
-      </w:r>
-      <w:proofErr w:type="spellEnd"/>
-      <w:r>
-        <w:rPr>
-          <w:lang w:val="uk-UA"/>
-        </w:rPr>
-        <w:t>[</w:t>
-      </w:r>
-      <w:proofErr w:type="spellStart"/>
-      <w:r>
-        <w:rPr>
-          <w:lang w:val="uk-UA"/>
-        </w:rPr>
-        <w:t>int</w:t>
-      </w:r>
-      <w:proofErr w:type="spellEnd"/>
-      <w:r>
-        <w:rPr>
-          <w:lang w:val="uk-UA"/>
-        </w:rPr>
-        <w:t>]:</w:t>
-      </w:r>
-    </w:p>
-    <w:p>
-      <w:pPr>
-        <w:rPr>
-          <w:lang w:val="uk-UA"/>
-        </w:rPr>
-      </w:pPr>
-      <w:r>
-        <w:rPr>
-          <w:lang w:val="uk-UA"/>
-        </w:rPr>
-        <w:t xml:space="preserve">        </w:t>
-      </w:r>
-      <w:proofErr w:type="spellStart"/>
-      <w:r>
-        <w:rPr>
-          <w:lang w:val="uk-UA"/>
-        </w:rPr>
-        <w:t>if</w:t>
-      </w:r>
-      <w:proofErr w:type="spellEnd"/>
-      <w:r>
-        <w:rPr>
-          <w:lang w:val="uk-UA"/>
-        </w:rPr>
-        <w:t xml:space="preserve"> </w:t>
-      </w:r>
-      <w:proofErr w:type="spellStart"/>
-      <w:r>
-        <w:rPr>
-          <w:lang w:val="uk-UA"/>
-        </w:rPr>
-        <w:t>not</w:t>
-      </w:r>
-      <w:proofErr w:type="spellEnd"/>
-      <w:r>
-        <w:rPr>
-          <w:lang w:val="uk-UA"/>
-        </w:rPr>
-        <w:t xml:space="preserve"> </w:t>
-      </w:r>
-      <w:proofErr w:type="spellStart"/>
-      <w:r>
-        <w:rPr>
-          <w:lang w:val="uk-UA"/>
-        </w:rPr>
-        <w:t>isinstance</w:t>
-      </w:r>
-      <w:proofErr w:type="spellEnd"/>
-      <w:r>
-        <w:rPr>
-          <w:lang w:val="uk-UA"/>
-        </w:rPr>
-        <w:t>(</w:t>
-      </w:r>
-      <w:proofErr w:type="spellStart"/>
-      <w:r>
-        <w:rPr>
-          <w:lang w:val="uk-UA"/>
-        </w:rPr>
-        <w:t>arr</w:t>
-      </w:r>
-      <w:proofErr w:type="spellEnd"/>
-      <w:r>
-        <w:rPr>
-          <w:lang w:val="uk-UA"/>
-        </w:rPr>
-        <w:t xml:space="preserve">, </w:t>
-      </w:r>
-      <w:proofErr w:type="spellStart"/>
-      <w:r>
-        <w:rPr>
-          <w:lang w:val="uk-UA"/>
-        </w:rPr>
-        <w:t>list</w:t>
-      </w:r>
-      <w:proofErr w:type="spellEnd"/>
-      <w:r>
-        <w:rPr>
-          <w:lang w:val="uk-UA"/>
-        </w:rPr>
-        <w:t>):</w:t>
-      </w:r>
-    </w:p>
-    <w:p>
-      <w:pPr>
-        <w:rPr>
-          <w:lang w:val="uk-UA"/>
-        </w:rPr>
-      </w:pPr>
-      <w:r>
-        <w:rPr>
-          <w:lang w:val="uk-UA"/>
-        </w:rPr>
-        <w:t xml:space="preserve">            </w:t>
-      </w:r>
-      <w:proofErr w:type="spellStart"/>
-      <w:r>
-        <w:rPr>
-          <w:lang w:val="uk-UA"/>
-        </w:rPr>
-        <w:t>arr</w:t>
-      </w:r>
-      <w:proofErr w:type="spellEnd"/>
-      <w:r>
-        <w:rPr>
-          <w:lang w:val="uk-UA"/>
-        </w:rPr>
-        <w:t xml:space="preserve"> = </w:t>
-      </w:r>
-      <w:proofErr w:type="spellStart"/>
-      <w:r>
-        <w:rPr>
-          <w:lang w:val="uk-UA"/>
-        </w:rPr>
-        <w:t>list</w:t>
-      </w:r>
-      <w:proofErr w:type="spellEnd"/>
-      <w:r>
-        <w:rPr>
-          <w:lang w:val="uk-UA"/>
-        </w:rPr>
-        <w:t>(</w:t>
-      </w:r>
-      <w:proofErr w:type="spellStart"/>
-      <w:r>
-        <w:rPr>
-          <w:lang w:val="uk-UA"/>
-        </w:rPr>
-        <w:t>arr</w:t>
-      </w:r>
-      <w:proofErr w:type="spellEnd"/>
-      <w:r>
-        <w:rPr>
-          <w:lang w:val="uk-UA"/>
-        </w:rPr>
-        <w:t>)</w:t>
-      </w:r>
-    </w:p>
-    <w:p>
-      <w:pPr>
-        <w:rPr>
-          <w:lang w:val="uk-UA"/>
-        </w:rPr>
-      </w:pPr>
-    </w:p>
-    <w:p>
-      <w:pPr>
-        <w:rPr>
-          <w:lang w:val="uk-UA"/>
-        </w:rPr>
-      </w:pPr>
-      <w:r>
-        <w:rPr>
-          <w:lang w:val="uk-UA"/>
-        </w:rPr>
-        <w:t xml:space="preserve">        n = </w:t>
-      </w:r>
-      <w:proofErr w:type="spellStart"/>
-      <w:r>
-        <w:rPr>
-          <w:lang w:val="uk-UA"/>
-        </w:rPr>
-        <w:t>len</w:t>
-      </w:r>
-      <w:proofErr w:type="spellEnd"/>
-      <w:r>
-        <w:rPr>
-          <w:lang w:val="uk-UA"/>
-        </w:rPr>
-        <w:t>(</w:t>
-      </w:r>
-      <w:proofErr w:type="spellStart"/>
-      <w:r>
-        <w:rPr>
-          <w:lang w:val="uk-UA"/>
-        </w:rPr>
-        <w:t>arr</w:t>
-      </w:r>
-      <w:proofErr w:type="spellEnd"/>
-      <w:r>
-        <w:rPr>
-          <w:lang w:val="uk-UA"/>
-        </w:rPr>
-        <w:t>)</w:t>
-      </w:r>
-    </w:p>
-    <w:p>
-      <w:pPr>
-        <w:rPr>
-          <w:lang w:val="uk-UA"/>
-        </w:rPr>
-      </w:pPr>
-      <w:r>
-        <w:rPr>
-          <w:lang w:val="uk-UA"/>
-        </w:rPr>
-        <w:t xml:space="preserve">        </w:t>
-      </w:r>
-      <w:proofErr w:type="spellStart"/>
-      <w:r>
-        <w:rPr>
-          <w:lang w:val="uk-UA"/>
-        </w:rPr>
-        <w:t>if</w:t>
-      </w:r>
-      <w:proofErr w:type="spellEnd"/>
-      <w:r>
-        <w:rPr>
-          <w:lang w:val="uk-UA"/>
-        </w:rPr>
-        <w:t xml:space="preserve"> n &lt;= 1:</w:t>
-      </w:r>
-    </w:p>
-    <w:p>
-      <w:pPr>
-        <w:rPr>
-          <w:lang w:val="uk-UA"/>
-        </w:rPr>
-      </w:pPr>
-      <w:r>
-        <w:rPr>
-          <w:lang w:val="uk-UA"/>
-        </w:rPr>
-        <w:t xml:space="preserve">            </w:t>
-      </w:r>
-      <w:proofErr w:type="spellStart"/>
-      <w:r>
-        <w:rPr>
-          <w:lang w:val="uk-UA"/>
-        </w:rPr>
-        <w:t>return</w:t>
-      </w:r>
-      <w:proofErr w:type="spellEnd"/>
-      <w:r>
-        <w:rPr>
-          <w:lang w:val="uk-UA"/>
-        </w:rPr>
-        <w:t xml:space="preserve"> </w:t>
-      </w:r>
-      <w:proofErr w:type="spellStart"/>
-      <w:r>
-        <w:rPr>
-          <w:lang w:val="uk-UA"/>
-        </w:rPr>
-        <w:t>arr</w:t>
-      </w:r>
-      <w:proofErr w:type="spellEnd"/>
-    </w:p>
-    <w:p>
-      <w:pPr>
-        <w:rPr>
-          <w:lang w:val="uk-UA"/>
-        </w:rPr>
-      </w:pPr>
-    </w:p>
-    <w:p>
-      <w:pPr>
-        <w:rPr>
-          <w:lang w:val="uk-UA"/>
-        </w:rPr>
-      </w:pPr>
-      <w:r>
-        <w:rPr>
-          <w:lang w:val="uk-UA"/>
-        </w:rPr>
-        <w:t xml:space="preserve">        </w:t>
-      </w:r>
-      <w:proofErr w:type="spellStart"/>
-      <w:r>
-        <w:rPr>
-          <w:lang w:val="uk-UA"/>
-        </w:rPr>
-        <w:t>padded</w:t>
-      </w:r>
-      <w:proofErr w:type="spellEnd"/>
-      <w:r>
-        <w:rPr>
-          <w:lang w:val="uk-UA"/>
-        </w:rPr>
-        <w:t xml:space="preserve">, n = </w:t>
-      </w:r>
-      <w:proofErr w:type="spellStart"/>
-      <w:r>
-        <w:rPr>
-          <w:lang w:val="uk-UA"/>
-        </w:rPr>
-        <w:t>self</w:t>
-      </w:r>
-      <w:proofErr w:type="spellEnd"/>
-      <w:r>
-        <w:rPr>
-          <w:lang w:val="uk-UA"/>
-        </w:rPr>
-        <w:t>._</w:t>
-      </w:r>
-      <w:proofErr w:type="spellStart"/>
-      <w:r>
-        <w:rPr>
-          <w:lang w:val="uk-UA"/>
-        </w:rPr>
-        <w:t>prepare_padded</w:t>
-      </w:r>
-      <w:proofErr w:type="spellEnd"/>
-      <w:r>
-        <w:rPr>
-          <w:lang w:val="uk-UA"/>
-        </w:rPr>
-        <w:t>(</w:t>
-      </w:r>
-      <w:proofErr w:type="spellStart"/>
-      <w:r>
-        <w:rPr>
-          <w:lang w:val="uk-UA"/>
-        </w:rPr>
-        <w:t>arr</w:t>
-      </w:r>
-      <w:proofErr w:type="spellEnd"/>
-      <w:r>
-        <w:rPr>
-          <w:lang w:val="uk-UA"/>
-        </w:rPr>
-        <w:t>)</w:t>
-      </w:r>
-    </w:p>
-    <w:p>
-      <w:pPr>
-        <w:rPr>
-          <w:lang w:val="uk-UA"/>
-        </w:rPr>
-      </w:pPr>
-      <w:r>
-        <w:rPr>
-          <w:lang w:val="uk-UA"/>
-        </w:rPr>
-        <w:t xml:space="preserve">        </w:t>
-      </w:r>
-      <w:proofErr w:type="spellStart"/>
-      <w:r>
-        <w:rPr>
-          <w:lang w:val="uk-UA"/>
-        </w:rPr>
-        <w:t>arr</w:t>
-      </w:r>
-      <w:proofErr w:type="spellEnd"/>
-      <w:r>
-        <w:rPr>
-          <w:lang w:val="uk-UA"/>
-        </w:rPr>
-        <w:t xml:space="preserve"> = </w:t>
-      </w:r>
-      <w:proofErr w:type="spellStart"/>
-      <w:r>
-        <w:rPr>
-          <w:lang w:val="uk-UA"/>
-        </w:rPr>
-        <w:t>array</w:t>
-      </w:r>
-      <w:proofErr w:type="spellEnd"/>
-      <w:r>
-        <w:rPr>
-          <w:lang w:val="uk-UA"/>
-        </w:rPr>
-        <w:t xml:space="preserve">("q", </w:t>
-      </w:r>
-      <w:proofErr w:type="spellStart"/>
-      <w:r>
-        <w:rPr>
-          <w:lang w:val="uk-UA"/>
-        </w:rPr>
-        <w:t>padded</w:t>
-      </w:r>
-      <w:proofErr w:type="spellEnd"/>
-      <w:r>
-        <w:rPr>
-          <w:lang w:val="uk-UA"/>
-        </w:rPr>
-        <w:t>)</w:t>
-      </w:r>
-    </w:p>
-    <w:p>
-      <w:pPr>
-        <w:rPr>
-          <w:lang w:val="uk-UA"/>
-        </w:rPr>
-      </w:pPr>
-    </w:p>
-    <w:p>
-      <w:pPr>
-        <w:rPr>
-          <w:lang w:val="uk-UA"/>
-        </w:rPr>
-      </w:pPr>
-      <w:r>
-        <w:rPr>
-          <w:lang w:val="uk-UA"/>
-        </w:rPr>
-        <w:t xml:space="preserve">        _</w:t>
-      </w:r>
-      <w:proofErr w:type="spellStart"/>
-      <w:r>
-        <w:rPr>
-          <w:lang w:val="uk-UA"/>
-        </w:rPr>
-        <w:t>bitonic_sort_iterative</w:t>
-      </w:r>
-      <w:proofErr w:type="spellEnd"/>
-      <w:r>
-        <w:rPr>
-          <w:lang w:val="uk-UA"/>
-        </w:rPr>
-        <w:t>(</w:t>
-      </w:r>
-      <w:proofErr w:type="spellStart"/>
-      <w:r>
-        <w:rPr>
-          <w:lang w:val="uk-UA"/>
-        </w:rPr>
-        <w:t>arr</w:t>
-      </w:r>
-      <w:proofErr w:type="spellEnd"/>
-      <w:r>
-        <w:rPr>
-          <w:lang w:val="uk-UA"/>
-        </w:rPr>
-        <w:t xml:space="preserve">, </w:t>
-      </w:r>
-      <w:proofErr w:type="spellStart"/>
-      <w:r>
-        <w:rPr>
-          <w:lang w:val="uk-UA"/>
-        </w:rPr>
-        <w:t>len</w:t>
-      </w:r>
-      <w:proofErr w:type="spellEnd"/>
-      <w:r>
-        <w:rPr>
-          <w:lang w:val="uk-UA"/>
-        </w:rPr>
-        <w:t>(</w:t>
-      </w:r>
-      <w:proofErr w:type="spellStart"/>
-      <w:r>
-        <w:rPr>
-          <w:lang w:val="uk-UA"/>
-        </w:rPr>
-        <w:t>arr</w:t>
-      </w:r>
-      <w:proofErr w:type="spellEnd"/>
-      <w:r>
-        <w:rPr>
-          <w:lang w:val="uk-UA"/>
-        </w:rPr>
-        <w:t>))</w:t>
-      </w:r>
-    </w:p>
-    <w:p>
-      <w:pPr>
-        <w:rPr>
-          <w:lang w:val="uk-UA"/>
-        </w:rPr>
-      </w:pPr>
-    </w:p>
-    <w:p>
-      <w:pPr>
-        <w:rPr>
-          <w:lang w:val="uk-UA"/>
-        </w:rPr>
-      </w:pPr>
-      <w:r>
-        <w:rPr>
-          <w:lang w:val="uk-UA"/>
-        </w:rPr>
-        <w:t xml:space="preserve">        </w:t>
-      </w:r>
-      <w:proofErr w:type="spellStart"/>
-      <w:r>
-        <w:rPr>
-          <w:lang w:val="uk-UA"/>
-        </w:rPr>
-        <w:t>result</w:t>
-      </w:r>
-      <w:proofErr w:type="spellEnd"/>
-      <w:r>
-        <w:rPr>
-          <w:lang w:val="uk-UA"/>
-        </w:rPr>
-        <w:t xml:space="preserve"> = </w:t>
-      </w:r>
-      <w:proofErr w:type="spellStart"/>
-      <w:r>
-        <w:rPr>
-          <w:lang w:val="uk-UA"/>
-        </w:rPr>
-        <w:t>list</w:t>
-      </w:r>
-      <w:proofErr w:type="spellEnd"/>
-      <w:r>
-        <w:rPr>
-          <w:lang w:val="uk-UA"/>
-        </w:rPr>
-        <w:t>(</w:t>
-      </w:r>
-      <w:proofErr w:type="spellStart"/>
-      <w:r>
-        <w:rPr>
-          <w:lang w:val="uk-UA"/>
-        </w:rPr>
-        <w:t>arr</w:t>
-      </w:r>
-      <w:proofErr w:type="spellEnd"/>
-      <w:r>
-        <w:rPr>
-          <w:lang w:val="uk-UA"/>
-        </w:rPr>
-        <w:t>[:n])</w:t>
-      </w:r>
-    </w:p>
-    <w:p>
-      <w:pPr>
-        <w:rPr>
-          <w:lang w:val="uk-UA"/>
-        </w:rPr>
-      </w:pPr>
-      <w:r>
-        <w:rPr>
-          <w:lang w:val="uk-UA"/>
-        </w:rPr>
-        <w:t xml:space="preserve">        </w:t>
-      </w:r>
-      <w:proofErr w:type="spellStart"/>
-      <w:r>
-        <w:rPr>
-          <w:lang w:val="uk-UA"/>
-        </w:rPr>
-        <w:t>if</w:t>
-      </w:r>
-      <w:proofErr w:type="spellEnd"/>
-      <w:r>
-        <w:rPr>
-          <w:lang w:val="uk-UA"/>
-        </w:rPr>
-        <w:t xml:space="preserve"> </w:t>
-      </w:r>
-      <w:proofErr w:type="spellStart"/>
-      <w:r>
-        <w:rPr>
-          <w:lang w:val="uk-UA"/>
-        </w:rPr>
-        <w:t>not</w:t>
-      </w:r>
-      <w:proofErr w:type="spellEnd"/>
-      <w:r>
-        <w:rPr>
-          <w:lang w:val="uk-UA"/>
-        </w:rPr>
-        <w:t xml:space="preserve"> </w:t>
-      </w:r>
-      <w:proofErr w:type="spellStart"/>
-      <w:r>
-        <w:rPr>
-          <w:lang w:val="uk-UA"/>
-        </w:rPr>
-        <w:t>ascending</w:t>
-      </w:r>
-      <w:proofErr w:type="spellEnd"/>
-      <w:r>
-        <w:rPr>
-          <w:lang w:val="uk-UA"/>
-        </w:rPr>
-        <w:t>:</w:t>
-      </w:r>
-    </w:p>
-    <w:p>
-      <w:pPr>
-        <w:rPr>
-          <w:lang w:val="uk-UA"/>
-        </w:rPr>
-      </w:pPr>
-      <w:r>
-        <w:rPr>
-          <w:lang w:val="uk-UA"/>
-        </w:rPr>
-        <w:t xml:space="preserve">            </w:t>
-      </w:r>
-      <w:proofErr w:type="spellStart"/>
-      <w:r>
-        <w:rPr>
-          <w:lang w:val="uk-UA"/>
-        </w:rPr>
-        <w:t>result</w:t>
-      </w:r>
-      <w:proofErr w:type="spellEnd"/>
-      <w:r>
-        <w:rPr>
-          <w:lang w:val="uk-UA"/>
-        </w:rPr>
-        <w:t xml:space="preserve"> = </w:t>
-      </w:r>
-      <w:proofErr w:type="spellStart"/>
-      <w:r>
-        <w:rPr>
-          <w:lang w:val="uk-UA"/>
-        </w:rPr>
-        <w:t>result</w:t>
-      </w:r>
-      <w:proofErr w:type="spellEnd"/>
-      <w:r>
-        <w:rPr>
-          <w:lang w:val="uk-UA"/>
-        </w:rPr>
-        <w:t>[::-1]</w:t>
-      </w:r>
-    </w:p>
-    <w:p>
-      <w:pPr>
-        <w:rPr>
-          <w:lang w:val="uk-UA"/>
-        </w:rPr>
-      </w:pPr>
-    </w:p>
-    <w:p>
-      <w:pPr>
-        <w:rPr>
-          <w:lang w:val="uk-UA"/>
-        </w:rPr>
-      </w:pPr>
-      <w:r>
-        <w:rPr>
-          <w:lang w:val="uk-UA"/>
-        </w:rPr>
-        <w:t xml:space="preserve">        </w:t>
-      </w:r>
-      <w:proofErr w:type="spellStart"/>
-      <w:r>
-        <w:rPr>
-          <w:lang w:val="uk-UA"/>
-        </w:rPr>
-        <w:t>return</w:t>
-      </w:r>
-      <w:proofErr w:type="spellEnd"/>
-      <w:r>
-        <w:rPr>
-          <w:lang w:val="uk-UA"/>
-        </w:rPr>
-        <w:t xml:space="preserve"> </w:t>
-      </w:r>
-      <w:proofErr w:type="spellStart"/>
-      <w:r>
-        <w:rPr>
-          <w:lang w:val="uk-UA"/>
-        </w:rPr>
-        <w:t>result</w:t>
-      </w:r>
-      <w:proofErr w:type="spellEnd"/>
-    </w:p>
-    <w:p>
-      <w:pPr>
-        <w:rPr>
-          <w:lang w:val="uk-UA"/>
-        </w:rPr>
-      </w:pPr>
-    </w:p>
-    <w:p>
-      <w:pPr>
-        <w:rPr>
-          <w:lang w:val="uk-UA"/>
-        </w:rPr>
-      </w:pPr>
-    </w:p>
-    <w:p>
-      <w:pPr>
-        <w:rPr>
-          <w:lang w:val="uk-UA"/>
-        </w:rPr>
-      </w:pPr>
-      <w:proofErr w:type="spellStart"/>
-      <w:r>
-        <w:rPr>
-          <w:lang w:val="uk-UA"/>
-        </w:rPr>
-        <w:t>class</w:t>
-      </w:r>
-      <w:proofErr w:type="spellEnd"/>
-      <w:r>
-        <w:rPr>
-          <w:lang w:val="uk-UA"/>
-        </w:rPr>
-        <w:t xml:space="preserve"> </w:t>
-      </w:r>
-      <w:proofErr w:type="spellStart"/>
-      <w:r>
-        <w:rPr>
-          <w:lang w:val="uk-UA"/>
-        </w:rPr>
-        <w:t>BitonicSorter</w:t>
-      </w:r>
-      <w:proofErr w:type="spellEnd"/>
-      <w:r>
-        <w:rPr>
-          <w:lang w:val="uk-UA"/>
-        </w:rPr>
-        <w:t>:</w:t>
-      </w:r>
-    </w:p>
-    <w:p>
-      <w:pPr>
-        <w:rPr>
-          <w:lang w:val="uk-UA"/>
-        </w:rPr>
-      </w:pPr>
-      <w:r>
-        <w:rPr>
-          <w:lang w:val="uk-UA"/>
-        </w:rPr>
-        <w:t xml:space="preserve">    """</w:t>
-      </w:r>
-      <w:proofErr w:type="spellStart"/>
-      <w:r>
-        <w:rPr>
-          <w:lang w:val="uk-UA"/>
-        </w:rPr>
-        <w:t>Base</w:t>
-      </w:r>
-      <w:proofErr w:type="spellEnd"/>
-      <w:r>
-        <w:rPr>
-          <w:lang w:val="uk-UA"/>
-        </w:rPr>
-        <w:t xml:space="preserve"> </w:t>
-      </w:r>
-      <w:proofErr w:type="spellStart"/>
-      <w:r>
-        <w:rPr>
-          <w:lang w:val="uk-UA"/>
-        </w:rPr>
-        <w:t>class</w:t>
-      </w:r>
-      <w:proofErr w:type="spellEnd"/>
-      <w:r>
-        <w:rPr>
-          <w:lang w:val="uk-UA"/>
-        </w:rPr>
-        <w:t xml:space="preserve"> </w:t>
-      </w:r>
-      <w:proofErr w:type="spellStart"/>
-      <w:r>
-        <w:rPr>
-          <w:lang w:val="uk-UA"/>
-        </w:rPr>
-        <w:t>for</w:t>
-      </w:r>
-      <w:proofErr w:type="spellEnd"/>
-      <w:r>
-        <w:rPr>
-          <w:lang w:val="uk-UA"/>
-        </w:rPr>
-        <w:t xml:space="preserve"> </w:t>
-      </w:r>
-      <w:proofErr w:type="spellStart"/>
-      <w:r>
-        <w:rPr>
-          <w:lang w:val="uk-UA"/>
-        </w:rPr>
-        <w:t>bitonic</w:t>
-      </w:r>
-      <w:proofErr w:type="spellEnd"/>
-      <w:r>
-        <w:rPr>
-          <w:lang w:val="uk-UA"/>
-        </w:rPr>
-        <w:t xml:space="preserve"> </w:t>
-      </w:r>
-      <w:proofErr w:type="spellStart"/>
-      <w:r>
-        <w:rPr>
-          <w:lang w:val="uk-UA"/>
-        </w:rPr>
-        <w:t>sort</w:t>
-      </w:r>
-      <w:proofErr w:type="spellEnd"/>
-      <w:r>
-        <w:rPr>
-          <w:lang w:val="uk-UA"/>
-        </w:rPr>
-        <w:t xml:space="preserve"> </w:t>
-      </w:r>
-      <w:proofErr w:type="spellStart"/>
-      <w:r>
-        <w:rPr>
-          <w:lang w:val="uk-UA"/>
-        </w:rPr>
-        <w:t>variants</w:t>
-      </w:r>
-      <w:proofErr w:type="spellEnd"/>
-      <w:r>
-        <w:rPr>
-          <w:lang w:val="uk-UA"/>
-        </w:rPr>
-        <w:t>.</w:t>
-      </w:r>
-    </w:p>
-    <w:p>
-      <w:pPr>
-        <w:rPr>
-          <w:lang w:val="uk-UA"/>
-        </w:rPr>
-      </w:pPr>
-    </w:p>
-    <w:p>
-      <w:pPr>
-        <w:rPr>
-          <w:lang w:val="uk-UA"/>
-        </w:rPr>
-      </w:pPr>
-      <w:r>
-        <w:rPr>
-          <w:lang w:val="uk-UA"/>
-        </w:rPr>
-        <w:t xml:space="preserve">    </w:t>
-      </w:r>
-      <w:proofErr w:type="spellStart"/>
-      <w:r>
-        <w:rPr>
-          <w:lang w:val="uk-UA"/>
-        </w:rPr>
-        <w:t>Provides</w:t>
-      </w:r>
-      <w:proofErr w:type="spellEnd"/>
-      <w:r>
-        <w:rPr>
-          <w:lang w:val="uk-UA"/>
-        </w:rPr>
-        <w:t xml:space="preserve"> </w:t>
-      </w:r>
-      <w:proofErr w:type="spellStart"/>
-      <w:r>
-        <w:rPr>
-          <w:lang w:val="uk-UA"/>
-        </w:rPr>
-        <w:t>power-of-two</w:t>
-      </w:r>
-      <w:proofErr w:type="spellEnd"/>
-      <w:r>
-        <w:rPr>
-          <w:lang w:val="uk-UA"/>
-        </w:rPr>
-        <w:t xml:space="preserve"> </w:t>
-      </w:r>
-      <w:proofErr w:type="spellStart"/>
-      <w:r>
-        <w:rPr>
-          <w:lang w:val="uk-UA"/>
-        </w:rPr>
-        <w:t>padding</w:t>
-      </w:r>
-      <w:proofErr w:type="spellEnd"/>
-      <w:r>
-        <w:rPr>
-          <w:lang w:val="uk-UA"/>
-        </w:rPr>
-        <w:t xml:space="preserve"> </w:t>
-      </w:r>
-      <w:proofErr w:type="spellStart"/>
-      <w:r>
-        <w:rPr>
-          <w:lang w:val="uk-UA"/>
-        </w:rPr>
-        <w:t>and</w:t>
-      </w:r>
-      <w:proofErr w:type="spellEnd"/>
-      <w:r>
-        <w:rPr>
-          <w:lang w:val="uk-UA"/>
-        </w:rPr>
-        <w:t xml:space="preserve"> a </w:t>
-      </w:r>
-      <w:proofErr w:type="spellStart"/>
-      <w:r>
-        <w:rPr>
-          <w:lang w:val="uk-UA"/>
-        </w:rPr>
-        <w:t>timed</w:t>
-      </w:r>
-      <w:proofErr w:type="spellEnd"/>
-      <w:r>
-        <w:rPr>
-          <w:lang w:val="uk-UA"/>
-        </w:rPr>
-        <w:t xml:space="preserve"> </w:t>
-      </w:r>
-      <w:proofErr w:type="spellStart"/>
-      <w:r>
-        <w:rPr>
-          <w:lang w:val="uk-UA"/>
-        </w:rPr>
-        <w:t>sort</w:t>
-      </w:r>
-      <w:proofErr w:type="spellEnd"/>
-      <w:r>
-        <w:rPr>
-          <w:lang w:val="uk-UA"/>
-        </w:rPr>
-        <w:t xml:space="preserve"> </w:t>
-      </w:r>
-      <w:proofErr w:type="spellStart"/>
-      <w:r>
-        <w:rPr>
-          <w:lang w:val="uk-UA"/>
-        </w:rPr>
-        <w:t>wrapper</w:t>
-      </w:r>
-      <w:proofErr w:type="spellEnd"/>
-      <w:r>
-        <w:rPr>
-          <w:lang w:val="uk-UA"/>
-        </w:rPr>
-        <w:t xml:space="preserve">; </w:t>
-      </w:r>
-      <w:proofErr w:type="spellStart"/>
-      <w:r>
-        <w:rPr>
-          <w:lang w:val="uk-UA"/>
-        </w:rPr>
-        <w:t>subclasses</w:t>
-      </w:r>
-      <w:proofErr w:type="spellEnd"/>
-    </w:p>
-    <w:p>
-      <w:pPr>
-        <w:rPr>
-          <w:lang w:val="uk-UA"/>
-        </w:rPr>
-      </w:pPr>
-      <w:r>
-        <w:rPr>
-          <w:lang w:val="uk-UA"/>
-        </w:rPr>
-        <w:t xml:space="preserve">    </w:t>
-      </w:r>
-      <w:proofErr w:type="spellStart"/>
-      <w:r>
-        <w:rPr>
-          <w:lang w:val="uk-UA"/>
-        </w:rPr>
-        <w:t>implement</w:t>
-      </w:r>
-      <w:proofErr w:type="spellEnd"/>
-      <w:r>
-        <w:rPr>
-          <w:lang w:val="uk-UA"/>
-        </w:rPr>
-        <w:t xml:space="preserve"> </w:t>
-      </w:r>
-      <w:proofErr w:type="spellStart"/>
-      <w:r>
-        <w:rPr>
-          <w:lang w:val="uk-UA"/>
-        </w:rPr>
-        <w:t>the</w:t>
-      </w:r>
-      <w:proofErr w:type="spellEnd"/>
-      <w:r>
-        <w:rPr>
-          <w:lang w:val="uk-UA"/>
-        </w:rPr>
-        <w:t xml:space="preserve"> </w:t>
-      </w:r>
-      <w:proofErr w:type="spellStart"/>
-      <w:r>
-        <w:rPr>
-          <w:lang w:val="uk-UA"/>
-        </w:rPr>
-        <w:t>actual</w:t>
-      </w:r>
-      <w:proofErr w:type="spellEnd"/>
-      <w:r>
-        <w:rPr>
-          <w:lang w:val="uk-UA"/>
-        </w:rPr>
-        <w:t xml:space="preserve"> </w:t>
-      </w:r>
-      <w:proofErr w:type="spellStart"/>
-      <w:r>
-        <w:rPr>
-          <w:lang w:val="uk-UA"/>
-        </w:rPr>
-        <w:t>sort</w:t>
-      </w:r>
-      <w:proofErr w:type="spellEnd"/>
-      <w:r>
-        <w:rPr>
-          <w:lang w:val="uk-UA"/>
-        </w:rPr>
-        <w:t xml:space="preserve"> (</w:t>
-      </w:r>
-      <w:proofErr w:type="spellStart"/>
-      <w:r>
-        <w:rPr>
-          <w:lang w:val="uk-UA"/>
-        </w:rPr>
-        <w:t>sequential</w:t>
-      </w:r>
-      <w:proofErr w:type="spellEnd"/>
-      <w:r>
-        <w:rPr>
-          <w:lang w:val="uk-UA"/>
-        </w:rPr>
-        <w:t xml:space="preserve"> </w:t>
-      </w:r>
-      <w:proofErr w:type="spellStart"/>
-      <w:r>
-        <w:rPr>
-          <w:lang w:val="uk-UA"/>
-        </w:rPr>
-        <w:t>or</w:t>
-      </w:r>
-      <w:proofErr w:type="spellEnd"/>
-      <w:r>
-        <w:rPr>
-          <w:lang w:val="uk-UA"/>
-        </w:rPr>
-        <w:t xml:space="preserve"> </w:t>
-      </w:r>
-      <w:proofErr w:type="spellStart"/>
-      <w:r>
-        <w:rPr>
-          <w:lang w:val="uk-UA"/>
-        </w:rPr>
-        <w:t>parallel</w:t>
-      </w:r>
-      <w:proofErr w:type="spellEnd"/>
-      <w:r>
-        <w:rPr>
-          <w:lang w:val="uk-UA"/>
-        </w:rPr>
-        <w:t>).</w:t>
-      </w:r>
-    </w:p>
-    <w:p>
-      <w:pPr>
-        <w:rPr>
-          <w:lang w:val="uk-UA"/>
-        </w:rPr>
-      </w:pPr>
-      <w:r>
-        <w:rPr>
-          <w:lang w:val="uk-UA"/>
-        </w:rPr>
-        <w:lastRenderedPageBreak/>
-        <w:t xml:space="preserve">    """</w:t>
-      </w:r>
-    </w:p>
-    <w:p>
-      <w:pPr>
-        <w:rPr>
-          <w:lang w:val="uk-UA"/>
-        </w:rPr>
-      </w:pPr>
-    </w:p>
-    <w:p>
-      <w:pPr>
-        <w:rPr>
-          <w:lang w:val="uk-UA"/>
-        </w:rPr>
-      </w:pPr>
-      <w:r>
-        <w:rPr>
-          <w:lang w:val="uk-UA"/>
-        </w:rPr>
-        <w:t xml:space="preserve">    @staticmethod</w:t>
-      </w:r>
-    </w:p>
-    <w:p>
-      <w:pPr>
-        <w:rPr>
-          <w:lang w:val="uk-UA"/>
-        </w:rPr>
-      </w:pPr>
-      <w:r>
-        <w:rPr>
-          <w:lang w:val="uk-UA"/>
-        </w:rPr>
-        <w:t xml:space="preserve">    </w:t>
-      </w:r>
-      <w:proofErr w:type="spellStart"/>
-      <w:r>
-        <w:rPr>
-          <w:lang w:val="uk-UA"/>
-        </w:rPr>
-        <w:t>def</w:t>
-      </w:r>
-      <w:proofErr w:type="spellEnd"/>
-      <w:r>
-        <w:rPr>
-          <w:lang w:val="uk-UA"/>
-        </w:rPr>
-        <w:t xml:space="preserve"> _</w:t>
-      </w:r>
-      <w:proofErr w:type="spellStart"/>
-      <w:r>
-        <w:rPr>
-          <w:lang w:val="uk-UA"/>
-        </w:rPr>
-        <w:t>next_power_of_two</w:t>
-      </w:r>
-      <w:proofErr w:type="spellEnd"/>
-      <w:r>
-        <w:rPr>
-          <w:lang w:val="uk-UA"/>
-        </w:rPr>
-        <w:t xml:space="preserve">(n: </w:t>
-      </w:r>
-      <w:proofErr w:type="spellStart"/>
-      <w:r>
-        <w:rPr>
-          <w:lang w:val="uk-UA"/>
-        </w:rPr>
-        <w:t>int</w:t>
-      </w:r>
-      <w:proofErr w:type="spellEnd"/>
-      <w:r>
-        <w:rPr>
-          <w:lang w:val="uk-UA"/>
-        </w:rPr>
-        <w:t xml:space="preserve">) -&gt; </w:t>
-      </w:r>
-      <w:proofErr w:type="spellStart"/>
-      <w:r>
-        <w:rPr>
-          <w:lang w:val="uk-UA"/>
-        </w:rPr>
-        <w:t>int</w:t>
-      </w:r>
-      <w:proofErr w:type="spellEnd"/>
-      <w:r>
-        <w:rPr>
-          <w:lang w:val="uk-UA"/>
-        </w:rPr>
-        <w:t>:</w:t>
-      </w:r>
-    </w:p>
-    <w:p>
-      <w:pPr>
-        <w:rPr>
-          <w:lang w:val="uk-UA"/>
-        </w:rPr>
-      </w:pPr>
-      <w:r>
-        <w:rPr>
-          <w:lang w:val="uk-UA"/>
-        </w:rPr>
-        <w:t xml:space="preserve">        </w:t>
-      </w:r>
-      <w:proofErr w:type="spellStart"/>
-      <w:r>
-        <w:rPr>
-          <w:lang w:val="uk-UA"/>
-        </w:rPr>
-        <w:t>if</w:t>
-      </w:r>
-      <w:proofErr w:type="spellEnd"/>
-      <w:r>
-        <w:rPr>
-          <w:lang w:val="uk-UA"/>
-        </w:rPr>
-        <w:t xml:space="preserve"> n &lt;= 0:</w:t>
-      </w:r>
-    </w:p>
-    <w:p>
-      <w:pPr>
-        <w:rPr>
-          <w:lang w:val="uk-UA"/>
-        </w:rPr>
-      </w:pPr>
-      <w:r>
-        <w:rPr>
-          <w:lang w:val="uk-UA"/>
-        </w:rPr>
-        <w:t xml:space="preserve">            </w:t>
-      </w:r>
-      <w:proofErr w:type="spellStart"/>
-      <w:r>
-        <w:rPr>
-          <w:lang w:val="uk-UA"/>
-        </w:rPr>
-        <w:t>return</w:t>
-      </w:r>
-      <w:proofErr w:type="spellEnd"/>
-      <w:r>
-        <w:rPr>
-          <w:lang w:val="uk-UA"/>
-        </w:rPr>
-        <w:t xml:space="preserve"> 1</w:t>
-      </w:r>
-    </w:p>
-    <w:p>
-      <w:pPr>
-        <w:rPr>
-          <w:lang w:val="uk-UA"/>
-        </w:rPr>
-      </w:pPr>
-      <w:r>
-        <w:rPr>
-          <w:lang w:val="uk-UA"/>
-        </w:rPr>
-        <w:t xml:space="preserve">        p = 1</w:t>
-      </w:r>
-    </w:p>
-    <w:p>
-      <w:pPr>
-        <w:rPr>
-          <w:lang w:val="uk-UA"/>
-        </w:rPr>
-      </w:pPr>
-      <w:r>
-        <w:rPr>
-          <w:lang w:val="uk-UA"/>
-        </w:rPr>
-        <w:t xml:space="preserve">        </w:t>
-      </w:r>
-      <w:proofErr w:type="spellStart"/>
-      <w:r>
-        <w:rPr>
-          <w:lang w:val="uk-UA"/>
-        </w:rPr>
-        <w:t>while</w:t>
-      </w:r>
-      <w:proofErr w:type="spellEnd"/>
-      <w:r>
-        <w:rPr>
-          <w:lang w:val="uk-UA"/>
-        </w:rPr>
-        <w:t xml:space="preserve"> p &lt; n:</w:t>
-      </w:r>
-    </w:p>
-    <w:p>
-      <w:pPr>
-        <w:rPr>
-          <w:lang w:val="uk-UA"/>
-        </w:rPr>
-      </w:pPr>
-      <w:r>
-        <w:rPr>
-          <w:lang w:val="uk-UA"/>
-        </w:rPr>
-        <w:t xml:space="preserve">            p &lt;&lt;= 1</w:t>
-      </w:r>
-    </w:p>
-    <w:p>
-      <w:pPr>
-        <w:rPr>
-          <w:lang w:val="uk-UA"/>
-        </w:rPr>
-      </w:pPr>
-      <w:r>
-        <w:rPr>
-          <w:lang w:val="uk-UA"/>
-        </w:rPr>
-        <w:t xml:space="preserve">        </w:t>
-      </w:r>
-      <w:proofErr w:type="spellStart"/>
-      <w:r>
-        <w:rPr>
-          <w:lang w:val="uk-UA"/>
-        </w:rPr>
-        <w:t>return</w:t>
-      </w:r>
-      <w:proofErr w:type="spellEnd"/>
-      <w:r>
-        <w:rPr>
-          <w:lang w:val="uk-UA"/>
-        </w:rPr>
-        <w:t xml:space="preserve"> p</w:t>
-      </w:r>
-    </w:p>
-    <w:p>
-      <w:pPr>
-        <w:rPr>
-          <w:lang w:val="uk-UA"/>
-        </w:rPr>
-      </w:pPr>
-    </w:p>
-    <w:p>
-      <w:pPr>
-        <w:rPr>
-          <w:lang w:val="uk-UA"/>
-        </w:rPr>
-      </w:pPr>
-      <w:r>
-        <w:rPr>
-          <w:lang w:val="uk-UA"/>
-        </w:rPr>
-        <w:t xml:space="preserve">    </w:t>
-      </w:r>
-      <w:proofErr w:type="spellStart"/>
-      <w:r>
-        <w:rPr>
-          <w:lang w:val="uk-UA"/>
-        </w:rPr>
-        <w:t>def</w:t>
-      </w:r>
-      <w:proofErr w:type="spellEnd"/>
-      <w:r>
-        <w:rPr>
-          <w:lang w:val="uk-UA"/>
-        </w:rPr>
-        <w:t xml:space="preserve"> _</w:t>
-      </w:r>
-      <w:proofErr w:type="spellStart"/>
-      <w:r>
-        <w:rPr>
-          <w:lang w:val="uk-UA"/>
-        </w:rPr>
-        <w:t>prepare_padded</w:t>
-      </w:r>
-      <w:proofErr w:type="spellEnd"/>
-      <w:r>
-        <w:rPr>
-          <w:lang w:val="uk-UA"/>
-        </w:rPr>
-        <w:t>(</w:t>
-      </w:r>
-      <w:proofErr w:type="spellStart"/>
-      <w:r>
-        <w:rPr>
-          <w:lang w:val="uk-UA"/>
-        </w:rPr>
-        <w:t>self</w:t>
-      </w:r>
-      <w:proofErr w:type="spellEnd"/>
-      <w:r>
-        <w:rPr>
-          <w:lang w:val="uk-UA"/>
-        </w:rPr>
-        <w:t xml:space="preserve">, </w:t>
-      </w:r>
-      <w:proofErr w:type="spellStart"/>
-      <w:r>
-        <w:rPr>
-          <w:lang w:val="uk-UA"/>
-        </w:rPr>
-        <w:t>arr</w:t>
-      </w:r>
-      <w:proofErr w:type="spellEnd"/>
-      <w:r>
-        <w:rPr>
-          <w:lang w:val="uk-UA"/>
-        </w:rPr>
-        <w:t xml:space="preserve">: </w:t>
-      </w:r>
-      <w:proofErr w:type="spellStart"/>
-      <w:r>
-        <w:rPr>
-          <w:lang w:val="uk-UA"/>
-        </w:rPr>
-        <w:t>list</w:t>
-      </w:r>
-      <w:proofErr w:type="spellEnd"/>
-      <w:r>
-        <w:rPr>
-          <w:lang w:val="uk-UA"/>
-        </w:rPr>
-        <w:t>[</w:t>
-      </w:r>
-      <w:proofErr w:type="spellStart"/>
-      <w:r>
-        <w:rPr>
-          <w:lang w:val="uk-UA"/>
-        </w:rPr>
-        <w:t>int</w:t>
-      </w:r>
-      <w:proofErr w:type="spellEnd"/>
-      <w:r>
-        <w:rPr>
-          <w:lang w:val="uk-UA"/>
-        </w:rPr>
-        <w:t xml:space="preserve">]) -&gt; </w:t>
-      </w:r>
-      <w:proofErr w:type="spellStart"/>
-      <w:r>
-        <w:rPr>
-          <w:lang w:val="uk-UA"/>
-        </w:rPr>
-        <w:t>tuple</w:t>
-      </w:r>
-      <w:proofErr w:type="spellEnd"/>
-      <w:r>
-        <w:rPr>
-          <w:lang w:val="uk-UA"/>
-        </w:rPr>
-        <w:t>[</w:t>
-      </w:r>
-      <w:proofErr w:type="spellStart"/>
-      <w:r>
-        <w:rPr>
-          <w:lang w:val="uk-UA"/>
-        </w:rPr>
-        <w:t>list</w:t>
-      </w:r>
-      <w:proofErr w:type="spellEnd"/>
-      <w:r>
-        <w:rPr>
-          <w:lang w:val="uk-UA"/>
-        </w:rPr>
-        <w:t>[</w:t>
-      </w:r>
-      <w:proofErr w:type="spellStart"/>
-      <w:r>
-        <w:rPr>
-          <w:lang w:val="uk-UA"/>
-        </w:rPr>
-        <w:t>int</w:t>
-      </w:r>
-      <w:proofErr w:type="spellEnd"/>
-      <w:r>
-        <w:rPr>
-          <w:lang w:val="uk-UA"/>
-        </w:rPr>
-        <w:t xml:space="preserve">], </w:t>
-      </w:r>
-      <w:proofErr w:type="spellStart"/>
-      <w:r>
-        <w:rPr>
-          <w:lang w:val="uk-UA"/>
-        </w:rPr>
-        <w:t>int</w:t>
-      </w:r>
-      <w:proofErr w:type="spellEnd"/>
-      <w:r>
-        <w:rPr>
-          <w:lang w:val="uk-UA"/>
-        </w:rPr>
-        <w:t>]:</w:t>
-      </w:r>
-    </w:p>
-    <w:p>
-      <w:pPr>
-        <w:rPr>
-          <w:lang w:val="uk-UA"/>
-        </w:rPr>
-      </w:pPr>
-      <w:r>
-        <w:rPr>
-          <w:lang w:val="uk-UA"/>
-        </w:rPr>
-        <w:t xml:space="preserve">        """</w:t>
-      </w:r>
-      <w:proofErr w:type="spellStart"/>
-      <w:r>
-        <w:rPr>
-          <w:lang w:val="uk-UA"/>
-        </w:rPr>
-        <w:t>Pad</w:t>
-      </w:r>
-      <w:proofErr w:type="spellEnd"/>
-      <w:r>
-        <w:rPr>
-          <w:lang w:val="uk-UA"/>
-        </w:rPr>
-        <w:t xml:space="preserve"> </w:t>
-      </w:r>
-      <w:proofErr w:type="spellStart"/>
-      <w:r>
-        <w:rPr>
-          <w:lang w:val="uk-UA"/>
-        </w:rPr>
-        <w:t>to</w:t>
-      </w:r>
-      <w:proofErr w:type="spellEnd"/>
-      <w:r>
-        <w:rPr>
-          <w:lang w:val="uk-UA"/>
-        </w:rPr>
-        <w:t xml:space="preserve"> </w:t>
-      </w:r>
-      <w:proofErr w:type="spellStart"/>
-      <w:r>
-        <w:rPr>
-          <w:lang w:val="uk-UA"/>
-        </w:rPr>
-        <w:t>next</w:t>
-      </w:r>
-      <w:proofErr w:type="spellEnd"/>
-      <w:r>
-        <w:rPr>
-          <w:lang w:val="uk-UA"/>
-        </w:rPr>
-        <w:t xml:space="preserve"> </w:t>
-      </w:r>
-      <w:proofErr w:type="spellStart"/>
-      <w:r>
-        <w:rPr>
-          <w:lang w:val="uk-UA"/>
-        </w:rPr>
-        <w:t>power</w:t>
-      </w:r>
-      <w:proofErr w:type="spellEnd"/>
-      <w:r>
-        <w:rPr>
-          <w:lang w:val="uk-UA"/>
-        </w:rPr>
-        <w:t xml:space="preserve"> </w:t>
-      </w:r>
-      <w:proofErr w:type="spellStart"/>
-      <w:r>
-        <w:rPr>
-          <w:lang w:val="uk-UA"/>
-        </w:rPr>
-        <w:t>of</w:t>
-      </w:r>
-      <w:proofErr w:type="spellEnd"/>
-      <w:r>
-        <w:rPr>
-          <w:lang w:val="uk-UA"/>
-        </w:rPr>
-        <w:t xml:space="preserve"> </w:t>
-      </w:r>
-      <w:proofErr w:type="spellStart"/>
-      <w:r>
-        <w:rPr>
-          <w:lang w:val="uk-UA"/>
-        </w:rPr>
-        <w:t>two</w:t>
-      </w:r>
-      <w:proofErr w:type="spellEnd"/>
-      <w:r>
-        <w:rPr>
-          <w:lang w:val="uk-UA"/>
-        </w:rPr>
-        <w:t xml:space="preserve"> </w:t>
-      </w:r>
-      <w:proofErr w:type="spellStart"/>
-      <w:r>
-        <w:rPr>
-          <w:lang w:val="uk-UA"/>
-        </w:rPr>
-        <w:t>with</w:t>
-      </w:r>
-      <w:proofErr w:type="spellEnd"/>
-      <w:r>
-        <w:rPr>
-          <w:lang w:val="uk-UA"/>
-        </w:rPr>
-        <w:t xml:space="preserve"> </w:t>
-      </w:r>
-      <w:proofErr w:type="spellStart"/>
-      <w:r>
-        <w:rPr>
-          <w:lang w:val="uk-UA"/>
-        </w:rPr>
-        <w:t>sentinels</w:t>
-      </w:r>
-      <w:proofErr w:type="spellEnd"/>
-      <w:r>
-        <w:rPr>
-          <w:lang w:val="uk-UA"/>
-        </w:rPr>
-        <w:t xml:space="preserve">; </w:t>
-      </w:r>
-      <w:proofErr w:type="spellStart"/>
-      <w:r>
-        <w:rPr>
-          <w:lang w:val="uk-UA"/>
-        </w:rPr>
-        <w:t>return</w:t>
-      </w:r>
-      <w:proofErr w:type="spellEnd"/>
-      <w:r>
-        <w:rPr>
-          <w:lang w:val="uk-UA"/>
-        </w:rPr>
-        <w:t xml:space="preserve"> (</w:t>
-      </w:r>
-      <w:proofErr w:type="spellStart"/>
-      <w:r>
-        <w:rPr>
-          <w:lang w:val="uk-UA"/>
-        </w:rPr>
-        <w:t>padded</w:t>
-      </w:r>
-      <w:proofErr w:type="spellEnd"/>
-      <w:r>
-        <w:rPr>
-          <w:lang w:val="uk-UA"/>
-        </w:rPr>
-        <w:t xml:space="preserve">, </w:t>
-      </w:r>
-      <w:proofErr w:type="spellStart"/>
-      <w:r>
-        <w:rPr>
-          <w:lang w:val="uk-UA"/>
-        </w:rPr>
-        <w:t>original_n</w:t>
-      </w:r>
-      <w:proofErr w:type="spellEnd"/>
-      <w:r>
-        <w:rPr>
-          <w:lang w:val="uk-UA"/>
-        </w:rPr>
-        <w:t>)."""</w:t>
-      </w:r>
-    </w:p>
-    <w:p>
-      <w:pPr>
-        <w:rPr>
-          <w:lang w:val="uk-UA"/>
-        </w:rPr>
-      </w:pPr>
-      <w:r>
-        <w:rPr>
-          <w:lang w:val="uk-UA"/>
-        </w:rPr>
-        <w:t xml:space="preserve">        n = </w:t>
-      </w:r>
-      <w:proofErr w:type="spellStart"/>
-      <w:r>
-        <w:rPr>
-          <w:lang w:val="uk-UA"/>
-        </w:rPr>
-        <w:t>len</w:t>
-      </w:r>
-      <w:proofErr w:type="spellEnd"/>
-      <w:r>
-        <w:rPr>
-          <w:lang w:val="uk-UA"/>
-        </w:rPr>
-        <w:t>(</w:t>
-      </w:r>
-      <w:proofErr w:type="spellStart"/>
-      <w:r>
-        <w:rPr>
-          <w:lang w:val="uk-UA"/>
-        </w:rPr>
-        <w:t>arr</w:t>
-      </w:r>
-      <w:proofErr w:type="spellEnd"/>
-      <w:r>
-        <w:rPr>
-          <w:lang w:val="uk-UA"/>
-        </w:rPr>
-        <w:t>)</w:t>
-      </w:r>
-    </w:p>
-    <w:p>
-      <w:pPr>
-        <w:rPr>
-          <w:lang w:val="uk-UA"/>
-        </w:rPr>
-      </w:pPr>
-      <w:r>
-        <w:rPr>
-          <w:lang w:val="uk-UA"/>
-        </w:rPr>
-        <w:t xml:space="preserve">        </w:t>
-      </w:r>
-      <w:proofErr w:type="spellStart"/>
-      <w:r>
-        <w:rPr>
-          <w:lang w:val="uk-UA"/>
-        </w:rPr>
-        <w:t>if</w:t>
-      </w:r>
-      <w:proofErr w:type="spellEnd"/>
-      <w:r>
-        <w:rPr>
-          <w:lang w:val="uk-UA"/>
-        </w:rPr>
-        <w:t xml:space="preserve"> n == 0:</w:t>
-      </w:r>
-    </w:p>
-    <w:p>
-      <w:pPr>
-        <w:rPr>
-          <w:lang w:val="uk-UA"/>
-        </w:rPr>
-      </w:pPr>
-      <w:r>
-        <w:rPr>
-          <w:lang w:val="uk-UA"/>
-        </w:rPr>
-        <w:t xml:space="preserve">            </w:t>
-      </w:r>
-      <w:proofErr w:type="spellStart"/>
-      <w:r>
-        <w:rPr>
-          <w:lang w:val="uk-UA"/>
-        </w:rPr>
-        <w:t>return</w:t>
-      </w:r>
-      <w:proofErr w:type="spellEnd"/>
-      <w:r>
-        <w:rPr>
-          <w:lang w:val="uk-UA"/>
-        </w:rPr>
-        <w:t xml:space="preserve"> [], 0</w:t>
-      </w:r>
-    </w:p>
-    <w:p>
-      <w:pPr>
-        <w:rPr>
-          <w:lang w:val="uk-UA"/>
-        </w:rPr>
-      </w:pPr>
-      <w:r>
-        <w:rPr>
-          <w:lang w:val="uk-UA"/>
-        </w:rPr>
-        <w:t xml:space="preserve">        </w:t>
-      </w:r>
-      <w:proofErr w:type="spellStart"/>
-      <w:r>
-        <w:rPr>
-          <w:lang w:val="uk-UA"/>
-        </w:rPr>
-        <w:t>padded_n</w:t>
-      </w:r>
-      <w:proofErr w:type="spellEnd"/>
-      <w:r>
-        <w:rPr>
-          <w:lang w:val="uk-UA"/>
-        </w:rPr>
-        <w:t xml:space="preserve"> = </w:t>
-      </w:r>
-      <w:proofErr w:type="spellStart"/>
-      <w:r>
-        <w:rPr>
-          <w:lang w:val="uk-UA"/>
-        </w:rPr>
-        <w:t>self</w:t>
-      </w:r>
-      <w:proofErr w:type="spellEnd"/>
-      <w:r>
-        <w:rPr>
-          <w:lang w:val="uk-UA"/>
-        </w:rPr>
-        <w:t>._</w:t>
-      </w:r>
-      <w:proofErr w:type="spellStart"/>
-      <w:r>
-        <w:rPr>
-          <w:lang w:val="uk-UA"/>
-        </w:rPr>
-        <w:t>next_power_of_two</w:t>
-      </w:r>
-      <w:proofErr w:type="spellEnd"/>
-      <w:r>
-        <w:rPr>
-          <w:lang w:val="uk-UA"/>
-        </w:rPr>
-        <w:t>(n)</w:t>
-      </w:r>
-    </w:p>
-    <w:p>
-      <w:pPr>
-        <w:rPr>
-          <w:lang w:val="uk-UA"/>
-        </w:rPr>
-      </w:pPr>
-      <w:r>
-        <w:rPr>
-          <w:lang w:val="uk-UA"/>
-        </w:rPr>
-        <w:t xml:space="preserve">        </w:t>
-      </w:r>
-      <w:proofErr w:type="spellStart"/>
-      <w:r>
-        <w:rPr>
-          <w:lang w:val="uk-UA"/>
-        </w:rPr>
-        <w:t>if</w:t>
-      </w:r>
-      <w:proofErr w:type="spellEnd"/>
-      <w:r>
-        <w:rPr>
-          <w:lang w:val="uk-UA"/>
-        </w:rPr>
-        <w:t xml:space="preserve"> </w:t>
-      </w:r>
-      <w:proofErr w:type="spellStart"/>
-      <w:r>
-        <w:rPr>
-          <w:lang w:val="uk-UA"/>
-        </w:rPr>
-        <w:t>padded_n</w:t>
-      </w:r>
-      <w:proofErr w:type="spellEnd"/>
-      <w:r>
-        <w:rPr>
-          <w:lang w:val="uk-UA"/>
-        </w:rPr>
-        <w:t xml:space="preserve"> &gt; n:</w:t>
-      </w:r>
-    </w:p>
-    <w:p>
-      <w:pPr>
-        <w:rPr>
-          <w:lang w:val="uk-UA"/>
-        </w:rPr>
-      </w:pPr>
-      <w:r>
-        <w:rPr>
-          <w:lang w:val="uk-UA"/>
-        </w:rPr>
-        <w:t xml:space="preserve">            </w:t>
-      </w:r>
-      <w:proofErr w:type="spellStart"/>
-      <w:r>
-        <w:rPr>
-          <w:lang w:val="uk-UA"/>
-        </w:rPr>
-        <w:t>sentinel</w:t>
-      </w:r>
-      <w:proofErr w:type="spellEnd"/>
-      <w:r>
-        <w:rPr>
-          <w:lang w:val="uk-UA"/>
-        </w:rPr>
-        <w:t xml:space="preserve"> = </w:t>
-      </w:r>
-      <w:proofErr w:type="spellStart"/>
-      <w:r>
-        <w:rPr>
-          <w:lang w:val="uk-UA"/>
-        </w:rPr>
-        <w:t>max</w:t>
-      </w:r>
-      <w:proofErr w:type="spellEnd"/>
-      <w:r>
-        <w:rPr>
-          <w:lang w:val="uk-UA"/>
-        </w:rPr>
-        <w:t>(</w:t>
-      </w:r>
-      <w:proofErr w:type="spellStart"/>
-      <w:r>
-        <w:rPr>
-          <w:lang w:val="uk-UA"/>
-        </w:rPr>
-        <w:t>arr</w:t>
-      </w:r>
-      <w:proofErr w:type="spellEnd"/>
-      <w:r>
-        <w:rPr>
-          <w:lang w:val="uk-UA"/>
-        </w:rPr>
-        <w:t>) + 1</w:t>
-      </w:r>
-    </w:p>
-    <w:p>
-      <w:pPr>
-        <w:rPr>
-          <w:lang w:val="uk-UA"/>
-        </w:rPr>
-      </w:pPr>
-      <w:r>
-        <w:rPr>
-          <w:lang w:val="uk-UA"/>
-        </w:rPr>
-        <w:t xml:space="preserve">            </w:t>
-      </w:r>
-      <w:proofErr w:type="spellStart"/>
-      <w:r>
-        <w:rPr>
-          <w:lang w:val="uk-UA"/>
-        </w:rPr>
-        <w:t>padded</w:t>
-      </w:r>
-      <w:proofErr w:type="spellEnd"/>
-      <w:r>
-        <w:rPr>
-          <w:lang w:val="uk-UA"/>
-        </w:rPr>
-        <w:t xml:space="preserve"> = </w:t>
-      </w:r>
-      <w:proofErr w:type="spellStart"/>
-      <w:r>
-        <w:rPr>
-          <w:lang w:val="uk-UA"/>
-        </w:rPr>
-        <w:t>list</w:t>
-      </w:r>
-      <w:proofErr w:type="spellEnd"/>
-      <w:r>
-        <w:rPr>
-          <w:lang w:val="uk-UA"/>
-        </w:rPr>
-        <w:t>(</w:t>
-      </w:r>
-      <w:proofErr w:type="spellStart"/>
-      <w:r>
-        <w:rPr>
-          <w:lang w:val="uk-UA"/>
-        </w:rPr>
-        <w:t>arr</w:t>
-      </w:r>
-      <w:proofErr w:type="spellEnd"/>
-      <w:r>
-        <w:rPr>
-          <w:lang w:val="uk-UA"/>
-        </w:rPr>
-        <w:t>) + [</w:t>
-      </w:r>
-      <w:proofErr w:type="spellStart"/>
-      <w:r>
-        <w:rPr>
-          <w:lang w:val="uk-UA"/>
-        </w:rPr>
-        <w:t>sentinel</w:t>
-      </w:r>
-      <w:proofErr w:type="spellEnd"/>
-      <w:r>
-        <w:rPr>
-          <w:lang w:val="uk-UA"/>
-        </w:rPr>
-        <w:t>] * (</w:t>
-      </w:r>
-      <w:proofErr w:type="spellStart"/>
-      <w:r>
-        <w:rPr>
-          <w:lang w:val="uk-UA"/>
-        </w:rPr>
-        <w:t>padded_n</w:t>
-      </w:r>
-      <w:proofErr w:type="spellEnd"/>
-      <w:r>
-        <w:rPr>
-          <w:lang w:val="uk-UA"/>
-        </w:rPr>
-        <w:t xml:space="preserve"> - n)</w:t>
-      </w:r>
-    </w:p>
-    <w:p>
-      <w:pPr>
-        <w:rPr>
-          <w:lang w:val="uk-UA"/>
-        </w:rPr>
-      </w:pPr>
-      <w:r>
-        <w:rPr>
-          <w:lang w:val="uk-UA"/>
-        </w:rPr>
-        <w:t xml:space="preserve">        </w:t>
-      </w:r>
-      <w:proofErr w:type="spellStart"/>
-      <w:r>
-        <w:rPr>
-          <w:lang w:val="uk-UA"/>
-        </w:rPr>
-        <w:t>else</w:t>
-      </w:r>
-      <w:proofErr w:type="spellEnd"/>
-      <w:r>
-        <w:rPr>
-          <w:lang w:val="uk-UA"/>
-        </w:rPr>
-        <w:t>:</w:t>
-      </w:r>
-    </w:p>
-    <w:p>
-      <w:pPr>
-        <w:rPr>
-          <w:lang w:val="uk-UA"/>
-        </w:rPr>
-      </w:pPr>
-      <w:r>
-        <w:rPr>
-          <w:lang w:val="uk-UA"/>
-        </w:rPr>
-        <w:t xml:space="preserve">            </w:t>
-      </w:r>
-      <w:proofErr w:type="spellStart"/>
-      <w:r>
-        <w:rPr>
-          <w:lang w:val="uk-UA"/>
-        </w:rPr>
-        <w:t>padded</w:t>
-      </w:r>
-      <w:proofErr w:type="spellEnd"/>
-      <w:r>
-        <w:rPr>
-          <w:lang w:val="uk-UA"/>
-        </w:rPr>
-        <w:t xml:space="preserve"> = </w:t>
-      </w:r>
-      <w:proofErr w:type="spellStart"/>
-      <w:r>
-        <w:rPr>
-          <w:lang w:val="uk-UA"/>
-        </w:rPr>
-        <w:t>list</w:t>
-      </w:r>
-      <w:proofErr w:type="spellEnd"/>
-      <w:r>
-        <w:rPr>
-          <w:lang w:val="uk-UA"/>
-        </w:rPr>
-        <w:t>(</w:t>
-      </w:r>
-      <w:proofErr w:type="spellStart"/>
-      <w:r>
-        <w:rPr>
-          <w:lang w:val="uk-UA"/>
-        </w:rPr>
-        <w:t>arr</w:t>
-      </w:r>
-      <w:proofErr w:type="spellEnd"/>
-      <w:r>
-        <w:rPr>
-          <w:lang w:val="uk-UA"/>
-        </w:rPr>
-        <w:t>)</w:t>
-      </w:r>
-    </w:p>
-    <w:p>
-      <w:pPr>
-        <w:rPr>
-          <w:lang w:val="uk-UA"/>
-        </w:rPr>
-      </w:pPr>
-      <w:r>
-        <w:rPr>
-          <w:lang w:val="uk-UA"/>
-        </w:rPr>
-        <w:t xml:space="preserve">        </w:t>
-      </w:r>
-      <w:proofErr w:type="spellStart"/>
-      <w:r>
-        <w:rPr>
-          <w:lang w:val="uk-UA"/>
-        </w:rPr>
-        <w:t>return</w:t>
-      </w:r>
-      <w:proofErr w:type="spellEnd"/>
-      <w:r>
-        <w:rPr>
-          <w:lang w:val="uk-UA"/>
-        </w:rPr>
-        <w:t xml:space="preserve"> </w:t>
-      </w:r>
-      <w:proofErr w:type="spellStart"/>
-      <w:r>
-        <w:rPr>
-          <w:lang w:val="uk-UA"/>
-        </w:rPr>
-        <w:t>padded</w:t>
-      </w:r>
-      <w:proofErr w:type="spellEnd"/>
-      <w:r>
-        <w:rPr>
-          <w:lang w:val="uk-UA"/>
-        </w:rPr>
-        <w:t>, n</w:t>
-      </w:r>
-    </w:p>
-    <w:p>
-      <w:pPr>
-        <w:rPr>
-          <w:rFonts w:cs="Times New Roman"/>
-          <w:lang w:val="uk-UA" w:eastAsia="ru-RU"/>
-        </w:rPr>
-      </w:pPr>
-    </w:p>
-    <w:p>
-      <w:pPr>
-        <w:pStyle w:val="Heading2"/>
-        <w:rPr>
-          <w:lang w:val="uk-UA"/>
-        </w:rPr>
-      </w:pPr>
-      <w:r>
-        <w:rPr>
-          <w:lang w:val="uk-UA"/>
-        </w:rPr>
-        <w:t>2</w:t>
-      </w:r>
-      <w:r>
-        <w:t>.</w:t>
-      </w:r>
-      <w:r>
-        <w:rPr>
-          <w:lang w:val="uk-UA"/>
-        </w:rPr>
-        <w:t>3</w:t>
-      </w:r>
-      <w:r>
-        <w:t xml:space="preserve"> </w:t>
-      </w:r>
-      <w:r>
-        <w:rPr>
-          <w:lang w:val="uk-UA"/>
-        </w:rPr>
-        <w:t>Тестування та доведення коректності</w:t>
-      </w:r>
-    </w:p>
-    <w:p>
-      <w:pPr>
-        <w:rPr>
-          <w:lang w:val="uk-UA"/>
-        </w:rPr>
-      </w:pPr>
-      <w:r>
-        <w:rPr>
-          <w:lang w:val="uk-UA"/>
-        </w:rPr>
-        <w:t>Для перевірки коректності було підготовлено набір тестів, що охоплює як прості, так і нетривіальні вхідні дані. Послідовна реалізація перевіряється на порожніх масивах, масивах з одного та двох елементів, уже відсортованих і обернено відсортованих послідовностях, масивах з повторюваними значеннями, від’ємними числами, а також на масивах довжини, що не є степенем двійки.</w:t>
-      </w:r>
-    </w:p>
-    <w:p>
-      <w:pPr>
-        <w:rPr>
-          <w:lang w:val="uk-UA"/>
-        </w:rPr>
-      </w:pPr>
-      <w:r>
-        <w:rPr>
-          <w:lang w:val="uk-UA"/>
-        </w:rPr>
-        <w:lastRenderedPageBreak/>
-        <w:t xml:space="preserve">Окремо перевіряється робота для великих випадково </w:t>
+        <w:t xml:space="preserve">Окремо перевіряється підтримка спадного порядку сортування, відсутність модифікації вхідного списку, а також коректність роботи на великих випадково </w:t>
       </w:r>
       <w:proofErr w:type="spellStart"/>
       <w:r>
@@ -15328,21 +14242,7 @@
         <w:rPr>
           <w:lang w:val="uk-UA"/>
         </w:rPr>
-        <w:t xml:space="preserve"> масивів, підтримка спадного порядку сортування, коректність роботи з </w:t>
-      </w:r>
-      <w:proofErr w:type="spellStart"/>
-      <w:r>
-        <w:rPr>
-          <w:lang w:val="uk-UA"/>
-        </w:rPr>
-        <w:t>numpy</w:t>
-      </w:r>
-      <w:proofErr w:type="spellEnd"/>
-      <w:r>
-        <w:rPr>
-          <w:lang w:val="uk-UA"/>
-        </w:rPr>
-        <w:t xml:space="preserve">-масивами та відсутність модифікації вхідного списку. Для всіх перевірок очікуваним результатом виступає результат стандартного сортування засобами </w:t>
+        <w:t xml:space="preserve"> масивах. Щоб не сповільнювати щоденну перевірку проєкту, тести для дуже великих наборів даних розміру від 524 288 до 1 000 000 елементів винесено в окремий файл і запускаються окремою командою. Для всіх перевірок очікуваним результатом виступає результат стандартного сортування засобами </w:t>
       </w:r>
       <w:proofErr w:type="spellStart"/>
       <w:r>
@@ -15745,7 +14645,7 @@
                 <w:szCs w:val="28"/>
                 <w:lang w:val="en-UA" w:eastAsia="en-GB"/>
               </w:rPr>
-              <w:t>`[]`</w:t>
+              <w:t>[]</w:t>
             </w:r>
           </w:p>
         </w:tc>
@@ -15775,7 +14675,7 @@
                 <w:szCs w:val="28"/>
                 <w:lang w:val="en-UA" w:eastAsia="en-GB"/>
               </w:rPr>
-              <w:t>`[]`</w:t>
+              <w:t>[]</w:t>
             </w:r>
           </w:p>
         </w:tc>
@@ -15900,7 +14800,7 @@
                 <w:szCs w:val="28"/>
                 <w:lang w:val="en-UA" w:eastAsia="en-GB"/>
               </w:rPr>
-              <w:t>`[42]`</w:t>
+              <w:t>[42]</w:t>
             </w:r>
           </w:p>
         </w:tc>
@@ -15930,7 +14830,7 @@
                 <w:szCs w:val="28"/>
                 <w:lang w:val="en-UA" w:eastAsia="en-GB"/>
               </w:rPr>
-              <w:t>`[42]`</w:t>
+              <w:t>[42]</w:t>
             </w:r>
           </w:p>
         </w:tc>
@@ -16055,7 +14955,7 @@
                 <w:szCs w:val="28"/>
                 <w:lang w:val="en-UA" w:eastAsia="en-GB"/>
               </w:rPr>
-              <w:t>`[5, 3]`</w:t>
+              <w:t>[5, 3]</w:t>
             </w:r>
           </w:p>
         </w:tc>
@@ -16085,7 +14985,7 @@
                 <w:szCs w:val="28"/>
                 <w:lang w:val="en-UA" w:eastAsia="en-GB"/>
               </w:rPr>
-              <w:t>`[3, 5]`</w:t>
+              <w:t>[3, 5]</w:t>
             </w:r>
           </w:p>
         </w:tc>
@@ -16150,6 +15050,7 @@
                 <w:szCs w:val="28"/>
                 <w:lang w:val="en-UA" w:eastAsia="en-GB"/>
               </w:rPr>
+              <w:lastRenderedPageBreak/>
               <w:t>4</w:t>
             </w:r>
           </w:p>
@@ -16180,7 +15081,7 @@
                 <w:szCs w:val="28"/>
                 <w:lang w:val="en-UA" w:eastAsia="en-GB"/>
               </w:rPr>
-              <w:t>Довжина `2^k`</w:t>
+              <w:t>Довжина 2^k</w:t>
             </w:r>
           </w:p>
         </w:tc>
@@ -16210,7 +15111,7 @@
                 <w:szCs w:val="28"/>
                 <w:lang w:val="en-UA" w:eastAsia="en-GB"/>
               </w:rPr>
-              <w:t>`[10, 30, 11, 20, 4, 330, 21, 110]`</w:t>
+              <w:t>[10, 30, 11, 20, 4, 330, 21, 110]</w:t>
             </w:r>
           </w:p>
         </w:tc>
@@ -16335,7 +15236,7 @@
                 <w:szCs w:val="28"/>
                 <w:lang w:val="en-UA" w:eastAsia="en-GB"/>
               </w:rPr>
-              <w:t>Довжина не `2^k`</w:t>
+              <w:t>Довжина не 2^k</w:t>
             </w:r>
           </w:p>
         </w:tc>
@@ -16365,7 +15266,7 @@
                 <w:szCs w:val="28"/>
                 <w:lang w:val="en-UA" w:eastAsia="en-GB"/>
               </w:rPr>
-              <w:t>`[5, 3, 8, 1, 9]`</w:t>
+              <w:t>[5, 3, 8, 1, 9]</w:t>
             </w:r>
           </w:p>
         </w:tc>
@@ -16395,7 +15296,7 @@
                 <w:szCs w:val="28"/>
                 <w:lang w:val="en-UA" w:eastAsia="en-GB"/>
               </w:rPr>
-              <w:t>`[1, 3, 5, 8, 9]`</w:t>
+              <w:t>[1, 3, 5, 8, 9]</w:t>
             </w:r>
           </w:p>
         </w:tc>
@@ -16425,17 +15326,7 @@
                 <w:szCs w:val="28"/>
                 <w:lang w:val="en-UA" w:eastAsia="en-GB"/>
               </w:rPr>
-              <w:t xml:space="preserve">Перевірка логіки доповнення до </w:t>
-            </w:r>
-            <w:r>
-              <w:rPr>
-                <w:rFonts w:eastAsia="Times New Roman" w:cs="Times New Roman"/>
-                <w:color w:val="000000"/>
-                <w:szCs w:val="28"/>
-                <w:lang w:val="en-UA" w:eastAsia="en-GB"/>
-              </w:rPr>
-              <w:lastRenderedPageBreak/>
-              <w:t>найближчого степеня двійки</w:t>
+              <w:t>Перевірка логіки доповнення до найближчого степеня двійки</w:t>
             </w:r>
           </w:p>
         </w:tc>
@@ -16470,7 +15361,6 @@
                 <w:szCs w:val="28"/>
                 <w:lang w:val="en-UA" w:eastAsia="en-GB"/>
               </w:rPr>
-              <w:lastRenderedPageBreak/>
               <w:t>6</w:t>
             </w:r>
           </w:p>
@@ -16531,7 +15421,7 @@
                 <w:szCs w:val="28"/>
                 <w:lang w:val="en-UA" w:eastAsia="en-GB"/>
               </w:rPr>
-              <w:t>`[0, 1, 2, ..., 15]`</w:t>
+              <w:t>[0, 1, 2, ..., 15]</w:t>
             </w:r>
           </w:p>
         </w:tc>
@@ -16686,7 +15576,7 @@
                 <w:szCs w:val="28"/>
                 <w:lang w:val="en-UA" w:eastAsia="en-GB"/>
               </w:rPr>
-              <w:t>`[16, 15, ..., 1]`</w:t>
+              <w:t>[16, 15, ..., 1]</w:t>
             </w:r>
           </w:p>
         </w:tc>
@@ -16716,7 +15606,7 @@
                 <w:szCs w:val="28"/>
                 <w:lang w:val="en-UA" w:eastAsia="en-GB"/>
               </w:rPr>
-              <w:t>`[1, 2, ..., 16]`</w:t>
+              <w:t>[1, 2, ..., 16]</w:t>
             </w:r>
           </w:p>
         </w:tc>
@@ -16841,7 +15731,7 @@
                 <w:szCs w:val="28"/>
                 <w:lang w:val="en-UA" w:eastAsia="en-GB"/>
               </w:rPr>
-              <w:t>`[3, 1, 4, 1, 5, 9, 2, 6, 5, 3, 5]`</w:t>
+              <w:t>[3, 1, 4, 1, 5, 9, 2, 6, 5, 3, 5]</w:t>
             </w:r>
           </w:p>
         </w:tc>
@@ -16871,7 +15761,7 @@
                 <w:szCs w:val="28"/>
                 <w:lang w:val="en-UA" w:eastAsia="en-GB"/>
               </w:rPr>
-              <w:t>Результат `sorted(arr)`</w:t>
+              <w:t>Результат sorted(arr)</w:t>
             </w:r>
           </w:p>
         </w:tc>
@@ -16996,7 +15886,7 @@
                 <w:szCs w:val="28"/>
                 <w:lang w:val="en-UA" w:eastAsia="en-GB"/>
               </w:rPr>
-              <w:t>`[-5, 3, -1, 8, 0, -3, 7, 2]`</w:t>
+              <w:t>[-5, 3, -1, 8, 0, -3, 7, 2]</w:t>
             </w:r>
           </w:p>
         </w:tc>
@@ -17026,7 +15916,7 @@
                 <w:szCs w:val="28"/>
                 <w:lang w:val="en-UA" w:eastAsia="en-GB"/>
               </w:rPr>
-              <w:t>`[-5, -3, -1, 0, 2, 3, 7, 8]`</w:t>
+              <w:t>[-5, -3, -1, 0, 2, 3, 7, 8]</w:t>
             </w:r>
           </w:p>
         </w:tc>
@@ -17181,8 +16071,19 @@
                 <w:szCs w:val="28"/>
                 <w:lang w:val="en-UA" w:eastAsia="en-GB"/>
               </w:rPr>
-              <w:t>Результат `sorted(arr)`</w:t>
-            </w:r>
+              <w:t xml:space="preserve">Результат </w:t>
+            </w:r>
+            <w:bookmarkStart w:id="14" w:name="_Hlk224772657"/>
+            <w:r>
+              <w:rPr>
+                <w:rFonts w:eastAsia="Times New Roman" w:cs="Times New Roman"/>
+                <w:color w:val="000000"/>
+                <w:szCs w:val="28"/>
+                <w:lang w:val="en-UA" w:eastAsia="en-GB"/>
+              </w:rPr>
+              <w:t>sorted(arr)</w:t>
+            </w:r>
+            <w:bookmarkEnd w:id="14"/>
           </w:p>
         </w:tc>
         <w:tc>
@@ -17212,6 +16113,165 @@
                 <w:lang w:val="en-UA" w:eastAsia="en-GB"/>
               </w:rPr>
               <w:t>Перевірка коректності на великих вхідних даних</w:t>
+            </w:r>
+          </w:p>
+        </w:tc>
+      </w:tr>
+      <w:tr>
+        <w:trPr>
+          <w:trHeight w:val="320"/>
+        </w:trPr>
+        <w:tc>
+          <w:tcPr>
+            <w:tcW w:w="681" w:type="dxa"/>
+            <w:shd w:val="clear" w:color="auto" w:fill="auto"/>
+            <w:noWrap/>
+            <w:vAlign w:val="bottom"/>
+          </w:tcPr>
+          <w:p>
+            <w:pPr>
+              <w:ind w:firstLine="0"/>
+              <w:jc w:val="left"/>
+              <w:rPr>
+                <w:rFonts w:eastAsia="Times New Roman" w:cs="Times New Roman"/>
+                <w:color w:val="000000"/>
+                <w:szCs w:val="28"/>
+                <w:lang w:val="uk-UA" w:eastAsia="en-GB"/>
+              </w:rPr>
+            </w:pPr>
+            <w:r>
+              <w:rPr>
+                <w:rFonts w:eastAsia="Times New Roman" w:cs="Times New Roman"/>
+                <w:color w:val="000000"/>
+                <w:szCs w:val="28"/>
+                <w:lang w:val="uk-UA" w:eastAsia="en-GB"/>
+              </w:rPr>
+              <w:t>11</w:t>
+            </w:r>
+          </w:p>
+        </w:tc>
+        <w:tc>
+          <w:tcPr>
+            <w:tcW w:w="1942" w:type="dxa"/>
+            <w:shd w:val="clear" w:color="auto" w:fill="auto"/>
+            <w:noWrap/>
+            <w:vAlign w:val="bottom"/>
+          </w:tcPr>
+          <w:p>
+            <w:pPr>
+              <w:ind w:firstLine="0"/>
+              <w:jc w:val="left"/>
+              <w:rPr>
+                <w:rFonts w:eastAsia="Times New Roman" w:cs="Times New Roman"/>
+                <w:color w:val="000000"/>
+                <w:szCs w:val="28"/>
+                <w:lang w:val="en-UA" w:eastAsia="en-GB"/>
+              </w:rPr>
+            </w:pPr>
+            <w:r>
+              <w:rPr>
+                <w:rFonts w:eastAsia="Times New Roman" w:cs="Times New Roman"/>
+                <w:color w:val="000000"/>
+                <w:szCs w:val="28"/>
+                <w:lang w:val="en-UA" w:eastAsia="en-GB"/>
+              </w:rPr>
+              <w:t>Дуже великий масив</w:t>
+            </w:r>
+          </w:p>
+        </w:tc>
+        <w:tc>
+          <w:tcPr>
+            <w:tcW w:w="1648" w:type="dxa"/>
+            <w:shd w:val="clear" w:color="auto" w:fill="auto"/>
+            <w:noWrap/>
+            <w:vAlign w:val="bottom"/>
+          </w:tcPr>
+          <w:p>
+            <w:pPr>
+              <w:ind w:firstLine="0"/>
+              <w:jc w:val="left"/>
+              <w:rPr>
+                <w:rFonts w:eastAsia="Times New Roman" w:cs="Times New Roman"/>
+                <w:color w:val="000000"/>
+                <w:szCs w:val="28"/>
+                <w:lang w:val="en-UA" w:eastAsia="en-GB"/>
+              </w:rPr>
+            </w:pPr>
+            <w:r>
+              <w:rPr>
+                <w:rFonts w:eastAsia="Times New Roman" w:cs="Times New Roman"/>
+                <w:color w:val="000000"/>
+                <w:szCs w:val="28"/>
+                <w:lang w:val="en-UA" w:eastAsia="en-GB"/>
+              </w:rPr>
+              <w:t>524 288 - 1 000 000 елементів</w:t>
+            </w:r>
+          </w:p>
+        </w:tc>
+        <w:tc>
+          <w:tcPr>
+            <w:tcW w:w="1996" w:type="dxa"/>
+            <w:shd w:val="clear" w:color="auto" w:fill="auto"/>
+            <w:noWrap/>
+            <w:vAlign w:val="bottom"/>
+          </w:tcPr>
+          <w:p>
+            <w:pPr>
+              <w:ind w:firstLine="0"/>
+              <w:jc w:val="left"/>
+              <w:rPr>
+                <w:rFonts w:eastAsia="Times New Roman" w:cs="Times New Roman"/>
+                <w:color w:val="000000"/>
+                <w:szCs w:val="28"/>
+                <w:lang w:val="uk-UA" w:eastAsia="en-GB"/>
+              </w:rPr>
+            </w:pPr>
+            <w:r>
+              <w:rPr>
+                <w:rFonts w:eastAsia="Times New Roman" w:cs="Times New Roman"/>
+                <w:color w:val="000000"/>
+                <w:szCs w:val="28"/>
+                <w:lang w:val="uk-UA" w:eastAsia="en-GB"/>
+              </w:rPr>
+              <w:t xml:space="preserve">Результат </w:t>
+            </w:r>
+            <w:r>
+              <w:rPr>
+                <w:rFonts w:eastAsia="Times New Roman" w:cs="Times New Roman"/>
+                <w:color w:val="000000"/>
+                <w:szCs w:val="28"/>
+                <w:lang w:val="en-UA" w:eastAsia="en-GB"/>
+              </w:rPr>
+              <w:t>sorted(arr)</w:t>
+            </w:r>
+          </w:p>
+        </w:tc>
+        <w:tc>
+          <w:tcPr>
+            <w:tcW w:w="3367" w:type="dxa"/>
+            <w:shd w:val="clear" w:color="auto" w:fill="auto"/>
+            <w:noWrap/>
+            <w:vAlign w:val="bottom"/>
+          </w:tcPr>
+          <w:p>
+            <w:pPr>
+              <w:ind w:firstLine="0"/>
+              <w:jc w:val="left"/>
+              <w:rPr>
+                <w:rFonts w:eastAsia="Times New Roman" w:cs="Times New Roman"/>
+                <w:color w:val="000000"/>
+                <w:szCs w:val="28"/>
+                <w:lang w:val="en-UA" w:eastAsia="en-GB"/>
+              </w:rPr>
+            </w:pPr>
+            <w:r>
+              <w:rPr>
+                <w:rFonts w:eastAsia="Times New Roman" w:cs="Times New Roman"/>
+                <w:color w:val="000000"/>
+                <w:szCs w:val="28"/>
+                <w:lang w:val="en-UA" w:eastAsia="en-GB"/>
+              </w:rPr>
+              <w:t>Окрема довга перевірка коректності на великих обсягах даних</w:t>
             </w:r>
           </w:p>
         </w:tc>
@@ -17236,17 +16296,26 @@
                 <w:rFonts w:eastAsia="Times New Roman" w:cs="Times New Roman"/>
                 <w:color w:val="000000"/>
                 <w:szCs w:val="28"/>
+                <w:lang w:val="uk-UA" w:eastAsia="en-GB"/>
+              </w:rPr>
+            </w:pPr>
+            <w:r>
+              <w:rPr>
+                <w:rFonts w:eastAsia="Times New Roman" w:cs="Times New Roman"/>
+                <w:color w:val="000000"/>
+                <w:szCs w:val="28"/>
                 <w:lang w:val="en-UA" w:eastAsia="en-GB"/>
               </w:rPr>
-            </w:pPr>
+              <w:t>1</w:t>
+            </w:r>
             <w:r>
               <w:rPr>
                 <w:rFonts w:eastAsia="Times New Roman" w:cs="Times New Roman"/>
                 <w:color w:val="000000"/>
                 <w:szCs w:val="28"/>
-                <w:lang w:val="en-UA" w:eastAsia="en-GB"/>
-              </w:rPr>
-              <w:t>11</w:t>
+                <w:lang w:val="uk-UA" w:eastAsia="en-GB"/>
+              </w:rPr>
+              <w:t>2</w:t>
             </w:r>
           </w:p>
         </w:tc>
@@ -17306,7 +16375,7 @@
                 <w:szCs w:val="28"/>
                 <w:lang w:val="en-UA" w:eastAsia="en-GB"/>
               </w:rPr>
-              <w:t>`[10, 30, 11, 20, 4, 330, 21, 110]`</w:t>
+              <w:t>[10, 30, 11, 20, 4, 330, 21, 110]</w:t>
             </w:r>
           </w:p>
         </w:tc>
@@ -17391,17 +16460,27 @@
                 <w:rFonts w:eastAsia="Times New Roman" w:cs="Times New Roman"/>
                 <w:color w:val="000000"/>
                 <w:szCs w:val="28"/>
+                <w:lang w:val="uk-UA" w:eastAsia="en-GB"/>
+              </w:rPr>
+            </w:pPr>
+            <w:r>
+              <w:rPr>
+                <w:rFonts w:eastAsia="Times New Roman" w:cs="Times New Roman"/>
+                <w:color w:val="000000"/>
+                <w:szCs w:val="28"/>
                 <w:lang w:val="en-UA" w:eastAsia="en-GB"/>
               </w:rPr>
-            </w:pPr>
+              <w:lastRenderedPageBreak/>
+              <w:t>1</w:t>
+            </w:r>
             <w:r>
               <w:rPr>
                 <w:rFonts w:eastAsia="Times New Roman" w:cs="Times New Roman"/>
                 <w:color w:val="000000"/>
                 <w:szCs w:val="28"/>
-                <w:lang w:val="en-UA" w:eastAsia="en-GB"/>
-              </w:rPr>
-              <w:t>12</w:t>
+                <w:lang w:val="uk-UA" w:eastAsia="en-GB"/>
+              </w:rPr>
+              <w:t>3</w:t>
             </w:r>
           </w:p>
         </w:tc>
@@ -17461,7 +16540,7 @@
                 <w:szCs w:val="28"/>
                 <w:lang w:val="en-UA" w:eastAsia="en-GB"/>
               </w:rPr>
-              <w:t>`[5, 2, 8, 1]`</w:t>
+              <w:t>[5, 2, 8, 1]</w:t>
             </w:r>
           </w:p>
         </w:tc>
@@ -17542,7 +16621,1408 @@
           <w:lang w:val="uk-UA" w:eastAsia="ru-RU"/>
         </w:rPr>
       </w:pPr>
+      <w:r>
+        <w:rPr>
+          <w:rFonts w:cs="Times New Roman"/>
+          <w:lang w:val="uk-UA" w:eastAsia="ru-RU"/>
+        </w:rPr>
+        <w:t>Таблиця 2.1 узагальнює основні групи тестів, які використовувалися для перевірки послідовної реалізації. Вона показує, що перевірка охоплює не лише стандартні приклади сортування, а й граничні випадки, довільну довжину масиву, додаткові режими роботи та окрему довгу перевірку для дуже великих масивів.</w:t>
+      </w:r>
+      <w:r>
+        <w:rPr>
+          <w:rFonts w:cs="Times New Roman"/>
+          <w:lang w:val="uk-UA" w:eastAsia="ru-RU"/>
+        </w:rPr>
+        <w:t xml:space="preserve"> На рисунку 2.1 показано успішний запуск тестів, а в </w:t>
+      </w:r>
+      <w:r>
+        <w:rPr>
+          <w:rFonts w:cs="Times New Roman"/>
+          <w:color w:val="000000" w:themeColor="text1"/>
+          <w:highlight w:val="red"/>
+          <w:lang w:val="uk-UA" w:eastAsia="ru-RU"/>
+        </w:rPr>
+        <w:t>додатку БУКВА</w:t>
+      </w:r>
+      <w:r>
+        <w:rPr>
+          <w:rFonts w:cs="Times New Roman"/>
+          <w:color w:val="FF0000"/>
+          <w:lang w:val="uk-UA" w:eastAsia="ru-RU"/>
+        </w:rPr>
+        <w:t xml:space="preserve"> </w:t>
+      </w:r>
+      <w:r>
+        <w:rPr>
+          <w:rFonts w:cs="Times New Roman"/>
+          <w:lang w:val="uk-UA" w:eastAsia="ru-RU"/>
+        </w:rPr>
+        <w:t>наведено повний код тестів.</w:t>
+      </w:r>
     </w:p>
+    <w:p>
+      <w:pPr>
+        <w:ind w:firstLine="0"/>
+        <w:jc w:val="center"/>
+        <w:rPr>
+          <w:rFonts w:cs="Times New Roman"/>
+          <w:lang w:val="en-US" w:eastAsia="ru-RU"/>
+        </w:rPr>
+      </w:pPr>
+      <w:r>
+        <w:rPr>
+          <w:rFonts w:cs="Times New Roman"/>
+          <w:lang w:val="en-US" w:eastAsia="ru-RU"/>
+        </w:rPr>
+        <w:drawing>
+          <wp:inline distT="0" distB="0" distL="0" distR="0" wp14:anchorId="20C7A44D" wp14:editId="5EA208E4">
+            <wp:extent cx="6120130" cy="4178300"/>
+            <wp:effectExtent l="0" t="0" r="1270" b="0"/>
+            <wp:docPr id="1" name="Picture 1"/>
+            <wp:cNvGraphicFramePr>
+              <a:graphicFrameLocks xmlns:a="http://schemas.openxmlformats.org/drawingml/2006/main" noChangeAspect="1"/>
+            </wp:cNvGraphicFramePr>
+            <a:graphic xmlns:a="http://schemas.openxmlformats.org/drawingml/2006/main">
+              <a:graphicData uri="http://schemas.openxmlformats.org/drawingml/2006/picture">
+                <pic:pic xmlns:pic="http://schemas.openxmlformats.org/drawingml/2006/picture">
+                  <pic:nvPicPr>
+                    <pic:cNvPr id="1" name=""/>
+                    <pic:cNvPicPr/>
+                  </pic:nvPicPr>
+                  <pic:blipFill>
+                    <a:blip r:embed="rId11"/>
+                    <a:stretch>
+                      <a:fillRect/>
+                    </a:stretch>
+                  </pic:blipFill>
+                  <pic:spPr>
+                    <a:xfrm>
+                      <a:off x="0" y="0"/>
+                      <a:ext cx="6120130" cy="4178300"/>
+                    </a:xfrm>
+                    <a:prstGeom prst="rect">
+                      <a:avLst/>
+                    </a:prstGeom>
+                  </pic:spPr>
+                </pic:pic>
+              </a:graphicData>
+            </a:graphic>
+          </wp:inline>
+        </w:drawing>
+      </w:r>
+    </w:p>
+    <w:p>
+      <w:pPr>
+        <w:ind w:firstLine="0"/>
+        <w:jc w:val="center"/>
+        <w:rPr>
+          <w:rFonts w:cs="Times New Roman"/>
+          <w:lang w:val="uk-UA" w:eastAsia="ru-RU"/>
+        </w:rPr>
+      </w:pPr>
+      <w:r>
+        <w:rPr>
+          <w:rFonts w:cs="Times New Roman"/>
+          <w:lang w:val="uk-UA" w:eastAsia="ru-RU"/>
+        </w:rPr>
+        <w:t xml:space="preserve">Рисунок 2.1 – Запуск тестів для перевірки коректності послідовного алгоритму </w:t>
+      </w:r>
+      <w:proofErr w:type="spellStart"/>
+      <w:r>
+        <w:rPr>
+          <w:rFonts w:cs="Times New Roman"/>
+          <w:lang w:val="uk-UA" w:eastAsia="ru-RU"/>
+        </w:rPr>
+        <w:t>бітонічного</w:t>
+      </w:r>
+      <w:proofErr w:type="spellEnd"/>
+      <w:r>
+        <w:rPr>
+          <w:rFonts w:cs="Times New Roman"/>
+          <w:lang w:val="uk-UA" w:eastAsia="ru-RU"/>
+        </w:rPr>
+        <w:t xml:space="preserve"> </w:t>
+      </w:r>
+      <w:proofErr w:type="spellStart"/>
+      <w:r>
+        <w:rPr>
+          <w:rFonts w:cs="Times New Roman"/>
+          <w:lang w:val="uk-UA" w:eastAsia="ru-RU"/>
+        </w:rPr>
+        <w:t>сорутвання</w:t>
+      </w:r>
+      <w:proofErr w:type="spellEnd"/>
+    </w:p>
+    <w:p>
+      <w:pPr>
+        <w:ind w:firstLine="0"/>
+        <w:jc w:val="center"/>
+        <w:rPr>
+          <w:rFonts w:cs="Times New Roman"/>
+          <w:lang w:val="uk-UA" w:eastAsia="ru-RU"/>
+        </w:rPr>
+      </w:pPr>
+    </w:p>
+    <w:p>
+      <w:pPr>
+        <w:pStyle w:val="Heading2"/>
+        <w:rPr>
+          <w:lang w:val="uk-UA"/>
+        </w:rPr>
+      </w:pPr>
+      <w:r>
+        <w:rPr>
+          <w:lang w:val="uk-UA"/>
+        </w:rPr>
+        <w:t>2</w:t>
+      </w:r>
+      <w:r>
+        <w:t>.</w:t>
+      </w:r>
+      <w:r>
+        <w:rPr>
+          <w:lang w:val="uk-UA"/>
+        </w:rPr>
+        <w:t>4</w:t>
+      </w:r>
+      <w:r>
+        <w:t xml:space="preserve"> </w:t>
+      </w:r>
+      <w:r>
+        <w:rPr>
+          <w:lang w:val="uk-UA"/>
+        </w:rPr>
+        <w:t>Аналіз швидкодії послідовного алгоритму</w:t>
+      </w:r>
+    </w:p>
+    <w:p>
+      <w:pPr>
+        <w:rPr>
+          <w:lang w:val="uk-UA"/>
+        </w:rPr>
+      </w:pPr>
+      <w:r>
+        <w:rPr>
+          <w:lang w:val="uk-UA"/>
+        </w:rPr>
+        <w:t>Дослідження швидкодії виконувалося на платформі macOS-15.7.3-arm64-arm-64bit</w:t>
+      </w:r>
+      <w:r>
+        <w:rPr>
+          <w:lang w:val="uk-UA"/>
+        </w:rPr>
+        <w:t xml:space="preserve"> </w:t>
+      </w:r>
+      <w:proofErr w:type="spellStart"/>
+      <w:r>
+        <w:rPr>
+          <w:lang w:val="uk-UA"/>
+        </w:rPr>
+        <w:t>Apple</w:t>
+      </w:r>
+      <w:proofErr w:type="spellEnd"/>
+      <w:r>
+        <w:rPr>
+          <w:lang w:val="uk-UA"/>
+        </w:rPr>
+        <w:t xml:space="preserve"> M1 </w:t>
+      </w:r>
+      <w:proofErr w:type="spellStart"/>
+      <w:r>
+        <w:rPr>
+          <w:lang w:val="uk-UA"/>
+        </w:rPr>
+        <w:t>Pro</w:t>
+      </w:r>
+      <w:proofErr w:type="spellEnd"/>
+      <w:r>
+        <w:rPr>
+          <w:lang w:val="uk-UA"/>
+        </w:rPr>
+        <w:t xml:space="preserve"> </w:t>
+      </w:r>
+      <w:r>
+        <w:rPr>
+          <w:lang w:val="uk-UA"/>
+        </w:rPr>
+        <w:t xml:space="preserve">з 8 ядрами </w:t>
+      </w:r>
+      <w:r>
+        <w:rPr>
+          <w:lang w:val="uk-UA"/>
+        </w:rPr>
+        <w:t xml:space="preserve">продуктивності </w:t>
+      </w:r>
+      <w:r>
+        <w:rPr>
+          <w:lang w:val="uk-UA"/>
+        </w:rPr>
+        <w:t xml:space="preserve">CPU та </w:t>
+      </w:r>
+      <w:proofErr w:type="spellStart"/>
+      <w:r>
+        <w:rPr>
+          <w:lang w:val="uk-UA"/>
+        </w:rPr>
+        <w:t>Python</w:t>
+      </w:r>
+      <w:proofErr w:type="spellEnd"/>
+      <w:r>
+        <w:rPr>
+          <w:lang w:val="uk-UA"/>
+        </w:rPr>
+        <w:t xml:space="preserve"> 3.12.12. Для </w:t>
+      </w:r>
+      <w:r>
+        <w:rPr>
+          <w:lang w:val="uk-UA"/>
+        </w:rPr>
+        <w:lastRenderedPageBreak/>
+        <w:t xml:space="preserve">серії експериментів використовувалися масиви розмірів від 16 до 4194304 елементів. Для кожної конфігурації виконувалося 12 запусків, із яких 2 були </w:t>
+      </w:r>
+      <w:proofErr w:type="spellStart"/>
+      <w:r>
+        <w:rPr>
+          <w:lang w:val="uk-UA"/>
+        </w:rPr>
+        <w:t>прогрівальними</w:t>
+      </w:r>
+      <w:proofErr w:type="spellEnd"/>
+      <w:r>
+        <w:rPr>
+          <w:lang w:val="uk-UA"/>
+        </w:rPr>
+        <w:t>, а 10 використовувалися для розрахунку статистики часу виконання. Для підвищення відтворюваності дані генерувалися з фіксованим зерном випадковості.</w:t>
+      </w:r>
+    </w:p>
+    <w:p>
+      <w:pPr>
+        <w:rPr>
+          <w:lang w:val="uk-UA"/>
+        </w:rPr>
+      </w:pPr>
+      <w:r>
+        <w:rPr>
+          <w:lang w:val="uk-UA"/>
+        </w:rPr>
+        <w:t>Отримані результати показують очікуване зростання часу виконання зі збільшенням розміру вхідного масиву. Наприклад, для масиву з 16 384 елементів медіанний час виконання становив приблизно 0,1276 с, для 131 072 елементів - 1,4737 с, для 1 048 576 елементів - 16,1288 с, а для 4 194 304 елементів - 77,8639 с. Така динаміка узгоджується з теоретичною складністю O(n log^2 n) і показує, що на великих обсягах даних послідовне виконання стає достатньо повільним.</w:t>
+      </w:r>
+    </w:p>
+    <w:p>
+      <w:pPr>
+        <w:rPr>
+          <w:lang w:val="uk-UA"/>
+        </w:rPr>
+      </w:pPr>
+      <w:r>
+        <w:rPr>
+          <w:lang w:val="uk-UA"/>
+        </w:rPr>
+        <w:t>Із результатів вимірювання важливим</w:t>
+      </w:r>
+      <w:r>
+        <w:rPr>
+          <w:lang w:val="uk-UA"/>
+        </w:rPr>
+        <w:t xml:space="preserve"> є не лише сам факт зростання часу, а й висновок про практичну доцільність паралельної реалізації. Якщо для малих масивів послідовний алгоритм виконується </w:t>
+      </w:r>
+      <w:r>
+        <w:rPr>
+          <w:lang w:val="uk-UA"/>
+        </w:rPr>
+        <w:t xml:space="preserve">відносно </w:t>
+      </w:r>
+      <w:r>
+        <w:rPr>
+          <w:lang w:val="uk-UA"/>
+        </w:rPr>
+        <w:t xml:space="preserve">швидко, то для масивів розміру від сотень тисяч до мільйонів елементів час виконання вже вимірюється секундами або десятками секунд. Отже, саме на таких обсягах даних стає доцільним дослідження паралельної реалізації, оскільки накладні витрати на створення процесів і синхронізацію можуть бути компенсовані </w:t>
+      </w:r>
+      <w:proofErr w:type="spellStart"/>
+      <w:r>
+        <w:rPr>
+          <w:lang w:val="uk-UA"/>
+        </w:rPr>
+        <w:t>виграшем</w:t>
+      </w:r>
+      <w:proofErr w:type="spellEnd"/>
+      <w:r>
+        <w:rPr>
+          <w:lang w:val="uk-UA"/>
+        </w:rPr>
+        <w:t xml:space="preserve"> у швидкодії.</w:t>
+      </w:r>
+    </w:p>
+    <w:p>
+      <w:pPr>
+        <w:ind w:firstLine="0"/>
+        <w:jc w:val="center"/>
+        <w:rPr>
+          <w:lang w:val="uk-UA"/>
+        </w:rPr>
+      </w:pPr>
+      <w:r>
+        <w:rPr>
+          <w:lang w:val="uk-UA"/>
+        </w:rPr>
+        <w:lastRenderedPageBreak/>
+        <w:drawing>
+          <wp:inline distT="0" distB="0" distL="0" distR="0" wp14:anchorId="6F56D3BC" wp14:editId="2B4E7CB0">
+            <wp:extent cx="6120130" cy="3978275"/>
+            <wp:effectExtent l="0" t="0" r="1270" b="0"/>
+            <wp:docPr id="4" name="Picture 4"/>
+            <wp:cNvGraphicFramePr>
+              <a:graphicFrameLocks xmlns:a="http://schemas.openxmlformats.org/drawingml/2006/main" noChangeAspect="1"/>
+            </wp:cNvGraphicFramePr>
+            <a:graphic xmlns:a="http://schemas.openxmlformats.org/drawingml/2006/main">
+              <a:graphicData uri="http://schemas.openxmlformats.org/drawingml/2006/picture">
+                <pic:pic xmlns:pic="http://schemas.openxmlformats.org/drawingml/2006/picture">
+                  <pic:nvPicPr>
+                    <pic:cNvPr id="1" name=""/>
+                    <pic:cNvPicPr/>
+                  </pic:nvPicPr>
+                  <pic:blipFill>
+                    <a:blip r:embed="rId12"/>
+                    <a:stretch>
+                      <a:fillRect/>
+                    </a:stretch>
+                  </pic:blipFill>
+                  <pic:spPr>
+                    <a:xfrm>
+                      <a:off x="0" y="0"/>
+                      <a:ext cx="6120130" cy="3978275"/>
+                    </a:xfrm>
+                    <a:prstGeom prst="rect">
+                      <a:avLst/>
+                    </a:prstGeom>
+                  </pic:spPr>
+                </pic:pic>
+              </a:graphicData>
+            </a:graphic>
+          </wp:inline>
+        </w:drawing>
+      </w:r>
+    </w:p>
+    <w:p>
+      <w:pPr>
+        <w:ind w:firstLine="0"/>
+        <w:jc w:val="center"/>
+        <w:rPr>
+          <w:lang w:val="uk-UA"/>
+        </w:rPr>
+      </w:pPr>
+      <w:r>
+        <w:rPr>
+          <w:lang w:val="uk-UA"/>
+        </w:rPr>
+        <w:t xml:space="preserve">Рисунок 2.2 – </w:t>
+      </w:r>
+      <w:r>
+        <w:rPr>
+          <w:lang w:val="uk-UA"/>
+        </w:rPr>
+        <w:t xml:space="preserve">Залежність часу виконання послідовного алгоритму </w:t>
+      </w:r>
+      <w:proofErr w:type="spellStart"/>
+      <w:r>
+        <w:rPr>
+          <w:lang w:val="uk-UA"/>
+        </w:rPr>
+        <w:t>бітонічного</w:t>
+      </w:r>
+      <w:proofErr w:type="spellEnd"/>
+      <w:r>
+        <w:rPr>
+          <w:lang w:val="uk-UA"/>
+        </w:rPr>
+        <w:t xml:space="preserve"> сортування від розміру вхідного масиву</w:t>
+      </w:r>
+    </w:p>
+    <w:p>
+      <w:pPr>
+        <w:ind w:firstLine="0"/>
+        <w:jc w:val="left"/>
+        <w:rPr>
+          <w:rFonts w:cs="Times New Roman"/>
+          <w:lang w:val="uk-UA" w:eastAsia="ru-RU"/>
+        </w:rPr>
+      </w:pPr>
+    </w:p>
+    <w:p>
+      <w:pPr>
+        <w:jc w:val="left"/>
+        <w:rPr>
+          <w:rFonts w:cs="Times New Roman"/>
+          <w:lang w:val="uk-UA" w:eastAsia="ru-RU"/>
+        </w:rPr>
+      </w:pPr>
+      <w:r>
+        <w:rPr>
+          <w:rFonts w:cs="Times New Roman"/>
+          <w:lang w:val="uk-UA" w:eastAsia="ru-RU"/>
+        </w:rPr>
+        <w:t>Таблиця 2.2</w:t>
+      </w:r>
+      <w:r>
+        <w:rPr>
+          <w:rFonts w:cs="Times New Roman"/>
+          <w:lang w:val="uk-UA" w:eastAsia="ru-RU"/>
+        </w:rPr>
+        <w:t xml:space="preserve"> – </w:t>
+      </w:r>
+      <w:r>
+        <w:rPr>
+          <w:rFonts w:cs="Times New Roman"/>
+          <w:lang w:val="uk-UA" w:eastAsia="ru-RU"/>
+        </w:rPr>
+        <w:t>Результати вимірювання часу виконання послідовного алгоритму</w:t>
+      </w:r>
+    </w:p>
+    <w:tbl>
+      <w:tblPr>
+        <w:tblW w:w="9639" w:type="dxa"/>
+        <w:tblCellSpacing w:w="15" w:type="dxa"/>
+        <w:tblCellMar>
+          <w:top w:w="15" w:type="dxa"/>
+          <w:left w:w="15" w:type="dxa"/>
+          <w:bottom w:w="15" w:type="dxa"/>
+          <w:right w:w="15" w:type="dxa"/>
+        </w:tblCellMar>
+        <w:tblLook w:val="04A0" w:firstRow="1" w:lastRow="0" w:firstColumn="1" w:lastColumn="0" w:noHBand="0" w:noVBand="1"/>
+      </w:tblPr>
+      <w:tblGrid>
+        <w:gridCol w:w="2977"/>
+        <w:gridCol w:w="3402"/>
+        <w:gridCol w:w="3260"/>
+      </w:tblGrid>
+      <w:tr>
+        <w:trPr>
+          <w:tblHeader/>
+          <w:tblCellSpacing w:w="15" w:type="dxa"/>
+        </w:trPr>
+        <w:tc>
+          <w:tcPr>
+            <w:tcW w:w="2932" w:type="dxa"/>
+            <w:vAlign w:val="center"/>
+            <w:hideMark/>
+          </w:tcPr>
+          <w:p>
+            <w:pPr>
+              <w:ind w:firstLine="0"/>
+              <w:jc w:val="center"/>
+              <w:rPr>
+                <w:rFonts w:eastAsia="Times New Roman" w:cs="Times New Roman"/>
+                <w:b/>
+                <w:bCs/>
+                <w:szCs w:val="28"/>
+                <w:lang w:val="en-UA" w:eastAsia="en-GB"/>
+              </w:rPr>
+            </w:pPr>
+            <w:r>
+              <w:rPr>
+                <w:rFonts w:eastAsia="Times New Roman" w:cs="Times New Roman"/>
+                <w:b/>
+                <w:bCs/>
+                <w:szCs w:val="28"/>
+                <w:lang w:val="en-UA" w:eastAsia="en-GB"/>
+              </w:rPr>
+              <w:t>Розмір масиву (n)</w:t>
+            </w:r>
+          </w:p>
+        </w:tc>
+        <w:tc>
+          <w:tcPr>
+            <w:tcW w:w="3372" w:type="dxa"/>
+            <w:vAlign w:val="center"/>
+            <w:hideMark/>
+          </w:tcPr>
+          <w:p>
+            <w:pPr>
+              <w:ind w:firstLine="0"/>
+              <w:jc w:val="center"/>
+              <w:rPr>
+                <w:rFonts w:eastAsia="Times New Roman" w:cs="Times New Roman"/>
+                <w:b/>
+                <w:bCs/>
+                <w:szCs w:val="28"/>
+                <w:lang w:val="en-UA" w:eastAsia="en-GB"/>
+              </w:rPr>
+            </w:pPr>
+            <w:r>
+              <w:rPr>
+                <w:rFonts w:eastAsia="Times New Roman" w:cs="Times New Roman"/>
+                <w:b/>
+                <w:bCs/>
+                <w:szCs w:val="28"/>
+                <w:lang w:val="en-UA" w:eastAsia="en-GB"/>
+              </w:rPr>
+              <w:t>Медіанний час (с)</w:t>
+            </w:r>
+          </w:p>
+        </w:tc>
+        <w:tc>
+          <w:tcPr>
+            <w:tcW w:w="3215" w:type="dxa"/>
+            <w:vAlign w:val="center"/>
+            <w:hideMark/>
+          </w:tcPr>
+          <w:p>
+            <w:pPr>
+              <w:ind w:firstLine="0"/>
+              <w:jc w:val="center"/>
+              <w:rPr>
+                <w:rFonts w:eastAsia="Times New Roman" w:cs="Times New Roman"/>
+                <w:b/>
+                <w:bCs/>
+                <w:szCs w:val="28"/>
+                <w:lang w:val="en-UA" w:eastAsia="en-GB"/>
+              </w:rPr>
+            </w:pPr>
+            <w:r>
+              <w:rPr>
+                <w:rFonts w:eastAsia="Times New Roman" w:cs="Times New Roman"/>
+                <w:b/>
+                <w:bCs/>
+                <w:szCs w:val="28"/>
+                <w:lang w:val="en-UA" w:eastAsia="en-GB"/>
+              </w:rPr>
+              <w:t>Відхилення (±с)</w:t>
+            </w:r>
+          </w:p>
+        </w:tc>
+      </w:tr>
+      <w:tr>
+        <w:trPr>
+          <w:tblCellSpacing w:w="15" w:type="dxa"/>
+        </w:trPr>
+        <w:tc>
+          <w:tcPr>
+            <w:tcW w:w="2932" w:type="dxa"/>
+            <w:vAlign w:val="center"/>
+            <w:hideMark/>
+          </w:tcPr>
+          <w:p>
+            <w:pPr>
+              <w:ind w:firstLine="0"/>
+              <w:jc w:val="left"/>
+              <w:rPr>
+                <w:rFonts w:eastAsia="Times New Roman" w:cs="Times New Roman"/>
+                <w:szCs w:val="28"/>
+                <w:lang w:val="en-UA" w:eastAsia="en-GB"/>
+              </w:rPr>
+            </w:pPr>
+            <w:r>
+              <w:rPr>
+                <w:rFonts w:eastAsia="Times New Roman" w:cs="Times New Roman"/>
+                <w:szCs w:val="28"/>
+                <w:lang w:val="en-UA" w:eastAsia="en-GB"/>
+              </w:rPr>
+              <w:t>8,192</w:t>
+            </w:r>
+          </w:p>
+        </w:tc>
+        <w:tc>
+          <w:tcPr>
+            <w:tcW w:w="3372" w:type="dxa"/>
+            <w:vAlign w:val="center"/>
+            <w:hideMark/>
+          </w:tcPr>
+          <w:p>
+            <w:pPr>
+              <w:ind w:firstLine="0"/>
+              <w:jc w:val="left"/>
+              <w:rPr>
+                <w:rFonts w:eastAsia="Times New Roman" w:cs="Times New Roman"/>
+                <w:szCs w:val="28"/>
+                <w:lang w:val="en-UA" w:eastAsia="en-GB"/>
+              </w:rPr>
+            </w:pPr>
+            <w:r>
+              <w:rPr>
+                <w:rFonts w:eastAsia="Times New Roman" w:cs="Times New Roman"/>
+                <w:szCs w:val="28"/>
+                <w:lang w:val="en-UA" w:eastAsia="en-GB"/>
+              </w:rPr>
+              <w:t>0.0556</w:t>
+            </w:r>
+          </w:p>
+        </w:tc>
+        <w:tc>
+          <w:tcPr>
+            <w:tcW w:w="3215" w:type="dxa"/>
+            <w:vAlign w:val="center"/>
+            <w:hideMark/>
+          </w:tcPr>
+          <w:p>
+            <w:pPr>
+              <w:ind w:firstLine="0"/>
+              <w:jc w:val="left"/>
+              <w:rPr>
+                <w:rFonts w:eastAsia="Times New Roman" w:cs="Times New Roman"/>
+                <w:szCs w:val="28"/>
+                <w:lang w:val="en-UA" w:eastAsia="en-GB"/>
+              </w:rPr>
+            </w:pPr>
+            <w:r>
+              <w:rPr>
+                <w:rFonts w:eastAsia="Times New Roman" w:cs="Times New Roman"/>
+                <w:szCs w:val="28"/>
+                <w:lang w:val="en-UA" w:eastAsia="en-GB"/>
+              </w:rPr>
+              <w:t>0.0004</w:t>
+            </w:r>
+          </w:p>
+        </w:tc>
+      </w:tr>
+      <w:tr>
+        <w:trPr>
+          <w:tblCellSpacing w:w="15" w:type="dxa"/>
+        </w:trPr>
+        <w:tc>
+          <w:tcPr>
+            <w:tcW w:w="2932" w:type="dxa"/>
+            <w:vAlign w:val="center"/>
+            <w:hideMark/>
+          </w:tcPr>
+          <w:p>
+            <w:pPr>
+              <w:ind w:firstLine="0"/>
+              <w:jc w:val="left"/>
+              <w:rPr>
+                <w:rFonts w:eastAsia="Times New Roman" w:cs="Times New Roman"/>
+                <w:szCs w:val="28"/>
+                <w:lang w:val="en-UA" w:eastAsia="en-GB"/>
+              </w:rPr>
+            </w:pPr>
+            <w:r>
+              <w:rPr>
+                <w:rFonts w:eastAsia="Times New Roman" w:cs="Times New Roman"/>
+                <w:szCs w:val="28"/>
+                <w:lang w:val="en-UA" w:eastAsia="en-GB"/>
+              </w:rPr>
+              <w:t>16,384</w:t>
+            </w:r>
+          </w:p>
+        </w:tc>
+        <w:tc>
+          <w:tcPr>
+            <w:tcW w:w="3372" w:type="dxa"/>
+            <w:vAlign w:val="center"/>
+            <w:hideMark/>
+          </w:tcPr>
+          <w:p>
+            <w:pPr>
+              <w:ind w:firstLine="0"/>
+              <w:jc w:val="left"/>
+              <w:rPr>
+                <w:rFonts w:eastAsia="Times New Roman" w:cs="Times New Roman"/>
+                <w:szCs w:val="28"/>
+                <w:lang w:val="en-UA" w:eastAsia="en-GB"/>
+              </w:rPr>
+            </w:pPr>
+            <w:r>
+              <w:rPr>
+                <w:rFonts w:eastAsia="Times New Roman" w:cs="Times New Roman"/>
+                <w:szCs w:val="28"/>
+                <w:lang w:val="en-UA" w:eastAsia="en-GB"/>
+              </w:rPr>
+              <w:t>0.1276</w:t>
+            </w:r>
+          </w:p>
+        </w:tc>
+        <w:tc>
+          <w:tcPr>
+            <w:tcW w:w="3215" w:type="dxa"/>
+            <w:vAlign w:val="center"/>
+            <w:hideMark/>
+          </w:tcPr>
+          <w:p>
+            <w:pPr>
+              <w:ind w:firstLine="0"/>
+              <w:jc w:val="left"/>
+              <w:rPr>
+                <w:rFonts w:eastAsia="Times New Roman" w:cs="Times New Roman"/>
+                <w:szCs w:val="28"/>
+                <w:lang w:val="en-UA" w:eastAsia="en-GB"/>
+              </w:rPr>
+            </w:pPr>
+            <w:r>
+              <w:rPr>
+                <w:rFonts w:eastAsia="Times New Roman" w:cs="Times New Roman"/>
+                <w:szCs w:val="28"/>
+                <w:lang w:val="en-UA" w:eastAsia="en-GB"/>
+              </w:rPr>
+              <w:t>0.0005</w:t>
+            </w:r>
+          </w:p>
+        </w:tc>
+      </w:tr>
+      <w:tr>
+        <w:trPr>
+          <w:tblCellSpacing w:w="15" w:type="dxa"/>
+        </w:trPr>
+        <w:tc>
+          <w:tcPr>
+            <w:tcW w:w="2932" w:type="dxa"/>
+            <w:vAlign w:val="center"/>
+            <w:hideMark/>
+          </w:tcPr>
+          <w:p>
+            <w:pPr>
+              <w:ind w:firstLine="0"/>
+              <w:jc w:val="left"/>
+              <w:rPr>
+                <w:rFonts w:eastAsia="Times New Roman" w:cs="Times New Roman"/>
+                <w:szCs w:val="28"/>
+                <w:lang w:val="en-UA" w:eastAsia="en-GB"/>
+              </w:rPr>
+            </w:pPr>
+            <w:r>
+              <w:rPr>
+                <w:rFonts w:eastAsia="Times New Roman" w:cs="Times New Roman"/>
+                <w:szCs w:val="28"/>
+                <w:lang w:val="en-UA" w:eastAsia="en-GB"/>
+              </w:rPr>
+              <w:t>32,768</w:t>
+            </w:r>
+          </w:p>
+        </w:tc>
+        <w:tc>
+          <w:tcPr>
+            <w:tcW w:w="3372" w:type="dxa"/>
+            <w:vAlign w:val="center"/>
+            <w:hideMark/>
+          </w:tcPr>
+          <w:p>
+            <w:pPr>
+              <w:ind w:firstLine="0"/>
+              <w:jc w:val="left"/>
+              <w:rPr>
+                <w:rFonts w:eastAsia="Times New Roman" w:cs="Times New Roman"/>
+                <w:szCs w:val="28"/>
+                <w:lang w:val="en-UA" w:eastAsia="en-GB"/>
+              </w:rPr>
+            </w:pPr>
+            <w:r>
+              <w:rPr>
+                <w:rFonts w:eastAsia="Times New Roman" w:cs="Times New Roman"/>
+                <w:szCs w:val="28"/>
+                <w:lang w:val="en-UA" w:eastAsia="en-GB"/>
+              </w:rPr>
+              <w:t>0.2894</w:t>
+            </w:r>
+          </w:p>
+        </w:tc>
+        <w:tc>
+          <w:tcPr>
+            <w:tcW w:w="3215" w:type="dxa"/>
+            <w:vAlign w:val="center"/>
+            <w:hideMark/>
+          </w:tcPr>
+          <w:p>
+            <w:pPr>
+              <w:ind w:firstLine="0"/>
+              <w:jc w:val="left"/>
+              <w:rPr>
+                <w:rFonts w:eastAsia="Times New Roman" w:cs="Times New Roman"/>
+                <w:szCs w:val="28"/>
+                <w:lang w:val="en-UA" w:eastAsia="en-GB"/>
+              </w:rPr>
+            </w:pPr>
+            <w:r>
+              <w:rPr>
+                <w:rFonts w:eastAsia="Times New Roman" w:cs="Times New Roman"/>
+                <w:szCs w:val="28"/>
+                <w:lang w:val="en-UA" w:eastAsia="en-GB"/>
+              </w:rPr>
+              <w:t>0.0003</w:t>
+            </w:r>
+          </w:p>
+        </w:tc>
+      </w:tr>
+      <w:tr>
+        <w:trPr>
+          <w:tblCellSpacing w:w="15" w:type="dxa"/>
+        </w:trPr>
+        <w:tc>
+          <w:tcPr>
+            <w:tcW w:w="2932" w:type="dxa"/>
+            <w:vAlign w:val="center"/>
+            <w:hideMark/>
+          </w:tcPr>
+          <w:p>
+            <w:pPr>
+              <w:ind w:firstLine="0"/>
+              <w:jc w:val="left"/>
+              <w:rPr>
+                <w:rFonts w:eastAsia="Times New Roman" w:cs="Times New Roman"/>
+                <w:szCs w:val="28"/>
+                <w:lang w:val="en-UA" w:eastAsia="en-GB"/>
+              </w:rPr>
+            </w:pPr>
+            <w:r>
+              <w:rPr>
+                <w:rFonts w:eastAsia="Times New Roman" w:cs="Times New Roman"/>
+                <w:szCs w:val="28"/>
+                <w:lang w:val="en-UA" w:eastAsia="en-GB"/>
+              </w:rPr>
+              <w:t>65,536</w:t>
+            </w:r>
+          </w:p>
+        </w:tc>
+        <w:tc>
+          <w:tcPr>
+            <w:tcW w:w="3372" w:type="dxa"/>
+            <w:vAlign w:val="center"/>
+            <w:hideMark/>
+          </w:tcPr>
+          <w:p>
+            <w:pPr>
+              <w:ind w:firstLine="0"/>
+              <w:jc w:val="left"/>
+              <w:rPr>
+                <w:rFonts w:eastAsia="Times New Roman" w:cs="Times New Roman"/>
+                <w:szCs w:val="28"/>
+                <w:lang w:val="en-UA" w:eastAsia="en-GB"/>
+              </w:rPr>
+            </w:pPr>
+            <w:r>
+              <w:rPr>
+                <w:rFonts w:eastAsia="Times New Roman" w:cs="Times New Roman"/>
+                <w:szCs w:val="28"/>
+                <w:lang w:val="en-UA" w:eastAsia="en-GB"/>
+              </w:rPr>
+              <w:t>0.6556</w:t>
+            </w:r>
+          </w:p>
+        </w:tc>
+        <w:tc>
+          <w:tcPr>
+            <w:tcW w:w="3215" w:type="dxa"/>
+            <w:vAlign w:val="center"/>
+            <w:hideMark/>
+          </w:tcPr>
+          <w:p>
+            <w:pPr>
+              <w:ind w:firstLine="0"/>
+              <w:jc w:val="left"/>
+              <w:rPr>
+                <w:rFonts w:eastAsia="Times New Roman" w:cs="Times New Roman"/>
+                <w:szCs w:val="28"/>
+                <w:lang w:val="en-UA" w:eastAsia="en-GB"/>
+              </w:rPr>
+            </w:pPr>
+            <w:r>
+              <w:rPr>
+                <w:rFonts w:eastAsia="Times New Roman" w:cs="Times New Roman"/>
+                <w:szCs w:val="28"/>
+                <w:lang w:val="en-UA" w:eastAsia="en-GB"/>
+              </w:rPr>
+              <w:t>0.0004</w:t>
+            </w:r>
+          </w:p>
+        </w:tc>
+      </w:tr>
+      <w:tr>
+        <w:trPr>
+          <w:tblCellSpacing w:w="15" w:type="dxa"/>
+        </w:trPr>
+        <w:tc>
+          <w:tcPr>
+            <w:tcW w:w="2932" w:type="dxa"/>
+            <w:vAlign w:val="center"/>
+            <w:hideMark/>
+          </w:tcPr>
+          <w:p>
+            <w:pPr>
+              <w:ind w:firstLine="0"/>
+              <w:jc w:val="left"/>
+              <w:rPr>
+                <w:rFonts w:eastAsia="Times New Roman" w:cs="Times New Roman"/>
+                <w:szCs w:val="28"/>
+                <w:lang w:val="en-UA" w:eastAsia="en-GB"/>
+              </w:rPr>
+            </w:pPr>
+            <w:r>
+              <w:rPr>
+                <w:rFonts w:eastAsia="Times New Roman" w:cs="Times New Roman"/>
+                <w:szCs w:val="28"/>
+                <w:lang w:val="en-UA" w:eastAsia="en-GB"/>
+              </w:rPr>
+              <w:t>131,072</w:t>
+            </w:r>
+          </w:p>
+        </w:tc>
+        <w:tc>
+          <w:tcPr>
+            <w:tcW w:w="3372" w:type="dxa"/>
+            <w:vAlign w:val="center"/>
+            <w:hideMark/>
+          </w:tcPr>
+          <w:p>
+            <w:pPr>
+              <w:ind w:firstLine="0"/>
+              <w:jc w:val="left"/>
+              <w:rPr>
+                <w:rFonts w:eastAsia="Times New Roman" w:cs="Times New Roman"/>
+                <w:szCs w:val="28"/>
+                <w:lang w:val="en-UA" w:eastAsia="en-GB"/>
+              </w:rPr>
+            </w:pPr>
+            <w:r>
+              <w:rPr>
+                <w:rFonts w:eastAsia="Times New Roman" w:cs="Times New Roman"/>
+                <w:szCs w:val="28"/>
+                <w:lang w:val="en-UA" w:eastAsia="en-GB"/>
+              </w:rPr>
+              <w:t>1.4737</w:t>
+            </w:r>
+          </w:p>
+        </w:tc>
+        <w:tc>
+          <w:tcPr>
+            <w:tcW w:w="3215" w:type="dxa"/>
+            <w:vAlign w:val="center"/>
+            <w:hideMark/>
+          </w:tcPr>
+          <w:p>
+            <w:pPr>
+              <w:ind w:firstLine="0"/>
+              <w:jc w:val="left"/>
+              <w:rPr>
+                <w:rFonts w:eastAsia="Times New Roman" w:cs="Times New Roman"/>
+                <w:szCs w:val="28"/>
+                <w:lang w:val="en-UA" w:eastAsia="en-GB"/>
+              </w:rPr>
+            </w:pPr>
+            <w:r>
+              <w:rPr>
+                <w:rFonts w:eastAsia="Times New Roman" w:cs="Times New Roman"/>
+                <w:szCs w:val="28"/>
+                <w:lang w:val="en-UA" w:eastAsia="en-GB"/>
+              </w:rPr>
+              <w:t>0.0011</w:t>
+            </w:r>
+          </w:p>
+        </w:tc>
+      </w:tr>
+      <w:tr>
+        <w:trPr>
+          <w:tblCellSpacing w:w="15" w:type="dxa"/>
+        </w:trPr>
+        <w:tc>
+          <w:tcPr>
+            <w:tcW w:w="2932" w:type="dxa"/>
+            <w:vAlign w:val="center"/>
+            <w:hideMark/>
+          </w:tcPr>
+          <w:p>
+            <w:pPr>
+              <w:ind w:firstLine="0"/>
+              <w:jc w:val="left"/>
+              <w:rPr>
+                <w:rFonts w:eastAsia="Times New Roman" w:cs="Times New Roman"/>
+                <w:szCs w:val="28"/>
+                <w:lang w:val="en-UA" w:eastAsia="en-GB"/>
+              </w:rPr>
+            </w:pPr>
+            <w:r>
+              <w:rPr>
+                <w:rFonts w:eastAsia="Times New Roman" w:cs="Times New Roman"/>
+                <w:szCs w:val="28"/>
+                <w:lang w:val="en-UA" w:eastAsia="en-GB"/>
+              </w:rPr>
+              <w:t>262,144</w:t>
+            </w:r>
+          </w:p>
+        </w:tc>
+        <w:tc>
+          <w:tcPr>
+            <w:tcW w:w="3372" w:type="dxa"/>
+            <w:vAlign w:val="center"/>
+            <w:hideMark/>
+          </w:tcPr>
+          <w:p>
+            <w:pPr>
+              <w:ind w:firstLine="0"/>
+              <w:jc w:val="left"/>
+              <w:rPr>
+                <w:rFonts w:eastAsia="Times New Roman" w:cs="Times New Roman"/>
+                <w:szCs w:val="28"/>
+                <w:lang w:val="en-UA" w:eastAsia="en-GB"/>
+              </w:rPr>
+            </w:pPr>
+            <w:r>
+              <w:rPr>
+                <w:rFonts w:eastAsia="Times New Roman" w:cs="Times New Roman"/>
+                <w:szCs w:val="28"/>
+                <w:lang w:val="en-UA" w:eastAsia="en-GB"/>
+              </w:rPr>
+              <w:t>3.2860</w:t>
+            </w:r>
+          </w:p>
+        </w:tc>
+        <w:tc>
+          <w:tcPr>
+            <w:tcW w:w="3215" w:type="dxa"/>
+            <w:vAlign w:val="center"/>
+            <w:hideMark/>
+          </w:tcPr>
+          <w:p>
+            <w:pPr>
+              <w:ind w:firstLine="0"/>
+              <w:jc w:val="left"/>
+              <w:rPr>
+                <w:rFonts w:eastAsia="Times New Roman" w:cs="Times New Roman"/>
+                <w:szCs w:val="28"/>
+                <w:lang w:val="en-UA" w:eastAsia="en-GB"/>
+              </w:rPr>
+            </w:pPr>
+            <w:r>
+              <w:rPr>
+                <w:rFonts w:eastAsia="Times New Roman" w:cs="Times New Roman"/>
+                <w:szCs w:val="28"/>
+                <w:lang w:val="en-UA" w:eastAsia="en-GB"/>
+              </w:rPr>
+              <w:t>0.0007</w:t>
+            </w:r>
+          </w:p>
+        </w:tc>
+      </w:tr>
+      <w:tr>
+        <w:trPr>
+          <w:tblCellSpacing w:w="15" w:type="dxa"/>
+        </w:trPr>
+        <w:tc>
+          <w:tcPr>
+            <w:tcW w:w="2932" w:type="dxa"/>
+            <w:vAlign w:val="center"/>
+            <w:hideMark/>
+          </w:tcPr>
+          <w:p>
+            <w:pPr>
+              <w:ind w:firstLine="0"/>
+              <w:jc w:val="left"/>
+              <w:rPr>
+                <w:rFonts w:eastAsia="Times New Roman" w:cs="Times New Roman"/>
+                <w:szCs w:val="28"/>
+                <w:lang w:val="en-UA" w:eastAsia="en-GB"/>
+              </w:rPr>
+            </w:pPr>
+            <w:r>
+              <w:rPr>
+                <w:rFonts w:eastAsia="Times New Roman" w:cs="Times New Roman"/>
+                <w:szCs w:val="28"/>
+                <w:lang w:val="en-UA" w:eastAsia="en-GB"/>
+              </w:rPr>
+              <w:t>524,288</w:t>
+            </w:r>
+          </w:p>
+        </w:tc>
+        <w:tc>
+          <w:tcPr>
+            <w:tcW w:w="3372" w:type="dxa"/>
+            <w:vAlign w:val="center"/>
+            <w:hideMark/>
+          </w:tcPr>
+          <w:p>
+            <w:pPr>
+              <w:ind w:firstLine="0"/>
+              <w:jc w:val="left"/>
+              <w:rPr>
+                <w:rFonts w:eastAsia="Times New Roman" w:cs="Times New Roman"/>
+                <w:szCs w:val="28"/>
+                <w:lang w:val="en-UA" w:eastAsia="en-GB"/>
+              </w:rPr>
+            </w:pPr>
+            <w:r>
+              <w:rPr>
+                <w:rFonts w:eastAsia="Times New Roman" w:cs="Times New Roman"/>
+                <w:szCs w:val="28"/>
+                <w:lang w:val="en-UA" w:eastAsia="en-GB"/>
+              </w:rPr>
+              <w:t>7.2769</w:t>
+            </w:r>
+          </w:p>
+        </w:tc>
+        <w:tc>
+          <w:tcPr>
+            <w:tcW w:w="3215" w:type="dxa"/>
+            <w:vAlign w:val="center"/>
+            <w:hideMark/>
+          </w:tcPr>
+          <w:p>
+            <w:pPr>
+              <w:ind w:firstLine="0"/>
+              <w:jc w:val="left"/>
+              <w:rPr>
+                <w:rFonts w:eastAsia="Times New Roman" w:cs="Times New Roman"/>
+                <w:szCs w:val="28"/>
+                <w:lang w:val="en-UA" w:eastAsia="en-GB"/>
+              </w:rPr>
+            </w:pPr>
+            <w:r>
+              <w:rPr>
+                <w:rFonts w:eastAsia="Times New Roman" w:cs="Times New Roman"/>
+                <w:szCs w:val="28"/>
+                <w:lang w:val="en-UA" w:eastAsia="en-GB"/>
+              </w:rPr>
+              <w:t>0.0038</w:t>
+            </w:r>
+          </w:p>
+        </w:tc>
+      </w:tr>
+      <w:tr>
+        <w:trPr>
+          <w:tblCellSpacing w:w="15" w:type="dxa"/>
+        </w:trPr>
+        <w:tc>
+          <w:tcPr>
+            <w:tcW w:w="2932" w:type="dxa"/>
+            <w:vAlign w:val="center"/>
+            <w:hideMark/>
+          </w:tcPr>
+          <w:p>
+            <w:pPr>
+              <w:ind w:firstLine="0"/>
+              <w:jc w:val="left"/>
+              <w:rPr>
+                <w:rFonts w:eastAsia="Times New Roman" w:cs="Times New Roman"/>
+                <w:szCs w:val="28"/>
+                <w:lang w:val="en-UA" w:eastAsia="en-GB"/>
+              </w:rPr>
+            </w:pPr>
+            <w:r>
+              <w:rPr>
+                <w:rFonts w:eastAsia="Times New Roman" w:cs="Times New Roman"/>
+                <w:szCs w:val="28"/>
+                <w:lang w:val="en-UA" w:eastAsia="en-GB"/>
+              </w:rPr>
+              <w:t>1,048,576</w:t>
+            </w:r>
+          </w:p>
+        </w:tc>
+        <w:tc>
+          <w:tcPr>
+            <w:tcW w:w="3372" w:type="dxa"/>
+            <w:vAlign w:val="center"/>
+            <w:hideMark/>
+          </w:tcPr>
+          <w:p>
+            <w:pPr>
+              <w:ind w:firstLine="0"/>
+              <w:jc w:val="left"/>
+              <w:rPr>
+                <w:rFonts w:eastAsia="Times New Roman" w:cs="Times New Roman"/>
+                <w:szCs w:val="28"/>
+                <w:lang w:val="en-UA" w:eastAsia="en-GB"/>
+              </w:rPr>
+            </w:pPr>
+            <w:r>
+              <w:rPr>
+                <w:rFonts w:eastAsia="Times New Roman" w:cs="Times New Roman"/>
+                <w:szCs w:val="28"/>
+                <w:lang w:val="en-UA" w:eastAsia="en-GB"/>
+              </w:rPr>
+              <w:t>16.1288</w:t>
+            </w:r>
+          </w:p>
+        </w:tc>
+        <w:tc>
+          <w:tcPr>
+            <w:tcW w:w="3215" w:type="dxa"/>
+            <w:vAlign w:val="center"/>
+            <w:hideMark/>
+          </w:tcPr>
+          <w:p>
+            <w:pPr>
+              <w:ind w:firstLine="0"/>
+              <w:jc w:val="left"/>
+              <w:rPr>
+                <w:rFonts w:eastAsia="Times New Roman" w:cs="Times New Roman"/>
+                <w:szCs w:val="28"/>
+                <w:lang w:val="en-UA" w:eastAsia="en-GB"/>
+              </w:rPr>
+            </w:pPr>
+            <w:r>
+              <w:rPr>
+                <w:rFonts w:eastAsia="Times New Roman" w:cs="Times New Roman"/>
+                <w:szCs w:val="28"/>
+                <w:lang w:val="en-UA" w:eastAsia="en-GB"/>
+              </w:rPr>
+              <w:t>0.0342</w:t>
+            </w:r>
+          </w:p>
+        </w:tc>
+      </w:tr>
+      <w:tr>
+        <w:trPr>
+          <w:tblCellSpacing w:w="15" w:type="dxa"/>
+        </w:trPr>
+        <w:tc>
+          <w:tcPr>
+            <w:tcW w:w="2932" w:type="dxa"/>
+            <w:vAlign w:val="center"/>
+            <w:hideMark/>
+          </w:tcPr>
+          <w:p>
+            <w:pPr>
+              <w:ind w:firstLine="0"/>
+              <w:jc w:val="left"/>
+              <w:rPr>
+                <w:rFonts w:eastAsia="Times New Roman" w:cs="Times New Roman"/>
+                <w:szCs w:val="28"/>
+                <w:lang w:val="en-UA" w:eastAsia="en-GB"/>
+              </w:rPr>
+            </w:pPr>
+            <w:r>
+              <w:rPr>
+                <w:rFonts w:eastAsia="Times New Roman" w:cs="Times New Roman"/>
+                <w:szCs w:val="28"/>
+                <w:lang w:val="en-UA" w:eastAsia="en-GB"/>
+              </w:rPr>
+              <w:t>2,097,152</w:t>
+            </w:r>
+          </w:p>
+        </w:tc>
+        <w:tc>
+          <w:tcPr>
+            <w:tcW w:w="3372" w:type="dxa"/>
+            <w:vAlign w:val="center"/>
+            <w:hideMark/>
+          </w:tcPr>
+          <w:p>
+            <w:pPr>
+              <w:ind w:firstLine="0"/>
+              <w:jc w:val="left"/>
+              <w:rPr>
+                <w:rFonts w:eastAsia="Times New Roman" w:cs="Times New Roman"/>
+                <w:szCs w:val="28"/>
+                <w:lang w:val="en-UA" w:eastAsia="en-GB"/>
+              </w:rPr>
+            </w:pPr>
+            <w:r>
+              <w:rPr>
+                <w:rFonts w:eastAsia="Times New Roman" w:cs="Times New Roman"/>
+                <w:szCs w:val="28"/>
+                <w:lang w:val="en-UA" w:eastAsia="en-GB"/>
+              </w:rPr>
+              <w:t>35.6340</w:t>
+            </w:r>
+          </w:p>
+        </w:tc>
+        <w:tc>
+          <w:tcPr>
+            <w:tcW w:w="3215" w:type="dxa"/>
+            <w:vAlign w:val="center"/>
+            <w:hideMark/>
+          </w:tcPr>
+          <w:p>
+            <w:pPr>
+              <w:ind w:firstLine="0"/>
+              <w:jc w:val="left"/>
+              <w:rPr>
+                <w:rFonts w:eastAsia="Times New Roman" w:cs="Times New Roman"/>
+                <w:szCs w:val="28"/>
+                <w:lang w:val="en-UA" w:eastAsia="en-GB"/>
+              </w:rPr>
+            </w:pPr>
+            <w:r>
+              <w:rPr>
+                <w:rFonts w:eastAsia="Times New Roman" w:cs="Times New Roman"/>
+                <w:szCs w:val="28"/>
+                <w:lang w:val="en-UA" w:eastAsia="en-GB"/>
+              </w:rPr>
+              <w:t>0.0443</w:t>
+            </w:r>
+          </w:p>
+        </w:tc>
+      </w:tr>
+      <w:tr>
+        <w:trPr>
+          <w:tblCellSpacing w:w="15" w:type="dxa"/>
+        </w:trPr>
+        <w:tc>
+          <w:tcPr>
+            <w:tcW w:w="2932" w:type="dxa"/>
+            <w:vAlign w:val="center"/>
+            <w:hideMark/>
+          </w:tcPr>
+          <w:p>
+            <w:pPr>
+              <w:ind w:firstLine="0"/>
+              <w:jc w:val="left"/>
+              <w:rPr>
+                <w:rFonts w:eastAsia="Times New Roman" w:cs="Times New Roman"/>
+                <w:szCs w:val="28"/>
+                <w:lang w:val="en-UA" w:eastAsia="en-GB"/>
+              </w:rPr>
+            </w:pPr>
+            <w:r>
+              <w:rPr>
+                <w:rFonts w:eastAsia="Times New Roman" w:cs="Times New Roman"/>
+                <w:szCs w:val="28"/>
+                <w:lang w:val="en-UA" w:eastAsia="en-GB"/>
+              </w:rPr>
+              <w:lastRenderedPageBreak/>
+              <w:t>4,194,304</w:t>
+            </w:r>
+          </w:p>
+        </w:tc>
+        <w:tc>
+          <w:tcPr>
+            <w:tcW w:w="3372" w:type="dxa"/>
+            <w:vAlign w:val="center"/>
+            <w:hideMark/>
+          </w:tcPr>
+          <w:p>
+            <w:pPr>
+              <w:ind w:firstLine="0"/>
+              <w:jc w:val="left"/>
+              <w:rPr>
+                <w:rFonts w:eastAsia="Times New Roman" w:cs="Times New Roman"/>
+                <w:szCs w:val="28"/>
+                <w:lang w:val="en-UA" w:eastAsia="en-GB"/>
+              </w:rPr>
+            </w:pPr>
+            <w:r>
+              <w:rPr>
+                <w:rFonts w:eastAsia="Times New Roman" w:cs="Times New Roman"/>
+                <w:szCs w:val="28"/>
+                <w:lang w:val="en-UA" w:eastAsia="en-GB"/>
+              </w:rPr>
+              <w:t>77.8639</w:t>
+            </w:r>
+          </w:p>
+        </w:tc>
+        <w:tc>
+          <w:tcPr>
+            <w:tcW w:w="3215" w:type="dxa"/>
+            <w:vAlign w:val="center"/>
+            <w:hideMark/>
+          </w:tcPr>
+          <w:p>
+            <w:pPr>
+              <w:ind w:firstLine="0"/>
+              <w:jc w:val="left"/>
+              <w:rPr>
+                <w:rFonts w:eastAsia="Times New Roman" w:cs="Times New Roman"/>
+                <w:szCs w:val="28"/>
+                <w:lang w:val="en-UA" w:eastAsia="en-GB"/>
+              </w:rPr>
+            </w:pPr>
+            <w:r>
+              <w:rPr>
+                <w:rFonts w:eastAsia="Times New Roman" w:cs="Times New Roman"/>
+                <w:szCs w:val="28"/>
+                <w:lang w:val="en-UA" w:eastAsia="en-GB"/>
+              </w:rPr>
+              <w:t>0.0923</w:t>
+            </w:r>
+          </w:p>
+        </w:tc>
+      </w:tr>
+    </w:tbl>
     <w:p>
       <w:pPr>
         <w:ind w:firstLine="708"/>
@@ -19244,7 +19724,7 @@
       </w:pPr>
     </w:p>
     <w:sectPr>
-      <w:headerReference w:type="default" r:id="rId11"/>
+      <w:headerReference w:type="default" r:id="rId13"/>
       <w:pgSz w:w="11906" w:h="16838"/>
       <w:pgMar w:top="1134" w:right="1134" w:bottom="1134" w:left="1134" w:header="709" w:footer="709" w:gutter="0"/>
       <w:cols w:space="708"/>

--- a/course-work/docs/report/course-work.docx
+++ b/course-work/docs/report/course-work.docx
@@ -16770,6 +16770,7 @@
           <w:lang w:val="uk-UA"/>
         </w:rPr>
       </w:pPr>
+      <w:bookmarkStart w:id="15" w:name="_Hlk224775615"/>
       <w:r>
         <w:rPr>
           <w:lang w:val="uk-UA"/>
@@ -16795,6 +16796,7 @@
         <w:t>Аналіз швидкодії послідовного алгоритму</w:t>
       </w:r>
     </w:p>
+    <w:bookmarkEnd w:id="15"/>
     <w:p>
       <w:pPr>
         <w:rPr>
@@ -17081,7 +17083,14 @@
     <w:tbl>
       <w:tblPr>
         <w:tblW w:w="9639" w:type="dxa"/>
-        <w:tblCellSpacing w:w="15" w:type="dxa"/>
+        <w:tblBorders>
+          <w:top w:val="single" w:sz="4" w:space="0" w:color="auto"/>
+          <w:left w:val="single" w:sz="4" w:space="0" w:color="auto"/>
+          <w:bottom w:val="single" w:sz="4" w:space="0" w:color="auto"/>
+          <w:right w:val="single" w:sz="4" w:space="0" w:color="auto"/>
+          <w:insideH w:val="single" w:sz="4" w:space="0" w:color="auto"/>
+          <w:insideV w:val="single" w:sz="4" w:space="0" w:color="auto"/>
+        </w:tblBorders>
         <w:tblCellMar>
           <w:top w:w="15" w:type="dxa"/>
           <w:left w:w="15" w:type="dxa"/>
@@ -17091,14 +17100,13 @@
         <w:tblLook w:val="04A0" w:firstRow="1" w:lastRow="0" w:firstColumn="1" w:lastColumn="0" w:noHBand="0" w:noVBand="1"/>
       </w:tblPr>
       <w:tblGrid>
-        <w:gridCol w:w="2977"/>
-        <w:gridCol w:w="3402"/>
-        <w:gridCol w:w="3260"/>
+        <w:gridCol w:w="2968"/>
+        <w:gridCol w:w="3415"/>
+        <w:gridCol w:w="3256"/>
       </w:tblGrid>
       <w:tr>
         <w:trPr>
           <w:tblHeader/>
-          <w:tblCellSpacing w:w="15" w:type="dxa"/>
         </w:trPr>
         <w:tc>
           <w:tcPr>
@@ -17192,9 +17200,6 @@
         </w:tc>
       </w:tr>
       <w:tr>
-        <w:trPr>
-          <w:tblCellSpacing w:w="15" w:type="dxa"/>
-        </w:trPr>
         <w:tc>
           <w:tcPr>
             <w:tcW w:w="2932" w:type="dxa"/>
@@ -17275,9 +17280,6 @@
         </w:tc>
       </w:tr>
       <w:tr>
-        <w:trPr>
-          <w:tblCellSpacing w:w="15" w:type="dxa"/>
-        </w:trPr>
         <w:tc>
           <w:tcPr>
             <w:tcW w:w="2932" w:type="dxa"/>
@@ -17358,9 +17360,6 @@
         </w:tc>
       </w:tr>
       <w:tr>
-        <w:trPr>
-          <w:tblCellSpacing w:w="15" w:type="dxa"/>
-        </w:trPr>
         <w:tc>
           <w:tcPr>
             <w:tcW w:w="2932" w:type="dxa"/>
@@ -17441,9 +17440,6 @@
         </w:tc>
       </w:tr>
       <w:tr>
-        <w:trPr>
-          <w:tblCellSpacing w:w="15" w:type="dxa"/>
-        </w:trPr>
         <w:tc>
           <w:tcPr>
             <w:tcW w:w="2932" w:type="dxa"/>
@@ -17524,9 +17520,6 @@
         </w:tc>
       </w:tr>
       <w:tr>
-        <w:trPr>
-          <w:tblCellSpacing w:w="15" w:type="dxa"/>
-        </w:trPr>
         <w:tc>
           <w:tcPr>
             <w:tcW w:w="2932" w:type="dxa"/>
@@ -17607,9 +17600,6 @@
         </w:tc>
       </w:tr>
       <w:tr>
-        <w:trPr>
-          <w:tblCellSpacing w:w="15" w:type="dxa"/>
-        </w:trPr>
         <w:tc>
           <w:tcPr>
             <w:tcW w:w="2932" w:type="dxa"/>
@@ -17690,9 +17680,6 @@
         </w:tc>
       </w:tr>
       <w:tr>
-        <w:trPr>
-          <w:tblCellSpacing w:w="15" w:type="dxa"/>
-        </w:trPr>
         <w:tc>
           <w:tcPr>
             <w:tcW w:w="2932" w:type="dxa"/>
@@ -17773,9 +17760,6 @@
         </w:tc>
       </w:tr>
       <w:tr>
-        <w:trPr>
-          <w:tblCellSpacing w:w="15" w:type="dxa"/>
-        </w:trPr>
         <w:tc>
           <w:tcPr>
             <w:tcW w:w="2932" w:type="dxa"/>
@@ -17856,9 +17840,6 @@
         </w:tc>
       </w:tr>
       <w:tr>
-        <w:trPr>
-          <w:tblCellSpacing w:w="15" w:type="dxa"/>
-        </w:trPr>
         <w:tc>
           <w:tcPr>
             <w:tcW w:w="2932" w:type="dxa"/>
@@ -17939,9 +17920,6 @@
         </w:tc>
       </w:tr>
       <w:tr>
-        <w:trPr>
-          <w:tblCellSpacing w:w="15" w:type="dxa"/>
-        </w:trPr>
         <w:tc>
           <w:tcPr>
             <w:tcW w:w="2932" w:type="dxa"/>
@@ -18069,16 +18047,15 @@
         <w:spacing w:before="0"/>
         <w:rPr>
           <w:rFonts w:eastAsia="Arial Unicode MS" w:cs="Times New Roman"/>
-          <w:b w:val="0"/>
-          <w:bCs/>
-          <w:color w:val="000000"/>
-          <w:szCs w:val="28"/>
-          <w:u w:color="000000"/>
-          <w:bdr w:val="nil"/>
-          <w:lang w:val="uk-UA" w:eastAsia="ru-RU"/>
-        </w:rPr>
-      </w:pPr>
-      <w:bookmarkStart w:id="15" w:name="_Toc224694569"/>
+          <w:bCs/>
+          <w:color w:val="000000"/>
+          <w:szCs w:val="28"/>
+          <w:u w:color="000000"/>
+          <w:bdr w:val="nil"/>
+          <w:lang w:val="uk-UA" w:eastAsia="ru-RU"/>
+        </w:rPr>
+      </w:pPr>
+      <w:bookmarkStart w:id="16" w:name="_Toc224694569"/>
       <w:r>
         <w:rPr>
           <w:rFonts w:eastAsia="Arial Unicode MS" w:cs="Times New Roman"/>
@@ -18115,190 +18092,2176 @@
           <w:lang w:val="uk-UA" w:eastAsia="ru-RU"/>
         </w:rPr>
         <w:t>ВИБІР ПРОГРАМНОГО ЗАБЕЗПЕЧЕННЯ ДЛЯ РОЗРОБКИ ПАРАЛЕЛЬНИХ ОБЧИСЛЕНЬ ТА ЙОГО КОРОТКИЙ ОПИС</w:t>
-      </w:r>
-      <w:bookmarkEnd w:id="15"/>
-    </w:p>
-    <w:p>
-      <w:pPr>
-        <w:ind w:firstLine="708"/>
-        <w:rPr>
-          <w:rFonts w:eastAsia="Arial Unicode MS" w:cs="Times New Roman"/>
-          <w:bCs/>
-          <w:color w:val="000000"/>
-          <w:szCs w:val="28"/>
-          <w:u w:color="000000"/>
-          <w:bdr w:val="nil"/>
-          <w:lang w:val="uk-UA" w:eastAsia="ru-RU"/>
-        </w:rPr>
-      </w:pPr>
-    </w:p>
-    <w:p>
-      <w:pPr>
-        <w:ind w:firstLine="708"/>
-        <w:rPr>
-          <w:rFonts w:eastAsia="Arial Unicode MS" w:cs="Times New Roman"/>
-          <w:bCs/>
-          <w:color w:val="000000"/>
-          <w:szCs w:val="28"/>
-          <w:u w:color="000000"/>
-          <w:bdr w:val="nil"/>
-          <w:lang w:val="uk-UA" w:eastAsia="ru-RU"/>
-        </w:rPr>
-      </w:pPr>
-      <w:r>
-        <w:rPr>
-          <w:rFonts w:eastAsia="Arial Unicode MS" w:cs="Times New Roman"/>
-          <w:bCs/>
-          <w:color w:val="000000"/>
-          <w:szCs w:val="28"/>
-          <w:u w:color="000000"/>
-          <w:bdr w:val="nil"/>
-          <w:lang w:val="uk-UA" w:eastAsia="ru-RU"/>
-        </w:rPr>
-        <w:br w:type="page"/>
-      </w:r>
-    </w:p>
-    <w:p>
-      <w:pPr>
-        <w:pStyle w:val="Heading1"/>
-        <w:spacing w:before="0"/>
-        <w:rPr>
-          <w:rFonts w:eastAsia="Arial Unicode MS" w:cs="Times New Roman"/>
-          <w:b w:val="0"/>
-          <w:bCs/>
-          <w:color w:val="000000"/>
-          <w:szCs w:val="28"/>
-          <w:u w:color="000000"/>
-          <w:bdr w:val="nil"/>
-          <w:lang w:val="uk-UA" w:eastAsia="ru-RU"/>
-        </w:rPr>
-      </w:pPr>
-      <w:bookmarkStart w:id="16" w:name="_Toc224694570"/>
-      <w:r>
-        <w:rPr>
-          <w:rFonts w:eastAsia="Arial Unicode MS" w:cs="Times New Roman"/>
-          <w:bCs/>
-          <w:color w:val="000000"/>
-          <w:szCs w:val="28"/>
-          <w:u w:color="000000"/>
-          <w:bdr w:val="nil"/>
-          <w:lang w:val="uk-UA" w:eastAsia="ru-RU"/>
-        </w:rPr>
-        <w:lastRenderedPageBreak/>
-        <w:t>4</w:t>
-      </w:r>
-      <w:r>
-        <w:rPr>
-          <w:rFonts w:eastAsia="Arial Unicode MS" w:cs="Times New Roman"/>
-          <w:bCs/>
-          <w:color w:val="000000"/>
-          <w:szCs w:val="28"/>
-          <w:u w:color="000000"/>
-          <w:bdr w:val="nil"/>
-          <w:lang w:val="uk-UA" w:eastAsia="ru-RU"/>
-        </w:rPr>
-        <w:t xml:space="preserve"> </w:t>
-      </w:r>
-      <w:r>
-        <w:rPr>
-          <w:rFonts w:eastAsia="Arial Unicode MS" w:cs="Times New Roman"/>
-          <w:bCs/>
-          <w:color w:val="000000"/>
-          <w:szCs w:val="28"/>
-          <w:u w:color="000000"/>
-          <w:bdr w:val="nil"/>
-          <w:lang w:val="uk-UA" w:eastAsia="ru-RU"/>
-        </w:rPr>
-        <w:t xml:space="preserve">РОЗРОБКА </w:t>
-      </w:r>
-      <w:r>
-        <w:rPr>
-          <w:rFonts w:eastAsia="Arial Unicode MS" w:cs="Times New Roman"/>
-          <w:bCs/>
-          <w:color w:val="000000"/>
-          <w:szCs w:val="28"/>
-          <w:u w:color="000000"/>
-          <w:bdr w:val="nil"/>
-          <w:lang w:val="uk-UA" w:eastAsia="ru-RU"/>
-        </w:rPr>
-        <w:t xml:space="preserve">ПАРАЛЕЛЬНОГО АЛГОРИТМУ </w:t>
-      </w:r>
-      <w:r>
-        <w:rPr>
-          <w:rFonts w:eastAsia="Arial Unicode MS" w:cs="Times New Roman"/>
-          <w:bCs/>
-          <w:color w:val="000000"/>
-          <w:szCs w:val="28"/>
-          <w:u w:color="000000"/>
-          <w:bdr w:val="nil"/>
-          <w:lang w:val="uk-UA" w:eastAsia="ru-RU"/>
-        </w:rPr>
-        <w:t>З ВИКОРИСТАННЯМ ОБРАНОГО ПРОГРАМНОГО ЗАБЕЗПЕЧЕННЯ: ПРО</w:t>
-      </w:r>
-      <w:r>
-        <w:rPr>
-          <w:rFonts w:eastAsia="Arial Unicode MS" w:cs="Times New Roman"/>
-          <w:b w:val="0"/>
-          <w:bCs/>
-          <w:color w:val="000000"/>
-          <w:szCs w:val="28"/>
-          <w:u w:color="000000"/>
-          <w:bdr w:val="nil"/>
-          <w:lang w:val="uk-UA" w:eastAsia="ru-RU"/>
-        </w:rPr>
-        <w:t>Є</w:t>
-      </w:r>
-      <w:r>
-        <w:rPr>
-          <w:rFonts w:eastAsia="Arial Unicode MS" w:cs="Times New Roman"/>
-          <w:bCs/>
-          <w:color w:val="000000"/>
-          <w:szCs w:val="28"/>
-          <w:u w:color="000000"/>
-          <w:bdr w:val="nil"/>
-          <w:lang w:val="uk-UA" w:eastAsia="ru-RU"/>
-        </w:rPr>
-        <w:t>КТУВАННЯ, РЕАЛІЗАЦІЯ, ТЕСТУВАННЯ</w:t>
       </w:r>
       <w:bookmarkEnd w:id="16"/>
     </w:p>
     <w:p>
       <w:pPr>
         <w:rPr>
-          <w:rFonts w:cs="Times New Roman"/>
           <w:lang w:val="uk-UA" w:eastAsia="ru-RU"/>
         </w:rPr>
       </w:pPr>
     </w:p>
     <w:p>
       <w:pPr>
-        <w:rPr>
-          <w:rFonts w:eastAsia="Arial Unicode MS" w:cs="Times New Roman"/>
-          <w:b/>
-          <w:bCs/>
-          <w:color w:val="000000"/>
-          <w:szCs w:val="28"/>
-          <w:u w:color="000000"/>
-          <w:bdr w:val="nil"/>
-          <w:lang w:val="uk-UA" w:eastAsia="ru-RU"/>
-        </w:rPr>
-      </w:pPr>
-      <w:r>
-        <w:rPr>
-          <w:rFonts w:eastAsia="Arial Unicode MS" w:cs="Times New Roman"/>
-          <w:b/>
-          <w:bCs/>
-          <w:color w:val="000000"/>
-          <w:szCs w:val="28"/>
-          <w:u w:color="000000"/>
-          <w:bdr w:val="nil"/>
-          <w:lang w:val="uk-UA" w:eastAsia="ru-RU"/>
-        </w:rPr>
-        <w:br w:type="page"/>
+        <w:pStyle w:val="Heading2"/>
+        <w:rPr>
+          <w:lang w:val="uk-UA"/>
+        </w:rPr>
+      </w:pPr>
+      <w:bookmarkStart w:id="17" w:name="_Hlk224777155"/>
+      <w:r>
+        <w:rPr>
+          <w:lang w:val="uk-UA"/>
+        </w:rPr>
+        <w:t>3</w:t>
+      </w:r>
+      <w:r>
+        <w:t>.</w:t>
+      </w:r>
+      <w:r>
+        <w:rPr>
+          <w:lang w:val="uk-UA"/>
+        </w:rPr>
+        <w:t>1</w:t>
+      </w:r>
+      <w:r>
+        <w:t xml:space="preserve"> </w:t>
+      </w:r>
+      <w:r>
+        <w:rPr>
+          <w:lang w:val="uk-UA"/>
+        </w:rPr>
+        <w:t>Характеристика обраної технології</w:t>
+      </w:r>
+    </w:p>
+    <w:bookmarkEnd w:id="17"/>
+    <w:p>
+      <w:pPr>
+        <w:ind w:firstLine="708"/>
+        <w:rPr>
+          <w:rFonts w:eastAsia="Arial Unicode MS" w:cs="Times New Roman"/>
+          <w:bCs/>
+          <w:color w:val="000000"/>
+          <w:szCs w:val="28"/>
+          <w:u w:color="000000"/>
+          <w:bdr w:val="nil"/>
+          <w:lang w:val="uk-UA" w:eastAsia="ru-RU"/>
+        </w:rPr>
+      </w:pPr>
+      <w:proofErr w:type="spellStart"/>
+      <w:r>
+        <w:rPr>
+          <w:rFonts w:eastAsia="Arial Unicode MS" w:cs="Times New Roman"/>
+          <w:bCs/>
+          <w:color w:val="000000"/>
+          <w:szCs w:val="28"/>
+          <w:u w:color="000000"/>
+          <w:bdr w:val="nil"/>
+          <w:lang w:val="uk-UA" w:eastAsia="ru-RU"/>
+        </w:rPr>
+        <w:t>Python</w:t>
+      </w:r>
+      <w:proofErr w:type="spellEnd"/>
+      <w:r>
+        <w:rPr>
+          <w:rFonts w:eastAsia="Arial Unicode MS" w:cs="Times New Roman"/>
+          <w:bCs/>
+          <w:color w:val="000000"/>
+          <w:szCs w:val="28"/>
+          <w:u w:color="000000"/>
+          <w:bdr w:val="nil"/>
+          <w:lang w:val="uk-UA" w:eastAsia="ru-RU"/>
+        </w:rPr>
+        <w:t xml:space="preserve"> є мовою високого рівня з розвиненою стандартною бібліотекою, у якій уже наявні засоби для побудови </w:t>
+      </w:r>
+      <w:proofErr w:type="spellStart"/>
+      <w:r>
+        <w:rPr>
+          <w:rFonts w:eastAsia="Arial Unicode MS" w:cs="Times New Roman"/>
+          <w:bCs/>
+          <w:color w:val="000000"/>
+          <w:szCs w:val="28"/>
+          <w:u w:color="000000"/>
+          <w:bdr w:val="nil"/>
+          <w:lang w:val="uk-UA" w:eastAsia="ru-RU"/>
+        </w:rPr>
+        <w:t>багатопотокових</w:t>
+      </w:r>
+      <w:proofErr w:type="spellEnd"/>
+      <w:r>
+        <w:rPr>
+          <w:rFonts w:eastAsia="Arial Unicode MS" w:cs="Times New Roman"/>
+          <w:bCs/>
+          <w:color w:val="000000"/>
+          <w:szCs w:val="28"/>
+          <w:u w:color="000000"/>
+          <w:bdr w:val="nil"/>
+          <w:lang w:val="uk-UA" w:eastAsia="ru-RU"/>
+        </w:rPr>
+        <w:t xml:space="preserve"> і </w:t>
+      </w:r>
+      <w:proofErr w:type="spellStart"/>
+      <w:r>
+        <w:rPr>
+          <w:rFonts w:eastAsia="Arial Unicode MS" w:cs="Times New Roman"/>
+          <w:bCs/>
+          <w:color w:val="000000"/>
+          <w:szCs w:val="28"/>
+          <w:u w:color="000000"/>
+          <w:bdr w:val="nil"/>
+          <w:lang w:val="uk-UA" w:eastAsia="ru-RU"/>
+        </w:rPr>
+        <w:t>багатопроцесних</w:t>
+      </w:r>
+      <w:proofErr w:type="spellEnd"/>
+      <w:r>
+        <w:rPr>
+          <w:rFonts w:eastAsia="Arial Unicode MS" w:cs="Times New Roman"/>
+          <w:bCs/>
+          <w:color w:val="000000"/>
+          <w:szCs w:val="28"/>
+          <w:u w:color="000000"/>
+          <w:bdr w:val="nil"/>
+          <w:lang w:val="uk-UA" w:eastAsia="ru-RU"/>
+        </w:rPr>
+        <w:t xml:space="preserve"> програм. Для цієї курсової роботи це важливо з двох причин. По-перше, реалізація алгоритму </w:t>
+      </w:r>
+      <w:proofErr w:type="spellStart"/>
+      <w:r>
+        <w:rPr>
+          <w:rFonts w:eastAsia="Arial Unicode MS" w:cs="Times New Roman"/>
+          <w:bCs/>
+          <w:color w:val="000000"/>
+          <w:szCs w:val="28"/>
+          <w:u w:color="000000"/>
+          <w:bdr w:val="nil"/>
+          <w:lang w:val="uk-UA" w:eastAsia="ru-RU"/>
+        </w:rPr>
+        <w:t>бітонічного</w:t>
+      </w:r>
+      <w:proofErr w:type="spellEnd"/>
+      <w:r>
+        <w:rPr>
+          <w:rFonts w:eastAsia="Arial Unicode MS" w:cs="Times New Roman"/>
+          <w:bCs/>
+          <w:color w:val="000000"/>
+          <w:szCs w:val="28"/>
+          <w:u w:color="000000"/>
+          <w:bdr w:val="nil"/>
+          <w:lang w:val="uk-UA" w:eastAsia="ru-RU"/>
+        </w:rPr>
+        <w:t xml:space="preserve"> сортування потребує багаторазового відтворення однакових </w:t>
+      </w:r>
+      <w:proofErr w:type="spellStart"/>
+      <w:r>
+        <w:rPr>
+          <w:rFonts w:eastAsia="Arial Unicode MS" w:cs="Times New Roman"/>
+          <w:bCs/>
+          <w:color w:val="000000"/>
+          <w:szCs w:val="28"/>
+          <w:u w:color="000000"/>
+          <w:bdr w:val="nil"/>
+          <w:lang w:val="uk-UA" w:eastAsia="ru-RU"/>
+        </w:rPr>
+        <w:t>compare-swap</w:t>
+      </w:r>
+      <w:proofErr w:type="spellEnd"/>
+      <w:r>
+        <w:rPr>
+          <w:rFonts w:eastAsia="Arial Unicode MS" w:cs="Times New Roman"/>
+          <w:bCs/>
+          <w:color w:val="000000"/>
+          <w:szCs w:val="28"/>
+          <w:u w:color="000000"/>
+          <w:bdr w:val="nil"/>
+          <w:lang w:val="uk-UA" w:eastAsia="ru-RU"/>
+        </w:rPr>
+        <w:t xml:space="preserve"> операцій, тому код повинен бути компактним і достатньо прозорим для аналізу. По-друге, експериментальна частина роботи вимагає не лише реалізації алгоритму, а й тестування, вимірювання часу виконання та варіювання параметрів паралельного запуску.</w:t>
       </w:r>
     </w:p>
     <w:p>
       <w:pPr>
+        <w:ind w:firstLine="708"/>
+        <w:rPr>
+          <w:rFonts w:eastAsia="Arial Unicode MS" w:cs="Times New Roman"/>
+          <w:bCs/>
+          <w:color w:val="000000"/>
+          <w:szCs w:val="28"/>
+          <w:u w:color="000000"/>
+          <w:bdr w:val="nil"/>
+          <w:lang w:val="uk-UA" w:eastAsia="ru-RU"/>
+        </w:rPr>
+      </w:pPr>
+      <w:r>
+        <w:rPr>
+          <w:rFonts w:eastAsia="Arial Unicode MS" w:cs="Times New Roman"/>
+          <w:bCs/>
+          <w:color w:val="000000"/>
+          <w:szCs w:val="28"/>
+          <w:u w:color="000000"/>
+          <w:bdr w:val="nil"/>
+          <w:lang w:val="uk-UA" w:eastAsia="ru-RU"/>
+        </w:rPr>
+        <w:t xml:space="preserve">Попри те, що </w:t>
+      </w:r>
+      <w:proofErr w:type="spellStart"/>
+      <w:r>
+        <w:rPr>
+          <w:rFonts w:eastAsia="Arial Unicode MS" w:cs="Times New Roman"/>
+          <w:bCs/>
+          <w:color w:val="000000"/>
+          <w:szCs w:val="28"/>
+          <w:u w:color="000000"/>
+          <w:bdr w:val="nil"/>
+          <w:lang w:val="uk-UA" w:eastAsia="ru-RU"/>
+        </w:rPr>
+        <w:t>Python</w:t>
+      </w:r>
+      <w:proofErr w:type="spellEnd"/>
+      <w:r>
+        <w:rPr>
+          <w:rFonts w:eastAsia="Arial Unicode MS" w:cs="Times New Roman"/>
+          <w:bCs/>
+          <w:color w:val="000000"/>
+          <w:szCs w:val="28"/>
+          <w:u w:color="000000"/>
+          <w:bdr w:val="nil"/>
+          <w:lang w:val="uk-UA" w:eastAsia="ru-RU"/>
+        </w:rPr>
+        <w:t xml:space="preserve"> поступається мовам нижчого рівня за максимальною швидкодією, він добре підходить для </w:t>
+      </w:r>
+      <w:proofErr w:type="spellStart"/>
+      <w:r>
+        <w:rPr>
+          <w:rFonts w:eastAsia="Arial Unicode MS" w:cs="Times New Roman"/>
+          <w:bCs/>
+          <w:color w:val="000000"/>
+          <w:szCs w:val="28"/>
+          <w:u w:color="000000"/>
+          <w:bdr w:val="nil"/>
+          <w:lang w:val="uk-UA" w:eastAsia="ru-RU"/>
+        </w:rPr>
+        <w:t>прототипування</w:t>
+      </w:r>
+      <w:proofErr w:type="spellEnd"/>
+      <w:r>
+        <w:rPr>
+          <w:rFonts w:eastAsia="Arial Unicode MS" w:cs="Times New Roman"/>
+          <w:bCs/>
+          <w:color w:val="000000"/>
+          <w:szCs w:val="28"/>
+          <w:u w:color="000000"/>
+          <w:bdr w:val="nil"/>
+          <w:lang w:val="uk-UA" w:eastAsia="ru-RU"/>
+        </w:rPr>
+        <w:t xml:space="preserve"> та дослідження паралельних алгоритмів. У межах цієї роботи це дозволяє зосередитися на правильному поділі задачі, синхронізації процесів і спільному доступі до даних, не ускладнюючи реалізацію </w:t>
+      </w:r>
+      <w:proofErr w:type="spellStart"/>
+      <w:r>
+        <w:rPr>
+          <w:rFonts w:eastAsia="Arial Unicode MS" w:cs="Times New Roman"/>
+          <w:bCs/>
+          <w:color w:val="000000"/>
+          <w:szCs w:val="28"/>
+          <w:u w:color="000000"/>
+          <w:bdr w:val="nil"/>
+          <w:lang w:val="uk-UA" w:eastAsia="ru-RU"/>
+        </w:rPr>
+        <w:t>низькорівневими</w:t>
+      </w:r>
+      <w:proofErr w:type="spellEnd"/>
+      <w:r>
+        <w:rPr>
+          <w:rFonts w:eastAsia="Arial Unicode MS" w:cs="Times New Roman"/>
+          <w:bCs/>
+          <w:color w:val="000000"/>
+          <w:szCs w:val="28"/>
+          <w:u w:color="000000"/>
+          <w:bdr w:val="nil"/>
+          <w:lang w:val="uk-UA" w:eastAsia="ru-RU"/>
+        </w:rPr>
+        <w:t xml:space="preserve"> деталями керування пам’яттю.</w:t>
+      </w:r>
+    </w:p>
+    <w:p>
+      <w:pPr>
+        <w:pStyle w:val="Heading2"/>
+        <w:rPr>
+          <w:lang w:val="uk-UA"/>
+        </w:rPr>
+      </w:pPr>
+      <w:bookmarkStart w:id="18" w:name="_Hlk224777873"/>
+      <w:r>
+        <w:rPr>
+          <w:lang w:val="uk-UA"/>
+        </w:rPr>
+        <w:t>3</w:t>
+      </w:r>
+      <w:r>
+        <w:t>.</w:t>
+      </w:r>
+      <w:r>
+        <w:rPr>
+          <w:lang w:val="uk-UA"/>
+        </w:rPr>
+        <w:t>2</w:t>
+      </w:r>
+      <w:r>
+        <w:t xml:space="preserve"> </w:t>
+      </w:r>
+      <w:r>
+        <w:rPr>
+          <w:lang w:val="uk-UA"/>
+        </w:rPr>
+        <w:t>Засоби для організації паралельних обчислень</w:t>
+      </w:r>
+    </w:p>
+    <w:bookmarkEnd w:id="18"/>
+    <w:p>
+      <w:pPr>
+        <w:ind w:firstLine="708"/>
+        <w:rPr>
+          <w:rFonts w:eastAsia="Arial Unicode MS" w:cs="Times New Roman"/>
+          <w:bCs/>
+          <w:color w:val="000000"/>
+          <w:szCs w:val="28"/>
+          <w:u w:color="000000"/>
+          <w:bdr w:val="nil"/>
+          <w:lang w:val="uk-UA" w:eastAsia="ru-RU"/>
+        </w:rPr>
+      </w:pPr>
+      <w:r>
+        <w:rPr>
+          <w:rFonts w:eastAsia="Arial Unicode MS" w:cs="Times New Roman"/>
+          <w:bCs/>
+          <w:color w:val="000000"/>
+          <w:szCs w:val="28"/>
+          <w:u w:color="000000"/>
+          <w:bdr w:val="nil"/>
+          <w:lang w:val="uk-UA" w:eastAsia="ru-RU"/>
+        </w:rPr>
+        <w:t xml:space="preserve">Основним засобом паралельної реалізації в роботі обрано модуль </w:t>
+      </w:r>
+      <w:proofErr w:type="spellStart"/>
+      <w:r>
+        <w:rPr>
+          <w:rFonts w:eastAsia="Arial Unicode MS" w:cs="Times New Roman"/>
+          <w:bCs/>
+          <w:color w:val="000000"/>
+          <w:szCs w:val="28"/>
+          <w:u w:color="000000"/>
+          <w:bdr w:val="nil"/>
+          <w:lang w:val="uk-UA" w:eastAsia="ru-RU"/>
+        </w:rPr>
+        <w:t>multiprocessing</w:t>
+      </w:r>
+      <w:proofErr w:type="spellEnd"/>
+      <w:r>
+        <w:rPr>
+          <w:rFonts w:eastAsia="Arial Unicode MS" w:cs="Times New Roman"/>
+          <w:bCs/>
+          <w:color w:val="000000"/>
+          <w:szCs w:val="28"/>
+          <w:u w:color="000000"/>
+          <w:bdr w:val="nil"/>
+          <w:lang w:val="uk-UA" w:eastAsia="ru-RU"/>
+        </w:rPr>
+        <w:t xml:space="preserve">. Його головна перевага полягає в тому, що він використовує окремі процеси, а не потоки, і тому дає змогу обійти обмеження </w:t>
+      </w:r>
+      <w:proofErr w:type="spellStart"/>
+      <w:r>
+        <w:rPr>
+          <w:rFonts w:eastAsia="Arial Unicode MS" w:cs="Times New Roman"/>
+          <w:bCs/>
+          <w:color w:val="000000"/>
+          <w:szCs w:val="28"/>
+          <w:u w:color="000000"/>
+          <w:bdr w:val="nil"/>
+          <w:lang w:val="uk-UA" w:eastAsia="ru-RU"/>
+        </w:rPr>
+        <w:t>Global</w:t>
+      </w:r>
+      <w:proofErr w:type="spellEnd"/>
+      <w:r>
+        <w:rPr>
+          <w:rFonts w:eastAsia="Arial Unicode MS" w:cs="Times New Roman"/>
+          <w:bCs/>
+          <w:color w:val="000000"/>
+          <w:szCs w:val="28"/>
+          <w:u w:color="000000"/>
+          <w:bdr w:val="nil"/>
+          <w:lang w:val="uk-UA" w:eastAsia="ru-RU"/>
+        </w:rPr>
+        <w:t xml:space="preserve"> </w:t>
+      </w:r>
+      <w:proofErr w:type="spellStart"/>
+      <w:r>
+        <w:rPr>
+          <w:rFonts w:eastAsia="Arial Unicode MS" w:cs="Times New Roman"/>
+          <w:bCs/>
+          <w:color w:val="000000"/>
+          <w:szCs w:val="28"/>
+          <w:u w:color="000000"/>
+          <w:bdr w:val="nil"/>
+          <w:lang w:val="uk-UA" w:eastAsia="ru-RU"/>
+        </w:rPr>
+        <w:t>Interpreter</w:t>
+      </w:r>
+      <w:proofErr w:type="spellEnd"/>
+      <w:r>
+        <w:rPr>
+          <w:rFonts w:eastAsia="Arial Unicode MS" w:cs="Times New Roman"/>
+          <w:bCs/>
+          <w:color w:val="000000"/>
+          <w:szCs w:val="28"/>
+          <w:u w:color="000000"/>
+          <w:bdr w:val="nil"/>
+          <w:lang w:val="uk-UA" w:eastAsia="ru-RU"/>
+        </w:rPr>
+        <w:t xml:space="preserve"> </w:t>
+      </w:r>
+      <w:proofErr w:type="spellStart"/>
+      <w:r>
+        <w:rPr>
+          <w:rFonts w:eastAsia="Arial Unicode MS" w:cs="Times New Roman"/>
+          <w:bCs/>
+          <w:color w:val="000000"/>
+          <w:szCs w:val="28"/>
+          <w:u w:color="000000"/>
+          <w:bdr w:val="nil"/>
+          <w:lang w:val="uk-UA" w:eastAsia="ru-RU"/>
+        </w:rPr>
+        <w:t>Lock</w:t>
+      </w:r>
+      <w:proofErr w:type="spellEnd"/>
+      <w:r>
+        <w:rPr>
+          <w:rFonts w:eastAsia="Arial Unicode MS" w:cs="Times New Roman"/>
+          <w:bCs/>
+          <w:color w:val="000000"/>
+          <w:szCs w:val="28"/>
+          <w:u w:color="000000"/>
+          <w:bdr w:val="nil"/>
+          <w:lang w:val="uk-UA" w:eastAsia="ru-RU"/>
+        </w:rPr>
+        <w:t xml:space="preserve"> у </w:t>
+      </w:r>
+      <w:proofErr w:type="spellStart"/>
+      <w:r>
+        <w:rPr>
+          <w:rFonts w:eastAsia="Arial Unicode MS" w:cs="Times New Roman"/>
+          <w:bCs/>
+          <w:color w:val="000000"/>
+          <w:szCs w:val="28"/>
+          <w:u w:color="000000"/>
+          <w:bdr w:val="nil"/>
+          <w:lang w:val="uk-UA" w:eastAsia="ru-RU"/>
+        </w:rPr>
+        <w:t>CPython</w:t>
+      </w:r>
+      <w:proofErr w:type="spellEnd"/>
+      <w:r>
+        <w:rPr>
+          <w:rFonts w:eastAsia="Arial Unicode MS" w:cs="Times New Roman"/>
+          <w:bCs/>
+          <w:color w:val="000000"/>
+          <w:szCs w:val="28"/>
+          <w:u w:color="000000"/>
+          <w:bdr w:val="nil"/>
+          <w:lang w:val="uk-UA" w:eastAsia="ru-RU"/>
+        </w:rPr>
+        <w:t xml:space="preserve">. Для задачі </w:t>
+      </w:r>
+      <w:proofErr w:type="spellStart"/>
+      <w:r>
+        <w:rPr>
+          <w:rFonts w:eastAsia="Arial Unicode MS" w:cs="Times New Roman"/>
+          <w:bCs/>
+          <w:color w:val="000000"/>
+          <w:szCs w:val="28"/>
+          <w:u w:color="000000"/>
+          <w:bdr w:val="nil"/>
+          <w:lang w:val="uk-UA" w:eastAsia="ru-RU"/>
+        </w:rPr>
+        <w:t>бітонічного</w:t>
+      </w:r>
+      <w:proofErr w:type="spellEnd"/>
+      <w:r>
+        <w:rPr>
+          <w:rFonts w:eastAsia="Arial Unicode MS" w:cs="Times New Roman"/>
+          <w:bCs/>
+          <w:color w:val="000000"/>
+          <w:szCs w:val="28"/>
+          <w:u w:color="000000"/>
+          <w:bdr w:val="nil"/>
+          <w:lang w:val="uk-UA" w:eastAsia="ru-RU"/>
+        </w:rPr>
+        <w:t xml:space="preserve"> сортування це принципово, оскільки сортування є CPU-</w:t>
+      </w:r>
+      <w:proofErr w:type="spellStart"/>
+      <w:r>
+        <w:rPr>
+          <w:rFonts w:eastAsia="Arial Unicode MS" w:cs="Times New Roman"/>
+          <w:bCs/>
+          <w:color w:val="000000"/>
+          <w:szCs w:val="28"/>
+          <w:u w:color="000000"/>
+          <w:bdr w:val="nil"/>
+          <w:lang w:val="uk-UA" w:eastAsia="ru-RU"/>
+        </w:rPr>
+        <w:t>bound</w:t>
+      </w:r>
+      <w:proofErr w:type="spellEnd"/>
+      <w:r>
+        <w:rPr>
+          <w:rFonts w:eastAsia="Arial Unicode MS" w:cs="Times New Roman"/>
+          <w:bCs/>
+          <w:color w:val="000000"/>
+          <w:szCs w:val="28"/>
+          <w:u w:color="000000"/>
+          <w:bdr w:val="nil"/>
+          <w:lang w:val="uk-UA" w:eastAsia="ru-RU"/>
+        </w:rPr>
+        <w:t xml:space="preserve"> алгоритмом, де виграш очікується саме від одночасного виконання обчислень на кількох ядрах процесора.</w:t>
+      </w:r>
+    </w:p>
+    <w:p>
+      <w:pPr>
+        <w:ind w:firstLine="708"/>
+        <w:rPr>
+          <w:rFonts w:eastAsia="Arial Unicode MS" w:cs="Times New Roman"/>
+          <w:bCs/>
+          <w:color w:val="000000"/>
+          <w:szCs w:val="28"/>
+          <w:u w:color="000000"/>
+          <w:bdr w:val="nil"/>
+          <w:lang w:val="uk-UA" w:eastAsia="ru-RU"/>
+        </w:rPr>
+      </w:pPr>
+      <w:r>
+        <w:rPr>
+          <w:rFonts w:eastAsia="Arial Unicode MS" w:cs="Times New Roman"/>
+          <w:bCs/>
+          <w:color w:val="000000"/>
+          <w:szCs w:val="28"/>
+          <w:u w:color="000000"/>
+          <w:bdr w:val="nil"/>
+          <w:lang w:val="uk-UA" w:eastAsia="ru-RU"/>
+        </w:rPr>
+        <w:t xml:space="preserve">Важливим доповненням до </w:t>
+      </w:r>
+      <w:proofErr w:type="spellStart"/>
+      <w:r>
+        <w:rPr>
+          <w:rFonts w:eastAsia="Arial Unicode MS" w:cs="Times New Roman"/>
+          <w:bCs/>
+          <w:color w:val="000000"/>
+          <w:szCs w:val="28"/>
+          <w:u w:color="000000"/>
+          <w:bdr w:val="nil"/>
+          <w:lang w:val="uk-UA" w:eastAsia="ru-RU"/>
+        </w:rPr>
+        <w:t>multiprocessing</w:t>
+      </w:r>
+      <w:proofErr w:type="spellEnd"/>
+      <w:r>
+        <w:rPr>
+          <w:rFonts w:eastAsia="Arial Unicode MS" w:cs="Times New Roman"/>
+          <w:bCs/>
+          <w:color w:val="000000"/>
+          <w:szCs w:val="28"/>
+          <w:u w:color="000000"/>
+          <w:bdr w:val="nil"/>
+          <w:lang w:val="uk-UA" w:eastAsia="ru-RU"/>
+        </w:rPr>
+        <w:t xml:space="preserve"> є модуль </w:t>
+      </w:r>
+      <w:proofErr w:type="spellStart"/>
+      <w:r>
+        <w:rPr>
+          <w:rFonts w:eastAsia="Arial Unicode MS" w:cs="Times New Roman"/>
+          <w:bCs/>
+          <w:color w:val="000000"/>
+          <w:szCs w:val="28"/>
+          <w:u w:color="000000"/>
+          <w:bdr w:val="nil"/>
+          <w:lang w:val="uk-UA" w:eastAsia="ru-RU"/>
+        </w:rPr>
+        <w:t>multiprocessing.shared_memory</w:t>
+      </w:r>
+      <w:proofErr w:type="spellEnd"/>
+      <w:r>
+        <w:rPr>
+          <w:rFonts w:eastAsia="Arial Unicode MS" w:cs="Times New Roman"/>
+          <w:bCs/>
+          <w:color w:val="000000"/>
+          <w:szCs w:val="28"/>
+          <w:u w:color="000000"/>
+          <w:bdr w:val="nil"/>
+          <w:lang w:val="uk-UA" w:eastAsia="ru-RU"/>
+        </w:rPr>
+        <w:t xml:space="preserve">, який надає засоби спільного доступу до даних між процесами. Для паралельних обчислень це корисно тоді, коли потрібно працювати з великими масивами даних і водночас зменшити накладні витрати на їх передавання між процесами. Саме тому цей модуль доцільно розглядати як природне доповнення до процесної моделі паралелізації в </w:t>
+      </w:r>
+      <w:proofErr w:type="spellStart"/>
+      <w:r>
+        <w:rPr>
+          <w:rFonts w:eastAsia="Arial Unicode MS" w:cs="Times New Roman"/>
+          <w:bCs/>
+          <w:color w:val="000000"/>
+          <w:szCs w:val="28"/>
+          <w:u w:color="000000"/>
+          <w:bdr w:val="nil"/>
+          <w:lang w:val="uk-UA" w:eastAsia="ru-RU"/>
+        </w:rPr>
+        <w:t>Python</w:t>
+      </w:r>
+      <w:proofErr w:type="spellEnd"/>
+      <w:r>
+        <w:rPr>
+          <w:rFonts w:eastAsia="Arial Unicode MS" w:cs="Times New Roman"/>
+          <w:bCs/>
+          <w:color w:val="000000"/>
+          <w:szCs w:val="28"/>
+          <w:u w:color="000000"/>
+          <w:bdr w:val="nil"/>
+          <w:lang w:val="uk-UA" w:eastAsia="ru-RU"/>
+        </w:rPr>
+        <w:t>.</w:t>
+      </w:r>
+    </w:p>
+    <w:p>
+      <w:pPr>
+        <w:ind w:firstLine="708"/>
+        <w:rPr>
+          <w:rFonts w:eastAsia="Arial Unicode MS" w:cs="Times New Roman"/>
+          <w:bCs/>
+          <w:color w:val="000000"/>
+          <w:szCs w:val="28"/>
+          <w:u w:color="000000"/>
+          <w:bdr w:val="nil"/>
+          <w:lang w:val="uk-UA" w:eastAsia="ru-RU"/>
+        </w:rPr>
+      </w:pPr>
+      <w:r>
+        <w:rPr>
+          <w:rFonts w:eastAsia="Arial Unicode MS" w:cs="Times New Roman"/>
+          <w:bCs/>
+          <w:color w:val="000000"/>
+          <w:szCs w:val="28"/>
+          <w:u w:color="000000"/>
+          <w:bdr w:val="nil"/>
+          <w:lang w:val="uk-UA" w:eastAsia="ru-RU"/>
+        </w:rPr>
+        <w:lastRenderedPageBreak/>
+        <w:t xml:space="preserve">Поряд з </w:t>
+      </w:r>
+      <w:proofErr w:type="spellStart"/>
+      <w:r>
+        <w:rPr>
+          <w:rFonts w:eastAsia="Arial Unicode MS" w:cs="Times New Roman"/>
+          <w:bCs/>
+          <w:color w:val="000000"/>
+          <w:szCs w:val="28"/>
+          <w:u w:color="000000"/>
+          <w:bdr w:val="nil"/>
+          <w:lang w:val="uk-UA" w:eastAsia="ru-RU"/>
+        </w:rPr>
+        <w:t>multiprocessing</w:t>
+      </w:r>
+      <w:proofErr w:type="spellEnd"/>
+      <w:r>
+        <w:rPr>
+          <w:rFonts w:eastAsia="Arial Unicode MS" w:cs="Times New Roman"/>
+          <w:bCs/>
+          <w:color w:val="000000"/>
+          <w:szCs w:val="28"/>
+          <w:u w:color="000000"/>
+          <w:bdr w:val="nil"/>
+          <w:lang w:val="uk-UA" w:eastAsia="ru-RU"/>
+        </w:rPr>
+        <w:t xml:space="preserve"> у </w:t>
+      </w:r>
+      <w:proofErr w:type="spellStart"/>
+      <w:r>
+        <w:rPr>
+          <w:rFonts w:eastAsia="Arial Unicode MS" w:cs="Times New Roman"/>
+          <w:bCs/>
+          <w:color w:val="000000"/>
+          <w:szCs w:val="28"/>
+          <w:u w:color="000000"/>
+          <w:bdr w:val="nil"/>
+          <w:lang w:val="uk-UA" w:eastAsia="ru-RU"/>
+        </w:rPr>
+        <w:t>Python</w:t>
+      </w:r>
+      <w:proofErr w:type="spellEnd"/>
+      <w:r>
+        <w:rPr>
+          <w:rFonts w:eastAsia="Arial Unicode MS" w:cs="Times New Roman"/>
+          <w:bCs/>
+          <w:color w:val="000000"/>
+          <w:szCs w:val="28"/>
+          <w:u w:color="000000"/>
+          <w:bdr w:val="nil"/>
+          <w:lang w:val="uk-UA" w:eastAsia="ru-RU"/>
+        </w:rPr>
+        <w:t xml:space="preserve"> існує модуль </w:t>
+      </w:r>
+      <w:proofErr w:type="spellStart"/>
+      <w:r>
+        <w:rPr>
+          <w:rFonts w:eastAsia="Arial Unicode MS" w:cs="Times New Roman"/>
+          <w:bCs/>
+          <w:color w:val="000000"/>
+          <w:szCs w:val="28"/>
+          <w:u w:color="000000"/>
+          <w:bdr w:val="nil"/>
+          <w:lang w:val="uk-UA" w:eastAsia="ru-RU"/>
+        </w:rPr>
+        <w:t>threading</w:t>
+      </w:r>
+      <w:proofErr w:type="spellEnd"/>
+      <w:r>
+        <w:rPr>
+          <w:rFonts w:eastAsia="Arial Unicode MS" w:cs="Times New Roman"/>
+          <w:bCs/>
+          <w:color w:val="000000"/>
+          <w:szCs w:val="28"/>
+          <w:u w:color="000000"/>
+          <w:bdr w:val="nil"/>
+          <w:lang w:val="uk-UA" w:eastAsia="ru-RU"/>
+        </w:rPr>
+        <w:t>, який забезпечує запуск кількох потоків у межах одного процесу. Його перевагою є спільний адресний простір і простіша модель обміну даними. Проте для CPU-</w:t>
+      </w:r>
+      <w:proofErr w:type="spellStart"/>
+      <w:r>
+        <w:rPr>
+          <w:rFonts w:eastAsia="Arial Unicode MS" w:cs="Times New Roman"/>
+          <w:bCs/>
+          <w:color w:val="000000"/>
+          <w:szCs w:val="28"/>
+          <w:u w:color="000000"/>
+          <w:bdr w:val="nil"/>
+          <w:lang w:val="uk-UA" w:eastAsia="ru-RU"/>
+        </w:rPr>
+        <w:t>bound</w:t>
+      </w:r>
+      <w:proofErr w:type="spellEnd"/>
+      <w:r>
+        <w:rPr>
+          <w:rFonts w:eastAsia="Arial Unicode MS" w:cs="Times New Roman"/>
+          <w:bCs/>
+          <w:color w:val="000000"/>
+          <w:szCs w:val="28"/>
+          <w:u w:color="000000"/>
+          <w:bdr w:val="nil"/>
+          <w:lang w:val="uk-UA" w:eastAsia="ru-RU"/>
+        </w:rPr>
+        <w:t xml:space="preserve"> задач у стандартній реалізації </w:t>
+      </w:r>
+      <w:proofErr w:type="spellStart"/>
+      <w:r>
+        <w:rPr>
+          <w:rFonts w:eastAsia="Arial Unicode MS" w:cs="Times New Roman"/>
+          <w:bCs/>
+          <w:color w:val="000000"/>
+          <w:szCs w:val="28"/>
+          <w:u w:color="000000"/>
+          <w:bdr w:val="nil"/>
+          <w:lang w:val="uk-UA" w:eastAsia="ru-RU"/>
+        </w:rPr>
+        <w:t>CPython</w:t>
+      </w:r>
+      <w:proofErr w:type="spellEnd"/>
+      <w:r>
+        <w:rPr>
+          <w:rFonts w:eastAsia="Arial Unicode MS" w:cs="Times New Roman"/>
+          <w:bCs/>
+          <w:color w:val="000000"/>
+          <w:szCs w:val="28"/>
+          <w:u w:color="000000"/>
+          <w:bdr w:val="nil"/>
+          <w:lang w:val="uk-UA" w:eastAsia="ru-RU"/>
+        </w:rPr>
+        <w:t xml:space="preserve"> використання потоків має суттєве обмеження через GIL: одночасне виконання </w:t>
+      </w:r>
+      <w:proofErr w:type="spellStart"/>
+      <w:r>
+        <w:rPr>
+          <w:rFonts w:eastAsia="Arial Unicode MS" w:cs="Times New Roman"/>
+          <w:bCs/>
+          <w:color w:val="000000"/>
+          <w:szCs w:val="28"/>
+          <w:u w:color="000000"/>
+          <w:bdr w:val="nil"/>
+          <w:lang w:val="uk-UA" w:eastAsia="ru-RU"/>
+        </w:rPr>
+        <w:t>байткоду</w:t>
+      </w:r>
+      <w:proofErr w:type="spellEnd"/>
+      <w:r>
+        <w:rPr>
+          <w:rFonts w:eastAsia="Arial Unicode MS" w:cs="Times New Roman"/>
+          <w:bCs/>
+          <w:color w:val="000000"/>
+          <w:szCs w:val="28"/>
+          <w:u w:color="000000"/>
+          <w:bdr w:val="nil"/>
+          <w:lang w:val="uk-UA" w:eastAsia="ru-RU"/>
+        </w:rPr>
+        <w:t xml:space="preserve"> на кількох ядрах фактично не досягається. Тому </w:t>
+      </w:r>
+      <w:proofErr w:type="spellStart"/>
+      <w:r>
+        <w:rPr>
+          <w:rFonts w:eastAsia="Arial Unicode MS" w:cs="Times New Roman"/>
+          <w:bCs/>
+          <w:color w:val="000000"/>
+          <w:szCs w:val="28"/>
+          <w:u w:color="000000"/>
+          <w:bdr w:val="nil"/>
+          <w:lang w:val="uk-UA" w:eastAsia="ru-RU"/>
+        </w:rPr>
+        <w:t>threading</w:t>
+      </w:r>
+      <w:proofErr w:type="spellEnd"/>
+      <w:r>
+        <w:rPr>
+          <w:rFonts w:eastAsia="Arial Unicode MS" w:cs="Times New Roman"/>
+          <w:bCs/>
+          <w:color w:val="000000"/>
+          <w:szCs w:val="28"/>
+          <w:u w:color="000000"/>
+          <w:bdr w:val="nil"/>
+          <w:lang w:val="uk-UA" w:eastAsia="ru-RU"/>
+        </w:rPr>
+        <w:t xml:space="preserve"> доцільніше застосовувати для I/O-</w:t>
+      </w:r>
+      <w:proofErr w:type="spellStart"/>
+      <w:r>
+        <w:rPr>
+          <w:rFonts w:eastAsia="Arial Unicode MS" w:cs="Times New Roman"/>
+          <w:bCs/>
+          <w:color w:val="000000"/>
+          <w:szCs w:val="28"/>
+          <w:u w:color="000000"/>
+          <w:bdr w:val="nil"/>
+          <w:lang w:val="uk-UA" w:eastAsia="ru-RU"/>
+        </w:rPr>
+        <w:t>bound</w:t>
+      </w:r>
+      <w:proofErr w:type="spellEnd"/>
+      <w:r>
+        <w:rPr>
+          <w:rFonts w:eastAsia="Arial Unicode MS" w:cs="Times New Roman"/>
+          <w:bCs/>
+          <w:color w:val="000000"/>
+          <w:szCs w:val="28"/>
+          <w:u w:color="000000"/>
+          <w:bdr w:val="nil"/>
+          <w:lang w:val="uk-UA" w:eastAsia="ru-RU"/>
+        </w:rPr>
+        <w:t xml:space="preserve"> задач, а не для інтенсивного сортування великих масивів.</w:t>
+      </w:r>
+    </w:p>
+    <w:p>
+      <w:pPr>
+        <w:ind w:firstLine="708"/>
+        <w:rPr>
+          <w:rFonts w:eastAsia="Arial Unicode MS" w:cs="Times New Roman"/>
+          <w:bCs/>
+          <w:color w:val="000000"/>
+          <w:szCs w:val="28"/>
+          <w:u w:color="000000"/>
+          <w:bdr w:val="nil"/>
+          <w:lang w:val="uk-UA" w:eastAsia="ru-RU"/>
+        </w:rPr>
+      </w:pPr>
+      <w:r>
+        <w:rPr>
+          <w:rFonts w:eastAsia="Arial Unicode MS" w:cs="Times New Roman"/>
+          <w:bCs/>
+          <w:color w:val="000000"/>
+          <w:szCs w:val="28"/>
+          <w:u w:color="000000"/>
+          <w:bdr w:val="nil"/>
+          <w:lang w:val="uk-UA" w:eastAsia="ru-RU"/>
+        </w:rPr>
+        <w:t xml:space="preserve">Як додаткову альтернативу варто розглянути модуль </w:t>
+      </w:r>
+      <w:proofErr w:type="spellStart"/>
+      <w:r>
+        <w:rPr>
+          <w:rFonts w:eastAsia="Arial Unicode MS" w:cs="Times New Roman"/>
+          <w:bCs/>
+          <w:color w:val="000000"/>
+          <w:szCs w:val="28"/>
+          <w:u w:color="000000"/>
+          <w:bdr w:val="nil"/>
+          <w:lang w:val="uk-UA" w:eastAsia="ru-RU"/>
+        </w:rPr>
+        <w:t>concurrent.futures</w:t>
+      </w:r>
+      <w:proofErr w:type="spellEnd"/>
+      <w:r>
+        <w:rPr>
+          <w:rFonts w:eastAsia="Arial Unicode MS" w:cs="Times New Roman"/>
+          <w:bCs/>
+          <w:color w:val="000000"/>
+          <w:szCs w:val="28"/>
+          <w:u w:color="000000"/>
+          <w:bdr w:val="nil"/>
+          <w:lang w:val="uk-UA" w:eastAsia="ru-RU"/>
+        </w:rPr>
+        <w:t xml:space="preserve">. Він надає </w:t>
+      </w:r>
+      <w:proofErr w:type="spellStart"/>
+      <w:r>
+        <w:rPr>
+          <w:rFonts w:eastAsia="Arial Unicode MS" w:cs="Times New Roman"/>
+          <w:bCs/>
+          <w:color w:val="000000"/>
+          <w:szCs w:val="28"/>
+          <w:u w:color="000000"/>
+          <w:bdr w:val="nil"/>
+          <w:lang w:val="uk-UA" w:eastAsia="ru-RU"/>
+        </w:rPr>
+        <w:t>високорівневий</w:t>
+      </w:r>
+      <w:proofErr w:type="spellEnd"/>
+      <w:r>
+        <w:rPr>
+          <w:rFonts w:eastAsia="Arial Unicode MS" w:cs="Times New Roman"/>
+          <w:bCs/>
+          <w:color w:val="000000"/>
+          <w:szCs w:val="28"/>
+          <w:u w:color="000000"/>
+          <w:bdr w:val="nil"/>
+          <w:lang w:val="uk-UA" w:eastAsia="ru-RU"/>
+        </w:rPr>
+        <w:t xml:space="preserve"> інтерфейс </w:t>
+      </w:r>
+      <w:proofErr w:type="spellStart"/>
+      <w:r>
+        <w:rPr>
+          <w:rFonts w:eastAsia="Arial Unicode MS" w:cs="Times New Roman"/>
+          <w:bCs/>
+          <w:color w:val="000000"/>
+          <w:szCs w:val="28"/>
+          <w:u w:color="000000"/>
+          <w:bdr w:val="nil"/>
+          <w:lang w:val="uk-UA" w:eastAsia="ru-RU"/>
+        </w:rPr>
+        <w:t>ThreadPoolExecutor</w:t>
+      </w:r>
+      <w:proofErr w:type="spellEnd"/>
+      <w:r>
+        <w:rPr>
+          <w:rFonts w:eastAsia="Arial Unicode MS" w:cs="Times New Roman"/>
+          <w:bCs/>
+          <w:color w:val="000000"/>
+          <w:szCs w:val="28"/>
+          <w:u w:color="000000"/>
+          <w:bdr w:val="nil"/>
+          <w:lang w:val="uk-UA" w:eastAsia="ru-RU"/>
+        </w:rPr>
+        <w:t xml:space="preserve"> і </w:t>
+      </w:r>
+      <w:proofErr w:type="spellStart"/>
+      <w:r>
+        <w:rPr>
+          <w:rFonts w:eastAsia="Arial Unicode MS" w:cs="Times New Roman"/>
+          <w:bCs/>
+          <w:color w:val="000000"/>
+          <w:szCs w:val="28"/>
+          <w:u w:color="000000"/>
+          <w:bdr w:val="nil"/>
+          <w:lang w:val="uk-UA" w:eastAsia="ru-RU"/>
+        </w:rPr>
+        <w:t>ProcessPoolExecutor</w:t>
+      </w:r>
+      <w:proofErr w:type="spellEnd"/>
+      <w:r>
+        <w:rPr>
+          <w:rFonts w:eastAsia="Arial Unicode MS" w:cs="Times New Roman"/>
+          <w:bCs/>
+          <w:color w:val="000000"/>
+          <w:szCs w:val="28"/>
+          <w:u w:color="000000"/>
+          <w:bdr w:val="nil"/>
+          <w:lang w:val="uk-UA" w:eastAsia="ru-RU"/>
+        </w:rPr>
+        <w:t xml:space="preserve"> для запуску задач у потоках або процесах. Перевага цього підходу полягає в простішому програмному інтерфейсі й уніфікованій роботі з пулом виконавців. Проте в межах цієї роботи важливо не лише запускати паралельні задачі, а й мати достатньо явний контроль над процесною моделлю, синхронізацією та організацією спільного доступу до даних. Тому </w:t>
+      </w:r>
+      <w:proofErr w:type="spellStart"/>
+      <w:r>
+        <w:rPr>
+          <w:rFonts w:eastAsia="Arial Unicode MS" w:cs="Times New Roman"/>
+          <w:bCs/>
+          <w:color w:val="000000"/>
+          <w:szCs w:val="28"/>
+          <w:u w:color="000000"/>
+          <w:bdr w:val="nil"/>
+          <w:lang w:val="uk-UA" w:eastAsia="ru-RU"/>
+        </w:rPr>
+        <w:t>concurrent.futures</w:t>
+      </w:r>
+      <w:proofErr w:type="spellEnd"/>
+      <w:r>
+        <w:rPr>
+          <w:rFonts w:eastAsia="Arial Unicode MS" w:cs="Times New Roman"/>
+          <w:bCs/>
+          <w:color w:val="000000"/>
+          <w:szCs w:val="28"/>
+          <w:u w:color="000000"/>
+          <w:bdr w:val="nil"/>
+          <w:lang w:val="uk-UA" w:eastAsia="ru-RU"/>
+        </w:rPr>
+        <w:t xml:space="preserve"> доцільно розглядати як корисну альтернативу, але не як основний інструмент роботи.</w:t>
+      </w:r>
+    </w:p>
+    <w:p>
+      <w:pPr>
+        <w:ind w:firstLine="708"/>
+        <w:rPr>
+          <w:rFonts w:eastAsia="Arial Unicode MS" w:cs="Times New Roman"/>
+          <w:bCs/>
+          <w:color w:val="000000"/>
+          <w:szCs w:val="28"/>
+          <w:u w:color="000000"/>
+          <w:bdr w:val="nil"/>
+          <w:lang w:val="uk-UA" w:eastAsia="ru-RU"/>
+        </w:rPr>
+      </w:pPr>
+    </w:p>
+    <w:p>
+      <w:pPr>
+        <w:ind w:firstLine="708"/>
+        <w:rPr>
+          <w:rFonts w:eastAsia="Arial Unicode MS" w:cs="Times New Roman"/>
+          <w:bCs/>
+          <w:color w:val="000000"/>
+          <w:szCs w:val="28"/>
+          <w:u w:color="000000"/>
+          <w:bdr w:val="nil"/>
+          <w:lang w:val="uk-UA" w:eastAsia="ru-RU"/>
+        </w:rPr>
+      </w:pPr>
+      <w:r>
+        <w:rPr>
+          <w:rFonts w:eastAsia="Arial Unicode MS" w:cs="Times New Roman"/>
+          <w:bCs/>
+          <w:color w:val="000000"/>
+          <w:szCs w:val="28"/>
+          <w:u w:color="000000"/>
+          <w:bdr w:val="nil"/>
+          <w:lang w:val="uk-UA" w:eastAsia="ru-RU"/>
+        </w:rPr>
+        <w:t xml:space="preserve">Таблиця 3.1 – </w:t>
+      </w:r>
+      <w:r>
+        <w:rPr>
+          <w:rFonts w:eastAsia="Arial Unicode MS" w:cs="Times New Roman"/>
+          <w:bCs/>
+          <w:color w:val="000000"/>
+          <w:szCs w:val="28"/>
+          <w:u w:color="000000"/>
+          <w:bdr w:val="nil"/>
+          <w:lang w:val="uk-UA" w:eastAsia="ru-RU"/>
+        </w:rPr>
+        <w:t xml:space="preserve">Порівняння засобів організації паралельних обчислень у </w:t>
+      </w:r>
+      <w:proofErr w:type="spellStart"/>
+      <w:r>
+        <w:rPr>
+          <w:rFonts w:eastAsia="Arial Unicode MS" w:cs="Times New Roman"/>
+          <w:bCs/>
+          <w:color w:val="000000"/>
+          <w:szCs w:val="28"/>
+          <w:u w:color="000000"/>
+          <w:bdr w:val="nil"/>
+          <w:lang w:val="uk-UA" w:eastAsia="ru-RU"/>
+        </w:rPr>
+        <w:t>Python</w:t>
+      </w:r>
+      <w:proofErr w:type="spellEnd"/>
+    </w:p>
+    <w:tbl>
+      <w:tblPr>
+        <w:tblW w:w="9616" w:type="dxa"/>
+        <w:tblBorders>
+          <w:top w:val="single" w:sz="4" w:space="0" w:color="auto"/>
+          <w:left w:val="single" w:sz="4" w:space="0" w:color="auto"/>
+          <w:bottom w:val="single" w:sz="4" w:space="0" w:color="auto"/>
+          <w:right w:val="single" w:sz="4" w:space="0" w:color="auto"/>
+          <w:insideH w:val="single" w:sz="4" w:space="0" w:color="auto"/>
+          <w:insideV w:val="single" w:sz="4" w:space="0" w:color="auto"/>
+        </w:tblBorders>
+        <w:tblLayout w:type="fixed"/>
+        <w:tblCellMar>
+          <w:top w:w="15" w:type="dxa"/>
+          <w:left w:w="15" w:type="dxa"/>
+          <w:bottom w:w="15" w:type="dxa"/>
+          <w:right w:w="15" w:type="dxa"/>
+        </w:tblCellMar>
+        <w:tblLook w:val="04A0" w:firstRow="1" w:lastRow="0" w:firstColumn="1" w:lastColumn="0" w:noHBand="0" w:noVBand="1"/>
+      </w:tblPr>
+      <w:tblGrid>
+        <w:gridCol w:w="1838"/>
+        <w:gridCol w:w="1985"/>
+        <w:gridCol w:w="2409"/>
+        <w:gridCol w:w="1985"/>
+        <w:gridCol w:w="1399"/>
+      </w:tblGrid>
+      <w:tr>
+        <w:trPr>
+          <w:tblHeader/>
+        </w:trPr>
+        <w:tc>
+          <w:tcPr>
+            <w:tcW w:w="1838" w:type="dxa"/>
+            <w:vAlign w:val="center"/>
+            <w:hideMark/>
+          </w:tcPr>
+          <w:p>
+            <w:pPr>
+              <w:ind w:firstLine="0"/>
+              <w:jc w:val="center"/>
+              <w:rPr>
+                <w:rFonts w:eastAsia="Times New Roman" w:cs="Times New Roman"/>
+                <w:b/>
+                <w:bCs/>
+                <w:szCs w:val="28"/>
+                <w:lang w:val="en-US" w:eastAsia="en-GB"/>
+              </w:rPr>
+            </w:pPr>
+            <w:proofErr w:type="spellStart"/>
+            <w:r>
+              <w:rPr>
+                <w:rFonts w:eastAsia="Times New Roman" w:cs="Times New Roman"/>
+                <w:b/>
+                <w:bCs/>
+                <w:szCs w:val="28"/>
+                <w:lang w:val="en-US" w:eastAsia="en-GB"/>
+              </w:rPr>
+              <w:t>Засіб</w:t>
+            </w:r>
+            <w:proofErr w:type="spellEnd"/>
+          </w:p>
+        </w:tc>
+        <w:tc>
+          <w:tcPr>
+            <w:tcW w:w="1985" w:type="dxa"/>
+            <w:vAlign w:val="center"/>
+            <w:hideMark/>
+          </w:tcPr>
+          <w:p>
+            <w:pPr>
+              <w:ind w:firstLine="0"/>
+              <w:jc w:val="center"/>
+              <w:rPr>
+                <w:rFonts w:eastAsia="Times New Roman" w:cs="Times New Roman"/>
+                <w:b/>
+                <w:bCs/>
+                <w:szCs w:val="28"/>
+                <w:lang w:val="en-UA" w:eastAsia="en-GB"/>
+              </w:rPr>
+            </w:pPr>
+            <w:r>
+              <w:rPr>
+                <w:rFonts w:eastAsia="Times New Roman" w:cs="Times New Roman"/>
+                <w:b/>
+                <w:bCs/>
+                <w:szCs w:val="28"/>
+                <w:lang w:val="en-UA" w:eastAsia="en-GB"/>
+              </w:rPr>
+              <w:t>Коротка характеристика</w:t>
+            </w:r>
+          </w:p>
+        </w:tc>
+        <w:tc>
+          <w:tcPr>
+            <w:tcW w:w="2409" w:type="dxa"/>
+            <w:vAlign w:val="center"/>
+            <w:hideMark/>
+          </w:tcPr>
+          <w:p>
+            <w:pPr>
+              <w:ind w:firstLine="0"/>
+              <w:jc w:val="center"/>
+              <w:rPr>
+                <w:rFonts w:eastAsia="Times New Roman" w:cs="Times New Roman"/>
+                <w:b/>
+                <w:bCs/>
+                <w:szCs w:val="28"/>
+                <w:lang w:val="en-UA" w:eastAsia="en-GB"/>
+              </w:rPr>
+            </w:pPr>
+            <w:r>
+              <w:rPr>
+                <w:rFonts w:eastAsia="Times New Roman" w:cs="Times New Roman"/>
+                <w:b/>
+                <w:bCs/>
+                <w:szCs w:val="28"/>
+                <w:lang w:val="en-UA" w:eastAsia="en-GB"/>
+              </w:rPr>
+              <w:t>Переваги</w:t>
+            </w:r>
+          </w:p>
+        </w:tc>
+        <w:tc>
+          <w:tcPr>
+            <w:tcW w:w="1985" w:type="dxa"/>
+            <w:vAlign w:val="center"/>
+            <w:hideMark/>
+          </w:tcPr>
+          <w:p>
+            <w:pPr>
+              <w:ind w:firstLine="0"/>
+              <w:jc w:val="center"/>
+              <w:rPr>
+                <w:rFonts w:eastAsia="Times New Roman" w:cs="Times New Roman"/>
+                <w:b/>
+                <w:bCs/>
+                <w:szCs w:val="28"/>
+                <w:lang w:val="en-UA" w:eastAsia="en-GB"/>
+              </w:rPr>
+            </w:pPr>
+            <w:r>
+              <w:rPr>
+                <w:rFonts w:eastAsia="Times New Roman" w:cs="Times New Roman"/>
+                <w:b/>
+                <w:bCs/>
+                <w:szCs w:val="28"/>
+                <w:lang w:val="en-UA" w:eastAsia="en-GB"/>
+              </w:rPr>
+              <w:t>Обмеження</w:t>
+            </w:r>
+          </w:p>
+        </w:tc>
+        <w:tc>
+          <w:tcPr>
+            <w:tcW w:w="1399" w:type="dxa"/>
+            <w:vAlign w:val="center"/>
+            <w:hideMark/>
+          </w:tcPr>
+          <w:p>
+            <w:pPr>
+              <w:ind w:firstLine="0"/>
+              <w:jc w:val="center"/>
+              <w:rPr>
+                <w:rFonts w:eastAsia="Times New Roman" w:cs="Times New Roman"/>
+                <w:b/>
+                <w:bCs/>
+                <w:szCs w:val="28"/>
+                <w:lang w:val="en-UA" w:eastAsia="en-GB"/>
+              </w:rPr>
+            </w:pPr>
+            <w:r>
+              <w:rPr>
+                <w:rFonts w:eastAsia="Times New Roman" w:cs="Times New Roman"/>
+                <w:b/>
+                <w:bCs/>
+                <w:szCs w:val="28"/>
+                <w:lang w:val="en-UA" w:eastAsia="en-GB"/>
+              </w:rPr>
+              <w:t>Висновок для роботи</w:t>
+            </w:r>
+          </w:p>
+        </w:tc>
+      </w:tr>
+      <w:tr>
+        <w:tc>
+          <w:tcPr>
+            <w:tcW w:w="1838" w:type="dxa"/>
+            <w:vAlign w:val="center"/>
+            <w:hideMark/>
+          </w:tcPr>
+          <w:p>
+            <w:pPr>
+              <w:ind w:firstLine="0"/>
+              <w:jc w:val="left"/>
+              <w:rPr>
+                <w:rFonts w:eastAsia="Times New Roman" w:cs="Times New Roman"/>
+                <w:szCs w:val="28"/>
+                <w:lang w:val="en-UA" w:eastAsia="en-GB"/>
+              </w:rPr>
+            </w:pPr>
+            <w:r>
+              <w:rPr>
+                <w:rFonts w:eastAsia="Times New Roman" w:cs="Times New Roman"/>
+                <w:szCs w:val="28"/>
+                <w:lang w:val="en-UA" w:eastAsia="en-GB"/>
+              </w:rPr>
+              <w:t>multiprocessing</w:t>
+            </w:r>
+          </w:p>
+        </w:tc>
+        <w:tc>
+          <w:tcPr>
+            <w:tcW w:w="1985" w:type="dxa"/>
+            <w:vAlign w:val="center"/>
+            <w:hideMark/>
+          </w:tcPr>
+          <w:p>
+            <w:pPr>
+              <w:ind w:firstLine="0"/>
+              <w:jc w:val="left"/>
+              <w:rPr>
+                <w:rFonts w:eastAsia="Times New Roman" w:cs="Times New Roman"/>
+                <w:szCs w:val="28"/>
+                <w:lang w:val="en-UA" w:eastAsia="en-GB"/>
+              </w:rPr>
+            </w:pPr>
+            <w:r>
+              <w:rPr>
+                <w:rFonts w:eastAsia="Times New Roman" w:cs="Times New Roman"/>
+                <w:szCs w:val="28"/>
+                <w:lang w:val="en-UA" w:eastAsia="en-GB"/>
+              </w:rPr>
+              <w:t>Паралелізм на основі окремих процесів</w:t>
+            </w:r>
+          </w:p>
+        </w:tc>
+        <w:tc>
+          <w:tcPr>
+            <w:tcW w:w="2409" w:type="dxa"/>
+            <w:vAlign w:val="center"/>
+            <w:hideMark/>
+          </w:tcPr>
+          <w:p>
+            <w:pPr>
+              <w:ind w:firstLine="0"/>
+              <w:jc w:val="left"/>
+              <w:rPr>
+                <w:rFonts w:eastAsia="Times New Roman" w:cs="Times New Roman"/>
+                <w:szCs w:val="28"/>
+                <w:lang w:val="en-UA" w:eastAsia="en-GB"/>
+              </w:rPr>
+            </w:pPr>
+            <w:r>
+              <w:rPr>
+                <w:rFonts w:eastAsia="Times New Roman" w:cs="Times New Roman"/>
+                <w:szCs w:val="28"/>
+                <w:lang w:val="en-UA" w:eastAsia="en-GB"/>
+              </w:rPr>
+              <w:t>Використання кількох ядер, Pool, придатність для CPU-bound задач</w:t>
+            </w:r>
+          </w:p>
+        </w:tc>
+        <w:tc>
+          <w:tcPr>
+            <w:tcW w:w="1985" w:type="dxa"/>
+            <w:vAlign w:val="center"/>
+            <w:hideMark/>
+          </w:tcPr>
+          <w:p>
+            <w:pPr>
+              <w:ind w:firstLine="0"/>
+              <w:jc w:val="left"/>
+              <w:rPr>
+                <w:rFonts w:eastAsia="Times New Roman" w:cs="Times New Roman"/>
+                <w:szCs w:val="28"/>
+                <w:lang w:val="en-UA" w:eastAsia="en-GB"/>
+              </w:rPr>
+            </w:pPr>
+            <w:r>
+              <w:rPr>
+                <w:rFonts w:eastAsia="Times New Roman" w:cs="Times New Roman"/>
+                <w:szCs w:val="28"/>
+                <w:lang w:val="en-UA" w:eastAsia="en-GB"/>
+              </w:rPr>
+              <w:t>Вищі накладні витрати на запуск і синхронізацію</w:t>
+            </w:r>
+          </w:p>
+        </w:tc>
+        <w:tc>
+          <w:tcPr>
+            <w:tcW w:w="1399" w:type="dxa"/>
+            <w:vAlign w:val="center"/>
+            <w:hideMark/>
+          </w:tcPr>
+          <w:p>
+            <w:pPr>
+              <w:ind w:firstLine="0"/>
+              <w:jc w:val="left"/>
+              <w:rPr>
+                <w:rFonts w:eastAsia="Times New Roman" w:cs="Times New Roman"/>
+                <w:szCs w:val="28"/>
+                <w:lang w:val="en-UA" w:eastAsia="en-GB"/>
+              </w:rPr>
+            </w:pPr>
+            <w:r>
+              <w:rPr>
+                <w:rFonts w:eastAsia="Times New Roman" w:cs="Times New Roman"/>
+                <w:szCs w:val="28"/>
+                <w:lang w:val="en-UA" w:eastAsia="en-GB"/>
+              </w:rPr>
+              <w:t>Основний інструмент реалізації</w:t>
+            </w:r>
+          </w:p>
+        </w:tc>
+      </w:tr>
+      <w:tr>
+        <w:tc>
+          <w:tcPr>
+            <w:tcW w:w="1838" w:type="dxa"/>
+            <w:vAlign w:val="center"/>
+            <w:hideMark/>
+          </w:tcPr>
+          <w:p>
+            <w:pPr>
+              <w:ind w:firstLine="0"/>
+              <w:jc w:val="left"/>
+              <w:rPr>
+                <w:rFonts w:eastAsia="Times New Roman" w:cs="Times New Roman"/>
+                <w:szCs w:val="28"/>
+                <w:lang w:val="en-UA" w:eastAsia="en-GB"/>
+              </w:rPr>
+            </w:pPr>
+            <w:r>
+              <w:rPr>
+                <w:rFonts w:eastAsia="Times New Roman" w:cs="Times New Roman"/>
+                <w:szCs w:val="28"/>
+                <w:lang w:val="en-UA" w:eastAsia="en-GB"/>
+              </w:rPr>
+              <w:t>multiprocessing.shared_memory</w:t>
+            </w:r>
+          </w:p>
+        </w:tc>
+        <w:tc>
+          <w:tcPr>
+            <w:tcW w:w="1985" w:type="dxa"/>
+            <w:vAlign w:val="center"/>
+            <w:hideMark/>
+          </w:tcPr>
+          <w:p>
+            <w:pPr>
+              <w:ind w:firstLine="0"/>
+              <w:jc w:val="left"/>
+              <w:rPr>
+                <w:rFonts w:eastAsia="Times New Roman" w:cs="Times New Roman"/>
+                <w:szCs w:val="28"/>
+                <w:lang w:val="en-UA" w:eastAsia="en-GB"/>
+              </w:rPr>
+            </w:pPr>
+            <w:r>
+              <w:rPr>
+                <w:rFonts w:eastAsia="Times New Roman" w:cs="Times New Roman"/>
+                <w:szCs w:val="28"/>
+                <w:lang w:val="en-UA" w:eastAsia="en-GB"/>
+              </w:rPr>
+              <w:t>Спільний буфер пам’яті між процесами</w:t>
+            </w:r>
+          </w:p>
+        </w:tc>
+        <w:tc>
+          <w:tcPr>
+            <w:tcW w:w="2409" w:type="dxa"/>
+            <w:vAlign w:val="center"/>
+            <w:hideMark/>
+          </w:tcPr>
+          <w:p>
+            <w:pPr>
+              <w:ind w:firstLine="0"/>
+              <w:jc w:val="left"/>
+              <w:rPr>
+                <w:rFonts w:eastAsia="Times New Roman" w:cs="Times New Roman"/>
+                <w:szCs w:val="28"/>
+                <w:lang w:val="en-UA" w:eastAsia="en-GB"/>
+              </w:rPr>
+            </w:pPr>
+            <w:r>
+              <w:rPr>
+                <w:rFonts w:eastAsia="Times New Roman" w:cs="Times New Roman"/>
+                <w:szCs w:val="28"/>
+                <w:lang w:val="en-UA" w:eastAsia="en-GB"/>
+              </w:rPr>
+              <w:t>Менше копіювань даних, прямий доступ до масиву</w:t>
+            </w:r>
+          </w:p>
+        </w:tc>
+        <w:tc>
+          <w:tcPr>
+            <w:tcW w:w="1985" w:type="dxa"/>
+            <w:vAlign w:val="center"/>
+            <w:hideMark/>
+          </w:tcPr>
+          <w:p>
+            <w:pPr>
+              <w:ind w:firstLine="0"/>
+              <w:jc w:val="left"/>
+              <w:rPr>
+                <w:rFonts w:eastAsia="Times New Roman" w:cs="Times New Roman"/>
+                <w:szCs w:val="28"/>
+                <w:lang w:val="en-UA" w:eastAsia="en-GB"/>
+              </w:rPr>
+            </w:pPr>
+            <w:r>
+              <w:rPr>
+                <w:rFonts w:eastAsia="Times New Roman" w:cs="Times New Roman"/>
+                <w:szCs w:val="28"/>
+                <w:lang w:val="en-UA" w:eastAsia="en-GB"/>
+              </w:rPr>
+              <w:t xml:space="preserve">Потребує акуратного керування </w:t>
+            </w:r>
+            <w:r>
+              <w:rPr>
+                <w:rFonts w:eastAsia="Times New Roman" w:cs="Times New Roman"/>
+                <w:szCs w:val="28"/>
+                <w:lang w:val="en-UA" w:eastAsia="en-GB"/>
+              </w:rPr>
+              <w:lastRenderedPageBreak/>
+              <w:t>життєвим циклом пам’яті</w:t>
+            </w:r>
+          </w:p>
+        </w:tc>
+        <w:tc>
+          <w:tcPr>
+            <w:tcW w:w="1399" w:type="dxa"/>
+            <w:vAlign w:val="center"/>
+            <w:hideMark/>
+          </w:tcPr>
+          <w:p>
+            <w:pPr>
+              <w:ind w:firstLine="0"/>
+              <w:jc w:val="left"/>
+              <w:rPr>
+                <w:rFonts w:eastAsia="Times New Roman" w:cs="Times New Roman"/>
+                <w:szCs w:val="28"/>
+                <w:lang w:val="en-UA" w:eastAsia="en-GB"/>
+              </w:rPr>
+            </w:pPr>
+            <w:r>
+              <w:rPr>
+                <w:rFonts w:eastAsia="Times New Roman" w:cs="Times New Roman"/>
+                <w:szCs w:val="28"/>
+                <w:lang w:val="en-UA" w:eastAsia="en-GB"/>
+              </w:rPr>
+              <w:lastRenderedPageBreak/>
+              <w:t xml:space="preserve">Ключовий допоміжний механізм </w:t>
+            </w:r>
+            <w:r>
+              <w:rPr>
+                <w:rFonts w:eastAsia="Times New Roman" w:cs="Times New Roman"/>
+                <w:szCs w:val="28"/>
+                <w:lang w:val="en-UA" w:eastAsia="en-GB"/>
+              </w:rPr>
+              <w:lastRenderedPageBreak/>
+              <w:t>поточної реалізації</w:t>
+            </w:r>
+          </w:p>
+        </w:tc>
+      </w:tr>
+      <w:tr>
+        <w:tc>
+          <w:tcPr>
+            <w:tcW w:w="1838" w:type="dxa"/>
+            <w:vAlign w:val="center"/>
+            <w:hideMark/>
+          </w:tcPr>
+          <w:p>
+            <w:pPr>
+              <w:ind w:firstLine="0"/>
+              <w:jc w:val="left"/>
+              <w:rPr>
+                <w:rFonts w:eastAsia="Times New Roman" w:cs="Times New Roman"/>
+                <w:szCs w:val="28"/>
+                <w:lang w:val="en-UA" w:eastAsia="en-GB"/>
+              </w:rPr>
+            </w:pPr>
+            <w:r>
+              <w:rPr>
+                <w:rFonts w:eastAsia="Times New Roman" w:cs="Times New Roman"/>
+                <w:szCs w:val="28"/>
+                <w:lang w:val="en-UA" w:eastAsia="en-GB"/>
+              </w:rPr>
+              <w:lastRenderedPageBreak/>
+              <w:t>threading</w:t>
+            </w:r>
+          </w:p>
+        </w:tc>
+        <w:tc>
+          <w:tcPr>
+            <w:tcW w:w="1985" w:type="dxa"/>
+            <w:vAlign w:val="center"/>
+            <w:hideMark/>
+          </w:tcPr>
+          <w:p>
+            <w:pPr>
+              <w:ind w:firstLine="0"/>
+              <w:jc w:val="left"/>
+              <w:rPr>
+                <w:rFonts w:eastAsia="Times New Roman" w:cs="Times New Roman"/>
+                <w:szCs w:val="28"/>
+                <w:lang w:val="en-UA" w:eastAsia="en-GB"/>
+              </w:rPr>
+            </w:pPr>
+            <w:r>
+              <w:rPr>
+                <w:rFonts w:eastAsia="Times New Roman" w:cs="Times New Roman"/>
+                <w:szCs w:val="28"/>
+                <w:lang w:val="en-UA" w:eastAsia="en-GB"/>
+              </w:rPr>
+              <w:t>Паралельна організація потоків у межах одного процесу</w:t>
+            </w:r>
+          </w:p>
+        </w:tc>
+        <w:tc>
+          <w:tcPr>
+            <w:tcW w:w="2409" w:type="dxa"/>
+            <w:vAlign w:val="center"/>
+            <w:hideMark/>
+          </w:tcPr>
+          <w:p>
+            <w:pPr>
+              <w:ind w:firstLine="0"/>
+              <w:jc w:val="left"/>
+              <w:rPr>
+                <w:rFonts w:eastAsia="Times New Roman" w:cs="Times New Roman"/>
+                <w:szCs w:val="28"/>
+                <w:lang w:val="en-UA" w:eastAsia="en-GB"/>
+              </w:rPr>
+            </w:pPr>
+            <w:r>
+              <w:rPr>
+                <w:rFonts w:eastAsia="Times New Roman" w:cs="Times New Roman"/>
+                <w:szCs w:val="28"/>
+                <w:lang w:val="en-UA" w:eastAsia="en-GB"/>
+              </w:rPr>
+              <w:t>Простота запуску, спільна пам’ять</w:t>
+            </w:r>
+          </w:p>
+        </w:tc>
+        <w:tc>
+          <w:tcPr>
+            <w:tcW w:w="1985" w:type="dxa"/>
+            <w:vAlign w:val="center"/>
+            <w:hideMark/>
+          </w:tcPr>
+          <w:p>
+            <w:pPr>
+              <w:ind w:firstLine="0"/>
+              <w:jc w:val="left"/>
+              <w:rPr>
+                <w:rFonts w:eastAsia="Times New Roman" w:cs="Times New Roman"/>
+                <w:szCs w:val="28"/>
+                <w:lang w:val="en-UA" w:eastAsia="en-GB"/>
+              </w:rPr>
+            </w:pPr>
+            <w:r>
+              <w:rPr>
+                <w:rFonts w:eastAsia="Times New Roman" w:cs="Times New Roman"/>
+                <w:szCs w:val="28"/>
+                <w:lang w:val="en-UA" w:eastAsia="en-GB"/>
+              </w:rPr>
+              <w:t>Обмеження GIL для CPU-bound задач</w:t>
+            </w:r>
+          </w:p>
+        </w:tc>
+        <w:tc>
+          <w:tcPr>
+            <w:tcW w:w="1399" w:type="dxa"/>
+            <w:vAlign w:val="center"/>
+            <w:hideMark/>
+          </w:tcPr>
+          <w:p>
+            <w:pPr>
+              <w:ind w:firstLine="0"/>
+              <w:jc w:val="left"/>
+              <w:rPr>
+                <w:rFonts w:eastAsia="Times New Roman" w:cs="Times New Roman"/>
+                <w:szCs w:val="28"/>
+                <w:lang w:val="en-UA" w:eastAsia="en-GB"/>
+              </w:rPr>
+            </w:pPr>
+            <w:r>
+              <w:rPr>
+                <w:rFonts w:eastAsia="Times New Roman" w:cs="Times New Roman"/>
+                <w:szCs w:val="28"/>
+                <w:lang w:val="en-UA" w:eastAsia="en-GB"/>
+              </w:rPr>
+              <w:t>Не обрано як базовий механізм</w:t>
+            </w:r>
+          </w:p>
+        </w:tc>
+      </w:tr>
+      <w:tr>
+        <w:tc>
+          <w:tcPr>
+            <w:tcW w:w="1838" w:type="dxa"/>
+            <w:vAlign w:val="center"/>
+            <w:hideMark/>
+          </w:tcPr>
+          <w:p>
+            <w:pPr>
+              <w:ind w:firstLine="0"/>
+              <w:jc w:val="left"/>
+              <w:rPr>
+                <w:rFonts w:eastAsia="Times New Roman" w:cs="Times New Roman"/>
+                <w:szCs w:val="28"/>
+                <w:lang w:val="en-UA" w:eastAsia="en-GB"/>
+              </w:rPr>
+            </w:pPr>
+            <w:r>
+              <w:rPr>
+                <w:rFonts w:eastAsia="Times New Roman" w:cs="Times New Roman"/>
+                <w:szCs w:val="28"/>
+                <w:lang w:val="en-UA" w:eastAsia="en-GB"/>
+              </w:rPr>
+              <w:t>concurrent.futures</w:t>
+            </w:r>
+          </w:p>
+        </w:tc>
+        <w:tc>
+          <w:tcPr>
+            <w:tcW w:w="1985" w:type="dxa"/>
+            <w:vAlign w:val="center"/>
+            <w:hideMark/>
+          </w:tcPr>
+          <w:p>
+            <w:pPr>
+              <w:ind w:firstLine="0"/>
+              <w:jc w:val="left"/>
+              <w:rPr>
+                <w:rFonts w:eastAsia="Times New Roman" w:cs="Times New Roman"/>
+                <w:szCs w:val="28"/>
+                <w:lang w:val="en-UA" w:eastAsia="en-GB"/>
+              </w:rPr>
+            </w:pPr>
+            <w:r>
+              <w:rPr>
+                <w:rFonts w:eastAsia="Times New Roman" w:cs="Times New Roman"/>
+                <w:szCs w:val="28"/>
+                <w:lang w:val="en-UA" w:eastAsia="en-GB"/>
+              </w:rPr>
+              <w:t>Високорівневий інтерфейс до пулів потоків і процесів</w:t>
+            </w:r>
+          </w:p>
+        </w:tc>
+        <w:tc>
+          <w:tcPr>
+            <w:tcW w:w="2409" w:type="dxa"/>
+            <w:vAlign w:val="center"/>
+            <w:hideMark/>
+          </w:tcPr>
+          <w:p>
+            <w:pPr>
+              <w:ind w:firstLine="0"/>
+              <w:jc w:val="left"/>
+              <w:rPr>
+                <w:rFonts w:eastAsia="Times New Roman" w:cs="Times New Roman"/>
+                <w:szCs w:val="28"/>
+                <w:lang w:val="en-UA" w:eastAsia="en-GB"/>
+              </w:rPr>
+            </w:pPr>
+            <w:r>
+              <w:rPr>
+                <w:rFonts w:eastAsia="Times New Roman" w:cs="Times New Roman"/>
+                <w:szCs w:val="28"/>
+                <w:lang w:val="en-UA" w:eastAsia="en-GB"/>
+              </w:rPr>
+              <w:t>Простий API, зручне подання задач</w:t>
+            </w:r>
+          </w:p>
+        </w:tc>
+        <w:tc>
+          <w:tcPr>
+            <w:tcW w:w="1985" w:type="dxa"/>
+            <w:vAlign w:val="center"/>
+            <w:hideMark/>
+          </w:tcPr>
+          <w:p>
+            <w:pPr>
+              <w:ind w:firstLine="0"/>
+              <w:jc w:val="left"/>
+              <w:rPr>
+                <w:rFonts w:eastAsia="Times New Roman" w:cs="Times New Roman"/>
+                <w:szCs w:val="28"/>
+                <w:lang w:val="en-UA" w:eastAsia="en-GB"/>
+              </w:rPr>
+            </w:pPr>
+            <w:r>
+              <w:rPr>
+                <w:rFonts w:eastAsia="Times New Roman" w:cs="Times New Roman"/>
+                <w:szCs w:val="28"/>
+                <w:lang w:val="en-UA" w:eastAsia="en-GB"/>
+              </w:rPr>
+              <w:t>Менше контролю над низькорівневою організацією обчислень</w:t>
+            </w:r>
+          </w:p>
+        </w:tc>
+        <w:tc>
+          <w:tcPr>
+            <w:tcW w:w="1399" w:type="dxa"/>
+            <w:vAlign w:val="center"/>
+            <w:hideMark/>
+          </w:tcPr>
+          <w:p>
+            <w:pPr>
+              <w:ind w:firstLine="0"/>
+              <w:jc w:val="left"/>
+              <w:rPr>
+                <w:rFonts w:eastAsia="Times New Roman" w:cs="Times New Roman"/>
+                <w:szCs w:val="28"/>
+                <w:lang w:val="en-UA" w:eastAsia="en-GB"/>
+              </w:rPr>
+            </w:pPr>
+            <w:r>
+              <w:rPr>
+                <w:rFonts w:eastAsia="Times New Roman" w:cs="Times New Roman"/>
+                <w:szCs w:val="28"/>
+                <w:lang w:val="en-UA" w:eastAsia="en-GB"/>
+              </w:rPr>
+              <w:t>Розглянуто як альтернативу</w:t>
+            </w:r>
+          </w:p>
+        </w:tc>
+      </w:tr>
+    </w:tbl>
+    <w:p>
+      <w:pPr>
+        <w:spacing w:line="240" w:lineRule="auto"/>
+        <w:ind w:firstLine="0"/>
+        <w:jc w:val="left"/>
+        <w:rPr>
+          <w:rFonts w:eastAsia="Times New Roman" w:cs="Times New Roman"/>
+          <w:sz w:val="24"/>
+          <w:szCs w:val="24"/>
+          <w:lang w:val="en-UA" w:eastAsia="en-GB"/>
+        </w:rPr>
+      </w:pPr>
+    </w:p>
+    <w:p>
+      <w:pPr>
+        <w:ind w:firstLine="708"/>
+        <w:rPr>
+          <w:rFonts w:eastAsia="Arial Unicode MS" w:cs="Times New Roman"/>
+          <w:bCs/>
+          <w:color w:val="000000"/>
+          <w:szCs w:val="28"/>
+          <w:u w:color="000000"/>
+          <w:bdr w:val="nil"/>
+          <w:lang w:val="uk-UA" w:eastAsia="ru-RU"/>
+        </w:rPr>
+      </w:pPr>
+    </w:p>
+    <w:p>
+      <w:pPr>
+        <w:pStyle w:val="Heading2"/>
+        <w:rPr>
+          <w:lang w:val="uk-UA"/>
+        </w:rPr>
+      </w:pPr>
+      <w:r>
+        <w:rPr>
+          <w:lang w:val="uk-UA"/>
+        </w:rPr>
+        <w:t>3</w:t>
+      </w:r>
+      <w:r>
+        <w:t>.</w:t>
+      </w:r>
+      <w:r>
+        <w:rPr>
+          <w:lang w:val="uk-UA"/>
+        </w:rPr>
+        <w:t>3</w:t>
+      </w:r>
+      <w:r>
+        <w:t xml:space="preserve"> </w:t>
+      </w:r>
+      <w:r>
+        <w:rPr>
+          <w:lang w:val="uk-UA"/>
+        </w:rPr>
+        <w:t>Обґрунтування вибору для цієї задачі</w:t>
+      </w:r>
+    </w:p>
+    <w:p>
+      <w:pPr>
+        <w:rPr>
+          <w:lang w:val="uk-UA"/>
+        </w:rPr>
+      </w:pPr>
+      <w:r>
+        <w:rPr>
+          <w:lang w:val="uk-UA"/>
+        </w:rPr>
+        <w:t xml:space="preserve">Алгоритм </w:t>
+      </w:r>
+      <w:proofErr w:type="spellStart"/>
+      <w:r>
+        <w:rPr>
+          <w:lang w:val="uk-UA"/>
+        </w:rPr>
+        <w:t>бітонічного</w:t>
+      </w:r>
+      <w:proofErr w:type="spellEnd"/>
+      <w:r>
+        <w:rPr>
+          <w:lang w:val="uk-UA"/>
+        </w:rPr>
+        <w:t xml:space="preserve"> сортування має регулярну структуру, у якій значна частина операцій може виконуватися незалежно. Разом з тим між окремими етапами обчислень потрібне узгодження, щоб зберігалася правильна послідовність перетворень даних. Отже, для цієї задачі потрібен інструмент, який дозволяє використовувати кілька </w:t>
+      </w:r>
+      <w:proofErr w:type="spellStart"/>
+      <w:r>
+        <w:rPr>
+          <w:lang w:val="uk-UA"/>
+        </w:rPr>
+        <w:t>ядер</w:t>
+      </w:r>
+      <w:proofErr w:type="spellEnd"/>
+      <w:r>
+        <w:rPr>
+          <w:lang w:val="uk-UA"/>
+        </w:rPr>
+        <w:t xml:space="preserve"> процесора, ділити роботу на </w:t>
+      </w:r>
+      <w:proofErr w:type="spellStart"/>
+      <w:r>
+        <w:rPr>
+          <w:lang w:val="uk-UA"/>
+        </w:rPr>
+        <w:t>підзадачі</w:t>
+      </w:r>
+      <w:proofErr w:type="spellEnd"/>
+      <w:r>
+        <w:rPr>
+          <w:lang w:val="uk-UA"/>
+        </w:rPr>
+        <w:t xml:space="preserve"> та підтримувати контрольований обмін даними між виконавцями.</w:t>
+      </w:r>
+    </w:p>
+    <w:p>
+      <w:pPr>
+        <w:rPr>
+          <w:lang w:val="uk-UA"/>
+        </w:rPr>
+      </w:pPr>
+      <w:r>
+        <w:rPr>
+          <w:lang w:val="uk-UA"/>
+        </w:rPr>
+        <w:t xml:space="preserve">Саме цим вимогам найкраще відповідає зв’язка </w:t>
+      </w:r>
+      <w:proofErr w:type="spellStart"/>
+      <w:r>
+        <w:rPr>
+          <w:lang w:val="uk-UA"/>
+        </w:rPr>
+        <w:t>multiprocessing</w:t>
+      </w:r>
+      <w:proofErr w:type="spellEnd"/>
+      <w:r>
+        <w:rPr>
+          <w:lang w:val="uk-UA"/>
+        </w:rPr>
+        <w:t xml:space="preserve"> + </w:t>
+      </w:r>
+      <w:proofErr w:type="spellStart"/>
+      <w:r>
+        <w:rPr>
+          <w:lang w:val="uk-UA"/>
+        </w:rPr>
+        <w:t>multiprocessing.shared_memory</w:t>
+      </w:r>
+      <w:proofErr w:type="spellEnd"/>
+      <w:r>
+        <w:rPr>
+          <w:lang w:val="uk-UA"/>
+        </w:rPr>
+        <w:t xml:space="preserve">. Вона поєднує справжній процесний паралелізм із можливістю організувати спільний доступ до даних без переходу до зовнішніх платформ або спеціалізованих </w:t>
+      </w:r>
+      <w:proofErr w:type="spellStart"/>
+      <w:r>
+        <w:rPr>
+          <w:lang w:val="uk-UA"/>
+        </w:rPr>
+        <w:t>фреймворків</w:t>
+      </w:r>
+      <w:proofErr w:type="spellEnd"/>
+      <w:r>
+        <w:rPr>
+          <w:lang w:val="uk-UA"/>
+        </w:rPr>
+        <w:t xml:space="preserve">. </w:t>
+      </w:r>
+      <w:r>
+        <w:rPr>
+          <w:lang w:val="uk-UA"/>
+        </w:rPr>
+        <w:t>Ц</w:t>
+      </w:r>
+      <w:r>
+        <w:rPr>
+          <w:lang w:val="uk-UA"/>
+        </w:rPr>
+        <w:t xml:space="preserve">е є важливою перевагою, оскільки обрані засоби входять до стандартної бібліотеки </w:t>
+      </w:r>
+      <w:proofErr w:type="spellStart"/>
+      <w:r>
+        <w:rPr>
+          <w:lang w:val="uk-UA"/>
+        </w:rPr>
+        <w:t>Python</w:t>
+      </w:r>
+      <w:proofErr w:type="spellEnd"/>
+      <w:r>
+        <w:rPr>
+          <w:lang w:val="uk-UA"/>
+        </w:rPr>
+        <w:t>, добре документовані та достатні для побудови й дослідження паралельного алгоритму на багатоядерному CPU.</w:t>
+      </w:r>
+    </w:p>
+    <w:p>
+      <w:pPr>
+        <w:rPr>
+          <w:lang w:val="uk-UA"/>
+        </w:rPr>
+      </w:pPr>
+      <w:r>
+        <w:rPr>
+          <w:lang w:val="uk-UA"/>
+        </w:rPr>
+        <w:lastRenderedPageBreak/>
+        <w:t xml:space="preserve">Отже, для даної курсової роботи вибір </w:t>
+      </w:r>
+      <w:proofErr w:type="spellStart"/>
+      <w:r>
+        <w:rPr>
+          <w:lang w:val="uk-UA"/>
+        </w:rPr>
+        <w:t>Python</w:t>
+      </w:r>
+      <w:proofErr w:type="spellEnd"/>
+      <w:r>
+        <w:rPr>
+          <w:lang w:val="uk-UA"/>
+        </w:rPr>
+        <w:t xml:space="preserve"> як мови реалізації, </w:t>
+      </w:r>
+      <w:proofErr w:type="spellStart"/>
+      <w:r>
+        <w:rPr>
+          <w:lang w:val="uk-UA"/>
+        </w:rPr>
+        <w:t>multiprocessing</w:t>
+      </w:r>
+      <w:proofErr w:type="spellEnd"/>
+      <w:r>
+        <w:rPr>
+          <w:lang w:val="uk-UA"/>
+        </w:rPr>
+        <w:t xml:space="preserve"> як основного механізму паралелізації та </w:t>
+      </w:r>
+      <w:proofErr w:type="spellStart"/>
+      <w:r>
+        <w:rPr>
+          <w:lang w:val="uk-UA"/>
+        </w:rPr>
+        <w:t>multiprocessing.shared_memory</w:t>
+      </w:r>
+      <w:proofErr w:type="spellEnd"/>
+      <w:r>
+        <w:rPr>
+          <w:lang w:val="uk-UA"/>
+        </w:rPr>
+        <w:t xml:space="preserve"> як засобу спільного доступу до даних є обґрунтованим. Модулі </w:t>
+      </w:r>
+      <w:proofErr w:type="spellStart"/>
+      <w:r>
+        <w:rPr>
+          <w:lang w:val="uk-UA"/>
+        </w:rPr>
+        <w:t>threading</w:t>
+      </w:r>
+      <w:proofErr w:type="spellEnd"/>
+      <w:r>
+        <w:rPr>
+          <w:lang w:val="uk-UA"/>
+        </w:rPr>
+        <w:t xml:space="preserve"> і </w:t>
+      </w:r>
+      <w:proofErr w:type="spellStart"/>
+      <w:r>
+        <w:rPr>
+          <w:lang w:val="uk-UA"/>
+        </w:rPr>
+        <w:t>concurrent.futures</w:t>
+      </w:r>
+      <w:proofErr w:type="spellEnd"/>
+      <w:r>
+        <w:rPr>
+          <w:lang w:val="uk-UA"/>
+        </w:rPr>
+        <w:t xml:space="preserve"> розглядаються як корисні альтернативи, однак для CPU-</w:t>
+      </w:r>
+      <w:proofErr w:type="spellStart"/>
+      <w:r>
+        <w:rPr>
+          <w:lang w:val="uk-UA"/>
+        </w:rPr>
+        <w:t>bound</w:t>
+      </w:r>
+      <w:proofErr w:type="spellEnd"/>
+      <w:r>
+        <w:rPr>
+          <w:lang w:val="uk-UA"/>
+        </w:rPr>
+        <w:t xml:space="preserve"> сортування великих масивів вони або поступаються за практичною придатністю, або менш точно відповідають вимогам задачі.</w:t>
+      </w:r>
+    </w:p>
+    <w:p>
+      <w:pPr>
+        <w:rPr>
+          <w:lang w:val="uk-UA"/>
+        </w:rPr>
+      </w:pPr>
+    </w:p>
+    <w:p>
+      <w:pPr>
+        <w:ind w:firstLine="708"/>
+        <w:rPr>
+          <w:rFonts w:eastAsia="Arial Unicode MS" w:cs="Times New Roman"/>
+          <w:bCs/>
+          <w:color w:val="000000"/>
+          <w:szCs w:val="28"/>
+          <w:u w:color="000000"/>
+          <w:bdr w:val="nil"/>
+          <w:lang w:val="uk-UA" w:eastAsia="ru-RU"/>
+        </w:rPr>
+      </w:pPr>
+    </w:p>
+    <w:p>
+      <w:pPr>
+        <w:ind w:firstLine="708"/>
+        <w:rPr>
+          <w:rFonts w:eastAsia="Arial Unicode MS" w:cs="Times New Roman"/>
+          <w:bCs/>
+          <w:color w:val="000000"/>
+          <w:szCs w:val="28"/>
+          <w:u w:color="000000"/>
+          <w:bdr w:val="nil"/>
+          <w:lang w:val="uk-UA" w:eastAsia="ru-RU"/>
+        </w:rPr>
+      </w:pPr>
+      <w:r>
+        <w:rPr>
+          <w:rFonts w:eastAsia="Arial Unicode MS" w:cs="Times New Roman"/>
+          <w:bCs/>
+          <w:color w:val="000000"/>
+          <w:szCs w:val="28"/>
+          <w:u w:color="000000"/>
+          <w:bdr w:val="nil"/>
+          <w:lang w:val="uk-UA" w:eastAsia="ru-RU"/>
+        </w:rPr>
+        <w:br w:type="page"/>
+      </w:r>
+    </w:p>
+    <w:p>
+      <w:pPr>
         <w:pStyle w:val="Heading1"/>
         <w:spacing w:before="0"/>
         <w:rPr>
@@ -18312,7 +20275,146 @@
           <w:lang w:val="uk-UA" w:eastAsia="ru-RU"/>
         </w:rPr>
       </w:pPr>
-      <w:bookmarkStart w:id="17" w:name="_Toc224694571"/>
+      <w:bookmarkStart w:id="19" w:name="_Toc224694570"/>
+      <w:r>
+        <w:rPr>
+          <w:rFonts w:eastAsia="Arial Unicode MS" w:cs="Times New Roman"/>
+          <w:bCs/>
+          <w:color w:val="000000"/>
+          <w:szCs w:val="28"/>
+          <w:u w:color="000000"/>
+          <w:bdr w:val="nil"/>
+          <w:lang w:val="uk-UA" w:eastAsia="ru-RU"/>
+        </w:rPr>
+        <w:lastRenderedPageBreak/>
+        <w:t>4</w:t>
+      </w:r>
+      <w:r>
+        <w:rPr>
+          <w:rFonts w:eastAsia="Arial Unicode MS" w:cs="Times New Roman"/>
+          <w:bCs/>
+          <w:color w:val="000000"/>
+          <w:szCs w:val="28"/>
+          <w:u w:color="000000"/>
+          <w:bdr w:val="nil"/>
+          <w:lang w:val="uk-UA" w:eastAsia="ru-RU"/>
+        </w:rPr>
+        <w:t xml:space="preserve"> </w:t>
+      </w:r>
+      <w:r>
+        <w:rPr>
+          <w:rFonts w:eastAsia="Arial Unicode MS" w:cs="Times New Roman"/>
+          <w:bCs/>
+          <w:color w:val="000000"/>
+          <w:szCs w:val="28"/>
+          <w:u w:color="000000"/>
+          <w:bdr w:val="nil"/>
+          <w:lang w:val="uk-UA" w:eastAsia="ru-RU"/>
+        </w:rPr>
+        <w:t xml:space="preserve">РОЗРОБКА </w:t>
+      </w:r>
+      <w:r>
+        <w:rPr>
+          <w:rFonts w:eastAsia="Arial Unicode MS" w:cs="Times New Roman"/>
+          <w:bCs/>
+          <w:color w:val="000000"/>
+          <w:szCs w:val="28"/>
+          <w:u w:color="000000"/>
+          <w:bdr w:val="nil"/>
+          <w:lang w:val="uk-UA" w:eastAsia="ru-RU"/>
+        </w:rPr>
+        <w:t xml:space="preserve">ПАРАЛЕЛЬНОГО АЛГОРИТМУ </w:t>
+      </w:r>
+      <w:r>
+        <w:rPr>
+          <w:rFonts w:eastAsia="Arial Unicode MS" w:cs="Times New Roman"/>
+          <w:bCs/>
+          <w:color w:val="000000"/>
+          <w:szCs w:val="28"/>
+          <w:u w:color="000000"/>
+          <w:bdr w:val="nil"/>
+          <w:lang w:val="uk-UA" w:eastAsia="ru-RU"/>
+        </w:rPr>
+        <w:t>З ВИКОРИСТАННЯМ ОБРАНОГО ПРОГРАМНОГО ЗАБЕЗПЕЧЕННЯ: ПРО</w:t>
+      </w:r>
+      <w:r>
+        <w:rPr>
+          <w:rFonts w:eastAsia="Arial Unicode MS" w:cs="Times New Roman"/>
+          <w:b w:val="0"/>
+          <w:bCs/>
+          <w:color w:val="000000"/>
+          <w:szCs w:val="28"/>
+          <w:u w:color="000000"/>
+          <w:bdr w:val="nil"/>
+          <w:lang w:val="uk-UA" w:eastAsia="ru-RU"/>
+        </w:rPr>
+        <w:t>Є</w:t>
+      </w:r>
+      <w:r>
+        <w:rPr>
+          <w:rFonts w:eastAsia="Arial Unicode MS" w:cs="Times New Roman"/>
+          <w:bCs/>
+          <w:color w:val="000000"/>
+          <w:szCs w:val="28"/>
+          <w:u w:color="000000"/>
+          <w:bdr w:val="nil"/>
+          <w:lang w:val="uk-UA" w:eastAsia="ru-RU"/>
+        </w:rPr>
+        <w:t>КТУВАННЯ, РЕАЛІЗАЦІЯ, ТЕСТУВАННЯ</w:t>
+      </w:r>
+      <w:bookmarkEnd w:id="19"/>
+    </w:p>
+    <w:p>
+      <w:pPr>
+        <w:rPr>
+          <w:rFonts w:cs="Times New Roman"/>
+          <w:lang w:val="uk-UA" w:eastAsia="ru-RU"/>
+        </w:rPr>
+      </w:pPr>
+    </w:p>
+    <w:p>
+      <w:pPr>
+        <w:rPr>
+          <w:rFonts w:eastAsia="Arial Unicode MS" w:cs="Times New Roman"/>
+          <w:b/>
+          <w:bCs/>
+          <w:color w:val="000000"/>
+          <w:szCs w:val="28"/>
+          <w:u w:color="000000"/>
+          <w:bdr w:val="nil"/>
+          <w:lang w:val="uk-UA" w:eastAsia="ru-RU"/>
+        </w:rPr>
+      </w:pPr>
+      <w:r>
+        <w:rPr>
+          <w:rFonts w:eastAsia="Arial Unicode MS" w:cs="Times New Roman"/>
+          <w:b/>
+          <w:bCs/>
+          <w:color w:val="000000"/>
+          <w:szCs w:val="28"/>
+          <w:u w:color="000000"/>
+          <w:bdr w:val="nil"/>
+          <w:lang w:val="uk-UA" w:eastAsia="ru-RU"/>
+        </w:rPr>
+        <w:br w:type="page"/>
+      </w:r>
+    </w:p>
+    <w:p>
+      <w:pPr>
+        <w:pStyle w:val="Heading1"/>
+        <w:spacing w:before="0"/>
+        <w:rPr>
+          <w:rFonts w:eastAsia="Arial Unicode MS" w:cs="Times New Roman"/>
+          <w:b w:val="0"/>
+          <w:bCs/>
+          <w:color w:val="000000"/>
+          <w:szCs w:val="28"/>
+          <w:u w:color="000000"/>
+          <w:bdr w:val="nil"/>
+          <w:lang w:val="uk-UA" w:eastAsia="ru-RU"/>
+        </w:rPr>
+      </w:pPr>
+      <w:bookmarkStart w:id="20" w:name="_Toc224694571"/>
       <w:r>
         <w:rPr>
           <w:rFonts w:eastAsia="Arial Unicode MS" w:cs="Times New Roman"/>
@@ -18350,7 +20452,7 @@
         </w:rPr>
         <w:t>ДОСЛІДЖЕННЯ ЕФЕКТИВНОСТІ ПАРАЛЕЛЬНИХ ОБЧИСЛЕНЬ АЛГОРИТМУ</w:t>
       </w:r>
-      <w:bookmarkEnd w:id="17"/>
+      <w:bookmarkEnd w:id="20"/>
     </w:p>
     <w:p>
       <w:pPr>
@@ -19147,7 +21249,7 @@
           <w:lang w:val="uk-UA" w:eastAsia="ru-RU"/>
         </w:rPr>
       </w:pPr>
-      <w:bookmarkStart w:id="18" w:name="_Toc224694572"/>
+      <w:bookmarkStart w:id="21" w:name="_Toc224694572"/>
       <w:r>
         <w:rPr>
           <w:rFonts w:eastAsia="Arial Unicode MS" w:cs="Times New Roman"/>
@@ -19173,7 +21275,7 @@
         </w:rPr>
         <w:t>ВКИ</w:t>
       </w:r>
-      <w:bookmarkEnd w:id="18"/>
+      <w:bookmarkEnd w:id="21"/>
     </w:p>
     <w:p>
       <w:pPr>
@@ -19225,7 +21327,7 @@
           <w:lang w:val="uk-UA" w:eastAsia="ru-RU"/>
         </w:rPr>
       </w:pPr>
-      <w:bookmarkStart w:id="19" w:name="_Toc224694573"/>
+      <w:bookmarkStart w:id="22" w:name="_Toc224694573"/>
       <w:r>
         <w:rPr>
           <w:rFonts w:eastAsia="Arial Unicode MS"/>
@@ -19248,7 +21350,7 @@
         </w:rPr>
         <w:t xml:space="preserve"> ДЖЕРЕЛ</w:t>
       </w:r>
-      <w:bookmarkEnd w:id="19"/>
+      <w:bookmarkEnd w:id="22"/>
     </w:p>
     <w:p>
       <w:pPr>
@@ -19484,7 +21586,7 @@
           <w:lang w:val="uk-UA" w:eastAsia="ru-RU"/>
         </w:rPr>
       </w:pPr>
-      <w:bookmarkStart w:id="20" w:name="_Toc224694574"/>
+      <w:bookmarkStart w:id="23" w:name="_Toc224694574"/>
       <w:r>
         <w:rPr>
           <w:rFonts w:eastAsia="Arial Unicode MS" w:cs="Times New Roman"/>
@@ -19498,7 +21600,7 @@
         <w:lastRenderedPageBreak/>
         <w:t>ДОДАТКИ</w:t>
       </w:r>
-      <w:bookmarkEnd w:id="20"/>
+      <w:bookmarkEnd w:id="23"/>
     </w:p>
     <w:p>
       <w:pPr>
@@ -19515,7 +21617,7 @@
           <w:lang w:val="uk-UA" w:eastAsia="ru-RU"/>
         </w:rPr>
       </w:pPr>
-      <w:bookmarkStart w:id="21" w:name="_Toc224694575"/>
+      <w:bookmarkStart w:id="24" w:name="_Toc224694575"/>
       <w:r>
         <w:rPr>
           <w:rFonts w:eastAsia="Arial Unicode MS" w:cs="Times New Roman"/>
@@ -19568,7 +21670,7 @@
         </w:rPr>
         <w:t>ва додатку</w:t>
       </w:r>
-      <w:bookmarkEnd w:id="21"/>
+      <w:bookmarkEnd w:id="24"/>
     </w:p>
     <w:p>
       <w:pPr>
@@ -19612,7 +21714,7 @@
           <w:lang w:val="uk-UA" w:eastAsia="ru-RU"/>
         </w:rPr>
       </w:pPr>
-      <w:bookmarkStart w:id="22" w:name="_Toc224694576"/>
+      <w:bookmarkStart w:id="25" w:name="_Toc224694576"/>
       <w:r>
         <w:rPr>
           <w:rFonts w:eastAsia="Arial Unicode MS" w:cs="Times New Roman"/>
@@ -19638,7 +21740,7 @@
         </w:rPr>
         <w:t>Назва додатку</w:t>
       </w:r>
-      <w:bookmarkEnd w:id="22"/>
+      <w:bookmarkEnd w:id="25"/>
     </w:p>
     <w:p>
       <w:pPr>
@@ -19682,7 +21784,7 @@
           <w:lang w:val="uk-UA" w:eastAsia="ru-RU"/>
         </w:rPr>
       </w:pPr>
-      <w:bookmarkStart w:id="23" w:name="_Toc224694577"/>
+      <w:bookmarkStart w:id="26" w:name="_Toc224694577"/>
       <w:r>
         <w:rPr>
           <w:rFonts w:eastAsia="Arial Unicode MS" w:cs="Times New Roman"/>
@@ -19708,7 +21810,7 @@
         </w:rPr>
         <w:t>Назва додатку</w:t>
       </w:r>
-      <w:bookmarkEnd w:id="23"/>
+      <w:bookmarkEnd w:id="26"/>
     </w:p>
     <w:p>
       <w:pPr>
